--- a/NUEVO FISERV/CheckElegibility/Análisis Bajo Nivel - CheckElegibility.docx
+++ b/NUEVO FISERV/CheckElegibility/Análisis Bajo Nivel - CheckElegibility.docx
@@ -8,14 +8,16 @@
         <w:bidi w:val="0"/>
         <w:ind w:hanging="0" w:start="0" w:end="0"/>
         <w:jc w:val="center"/>
-        <w:rPr/>
+        <w:rPr>
+          <w:color w:val="0066CC"/>
+        </w:rPr>
       </w:pPr>
       <w:r>
         <w:rPr>
           <w:rFonts w:ascii="Calibri" w:hAnsi="Calibri"/>
           <w:b/>
           <w:bCs/>
-          <w:color w:val="3465A4"/>
+          <w:color w:val="0066CC"/>
           <w:sz w:val="26"/>
           <w:szCs w:val="26"/>
         </w:rPr>
@@ -66,55 +68,7 @@
           <w:szCs w:val="20"/>
           <w:shd w:fill="FFFFFE" w:val="clear"/>
         </w:rPr>
-        <w:t>Bajo la intención de realizar l</w:t>
-      </w:r>
-      <w:r>
-        <w:rPr>
-          <w:rFonts w:ascii="Calibri" w:hAnsi="Calibri"/>
-          <w:b w:val="false"/>
-          <w:bCs w:val="false"/>
-          <w:color w:val="000000"/>
-          <w:sz w:val="20"/>
-          <w:szCs w:val="20"/>
-          <w:shd w:fill="FFFFFE" w:val="clear"/>
-        </w:rPr>
-        <w:t>as respectivas validaciones para ver si la</w:t>
-      </w:r>
-      <w:r>
-        <w:rPr>
-          <w:rFonts w:ascii="Calibri" w:hAnsi="Calibri"/>
-          <w:b w:val="false"/>
-          <w:bCs w:val="false"/>
-          <w:color w:val="000000"/>
-          <w:sz w:val="20"/>
-          <w:szCs w:val="20"/>
-          <w:shd w:fill="FFFFFE" w:val="clear"/>
-        </w:rPr>
-        <w:t xml:space="preserve"> tarjeta </w:t>
-      </w:r>
-      <w:r>
-        <w:rPr>
-          <w:rFonts w:ascii="Calibri" w:hAnsi="Calibri"/>
-          <w:b w:val="false"/>
-          <w:bCs w:val="false"/>
-          <w:color w:val="000000"/>
-          <w:sz w:val="20"/>
-          <w:szCs w:val="20"/>
-          <w:shd w:fill="FFFFFE" w:val="clear"/>
-        </w:rPr>
-        <w:t xml:space="preserve">que el cliente esta intentando dar de alta es o no es elegible para aprovisionar, esto </w:t>
-      </w:r>
-      <w:r>
-        <w:rPr>
-          <w:rFonts w:ascii="Calibri" w:hAnsi="Calibri"/>
-          <w:b w:val="false"/>
-          <w:bCs w:val="false"/>
-          <w:color w:val="000000"/>
-          <w:sz w:val="20"/>
-          <w:szCs w:val="20"/>
-          <w:shd w:fill="FFFFFE" w:val="clear"/>
-        </w:rPr>
-        <w:t xml:space="preserve">para el uso de billeteras como (Apple Pay, Google Wallet etc), con esquemas internacionales como </w:t>
+        <w:t xml:space="preserve">Bajo la intención de realizar las respectivas validaciones para ver si la tarjeta que el cliente esta intentando dar de alta es o no es elegible para aprovisionar, esto para el uso de billeteras como (Apple Pay, Google Wallet etc), con esquemas internacionales como </w:t>
       </w:r>
       <w:r>
         <w:rPr>
@@ -198,33 +152,7 @@
           <w:szCs w:val="20"/>
           <w:shd w:fill="FFFFFE" w:val="clear"/>
         </w:rPr>
-        <w:t xml:space="preserve">Para este caso el API </w:t>
-      </w:r>
-      <w:r>
-        <w:rPr>
-          <w:rStyle w:val="Strong"/>
-          <w:rFonts w:ascii="Calibri" w:hAnsi="Calibri"/>
-          <w:b w:val="false"/>
-          <w:bCs w:val="false"/>
-          <w:color w:val="000000"/>
-          <w:sz w:val="20"/>
-          <w:szCs w:val="20"/>
-          <w:shd w:fill="FFFFFE" w:val="clear"/>
-        </w:rPr>
-        <w:t>principal</w:t>
-      </w:r>
-      <w:r>
-        <w:rPr>
-          <w:rStyle w:val="Strong"/>
-          <w:rFonts w:ascii="Calibri" w:hAnsi="Calibri"/>
-          <w:b w:val="false"/>
-          <w:bCs w:val="false"/>
-          <w:color w:val="000000"/>
-          <w:sz w:val="20"/>
-          <w:szCs w:val="20"/>
-          <w:shd w:fill="FFFFFE" w:val="clear"/>
-        </w:rPr>
-        <w:t xml:space="preserve"> </w:t>
+        <w:t xml:space="preserve">Para este caso el API principal </w:t>
       </w:r>
       <w:r>
         <w:rPr>
@@ -619,33 +547,7 @@
           <w:szCs w:val="20"/>
           <w:shd w:fill="FFFFFE" w:val="clear"/>
         </w:rPr>
-        <w:t xml:space="preserve">, no es por completo funcional, ya que falta información relevante para poder para poder cumplir con </w:t>
-      </w:r>
-      <w:r>
-        <w:rPr>
-          <w:rStyle w:val="Strong"/>
-          <w:rFonts w:ascii="Calibri" w:hAnsi="Calibri"/>
-          <w:b w:val="false"/>
-          <w:bCs w:val="false"/>
-          <w:color w:val="000000"/>
-          <w:sz w:val="20"/>
-          <w:szCs w:val="20"/>
-          <w:shd w:fill="FFFFFE" w:val="clear"/>
-        </w:rPr>
-        <w:t>la información requerida</w:t>
-      </w:r>
-      <w:r>
-        <w:rPr>
-          <w:rStyle w:val="Strong"/>
-          <w:rFonts w:ascii="Calibri" w:hAnsi="Calibri"/>
-          <w:b w:val="false"/>
-          <w:bCs w:val="false"/>
-          <w:color w:val="000000"/>
-          <w:sz w:val="20"/>
-          <w:szCs w:val="20"/>
-          <w:shd w:fill="FFFFFE" w:val="clear"/>
-        </w:rPr>
-        <w:t xml:space="preserve"> para el consumo de </w:t>
+        <w:t xml:space="preserve">, no es por completo funcional, ya que falta información relevante para poder para poder cumplir con la información requerida para el consumo de </w:t>
       </w:r>
       <w:r>
         <w:rPr>
@@ -793,31 +695,7 @@
           <w:szCs w:val="22"/>
           <w:shd w:fill="FFFFFE" w:val="clear"/>
         </w:rPr>
-        <w:t xml:space="preserve">Información faltante </w:t>
-      </w:r>
-      <w:r>
-        <w:rPr>
-          <w:rFonts w:ascii="Calibri" w:hAnsi="Calibri"/>
-          <w:b/>
-          <w:bCs/>
-          <w:color w:val="0066CC"/>
-          <w:sz w:val="22"/>
-          <w:szCs w:val="22"/>
-          <w:shd w:fill="FFFFFE" w:val="clear"/>
-        </w:rPr>
-        <w:t>del campo encryptData</w:t>
-      </w:r>
-      <w:r>
-        <w:rPr>
-          <w:rFonts w:ascii="Calibri" w:hAnsi="Calibri"/>
-          <w:b/>
-          <w:bCs/>
-          <w:color w:val="0066CC"/>
-          <w:sz w:val="22"/>
-          <w:szCs w:val="22"/>
-          <w:shd w:fill="FFFFFE" w:val="clear"/>
-        </w:rPr>
-        <w:t>:</w:t>
+        <w:t>Información faltante del campo encryptData:</w:t>
       </w:r>
     </w:p>
     <w:p>
@@ -1015,7 +893,15 @@
         </w:rPr>
       </w:pPr>
       <w:r>
-        <w:rPr/>
+        <w:rPr>
+          <w:rFonts w:ascii="Calibri" w:hAnsi="Calibri"/>
+          <w:b w:val="false"/>
+          <w:bCs w:val="false"/>
+          <w:color w:val="000000"/>
+          <w:sz w:val="20"/>
+          <w:szCs w:val="20"/>
+          <w:shd w:fill="FFFFFE" w:val="clear"/>
+        </w:rPr>
       </w:r>
     </w:p>
     <w:p>
@@ -1051,31 +937,7 @@
           <w:szCs w:val="22"/>
           <w:shd w:fill="FFFFFE" w:val="clear"/>
         </w:rPr>
-        <w:t xml:space="preserve">Información faltante </w:t>
-      </w:r>
-      <w:r>
-        <w:rPr>
-          <w:rFonts w:ascii="Calibri" w:hAnsi="Calibri"/>
-          <w:b/>
-          <w:bCs/>
-          <w:color w:val="0066CC"/>
-          <w:sz w:val="22"/>
-          <w:szCs w:val="22"/>
-          <w:shd w:fill="FFFFFE" w:val="clear"/>
-        </w:rPr>
-        <w:t>del request</w:t>
-      </w:r>
-      <w:r>
-        <w:rPr>
-          <w:rFonts w:ascii="Calibri" w:hAnsi="Calibri"/>
-          <w:b/>
-          <w:bCs/>
-          <w:color w:val="0066CC"/>
-          <w:sz w:val="22"/>
-          <w:szCs w:val="22"/>
-          <w:shd w:fill="FFFFFE" w:val="clear"/>
-        </w:rPr>
-        <w:t>:</w:t>
+        <w:t>Información faltante del request:</w:t>
       </w:r>
     </w:p>
     <w:p>
@@ -1356,33 +1218,7 @@
           <w:szCs w:val="20"/>
           <w:shd w:fill="FFFFFE" w:val="clear"/>
         </w:rPr>
-        <w:t xml:space="preserve">Sin importar lo que contenga la respuesta de fiserv esta no deberá </w:t>
-      </w:r>
-      <w:r>
-        <w:rPr>
-          <w:rStyle w:val="Strong"/>
-          <w:rFonts w:ascii="Calibri" w:hAnsi="Calibri"/>
-          <w:b w:val="false"/>
-          <w:bCs w:val="false"/>
-          <w:color w:val="000000"/>
-          <w:sz w:val="20"/>
-          <w:szCs w:val="20"/>
-          <w:shd w:fill="FFFFFE" w:val="clear"/>
-        </w:rPr>
-        <w:t>retornar ningún código ya que por default será 00</w:t>
-      </w:r>
-      <w:r>
-        <w:rPr>
-          <w:rStyle w:val="Strong"/>
-          <w:rFonts w:ascii="Calibri" w:hAnsi="Calibri"/>
-          <w:b w:val="false"/>
-          <w:bCs w:val="false"/>
-          <w:color w:val="000000"/>
-          <w:sz w:val="20"/>
-          <w:szCs w:val="20"/>
-          <w:shd w:fill="FFFFFE" w:val="clear"/>
-        </w:rPr>
-        <w:t>.</w:t>
+        <w:t>Sin importar lo que contenga la respuesta de fiserv esta no deberá retornar ningún código ya que por default será 00.</w:t>
       </w:r>
     </w:p>
     <w:p>
@@ -1433,6 +1269,96 @@
         </w:rPr>
       </w:pPr>
       <w:r>
+        <w:rPr/>
+      </w:r>
+    </w:p>
+    <w:p>
+      <w:pPr>
+        <w:pStyle w:val="Normal"/>
+        <w:tabs>
+          <w:tab w:val="clear" w:pos="709"/>
+          <w:tab w:val="left" w:pos="0" w:leader="none"/>
+        </w:tabs>
+        <w:jc w:val="both"/>
+        <w:rPr>
+          <w:rStyle w:val="Strong"/>
+          <w:rFonts w:ascii="Calibri" w:hAnsi="Calibri"/>
+          <w:b w:val="false"/>
+          <w:bCs w:val="false"/>
+          <w:color w:val="000000"/>
+          <w:sz w:val="20"/>
+          <w:szCs w:val="20"/>
+          <w:shd w:fill="FFFFFE" w:val="clear"/>
+        </w:rPr>
+      </w:pPr>
+      <w:r>
+        <w:rPr/>
+      </w:r>
+    </w:p>
+    <w:p>
+      <w:pPr>
+        <w:pStyle w:val="Normal"/>
+        <w:ind w:hanging="0" w:start="0" w:end="0"/>
+        <w:jc w:val="center"/>
+        <w:rPr/>
+      </w:pPr>
+      <w:r>
+        <w:rPr>
+          <w:rStyle w:val="Strong"/>
+          <w:rFonts w:ascii="Calibri" w:hAnsi="Calibri"/>
+          <w:b/>
+          <w:bCs/>
+          <w:color w:val="0066CC"/>
+          <w:sz w:val="26"/>
+          <w:szCs w:val="26"/>
+        </w:rPr>
+        <w:t xml:space="preserve">EN </w:t>
+      </w:r>
+      <w:r>
+        <w:rPr>
+          <w:rStyle w:val="Strong"/>
+          <w:rFonts w:ascii="Calibri" w:hAnsi="Calibri"/>
+          <w:b/>
+          <w:bCs/>
+          <w:color w:val="0066CC"/>
+          <w:sz w:val="26"/>
+          <w:szCs w:val="26"/>
+        </w:rPr>
+        <w:t>RESUMEN</w:t>
+      </w:r>
+      <w:r>
+        <w:rPr>
+          <w:rStyle w:val="Strong"/>
+          <w:rFonts w:ascii="Calibri" w:hAnsi="Calibri"/>
+          <w:b/>
+          <w:bCs/>
+          <w:color w:val="3465A4"/>
+          <w:sz w:val="26"/>
+          <w:szCs w:val="26"/>
+        </w:rPr>
+        <w:t>:</w:t>
+      </w:r>
+    </w:p>
+    <w:p>
+      <w:pPr>
+        <w:pStyle w:val="Normal"/>
+        <w:tabs>
+          <w:tab w:val="clear" w:pos="709"/>
+          <w:tab w:val="left" w:pos="0" w:leader="none"/>
+        </w:tabs>
+        <w:jc w:val="both"/>
+        <w:rPr>
+          <w:rStyle w:val="Strong"/>
+          <w:rFonts w:ascii="Calibri" w:hAnsi="Calibri"/>
+          <w:b w:val="false"/>
+          <w:bCs w:val="false"/>
+          <w:color w:val="000000"/>
+          <w:sz w:val="20"/>
+          <w:szCs w:val="20"/>
+          <w:shd w:fill="FFFFFE" w:val="clear"/>
+        </w:rPr>
+      </w:pPr>
+      <w:r>
         <w:rPr>
           <w:rFonts w:ascii="Calibri" w:hAnsi="Calibri"/>
           <w:b w:val="false"/>
@@ -1477,7 +1403,52 @@
           <w:u w:val="none"/>
           <w:shd w:fill="FFFFFE" w:val="clear"/>
         </w:rPr>
-        <w:t>url para VISA:</w:t>
+        <w:t xml:space="preserve">Para el proceso de peticiones para </w:t>
+      </w:r>
+      <w:r>
+        <w:rPr>
+          <w:rFonts w:ascii="Calibri" w:hAnsi="Calibri"/>
+          <w:b/>
+          <w:bCs/>
+          <w:i w:val="false"/>
+          <w:iCs w:val="false"/>
+          <w:color w:val="0066CC"/>
+          <w:sz w:val="22"/>
+          <w:szCs w:val="22"/>
+          <w:u w:val="none"/>
+          <w:shd w:fill="FFFFFE" w:val="clear"/>
+        </w:rPr>
+        <w:t xml:space="preserve">VISA </w:t>
+      </w:r>
+      <w:r>
+        <w:rPr>
+          <w:rFonts w:ascii="Calibri" w:hAnsi="Calibri"/>
+          <w:b/>
+          <w:bCs/>
+          <w:i w:val="false"/>
+          <w:iCs w:val="false"/>
+          <w:color w:val="0066CC"/>
+          <w:sz w:val="22"/>
+          <w:szCs w:val="22"/>
+          <w:u w:val="none"/>
+          <w:shd w:fill="FFFFFE" w:val="clear"/>
+        </w:rPr>
+        <w:t>hacia fiserv se seguirá usando tanto el request proveniente de HST como la url actual</w:t>
+      </w:r>
+      <w:r>
+        <w:rPr>
+          <w:rFonts w:ascii="Calibri" w:hAnsi="Calibri"/>
+          <w:b/>
+          <w:bCs/>
+          <w:i w:val="false"/>
+          <w:iCs w:val="false"/>
+          <w:color w:val="0066CC"/>
+          <w:sz w:val="22"/>
+          <w:szCs w:val="22"/>
+          <w:u w:val="none"/>
+          <w:shd w:fill="FFFFFE" w:val="clear"/>
+        </w:rPr>
+        <w:t>:</w:t>
       </w:r>
     </w:p>
     <w:p>
@@ -1565,7 +1536,39 @@
           <w:u w:val="none"/>
           <w:shd w:fill="FFFFFE" w:val="clear"/>
         </w:rPr>
-        <w:t>url para MASTERCARD:</w:t>
+        <w:t xml:space="preserve">En cuanto a las peticiones que se manden a </w:t>
+      </w:r>
+      <w:r>
+        <w:rPr>
+          <w:rStyle w:val="Strong"/>
+          <w:rFonts w:ascii="Calibri" w:hAnsi="Calibri"/>
+          <w:b/>
+          <w:bCs/>
+          <w:i w:val="false"/>
+          <w:iCs w:val="false"/>
+          <w:color w:val="0066CC"/>
+          <w:sz w:val="22"/>
+          <w:szCs w:val="22"/>
+          <w:u w:val="none"/>
+          <w:shd w:fill="FFFFFE" w:val="clear"/>
+        </w:rPr>
+        <w:t xml:space="preserve">MASTERCARD, </w:t>
+      </w:r>
+      <w:r>
+        <w:rPr>
+          <w:rStyle w:val="Strong"/>
+          <w:rFonts w:ascii="Calibri" w:hAnsi="Calibri"/>
+          <w:b/>
+          <w:bCs/>
+          <w:i w:val="false"/>
+          <w:iCs w:val="false"/>
+          <w:color w:val="0066CC"/>
+          <w:sz w:val="22"/>
+          <w:szCs w:val="22"/>
+          <w:u w:val="none"/>
+          <w:shd w:fill="FFFFFE" w:val="clear"/>
+        </w:rPr>
+        <w:t xml:space="preserve">el resquet que manda actualmente HST no será funcional en su totalidad, ya que el request requerido para el consumo de la nueva url de fiserv:  </w:t>
       </w:r>
     </w:p>
     <w:p>
@@ -1574,21 +1577,89 @@
         <w:ind w:hanging="0" w:start="709" w:end="0"/>
         <w:rPr/>
       </w:pPr>
-      <w:r>
-        <w:rPr>
-          <w:rStyle w:val="Hyperlink"/>
+      <w:hyperlink r:id="rId3">
+        <w:r>
+          <w:rPr>
+            <w:rStyle w:val="Hyperlink"/>
+            <w:rFonts w:ascii="Calibri" w:hAnsi="Calibri"/>
+            <w:b/>
+            <w:bCs/>
+            <w:color w:val="000000"/>
+            <w:sz w:val="20"/>
+            <w:szCs w:val="20"/>
+            <w:shd w:fill="FFFFFE" w:val="clear"/>
+          </w:rPr>
+          <w:t>https://connect-cert.fiservapps.com/fv-gfs-apis-tsp-mc-ca/v1/card-tokenization/eligibility/evaluate</w:t>
+        </w:r>
+      </w:hyperlink>
+    </w:p>
+    <w:p>
+      <w:pPr>
+        <w:pStyle w:val="Normal"/>
+        <w:tabs>
+          <w:tab w:val="clear" w:pos="709"/>
+          <w:tab w:val="left" w:pos="0" w:leader="none"/>
+        </w:tabs>
+        <w:ind w:hanging="0" w:start="709" w:end="0"/>
+        <w:jc w:val="both"/>
+        <w:rPr>
+          <w:i w:val="false"/>
+          <w:i w:val="false"/>
+          <w:iCs w:val="false"/>
+          <w:u w:val="none"/>
+        </w:rPr>
+      </w:pPr>
+      <w:r>
+        <w:rPr>
+          <w:rStyle w:val="Strong"/>
           <w:rFonts w:ascii="Calibri" w:hAnsi="Calibri"/>
           <w:b/>
           <w:bCs/>
-          <w:color w:val="000000"/>
-          <w:sz w:val="20"/>
-          <w:szCs w:val="20"/>
-          <w:shd w:fill="FFFFFE" w:val="clear"/>
-        </w:rPr>
-        <w:t>https://connect-cert.fiservapps.com/fv-gfs-apis-tsp-mc-ca/v1/card-tokenization/eligibility/evaluate</w:t>
-      </w:r>
-      <w:r>
-        <w:br w:type="page"/>
+          <w:i w:val="false"/>
+          <w:iCs w:val="false"/>
+          <w:color w:val="0066CC"/>
+          <w:sz w:val="22"/>
+          <w:szCs w:val="22"/>
+          <w:u w:val="none"/>
+          <w:shd w:fill="FFFFFE" w:val="clear"/>
+        </w:rPr>
+        <w:t>requiere mayor información y conocer como se realizará el mapeo de los siguientes campos</w:t>
+      </w:r>
+      <w:r>
+        <w:rPr>
+          <w:rStyle w:val="Strong"/>
+          <w:rFonts w:ascii="Calibri" w:hAnsi="Calibri"/>
+          <w:b/>
+          <w:bCs/>
+          <w:i w:val="false"/>
+          <w:iCs w:val="false"/>
+          <w:color w:val="0066CC"/>
+          <w:sz w:val="22"/>
+          <w:szCs w:val="22"/>
+          <w:u w:val="none"/>
+          <w:shd w:fill="FFFFFE" w:val="clear"/>
+        </w:rPr>
+        <w:t>:</w:t>
+      </w:r>
+    </w:p>
+    <w:p>
+      <w:pPr>
+        <w:pStyle w:val="Normal"/>
+        <w:tabs>
+          <w:tab w:val="clear" w:pos="709"/>
+          <w:tab w:val="left" w:pos="0" w:leader="none"/>
+        </w:tabs>
+        <w:ind w:hanging="0" w:start="709" w:end="0"/>
+        <w:jc w:val="both"/>
+        <w:rPr>
+          <w:i w:val="false"/>
+          <w:i w:val="false"/>
+          <w:iCs w:val="false"/>
+          <w:u w:val="none"/>
+        </w:rPr>
+      </w:pPr>
+      <w:r>
+        <w:rPr/>
       </w:r>
     </w:p>
     <w:p>
@@ -1601,35 +1672,6 @@
         <w:ind w:hanging="0" w:start="709" w:end="0"/>
         <w:jc w:val="start"/>
         <w:rPr>
-          <w:rFonts w:ascii="Calibri" w:hAnsi="Calibri"/>
-          <w:b/>
-          <w:bCs/>
-          <w:color w:val="3465A4"/>
-          <w:sz w:val="22"/>
-          <w:szCs w:val="22"/>
-        </w:rPr>
-      </w:pPr>
-      <w:r>
-        <w:rPr>
-          <w:rFonts w:ascii="Calibri" w:hAnsi="Calibri"/>
-          <w:b/>
-          <w:bCs/>
-          <w:color w:val="3465A4"/>
-          <w:sz w:val="22"/>
-          <w:szCs w:val="22"/>
-        </w:rPr>
-      </w:r>
-    </w:p>
-    <w:p>
-      <w:pPr>
-        <w:pStyle w:val="BodyText"/>
-        <w:widowControl/>
-        <w:suppressAutoHyphens w:val="true"/>
-        <w:bidi w:val="0"/>
-        <w:spacing w:lineRule="exact" w:line="170" w:before="0" w:after="0"/>
-        <w:ind w:hanging="0" w:start="709" w:end="0"/>
-        <w:jc w:val="start"/>
-        <w:rPr>
           <w:rFonts w:ascii="Courier New" w:hAnsi="Courier New" w:eastAsia="NSimSun" w:cs="Arial"/>
           <w:b/>
           <w:bCs/>
@@ -1660,20 +1702,15 @@
         <w:ind w:hanging="0" w:start="0" w:end="0"/>
         <w:jc w:val="center"/>
         <w:rPr>
+          <w:color w:val="0066CC"/>
+        </w:rPr>
+      </w:pPr>
+      <w:r>
+        <w:rPr>
           <w:rFonts w:ascii="Calibri" w:hAnsi="Calibri"/>
           <w:b/>
           <w:bCs/>
-          <w:color w:val="3465A4"/>
-          <w:sz w:val="26"/>
-          <w:szCs w:val="26"/>
-        </w:rPr>
-      </w:pPr>
-      <w:r>
-        <w:rPr>
-          <w:rFonts w:ascii="Calibri" w:hAnsi="Calibri"/>
-          <w:b/>
-          <w:bCs/>
-          <w:color w:val="3465A4"/>
+          <w:color w:val="0066CC"/>
           <w:sz w:val="26"/>
           <w:szCs w:val="26"/>
         </w:rPr>
@@ -2691,20 +2728,15 @@
         <w:ind w:hanging="0" w:start="0" w:end="0"/>
         <w:jc w:val="center"/>
         <w:rPr>
+          <w:color w:val="0066CC"/>
+        </w:rPr>
+      </w:pPr>
+      <w:r>
+        <w:rPr>
           <w:rFonts w:ascii="Calibri" w:hAnsi="Calibri"/>
           <w:b/>
           <w:bCs/>
-          <w:color w:val="3465A4"/>
-          <w:sz w:val="26"/>
-          <w:szCs w:val="26"/>
-        </w:rPr>
-      </w:pPr>
-      <w:r>
-        <w:rPr>
-          <w:rFonts w:ascii="Calibri" w:hAnsi="Calibri"/>
-          <w:b/>
-          <w:bCs/>
-          <w:color w:val="3465A4"/>
+          <w:color w:val="0066CC"/>
           <w:sz w:val="26"/>
           <w:szCs w:val="26"/>
         </w:rPr>
@@ -2752,8 +2784,8 @@
       </w:tblPr>
       <w:tblGrid>
         <w:gridCol w:w="3055"/>
-        <w:gridCol w:w="3855"/>
-        <w:gridCol w:w="3062"/>
+        <w:gridCol w:w="3854"/>
+        <w:gridCol w:w="3063"/>
       </w:tblGrid>
       <w:tr>
         <w:trPr/>
@@ -2795,7 +2827,7 @@
         </w:tc>
         <w:tc>
           <w:tcPr>
-            <w:tcW w:w="3855" w:type="dxa"/>
+            <w:tcW w:w="3854" w:type="dxa"/>
             <w:tcBorders>
               <w:top w:val="single" w:sz="4" w:space="0" w:color="000000"/>
               <w:start w:val="single" w:sz="4" w:space="0" w:color="000000"/>
@@ -2831,7 +2863,7 @@
         </w:tc>
         <w:tc>
           <w:tcPr>
-            <w:tcW w:w="3062" w:type="dxa"/>
+            <w:tcW w:w="3063" w:type="dxa"/>
             <w:tcBorders>
               <w:top w:val="single" w:sz="4" w:space="0" w:color="000000"/>
               <w:start w:val="single" w:sz="4" w:space="0" w:color="000000"/>
@@ -2914,7 +2946,7 @@
         </w:tc>
         <w:tc>
           <w:tcPr>
-            <w:tcW w:w="3855" w:type="dxa"/>
+            <w:tcW w:w="3854" w:type="dxa"/>
             <w:tcBorders>
               <w:start w:val="single" w:sz="4" w:space="0" w:color="000000"/>
               <w:bottom w:val="single" w:sz="4" w:space="0" w:color="000000"/>
@@ -2957,7 +2989,7 @@
         </w:tc>
         <w:tc>
           <w:tcPr>
-            <w:tcW w:w="3062" w:type="dxa"/>
+            <w:tcW w:w="3063" w:type="dxa"/>
             <w:tcBorders>
               <w:start w:val="single" w:sz="4" w:space="0" w:color="000000"/>
               <w:bottom w:val="single" w:sz="4" w:space="0" w:color="000000"/>
@@ -3046,7 +3078,7 @@
         </w:tc>
         <w:tc>
           <w:tcPr>
-            <w:tcW w:w="3855" w:type="dxa"/>
+            <w:tcW w:w="3854" w:type="dxa"/>
             <w:tcBorders>
               <w:start w:val="single" w:sz="4" w:space="0" w:color="000000"/>
               <w:bottom w:val="single" w:sz="4" w:space="0" w:color="000000"/>
@@ -3089,7 +3121,7 @@
         </w:tc>
         <w:tc>
           <w:tcPr>
-            <w:tcW w:w="3062" w:type="dxa"/>
+            <w:tcW w:w="3063" w:type="dxa"/>
             <w:tcBorders>
               <w:start w:val="single" w:sz="4" w:space="0" w:color="000000"/>
               <w:bottom w:val="single" w:sz="4" w:space="0" w:color="000000"/>
@@ -3178,7 +3210,7 @@
         </w:tc>
         <w:tc>
           <w:tcPr>
-            <w:tcW w:w="3855" w:type="dxa"/>
+            <w:tcW w:w="3854" w:type="dxa"/>
             <w:tcBorders>
               <w:start w:val="single" w:sz="4" w:space="0" w:color="000000"/>
               <w:bottom w:val="single" w:sz="4" w:space="0" w:color="000000"/>
@@ -3221,7 +3253,7 @@
         </w:tc>
         <w:tc>
           <w:tcPr>
-            <w:tcW w:w="3062" w:type="dxa"/>
+            <w:tcW w:w="3063" w:type="dxa"/>
             <w:tcBorders>
               <w:start w:val="single" w:sz="4" w:space="0" w:color="000000"/>
               <w:bottom w:val="single" w:sz="4" w:space="0" w:color="000000"/>
@@ -3310,7 +3342,7 @@
         </w:tc>
         <w:tc>
           <w:tcPr>
-            <w:tcW w:w="3855" w:type="dxa"/>
+            <w:tcW w:w="3854" w:type="dxa"/>
             <w:tcBorders>
               <w:start w:val="single" w:sz="4" w:space="0" w:color="000000"/>
               <w:bottom w:val="single" w:sz="4" w:space="0" w:color="000000"/>
@@ -3353,7 +3385,7 @@
         </w:tc>
         <w:tc>
           <w:tcPr>
-            <w:tcW w:w="3062" w:type="dxa"/>
+            <w:tcW w:w="3063" w:type="dxa"/>
             <w:tcBorders>
               <w:start w:val="single" w:sz="4" w:space="0" w:color="000000"/>
               <w:bottom w:val="single" w:sz="4" w:space="0" w:color="000000"/>
@@ -3442,7 +3474,7 @@
         </w:tc>
         <w:tc>
           <w:tcPr>
-            <w:tcW w:w="3855" w:type="dxa"/>
+            <w:tcW w:w="3854" w:type="dxa"/>
             <w:tcBorders>
               <w:start w:val="single" w:sz="4" w:space="0" w:color="000000"/>
               <w:bottom w:val="single" w:sz="4" w:space="0" w:color="000000"/>
@@ -3485,7 +3517,7 @@
         </w:tc>
         <w:tc>
           <w:tcPr>
-            <w:tcW w:w="3062" w:type="dxa"/>
+            <w:tcW w:w="3063" w:type="dxa"/>
             <w:tcBorders>
               <w:start w:val="single" w:sz="4" w:space="0" w:color="000000"/>
               <w:bottom w:val="single" w:sz="4" w:space="0" w:color="000000"/>
@@ -3574,7 +3606,7 @@
         </w:tc>
         <w:tc>
           <w:tcPr>
-            <w:tcW w:w="3855" w:type="dxa"/>
+            <w:tcW w:w="3854" w:type="dxa"/>
             <w:tcBorders>
               <w:start w:val="single" w:sz="4" w:space="0" w:color="000000"/>
               <w:bottom w:val="single" w:sz="4" w:space="0" w:color="000000"/>
@@ -3617,7 +3649,7 @@
         </w:tc>
         <w:tc>
           <w:tcPr>
-            <w:tcW w:w="3062" w:type="dxa"/>
+            <w:tcW w:w="3063" w:type="dxa"/>
             <w:tcBorders>
               <w:start w:val="single" w:sz="4" w:space="0" w:color="000000"/>
               <w:bottom w:val="single" w:sz="4" w:space="0" w:color="000000"/>
@@ -3706,7 +3738,7 @@
         </w:tc>
         <w:tc>
           <w:tcPr>
-            <w:tcW w:w="3855" w:type="dxa"/>
+            <w:tcW w:w="3854" w:type="dxa"/>
             <w:tcBorders>
               <w:start w:val="single" w:sz="4" w:space="0" w:color="000000"/>
               <w:bottom w:val="single" w:sz="4" w:space="0" w:color="000000"/>
@@ -3749,7 +3781,7 @@
         </w:tc>
         <w:tc>
           <w:tcPr>
-            <w:tcW w:w="3062" w:type="dxa"/>
+            <w:tcW w:w="3063" w:type="dxa"/>
             <w:tcBorders>
               <w:start w:val="single" w:sz="4" w:space="0" w:color="000000"/>
               <w:bottom w:val="single" w:sz="4" w:space="0" w:color="000000"/>
@@ -3838,7 +3870,7 @@
         </w:tc>
         <w:tc>
           <w:tcPr>
-            <w:tcW w:w="3855" w:type="dxa"/>
+            <w:tcW w:w="3854" w:type="dxa"/>
             <w:tcBorders>
               <w:start w:val="single" w:sz="4" w:space="0" w:color="000000"/>
               <w:bottom w:val="single" w:sz="4" w:space="0" w:color="000000"/>
@@ -3881,7 +3913,7 @@
         </w:tc>
         <w:tc>
           <w:tcPr>
-            <w:tcW w:w="3062" w:type="dxa"/>
+            <w:tcW w:w="3063" w:type="dxa"/>
             <w:tcBorders>
               <w:start w:val="single" w:sz="4" w:space="0" w:color="000000"/>
               <w:bottom w:val="single" w:sz="4" w:space="0" w:color="000000"/>
@@ -3970,7 +4002,7 @@
         </w:tc>
         <w:tc>
           <w:tcPr>
-            <w:tcW w:w="3855" w:type="dxa"/>
+            <w:tcW w:w="3854" w:type="dxa"/>
             <w:tcBorders>
               <w:start w:val="single" w:sz="4" w:space="0" w:color="000000"/>
               <w:bottom w:val="single" w:sz="4" w:space="0" w:color="000000"/>
@@ -4013,7 +4045,7 @@
         </w:tc>
         <w:tc>
           <w:tcPr>
-            <w:tcW w:w="3062" w:type="dxa"/>
+            <w:tcW w:w="3063" w:type="dxa"/>
             <w:tcBorders>
               <w:start w:val="single" w:sz="4" w:space="0" w:color="000000"/>
               <w:bottom w:val="single" w:sz="4" w:space="0" w:color="000000"/>
@@ -4102,7 +4134,7 @@
         </w:tc>
         <w:tc>
           <w:tcPr>
-            <w:tcW w:w="3855" w:type="dxa"/>
+            <w:tcW w:w="3854" w:type="dxa"/>
             <w:tcBorders>
               <w:start w:val="single" w:sz="4" w:space="0" w:color="000000"/>
               <w:bottom w:val="single" w:sz="4" w:space="0" w:color="000000"/>
@@ -4141,7 +4173,7 @@
         </w:tc>
         <w:tc>
           <w:tcPr>
-            <w:tcW w:w="3062" w:type="dxa"/>
+            <w:tcW w:w="3063" w:type="dxa"/>
             <w:tcBorders>
               <w:start w:val="single" w:sz="4" w:space="0" w:color="000000"/>
               <w:bottom w:val="single" w:sz="4" w:space="0" w:color="000000"/>
@@ -4230,7 +4262,7 @@
         </w:tc>
         <w:tc>
           <w:tcPr>
-            <w:tcW w:w="3855" w:type="dxa"/>
+            <w:tcW w:w="3854" w:type="dxa"/>
             <w:tcBorders>
               <w:start w:val="single" w:sz="4" w:space="0" w:color="000000"/>
               <w:bottom w:val="single" w:sz="4" w:space="0" w:color="000000"/>
@@ -4273,7 +4305,7 @@
         </w:tc>
         <w:tc>
           <w:tcPr>
-            <w:tcW w:w="3062" w:type="dxa"/>
+            <w:tcW w:w="3063" w:type="dxa"/>
             <w:tcBorders>
               <w:start w:val="single" w:sz="4" w:space="0" w:color="000000"/>
               <w:bottom w:val="single" w:sz="4" w:space="0" w:color="000000"/>
@@ -4362,7 +4394,7 @@
         </w:tc>
         <w:tc>
           <w:tcPr>
-            <w:tcW w:w="3855" w:type="dxa"/>
+            <w:tcW w:w="3854" w:type="dxa"/>
             <w:tcBorders>
               <w:start w:val="single" w:sz="4" w:space="0" w:color="000000"/>
               <w:bottom w:val="single" w:sz="4" w:space="0" w:color="000000"/>
@@ -4405,7 +4437,7 @@
         </w:tc>
         <w:tc>
           <w:tcPr>
-            <w:tcW w:w="3062" w:type="dxa"/>
+            <w:tcW w:w="3063" w:type="dxa"/>
             <w:tcBorders>
               <w:start w:val="single" w:sz="4" w:space="0" w:color="000000"/>
               <w:bottom w:val="single" w:sz="4" w:space="0" w:color="000000"/>
@@ -4494,7 +4526,7 @@
         </w:tc>
         <w:tc>
           <w:tcPr>
-            <w:tcW w:w="3855" w:type="dxa"/>
+            <w:tcW w:w="3854" w:type="dxa"/>
             <w:tcBorders>
               <w:start w:val="single" w:sz="4" w:space="0" w:color="000000"/>
               <w:bottom w:val="single" w:sz="4" w:space="0" w:color="000000"/>
@@ -4537,7 +4569,7 @@
         </w:tc>
         <w:tc>
           <w:tcPr>
-            <w:tcW w:w="3062" w:type="dxa"/>
+            <w:tcW w:w="3063" w:type="dxa"/>
             <w:tcBorders>
               <w:start w:val="single" w:sz="4" w:space="0" w:color="000000"/>
               <w:bottom w:val="single" w:sz="4" w:space="0" w:color="000000"/>
@@ -4700,8 +4732,8 @@
       </w:tblPr>
       <w:tblGrid>
         <w:gridCol w:w="3055"/>
-        <w:gridCol w:w="3855"/>
-        <w:gridCol w:w="3062"/>
+        <w:gridCol w:w="3854"/>
+        <w:gridCol w:w="3063"/>
       </w:tblGrid>
       <w:tr>
         <w:trPr/>
@@ -4743,7 +4775,7 @@
         </w:tc>
         <w:tc>
           <w:tcPr>
-            <w:tcW w:w="3855" w:type="dxa"/>
+            <w:tcW w:w="3854" w:type="dxa"/>
             <w:tcBorders>
               <w:top w:val="single" w:sz="4" w:space="0" w:color="000000"/>
               <w:start w:val="single" w:sz="4" w:space="0" w:color="000000"/>
@@ -4779,7 +4811,7 @@
         </w:tc>
         <w:tc>
           <w:tcPr>
-            <w:tcW w:w="3062" w:type="dxa"/>
+            <w:tcW w:w="3063" w:type="dxa"/>
             <w:tcBorders>
               <w:top w:val="single" w:sz="4" w:space="0" w:color="000000"/>
               <w:start w:val="single" w:sz="4" w:space="0" w:color="000000"/>
@@ -4862,7 +4894,7 @@
         </w:tc>
         <w:tc>
           <w:tcPr>
-            <w:tcW w:w="3855" w:type="dxa"/>
+            <w:tcW w:w="3854" w:type="dxa"/>
             <w:tcBorders>
               <w:start w:val="single" w:sz="4" w:space="0" w:color="000000"/>
               <w:bottom w:val="single" w:sz="4" w:space="0" w:color="000000"/>
@@ -4905,7 +4937,7 @@
         </w:tc>
         <w:tc>
           <w:tcPr>
-            <w:tcW w:w="3062" w:type="dxa"/>
+            <w:tcW w:w="3063" w:type="dxa"/>
             <w:tcBorders>
               <w:start w:val="single" w:sz="4" w:space="0" w:color="000000"/>
               <w:bottom w:val="single" w:sz="4" w:space="0" w:color="000000"/>
@@ -4994,7 +5026,7 @@
         </w:tc>
         <w:tc>
           <w:tcPr>
-            <w:tcW w:w="3855" w:type="dxa"/>
+            <w:tcW w:w="3854" w:type="dxa"/>
             <w:tcBorders>
               <w:start w:val="single" w:sz="4" w:space="0" w:color="000000"/>
               <w:bottom w:val="single" w:sz="4" w:space="0" w:color="000000"/>
@@ -5037,7 +5069,7 @@
         </w:tc>
         <w:tc>
           <w:tcPr>
-            <w:tcW w:w="3062" w:type="dxa"/>
+            <w:tcW w:w="3063" w:type="dxa"/>
             <w:tcBorders>
               <w:start w:val="single" w:sz="4" w:space="0" w:color="000000"/>
               <w:bottom w:val="single" w:sz="4" w:space="0" w:color="000000"/>
@@ -5126,7 +5158,7 @@
         </w:tc>
         <w:tc>
           <w:tcPr>
-            <w:tcW w:w="3855" w:type="dxa"/>
+            <w:tcW w:w="3854" w:type="dxa"/>
             <w:tcBorders>
               <w:start w:val="single" w:sz="4" w:space="0" w:color="000000"/>
               <w:bottom w:val="single" w:sz="4" w:space="0" w:color="000000"/>
@@ -5169,7 +5201,7 @@
         </w:tc>
         <w:tc>
           <w:tcPr>
-            <w:tcW w:w="3062" w:type="dxa"/>
+            <w:tcW w:w="3063" w:type="dxa"/>
             <w:tcBorders>
               <w:start w:val="single" w:sz="4" w:space="0" w:color="000000"/>
               <w:bottom w:val="single" w:sz="4" w:space="0" w:color="000000"/>
@@ -5258,7 +5290,7 @@
         </w:tc>
         <w:tc>
           <w:tcPr>
-            <w:tcW w:w="3855" w:type="dxa"/>
+            <w:tcW w:w="3854" w:type="dxa"/>
             <w:tcBorders>
               <w:start w:val="single" w:sz="4" w:space="0" w:color="000000"/>
               <w:bottom w:val="single" w:sz="4" w:space="0" w:color="000000"/>
@@ -5301,7 +5333,7 @@
         </w:tc>
         <w:tc>
           <w:tcPr>
-            <w:tcW w:w="3062" w:type="dxa"/>
+            <w:tcW w:w="3063" w:type="dxa"/>
             <w:tcBorders>
               <w:start w:val="single" w:sz="4" w:space="0" w:color="000000"/>
               <w:bottom w:val="single" w:sz="4" w:space="0" w:color="000000"/>
@@ -5391,7 +5423,7 @@
         </w:tc>
         <w:tc>
           <w:tcPr>
-            <w:tcW w:w="3855" w:type="dxa"/>
+            <w:tcW w:w="3854" w:type="dxa"/>
             <w:tcBorders>
               <w:start w:val="single" w:sz="4" w:space="0" w:color="000000"/>
               <w:bottom w:val="single" w:sz="4" w:space="0" w:color="000000"/>
@@ -5434,7 +5466,7 @@
         </w:tc>
         <w:tc>
           <w:tcPr>
-            <w:tcW w:w="3062" w:type="dxa"/>
+            <w:tcW w:w="3063" w:type="dxa"/>
             <w:tcBorders>
               <w:start w:val="single" w:sz="4" w:space="0" w:color="000000"/>
               <w:bottom w:val="single" w:sz="4" w:space="0" w:color="000000"/>
@@ -5523,7 +5555,7 @@
         </w:tc>
         <w:tc>
           <w:tcPr>
-            <w:tcW w:w="3855" w:type="dxa"/>
+            <w:tcW w:w="3854" w:type="dxa"/>
             <w:tcBorders>
               <w:start w:val="single" w:sz="4" w:space="0" w:color="000000"/>
               <w:bottom w:val="single" w:sz="4" w:space="0" w:color="000000"/>
@@ -5566,7 +5598,7 @@
         </w:tc>
         <w:tc>
           <w:tcPr>
-            <w:tcW w:w="3062" w:type="dxa"/>
+            <w:tcW w:w="3063" w:type="dxa"/>
             <w:tcBorders>
               <w:start w:val="single" w:sz="4" w:space="0" w:color="000000"/>
               <w:bottom w:val="single" w:sz="4" w:space="0" w:color="000000"/>
@@ -5655,7 +5687,7 @@
         </w:tc>
         <w:tc>
           <w:tcPr>
-            <w:tcW w:w="3855" w:type="dxa"/>
+            <w:tcW w:w="3854" w:type="dxa"/>
             <w:tcBorders>
               <w:start w:val="single" w:sz="4" w:space="0" w:color="000000"/>
               <w:bottom w:val="single" w:sz="4" w:space="0" w:color="000000"/>
@@ -5732,7 +5764,7 @@
         </w:tc>
         <w:tc>
           <w:tcPr>
-            <w:tcW w:w="3062" w:type="dxa"/>
+            <w:tcW w:w="3063" w:type="dxa"/>
             <w:tcBorders>
               <w:start w:val="single" w:sz="4" w:space="0" w:color="000000"/>
               <w:bottom w:val="single" w:sz="4" w:space="0" w:color="000000"/>
@@ -5821,7 +5853,7 @@
         </w:tc>
         <w:tc>
           <w:tcPr>
-            <w:tcW w:w="3855" w:type="dxa"/>
+            <w:tcW w:w="3854" w:type="dxa"/>
             <w:tcBorders>
               <w:start w:val="single" w:sz="4" w:space="0" w:color="000000"/>
               <w:bottom w:val="single" w:sz="4" w:space="0" w:color="000000"/>
@@ -5932,7 +5964,7 @@
         </w:tc>
         <w:tc>
           <w:tcPr>
-            <w:tcW w:w="3062" w:type="dxa"/>
+            <w:tcW w:w="3063" w:type="dxa"/>
             <w:tcBorders>
               <w:start w:val="single" w:sz="4" w:space="0" w:color="000000"/>
               <w:bottom w:val="single" w:sz="4" w:space="0" w:color="000000"/>
@@ -6021,7 +6053,7 @@
         </w:tc>
         <w:tc>
           <w:tcPr>
-            <w:tcW w:w="3855" w:type="dxa"/>
+            <w:tcW w:w="3854" w:type="dxa"/>
             <w:tcBorders>
               <w:start w:val="single" w:sz="4" w:space="0" w:color="000000"/>
               <w:bottom w:val="single" w:sz="4" w:space="0" w:color="000000"/>
@@ -6064,7 +6096,7 @@
         </w:tc>
         <w:tc>
           <w:tcPr>
-            <w:tcW w:w="3062" w:type="dxa"/>
+            <w:tcW w:w="3063" w:type="dxa"/>
             <w:tcBorders>
               <w:start w:val="single" w:sz="4" w:space="0" w:color="000000"/>
               <w:bottom w:val="single" w:sz="4" w:space="0" w:color="000000"/>
@@ -6154,7 +6186,7 @@
         </w:tc>
         <w:tc>
           <w:tcPr>
-            <w:tcW w:w="3855" w:type="dxa"/>
+            <w:tcW w:w="3854" w:type="dxa"/>
             <w:tcBorders>
               <w:start w:val="single" w:sz="4" w:space="0" w:color="000000"/>
               <w:bottom w:val="single" w:sz="4" w:space="0" w:color="000000"/>
@@ -6197,7 +6229,7 @@
         </w:tc>
         <w:tc>
           <w:tcPr>
-            <w:tcW w:w="3062" w:type="dxa"/>
+            <w:tcW w:w="3063" w:type="dxa"/>
             <w:tcBorders>
               <w:start w:val="single" w:sz="4" w:space="0" w:color="000000"/>
               <w:bottom w:val="single" w:sz="4" w:space="0" w:color="000000"/>
@@ -6287,7 +6319,7 @@
         </w:tc>
         <w:tc>
           <w:tcPr>
-            <w:tcW w:w="3855" w:type="dxa"/>
+            <w:tcW w:w="3854" w:type="dxa"/>
             <w:tcBorders>
               <w:start w:val="single" w:sz="4" w:space="0" w:color="000000"/>
               <w:bottom w:val="single" w:sz="4" w:space="0" w:color="000000"/>
@@ -6330,7 +6362,7 @@
         </w:tc>
         <w:tc>
           <w:tcPr>
-            <w:tcW w:w="3062" w:type="dxa"/>
+            <w:tcW w:w="3063" w:type="dxa"/>
             <w:tcBorders>
               <w:start w:val="single" w:sz="4" w:space="0" w:color="000000"/>
               <w:bottom w:val="single" w:sz="4" w:space="0" w:color="000000"/>
@@ -6420,7 +6452,7 @@
         </w:tc>
         <w:tc>
           <w:tcPr>
-            <w:tcW w:w="3855" w:type="dxa"/>
+            <w:tcW w:w="3854" w:type="dxa"/>
             <w:tcBorders>
               <w:start w:val="single" w:sz="4" w:space="0" w:color="000000"/>
               <w:bottom w:val="single" w:sz="4" w:space="0" w:color="000000"/>
@@ -6633,7 +6665,7 @@
         </w:tc>
         <w:tc>
           <w:tcPr>
-            <w:tcW w:w="3062" w:type="dxa"/>
+            <w:tcW w:w="3063" w:type="dxa"/>
             <w:tcBorders>
               <w:start w:val="single" w:sz="4" w:space="0" w:color="000000"/>
               <w:bottom w:val="single" w:sz="4" w:space="0" w:color="000000"/>
@@ -6722,7 +6754,7 @@
         </w:tc>
         <w:tc>
           <w:tcPr>
-            <w:tcW w:w="3855" w:type="dxa"/>
+            <w:tcW w:w="3854" w:type="dxa"/>
             <w:tcBorders>
               <w:start w:val="single" w:sz="4" w:space="0" w:color="000000"/>
               <w:bottom w:val="single" w:sz="4" w:space="0" w:color="000000"/>
@@ -6765,7 +6797,7 @@
         </w:tc>
         <w:tc>
           <w:tcPr>
-            <w:tcW w:w="3062" w:type="dxa"/>
+            <w:tcW w:w="3063" w:type="dxa"/>
             <w:tcBorders>
               <w:start w:val="single" w:sz="4" w:space="0" w:color="000000"/>
               <w:bottom w:val="single" w:sz="4" w:space="0" w:color="000000"/>
@@ -7138,7 +7170,7 @@
     <w:pPr>
       <w:widowControl/>
       <w:suppressAutoHyphens w:val="true"/>
-      <w:overflowPunct w:val="true"/>
+      <w:overflowPunct w:val="false"/>
       <w:bidi w:val="0"/>
       <w:spacing w:before="0" w:after="0"/>
       <w:jc w:val="start"/>

--- a/NUEVO FISERV/CheckElegibility/Análisis Bajo Nivel - CheckElegibility.docx
+++ b/NUEVO FISERV/CheckElegibility/Análisis Bajo Nivel - CheckElegibility.docx
@@ -937,7 +937,31 @@
           <w:szCs w:val="22"/>
           <w:shd w:fill="FFFFFE" w:val="clear"/>
         </w:rPr>
-        <w:t>Información faltante del request:</w:t>
+        <w:t xml:space="preserve">Información faltante del </w:t>
+      </w:r>
+      <w:r>
+        <w:rPr>
+          <w:rFonts w:ascii="Calibri" w:hAnsi="Calibri"/>
+          <w:b/>
+          <w:bCs/>
+          <w:color w:val="0066CC"/>
+          <w:sz w:val="22"/>
+          <w:szCs w:val="22"/>
+          <w:shd w:fill="FFFFFE" w:val="clear"/>
+        </w:rPr>
+        <w:t>resto del</w:t>
+      </w:r>
+      <w:r>
+        <w:rPr>
+          <w:rFonts w:ascii="Calibri" w:hAnsi="Calibri"/>
+          <w:b/>
+          <w:bCs/>
+          <w:color w:val="0066CC"/>
+          <w:sz w:val="22"/>
+          <w:szCs w:val="22"/>
+          <w:shd w:fill="FFFFFE" w:val="clear"/>
+        </w:rPr>
+        <w:t xml:space="preserve"> request:</w:t>
       </w:r>
     </w:p>
     <w:p>
@@ -1218,7 +1242,59 @@
           <w:szCs w:val="20"/>
           <w:shd w:fill="FFFFFE" w:val="clear"/>
         </w:rPr>
-        <w:t>Sin importar lo que contenga la respuesta de fiserv esta no deberá retornar ningún código ya que por default será 00.</w:t>
+        <w:t xml:space="preserve">Siempre que la información data de la tarjeta enviada a fiserv sea consistente y el flujo sea </w:t>
+      </w:r>
+      <w:r>
+        <w:rPr>
+          <w:rStyle w:val="Strong"/>
+          <w:rFonts w:ascii="Calibri" w:hAnsi="Calibri"/>
+          <w:b w:val="false"/>
+          <w:bCs w:val="false"/>
+          <w:color w:val="468A1A"/>
+          <w:sz w:val="20"/>
+          <w:szCs w:val="20"/>
+          <w:shd w:fill="FFFFFE" w:val="clear"/>
+        </w:rPr>
+        <w:t>VERDE</w:t>
+      </w:r>
+      <w:r>
+        <w:rPr>
+          <w:rStyle w:val="Strong"/>
+          <w:rFonts w:ascii="Calibri" w:hAnsi="Calibri"/>
+          <w:b w:val="false"/>
+          <w:bCs w:val="false"/>
+          <w:color w:val="000000"/>
+          <w:sz w:val="20"/>
+          <w:szCs w:val="20"/>
+          <w:shd w:fill="FFFFFE" w:val="clear"/>
+        </w:rPr>
+        <w:t xml:space="preserve">, es decir </w:t>
+      </w:r>
+      <w:r>
+        <w:rPr>
+          <w:rStyle w:val="Strong"/>
+          <w:rFonts w:ascii="Calibri" w:hAnsi="Calibri"/>
+          <w:b w:val="false"/>
+          <w:bCs w:val="false"/>
+          <w:color w:val="468A1A"/>
+          <w:sz w:val="20"/>
+          <w:szCs w:val="20"/>
+          <w:shd w:fill="FFFFFF" w:val="clear"/>
+        </w:rPr>
+        <w:t>recommendedDecision = GREEN</w:t>
+      </w:r>
+      <w:r>
+        <w:rPr>
+          <w:rStyle w:val="Strong"/>
+          <w:rFonts w:ascii="Calibri" w:hAnsi="Calibri"/>
+          <w:b w:val="false"/>
+          <w:bCs w:val="false"/>
+          <w:color w:val="000000"/>
+          <w:sz w:val="20"/>
+          <w:szCs w:val="20"/>
+          <w:shd w:fill="FFFFFE" w:val="clear"/>
+        </w:rPr>
+        <w:t>, fiserv retornará un 00.</w:t>
       </w:r>
     </w:p>
     <w:p>
@@ -1246,7 +1322,87 @@
           <w:szCs w:val="20"/>
           <w:shd w:fill="FFFFFE" w:val="clear"/>
         </w:rPr>
-        <w:t>Si durante el consumo fiserv el servicio del proveedor detecta alguna anomalía con la data enviada, este deberá retornar un código solo dentro de las etiquetas errorCode() o erros().</w:t>
+        <w:t xml:space="preserve">Solo cuando el flujo sea </w:t>
+      </w:r>
+      <w:r>
+        <w:rPr>
+          <w:rStyle w:val="Strong"/>
+          <w:rFonts w:ascii="Calibri" w:hAnsi="Calibri"/>
+          <w:b w:val="false"/>
+          <w:bCs w:val="false"/>
+          <w:color w:val="FFD428"/>
+          <w:sz w:val="20"/>
+          <w:szCs w:val="20"/>
+          <w:shd w:fill="FFFFFE" w:val="clear"/>
+        </w:rPr>
+        <w:t>AMARILLO</w:t>
+      </w:r>
+      <w:r>
+        <w:rPr>
+          <w:rStyle w:val="Strong"/>
+          <w:rFonts w:ascii="Calibri" w:hAnsi="Calibri"/>
+          <w:b w:val="false"/>
+          <w:bCs w:val="false"/>
+          <w:color w:val="000000"/>
+          <w:sz w:val="20"/>
+          <w:szCs w:val="20"/>
+          <w:shd w:fill="FFFFFE" w:val="clear"/>
+        </w:rPr>
+        <w:t xml:space="preserve">, es decir  </w:t>
+      </w:r>
+      <w:r>
+        <w:rPr>
+          <w:rStyle w:val="Strong"/>
+          <w:rFonts w:ascii="Calibri" w:hAnsi="Calibri"/>
+          <w:b w:val="false"/>
+          <w:bCs w:val="false"/>
+          <w:color w:val="FFD428"/>
+          <w:sz w:val="20"/>
+          <w:szCs w:val="20"/>
+          <w:shd w:fill="FFFFFF" w:val="clear"/>
+        </w:rPr>
+        <w:t>recommendedDecision = YELLOW</w:t>
+      </w:r>
+      <w:r>
+        <w:rPr>
+          <w:rStyle w:val="Strong"/>
+          <w:rFonts w:ascii="Calibri" w:hAnsi="Calibri"/>
+          <w:b w:val="false"/>
+          <w:bCs w:val="false"/>
+          <w:color w:val="000000"/>
+          <w:sz w:val="20"/>
+          <w:szCs w:val="20"/>
+          <w:shd w:fill="FFFFFF" w:val="clear"/>
+        </w:rPr>
+        <w:t>, fiserv retornará un 85 acompañado de los métodos de contacto dsdos de alta por el cliente: email y teléfono.</w:t>
+      </w:r>
+    </w:p>
+    <w:p>
+      <w:pPr>
+        <w:pStyle w:val="Normal"/>
+        <w:numPr>
+          <w:ilvl w:val="2"/>
+          <w:numId w:val="1"/>
+        </w:numPr>
+        <w:tabs>
+          <w:tab w:val="clear" w:pos="709"/>
+          <w:tab w:val="left" w:pos="0" w:leader="none"/>
+        </w:tabs>
+        <w:jc w:val="both"/>
+        <w:rPr/>
+      </w:pPr>
+      <w:r>
+        <w:rPr>
+          <w:rStyle w:val="Strong"/>
+          <w:rFonts w:ascii="Calibri" w:hAnsi="Calibri"/>
+          <w:b w:val="false"/>
+          <w:bCs w:val="false"/>
+          <w:color w:val="000000"/>
+          <w:sz w:val="20"/>
+          <w:szCs w:val="20"/>
+          <w:shd w:fill="FFFFFE" w:val="clear"/>
+        </w:rPr>
+        <w:t>Si durante el consumo fiserv el servicio del proveedor detecta alguna inconsistencia con la data enviada, este deberá retornar un código solo dentro de las etiquetas errorCode() o erros().</w:t>
       </w:r>
     </w:p>
     <w:p>
@@ -1269,7 +1425,15 @@
         </w:rPr>
       </w:pPr>
       <w:r>
-        <w:rPr/>
+        <w:rPr>
+          <w:rFonts w:ascii="Calibri" w:hAnsi="Calibri"/>
+          <w:b w:val="false"/>
+          <w:bCs w:val="false"/>
+          <w:color w:val="000000"/>
+          <w:sz w:val="20"/>
+          <w:szCs w:val="20"/>
+          <w:shd w:fill="FFFFFE" w:val="clear"/>
+        </w:rPr>
       </w:r>
     </w:p>
     <w:p>
@@ -1292,7 +1456,170 @@
         </w:rPr>
       </w:pPr>
       <w:r>
-        <w:rPr/>
+        <w:rPr>
+          <w:rFonts w:ascii="Calibri" w:hAnsi="Calibri"/>
+          <w:b w:val="false"/>
+          <w:bCs w:val="false"/>
+          <w:color w:val="000000"/>
+          <w:sz w:val="20"/>
+          <w:szCs w:val="20"/>
+          <w:shd w:fill="FFFFFE" w:val="clear"/>
+        </w:rPr>
+      </w:r>
+    </w:p>
+    <w:p>
+      <w:pPr>
+        <w:pStyle w:val="Normal"/>
+        <w:tabs>
+          <w:tab w:val="clear" w:pos="709"/>
+          <w:tab w:val="left" w:pos="0" w:leader="none"/>
+        </w:tabs>
+        <w:jc w:val="both"/>
+        <w:rPr>
+          <w:rStyle w:val="Strong"/>
+          <w:rFonts w:ascii="Calibri" w:hAnsi="Calibri"/>
+          <w:b w:val="false"/>
+          <w:bCs w:val="false"/>
+          <w:color w:val="000000"/>
+          <w:sz w:val="20"/>
+          <w:szCs w:val="20"/>
+          <w:shd w:fill="FFFFFE" w:val="clear"/>
+        </w:rPr>
+      </w:pPr>
+      <w:r>
+        <w:rPr>
+          <w:rFonts w:ascii="Calibri" w:hAnsi="Calibri"/>
+          <w:b w:val="false"/>
+          <w:bCs w:val="false"/>
+          <w:color w:val="000000"/>
+          <w:sz w:val="20"/>
+          <w:szCs w:val="20"/>
+          <w:shd w:fill="FFFFFE" w:val="clear"/>
+        </w:rPr>
+      </w:r>
+    </w:p>
+    <w:p>
+      <w:pPr>
+        <w:pStyle w:val="Normal"/>
+        <w:tabs>
+          <w:tab w:val="clear" w:pos="709"/>
+          <w:tab w:val="left" w:pos="0" w:leader="none"/>
+        </w:tabs>
+        <w:jc w:val="both"/>
+        <w:rPr>
+          <w:rStyle w:val="Strong"/>
+          <w:rFonts w:ascii="Calibri" w:hAnsi="Calibri"/>
+          <w:b w:val="false"/>
+          <w:bCs w:val="false"/>
+          <w:color w:val="000000"/>
+          <w:sz w:val="20"/>
+          <w:szCs w:val="20"/>
+          <w:shd w:fill="FFFFFE" w:val="clear"/>
+        </w:rPr>
+      </w:pPr>
+      <w:r>
+        <w:rPr>
+          <w:rFonts w:ascii="Calibri" w:hAnsi="Calibri"/>
+          <w:b w:val="false"/>
+          <w:bCs w:val="false"/>
+          <w:color w:val="000000"/>
+          <w:sz w:val="20"/>
+          <w:szCs w:val="20"/>
+          <w:shd w:fill="FFFFFE" w:val="clear"/>
+        </w:rPr>
+      </w:r>
+    </w:p>
+    <w:p>
+      <w:pPr>
+        <w:pStyle w:val="Normal"/>
+        <w:tabs>
+          <w:tab w:val="clear" w:pos="709"/>
+          <w:tab w:val="left" w:pos="0" w:leader="none"/>
+        </w:tabs>
+        <w:jc w:val="both"/>
+        <w:rPr>
+          <w:rStyle w:val="Strong"/>
+          <w:rFonts w:ascii="Calibri" w:hAnsi="Calibri"/>
+          <w:b w:val="false"/>
+          <w:bCs w:val="false"/>
+          <w:color w:val="000000"/>
+          <w:sz w:val="20"/>
+          <w:szCs w:val="20"/>
+          <w:shd w:fill="FFFFFE" w:val="clear"/>
+        </w:rPr>
+      </w:pPr>
+      <w:r>
+        <w:rPr>
+          <w:rFonts w:ascii="Calibri" w:hAnsi="Calibri"/>
+          <w:b w:val="false"/>
+          <w:bCs w:val="false"/>
+          <w:color w:val="000000"/>
+          <w:sz w:val="20"/>
+          <w:szCs w:val="20"/>
+          <w:shd w:fill="FFFFFE" w:val="clear"/>
+        </w:rPr>
+      </w:r>
+    </w:p>
+    <w:p>
+      <w:pPr>
+        <w:pStyle w:val="Normal"/>
+        <w:tabs>
+          <w:tab w:val="clear" w:pos="709"/>
+          <w:tab w:val="left" w:pos="0" w:leader="none"/>
+        </w:tabs>
+        <w:jc w:val="both"/>
+        <w:rPr>
+          <w:rStyle w:val="Strong"/>
+          <w:rFonts w:ascii="Calibri" w:hAnsi="Calibri"/>
+          <w:b w:val="false"/>
+          <w:bCs w:val="false"/>
+          <w:color w:val="000000"/>
+          <w:sz w:val="20"/>
+          <w:szCs w:val="20"/>
+          <w:shd w:fill="FFFFFE" w:val="clear"/>
+        </w:rPr>
+      </w:pPr>
+      <w:r>
+        <w:rPr>
+          <w:rFonts w:ascii="Calibri" w:hAnsi="Calibri"/>
+          <w:b w:val="false"/>
+          <w:bCs w:val="false"/>
+          <w:color w:val="000000"/>
+          <w:sz w:val="20"/>
+          <w:szCs w:val="20"/>
+          <w:shd w:fill="FFFFFE" w:val="clear"/>
+        </w:rPr>
+      </w:r>
+    </w:p>
+    <w:p>
+      <w:pPr>
+        <w:pStyle w:val="Normal"/>
+        <w:tabs>
+          <w:tab w:val="clear" w:pos="709"/>
+          <w:tab w:val="left" w:pos="0" w:leader="none"/>
+        </w:tabs>
+        <w:jc w:val="both"/>
+        <w:rPr>
+          <w:rStyle w:val="Strong"/>
+          <w:rFonts w:ascii="Calibri" w:hAnsi="Calibri"/>
+          <w:b w:val="false"/>
+          <w:bCs w:val="false"/>
+          <w:color w:val="000000"/>
+          <w:sz w:val="20"/>
+          <w:szCs w:val="20"/>
+          <w:shd w:fill="FFFFFE" w:val="clear"/>
+        </w:rPr>
+      </w:pPr>
+      <w:r>
+        <w:rPr>
+          <w:rFonts w:ascii="Calibri" w:hAnsi="Calibri"/>
+          <w:b w:val="false"/>
+          <w:bCs w:val="false"/>
+          <w:color w:val="000000"/>
+          <w:sz w:val="20"/>
+          <w:szCs w:val="20"/>
+          <w:shd w:fill="FFFFFE" w:val="clear"/>
+        </w:rPr>
       </w:r>
     </w:p>
     <w:p>
@@ -1312,19 +1639,7 @@
           <w:sz w:val="26"/>
           <w:szCs w:val="26"/>
         </w:rPr>
-        <w:t xml:space="preserve">EN </w:t>
-      </w:r>
-      <w:r>
-        <w:rPr>
-          <w:rStyle w:val="Strong"/>
-          <w:rFonts w:ascii="Calibri" w:hAnsi="Calibri"/>
-          <w:b/>
-          <w:bCs/>
-          <w:color w:val="0066CC"/>
-          <w:sz w:val="26"/>
-          <w:szCs w:val="26"/>
-        </w:rPr>
-        <w:t>RESUMEN</w:t>
+        <w:t>EN RESUMEN</w:t>
       </w:r>
       <w:r>
         <w:rPr>
@@ -1403,52 +1718,7 @@
           <w:u w:val="none"/>
           <w:shd w:fill="FFFFFE" w:val="clear"/>
         </w:rPr>
-        <w:t xml:space="preserve">Para el proceso de peticiones para </w:t>
-      </w:r>
-      <w:r>
-        <w:rPr>
-          <w:rFonts w:ascii="Calibri" w:hAnsi="Calibri"/>
-          <w:b/>
-          <w:bCs/>
-          <w:i w:val="false"/>
-          <w:iCs w:val="false"/>
-          <w:color w:val="0066CC"/>
-          <w:sz w:val="22"/>
-          <w:szCs w:val="22"/>
-          <w:u w:val="none"/>
-          <w:shd w:fill="FFFFFE" w:val="clear"/>
-        </w:rPr>
-        <w:t xml:space="preserve">VISA </w:t>
-      </w:r>
-      <w:r>
-        <w:rPr>
-          <w:rFonts w:ascii="Calibri" w:hAnsi="Calibri"/>
-          <w:b/>
-          <w:bCs/>
-          <w:i w:val="false"/>
-          <w:iCs w:val="false"/>
-          <w:color w:val="0066CC"/>
-          <w:sz w:val="22"/>
-          <w:szCs w:val="22"/>
-          <w:u w:val="none"/>
-          <w:shd w:fill="FFFFFE" w:val="clear"/>
-        </w:rPr>
-        <w:t>hacia fiserv se seguirá usando tanto el request proveniente de HST como la url actual</w:t>
-      </w:r>
-      <w:r>
-        <w:rPr>
-          <w:rFonts w:ascii="Calibri" w:hAnsi="Calibri"/>
-          <w:b/>
-          <w:bCs/>
-          <w:i w:val="false"/>
-          <w:iCs w:val="false"/>
-          <w:color w:val="0066CC"/>
-          <w:sz w:val="22"/>
-          <w:szCs w:val="22"/>
-          <w:u w:val="none"/>
-          <w:shd w:fill="FFFFFE" w:val="clear"/>
-        </w:rPr>
-        <w:t>:</w:t>
+        <w:t>Para el proceso de peticiones para VISA hacia fiserv se seguirá usando tanto el request proveniente de HST como la url actual:</w:t>
       </w:r>
     </w:p>
     <w:p>
@@ -1536,39 +1806,7 @@
           <w:u w:val="none"/>
           <w:shd w:fill="FFFFFE" w:val="clear"/>
         </w:rPr>
-        <w:t xml:space="preserve">En cuanto a las peticiones que se manden a </w:t>
-      </w:r>
-      <w:r>
-        <w:rPr>
-          <w:rStyle w:val="Strong"/>
-          <w:rFonts w:ascii="Calibri" w:hAnsi="Calibri"/>
-          <w:b/>
-          <w:bCs/>
-          <w:i w:val="false"/>
-          <w:iCs w:val="false"/>
-          <w:color w:val="0066CC"/>
-          <w:sz w:val="22"/>
-          <w:szCs w:val="22"/>
-          <w:u w:val="none"/>
-          <w:shd w:fill="FFFFFE" w:val="clear"/>
-        </w:rPr>
-        <w:t xml:space="preserve">MASTERCARD, </w:t>
-      </w:r>
-      <w:r>
-        <w:rPr>
-          <w:rStyle w:val="Strong"/>
-          <w:rFonts w:ascii="Calibri" w:hAnsi="Calibri"/>
-          <w:b/>
-          <w:bCs/>
-          <w:i w:val="false"/>
-          <w:iCs w:val="false"/>
-          <w:color w:val="0066CC"/>
-          <w:sz w:val="22"/>
-          <w:szCs w:val="22"/>
-          <w:u w:val="none"/>
-          <w:shd w:fill="FFFFFE" w:val="clear"/>
-        </w:rPr>
-        <w:t xml:space="preserve">el resquet que manda actualmente HST no será funcional en su totalidad, ya que el request requerido para el consumo de la nueva url de fiserv:  </w:t>
+        <w:t xml:space="preserve">En cuanto a las peticiones que se manden a MASTERCARD, el resquet que manda actualmente HST no será funcional en su totalidad, ya que el request requerido para el consumo de la nueva url de fiserv:  </w:t>
       </w:r>
     </w:p>
     <w:p>
@@ -1577,21 +1815,19 @@
         <w:ind w:hanging="0" w:start="709" w:end="0"/>
         <w:rPr/>
       </w:pPr>
-      <w:hyperlink r:id="rId3">
-        <w:r>
-          <w:rPr>
-            <w:rStyle w:val="Hyperlink"/>
-            <w:rFonts w:ascii="Calibri" w:hAnsi="Calibri"/>
-            <w:b/>
-            <w:bCs/>
-            <w:color w:val="000000"/>
-            <w:sz w:val="20"/>
-            <w:szCs w:val="20"/>
-            <w:shd w:fill="FFFFFE" w:val="clear"/>
-          </w:rPr>
-          <w:t>https://connect-cert.fiservapps.com/fv-gfs-apis-tsp-mc-ca/v1/card-tokenization/eligibility/evaluate</w:t>
-        </w:r>
-      </w:hyperlink>
+      <w:r>
+        <w:rPr>
+          <w:rStyle w:val="Hyperlink"/>
+          <w:rFonts w:ascii="Calibri" w:hAnsi="Calibri"/>
+          <w:b/>
+          <w:bCs/>
+          <w:color w:val="000000"/>
+          <w:sz w:val="20"/>
+          <w:szCs w:val="20"/>
+          <w:shd w:fill="FFFFFE" w:val="clear"/>
+        </w:rPr>
+        <w:t>https://connect-cert.fiservapps.com/fv-gfs-apis-tsp-mc-ca/v1/card-tokenization/eligibility/evaluate</w:t>
+      </w:r>
     </w:p>
     <w:p>
       <w:pPr>
@@ -1623,23 +1859,7 @@
           <w:u w:val="none"/>
           <w:shd w:fill="FFFFFE" w:val="clear"/>
         </w:rPr>
-        <w:t>requiere mayor información y conocer como se realizará el mapeo de los siguientes campos</w:t>
-      </w:r>
-      <w:r>
-        <w:rPr>
-          <w:rStyle w:val="Strong"/>
-          <w:rFonts w:ascii="Calibri" w:hAnsi="Calibri"/>
-          <w:b/>
-          <w:bCs/>
-          <w:i w:val="false"/>
-          <w:iCs w:val="false"/>
-          <w:color w:val="0066CC"/>
-          <w:sz w:val="22"/>
-          <w:szCs w:val="22"/>
-          <w:u w:val="none"/>
-          <w:shd w:fill="FFFFFE" w:val="clear"/>
-        </w:rPr>
-        <w:t>:</w:t>
+        <w:t>requiere mayor información y conocer como se realizará el mapeo de los siguientes campos:</w:t>
       </w:r>
     </w:p>
     <w:p>
@@ -1659,7 +1879,59 @@
         </w:rPr>
       </w:pPr>
       <w:r>
-        <w:rPr/>
+        <w:rPr>
+          <w:i w:val="false"/>
+          <w:iCs w:val="false"/>
+          <w:u w:val="none"/>
+        </w:rPr>
+      </w:r>
+    </w:p>
+    <w:p>
+      <w:pPr>
+        <w:pStyle w:val="Normal"/>
+        <w:tabs>
+          <w:tab w:val="clear" w:pos="709"/>
+          <w:tab w:val="left" w:pos="0" w:leader="none"/>
+        </w:tabs>
+        <w:ind w:hanging="0" w:start="709" w:end="0"/>
+        <w:jc w:val="both"/>
+        <w:rPr>
+          <w:i w:val="false"/>
+          <w:i w:val="false"/>
+          <w:iCs w:val="false"/>
+          <w:u w:val="none"/>
+        </w:rPr>
+      </w:pPr>
+      <w:r>
+        <w:rPr>
+          <w:i w:val="false"/>
+          <w:iCs w:val="false"/>
+          <w:u w:val="none"/>
+        </w:rPr>
+      </w:r>
+    </w:p>
+    <w:p>
+      <w:pPr>
+        <w:pStyle w:val="Normal"/>
+        <w:tabs>
+          <w:tab w:val="clear" w:pos="709"/>
+          <w:tab w:val="left" w:pos="0" w:leader="none"/>
+        </w:tabs>
+        <w:ind w:hanging="0" w:start="709" w:end="0"/>
+        <w:jc w:val="both"/>
+        <w:rPr>
+          <w:i w:val="false"/>
+          <w:i w:val="false"/>
+          <w:iCs w:val="false"/>
+          <w:u w:val="none"/>
+        </w:rPr>
+      </w:pPr>
+      <w:r>
+        <w:rPr>
+          <w:i w:val="false"/>
+          <w:iCs w:val="false"/>
+          <w:u w:val="none"/>
+        </w:rPr>
       </w:r>
     </w:p>
     <w:p>
@@ -1698,11 +1970,15 @@
     <w:p>
       <w:pPr>
         <w:pStyle w:val="Normal"/>
-        <w:bidi w:val="0"/>
         <w:ind w:hanging="0" w:start="0" w:end="0"/>
         <w:jc w:val="center"/>
         <w:rPr>
+          <w:rFonts w:ascii="Calibri" w:hAnsi="Calibri"/>
+          <w:b/>
+          <w:bCs/>
           <w:color w:val="0066CC"/>
+          <w:sz w:val="26"/>
+          <w:szCs w:val="26"/>
         </w:rPr>
       </w:pPr>
       <w:r>
@@ -1757,15 +2033,16 @@
         </w:tblCellMar>
       </w:tblPr>
       <w:tblGrid>
-        <w:gridCol w:w="3324"/>
-        <w:gridCol w:w="3324"/>
-        <w:gridCol w:w="3324"/>
+        <w:gridCol w:w="2492"/>
+        <w:gridCol w:w="3117"/>
+        <w:gridCol w:w="2782"/>
+        <w:gridCol w:w="1580"/>
       </w:tblGrid>
       <w:tr>
         <w:trPr/>
         <w:tc>
           <w:tcPr>
-            <w:tcW w:w="3324" w:type="dxa"/>
+            <w:tcW w:w="2492" w:type="dxa"/>
             <w:tcBorders>
               <w:top w:val="single" w:sz="4" w:space="0" w:color="000000"/>
               <w:start w:val="single" w:sz="4" w:space="0" w:color="000000"/>
@@ -1783,6 +2060,7 @@
                 <w:color w:val="000000"/>
                 <w:sz w:val="20"/>
                 <w:szCs w:val="20"/>
+                <w:highlight w:val="none"/>
                 <w:shd w:fill="FFFFFF" w:val="clear"/>
               </w:rPr>
             </w:pPr>
@@ -1801,7 +2079,7 @@
         </w:tc>
         <w:tc>
           <w:tcPr>
-            <w:tcW w:w="3324" w:type="dxa"/>
+            <w:tcW w:w="3117" w:type="dxa"/>
             <w:tcBorders>
               <w:top w:val="single" w:sz="4" w:space="0" w:color="000000"/>
               <w:start w:val="single" w:sz="4" w:space="0" w:color="000000"/>
@@ -1819,6 +2097,7 @@
                 <w:color w:val="000000"/>
                 <w:sz w:val="20"/>
                 <w:szCs w:val="20"/>
+                <w:highlight w:val="none"/>
                 <w:shd w:fill="FFFFFF" w:val="clear"/>
               </w:rPr>
             </w:pPr>
@@ -1837,12 +2116,11 @@
         </w:tc>
         <w:tc>
           <w:tcPr>
-            <w:tcW w:w="3324" w:type="dxa"/>
+            <w:tcW w:w="2782" w:type="dxa"/>
             <w:tcBorders>
               <w:top w:val="single" w:sz="4" w:space="0" w:color="000000"/>
               <w:start w:val="single" w:sz="4" w:space="0" w:color="000000"/>
               <w:bottom w:val="single" w:sz="4" w:space="0" w:color="000000"/>
-              <w:end w:val="single" w:sz="4" w:space="0" w:color="000000"/>
             </w:tcBorders>
           </w:tcPr>
           <w:p>
@@ -1856,6 +2134,7 @@
                 <w:color w:val="000000"/>
                 <w:sz w:val="20"/>
                 <w:szCs w:val="20"/>
+                <w:highlight w:val="none"/>
                 <w:shd w:fill="FFFFFF" w:val="clear"/>
               </w:rPr>
             </w:pPr>
@@ -1868,6 +2147,44 @@
                 <w:szCs w:val="20"/>
                 <w:shd w:fill="FFFFFF" w:val="clear"/>
               </w:rPr>
+              <w:t>OBSERVACIONES</w:t>
+            </w:r>
+          </w:p>
+        </w:tc>
+        <w:tc>
+          <w:tcPr>
+            <w:tcW w:w="1580" w:type="dxa"/>
+            <w:tcBorders>
+              <w:top w:val="single" w:sz="4" w:space="0" w:color="000000"/>
+              <w:start w:val="single" w:sz="4" w:space="0" w:color="000000"/>
+              <w:bottom w:val="single" w:sz="4" w:space="0" w:color="000000"/>
+              <w:end w:val="single" w:sz="4" w:space="0" w:color="000000"/>
+            </w:tcBorders>
+          </w:tcPr>
+          <w:p>
+            <w:pPr>
+              <w:pStyle w:val="Contenidodelatabla"/>
+              <w:spacing w:lineRule="exact" w:line="198"/>
+              <w:jc w:val="center"/>
+              <w:rPr>
+                <w:b/>
+                <w:bCs/>
+                <w:color w:val="000000"/>
+                <w:sz w:val="20"/>
+                <w:szCs w:val="20"/>
+                <w:highlight w:val="none"/>
+                <w:shd w:fill="FFFFFF" w:val="clear"/>
+              </w:rPr>
+            </w:pPr>
+            <w:r>
+              <w:rPr>
+                <w:b/>
+                <w:bCs/>
+                <w:color w:val="000000"/>
+                <w:sz w:val="20"/>
+                <w:szCs w:val="20"/>
+                <w:shd w:fill="FFFFFF" w:val="clear"/>
+              </w:rPr>
               <w:t>LONGITUD</w:t>
             </w:r>
           </w:p>
@@ -1877,7 +2194,7 @@
         <w:trPr/>
         <w:tc>
           <w:tcPr>
-            <w:tcW w:w="3324" w:type="dxa"/>
+            <w:tcW w:w="2492" w:type="dxa"/>
             <w:tcBorders>
               <w:start w:val="single" w:sz="4" w:space="0" w:color="000000"/>
               <w:bottom w:val="single" w:sz="4" w:space="0" w:color="000000"/>
@@ -1920,7 +2237,7 @@
         </w:tc>
         <w:tc>
           <w:tcPr>
-            <w:tcW w:w="3324" w:type="dxa"/>
+            <w:tcW w:w="3117" w:type="dxa"/>
             <w:tcBorders>
               <w:start w:val="single" w:sz="4" w:space="0" w:color="000000"/>
               <w:bottom w:val="single" w:sz="4" w:space="0" w:color="000000"/>
@@ -1963,7 +2280,50 @@
         </w:tc>
         <w:tc>
           <w:tcPr>
-            <w:tcW w:w="3324" w:type="dxa"/>
+            <w:tcW w:w="2782" w:type="dxa"/>
+            <w:tcBorders>
+              <w:start w:val="single" w:sz="4" w:space="0" w:color="000000"/>
+              <w:bottom w:val="single" w:sz="4" w:space="0" w:color="000000"/>
+            </w:tcBorders>
+          </w:tcPr>
+          <w:p>
+            <w:pPr>
+              <w:pStyle w:val="BodyText"/>
+              <w:widowControl/>
+              <w:suppressAutoHyphens w:val="true"/>
+              <w:bidi w:val="0"/>
+              <w:spacing w:lineRule="exact" w:line="198" w:before="0" w:after="0"/>
+              <w:ind w:hanging="0" w:start="0" w:end="0"/>
+              <w:jc w:val="start"/>
+              <w:rPr>
+                <w:rFonts w:ascii="Courier New" w:hAnsi="Courier New" w:eastAsia="NSimSun" w:cs="Arial"/>
+                <w:b/>
+                <w:bCs/>
+                <w:color w:val="0066CC"/>
+                <w:kern w:val="2"/>
+                <w:sz w:val="16"/>
+                <w:szCs w:val="16"/>
+                <w:lang w:val="es-MX" w:eastAsia="zh-CN" w:bidi="hi-IN"/>
+              </w:rPr>
+            </w:pPr>
+            <w:r>
+              <w:rPr>
+                <w:rFonts w:eastAsia="NSimSun" w:cs="Arial" w:ascii="Courier New" w:hAnsi="Courier New"/>
+                <w:b/>
+                <w:bCs/>
+                <w:color w:val="0066CC"/>
+                <w:kern w:val="2"/>
+                <w:sz w:val="16"/>
+                <w:szCs w:val="16"/>
+                <w:lang w:val="es-MX" w:eastAsia="zh-CN" w:bidi="hi-IN"/>
+              </w:rPr>
+              <w:t>Valor Mapeable</w:t>
+            </w:r>
+          </w:p>
+        </w:tc>
+        <w:tc>
+          <w:tcPr>
+            <w:tcW w:w="1580" w:type="dxa"/>
             <w:tcBorders>
               <w:start w:val="single" w:sz="4" w:space="0" w:color="000000"/>
               <w:bottom w:val="single" w:sz="4" w:space="0" w:color="000000"/>
@@ -1977,7 +2337,7 @@
               <w:suppressAutoHyphens w:val="true"/>
               <w:bidi w:val="0"/>
               <w:spacing w:lineRule="exact" w:line="198" w:before="0" w:after="0"/>
-              <w:ind w:hanging="0" w:start="709" w:end="0"/>
+              <w:ind w:hanging="0" w:start="0" w:end="0"/>
               <w:jc w:val="start"/>
               <w:rPr>
                 <w:rFonts w:ascii="Courier New" w:hAnsi="Courier New" w:eastAsia="NSimSun" w:cs="Arial"/>
@@ -2009,7 +2369,7 @@
         <w:trPr/>
         <w:tc>
           <w:tcPr>
-            <w:tcW w:w="3324" w:type="dxa"/>
+            <w:tcW w:w="2492" w:type="dxa"/>
             <w:tcBorders>
               <w:start w:val="single" w:sz="4" w:space="0" w:color="000000"/>
               <w:bottom w:val="single" w:sz="4" w:space="0" w:color="000000"/>
@@ -2052,7 +2412,7 @@
         </w:tc>
         <w:tc>
           <w:tcPr>
-            <w:tcW w:w="3324" w:type="dxa"/>
+            <w:tcW w:w="3117" w:type="dxa"/>
             <w:tcBorders>
               <w:start w:val="single" w:sz="4" w:space="0" w:color="000000"/>
               <w:bottom w:val="single" w:sz="4" w:space="0" w:color="000000"/>
@@ -2095,7 +2455,50 @@
         </w:tc>
         <w:tc>
           <w:tcPr>
-            <w:tcW w:w="3324" w:type="dxa"/>
+            <w:tcW w:w="2782" w:type="dxa"/>
+            <w:tcBorders>
+              <w:start w:val="single" w:sz="4" w:space="0" w:color="000000"/>
+              <w:bottom w:val="single" w:sz="4" w:space="0" w:color="000000"/>
+            </w:tcBorders>
+          </w:tcPr>
+          <w:p>
+            <w:pPr>
+              <w:pStyle w:val="BodyText"/>
+              <w:widowControl/>
+              <w:suppressAutoHyphens w:val="true"/>
+              <w:bidi w:val="0"/>
+              <w:spacing w:lineRule="exact" w:line="198" w:before="0" w:after="0"/>
+              <w:ind w:hanging="0" w:start="0" w:end="0"/>
+              <w:jc w:val="start"/>
+              <w:rPr>
+                <w:rFonts w:ascii="Courier New" w:hAnsi="Courier New" w:eastAsia="NSimSun" w:cs="Arial"/>
+                <w:b/>
+                <w:bCs/>
+                <w:color w:val="0066CC"/>
+                <w:kern w:val="2"/>
+                <w:sz w:val="16"/>
+                <w:szCs w:val="16"/>
+                <w:lang w:val="es-MX" w:eastAsia="zh-CN" w:bidi="hi-IN"/>
+              </w:rPr>
+            </w:pPr>
+            <w:r>
+              <w:rPr>
+                <w:rFonts w:eastAsia="NSimSun" w:cs="Arial" w:ascii="Courier New" w:hAnsi="Courier New"/>
+                <w:b/>
+                <w:bCs/>
+                <w:color w:val="0066CC"/>
+                <w:kern w:val="2"/>
+                <w:sz w:val="16"/>
+                <w:szCs w:val="16"/>
+                <w:lang w:val="es-MX" w:eastAsia="zh-CN" w:bidi="hi-IN"/>
+              </w:rPr>
+              <w:t>Valor Mapeable</w:t>
+            </w:r>
+          </w:p>
+        </w:tc>
+        <w:tc>
+          <w:tcPr>
+            <w:tcW w:w="1580" w:type="dxa"/>
             <w:tcBorders>
               <w:start w:val="single" w:sz="4" w:space="0" w:color="000000"/>
               <w:bottom w:val="single" w:sz="4" w:space="0" w:color="000000"/>
@@ -2109,7 +2512,7 @@
               <w:suppressAutoHyphens w:val="true"/>
               <w:bidi w:val="0"/>
               <w:spacing w:lineRule="exact" w:line="198" w:before="0" w:after="0"/>
-              <w:ind w:hanging="0" w:start="709" w:end="0"/>
+              <w:ind w:hanging="0" w:start="0" w:end="0"/>
               <w:jc w:val="start"/>
               <w:rPr>
                 <w:rFonts w:ascii="Courier New" w:hAnsi="Courier New" w:eastAsia="NSimSun" w:cs="Arial"/>
@@ -2141,7 +2544,7 @@
         <w:trPr/>
         <w:tc>
           <w:tcPr>
-            <w:tcW w:w="3324" w:type="dxa"/>
+            <w:tcW w:w="2492" w:type="dxa"/>
             <w:tcBorders>
               <w:start w:val="single" w:sz="4" w:space="0" w:color="000000"/>
               <w:bottom w:val="single" w:sz="4" w:space="0" w:color="000000"/>
@@ -2184,7 +2587,7 @@
         </w:tc>
         <w:tc>
           <w:tcPr>
-            <w:tcW w:w="3324" w:type="dxa"/>
+            <w:tcW w:w="3117" w:type="dxa"/>
             <w:tcBorders>
               <w:start w:val="single" w:sz="4" w:space="0" w:color="000000"/>
               <w:bottom w:val="single" w:sz="4" w:space="0" w:color="000000"/>
@@ -2227,7 +2630,50 @@
         </w:tc>
         <w:tc>
           <w:tcPr>
-            <w:tcW w:w="3324" w:type="dxa"/>
+            <w:tcW w:w="2782" w:type="dxa"/>
+            <w:tcBorders>
+              <w:start w:val="single" w:sz="4" w:space="0" w:color="000000"/>
+              <w:bottom w:val="single" w:sz="4" w:space="0" w:color="000000"/>
+            </w:tcBorders>
+          </w:tcPr>
+          <w:p>
+            <w:pPr>
+              <w:pStyle w:val="BodyText"/>
+              <w:widowControl/>
+              <w:suppressAutoHyphens w:val="true"/>
+              <w:bidi w:val="0"/>
+              <w:spacing w:lineRule="exact" w:line="198" w:before="0" w:after="0"/>
+              <w:ind w:hanging="0" w:start="0" w:end="0"/>
+              <w:jc w:val="start"/>
+              <w:rPr>
+                <w:rFonts w:ascii="Courier New" w:hAnsi="Courier New" w:eastAsia="NSimSun" w:cs="Arial"/>
+                <w:b/>
+                <w:bCs/>
+                <w:color w:val="0066CC"/>
+                <w:kern w:val="2"/>
+                <w:sz w:val="16"/>
+                <w:szCs w:val="16"/>
+                <w:lang w:val="es-MX" w:eastAsia="zh-CN" w:bidi="hi-IN"/>
+              </w:rPr>
+            </w:pPr>
+            <w:r>
+              <w:rPr>
+                <w:rFonts w:eastAsia="NSimSun" w:cs="Arial" w:ascii="Courier New" w:hAnsi="Courier New"/>
+                <w:b/>
+                <w:bCs/>
+                <w:color w:val="0066CC"/>
+                <w:kern w:val="2"/>
+                <w:sz w:val="16"/>
+                <w:szCs w:val="16"/>
+                <w:lang w:val="es-MX" w:eastAsia="zh-CN" w:bidi="hi-IN"/>
+              </w:rPr>
+              <w:t>Valor Mapeable</w:t>
+            </w:r>
+          </w:p>
+        </w:tc>
+        <w:tc>
+          <w:tcPr>
+            <w:tcW w:w="1580" w:type="dxa"/>
             <w:tcBorders>
               <w:start w:val="single" w:sz="4" w:space="0" w:color="000000"/>
               <w:bottom w:val="single" w:sz="4" w:space="0" w:color="000000"/>
@@ -2241,7 +2687,7 @@
               <w:suppressAutoHyphens w:val="true"/>
               <w:bidi w:val="0"/>
               <w:spacing w:lineRule="exact" w:line="198" w:before="0" w:after="0"/>
-              <w:ind w:hanging="0" w:start="709" w:end="0"/>
+              <w:ind w:hanging="0" w:start="0" w:end="0"/>
               <w:jc w:val="start"/>
               <w:rPr>
                 <w:rFonts w:ascii="Courier New" w:hAnsi="Courier New" w:eastAsia="NSimSun" w:cs="Arial"/>
@@ -2273,7 +2719,7 @@
         <w:trPr/>
         <w:tc>
           <w:tcPr>
-            <w:tcW w:w="3324" w:type="dxa"/>
+            <w:tcW w:w="2492" w:type="dxa"/>
             <w:tcBorders>
               <w:start w:val="single" w:sz="4" w:space="0" w:color="000000"/>
               <w:bottom w:val="single" w:sz="4" w:space="0" w:color="000000"/>
@@ -2316,7 +2762,7 @@
         </w:tc>
         <w:tc>
           <w:tcPr>
-            <w:tcW w:w="3324" w:type="dxa"/>
+            <w:tcW w:w="3117" w:type="dxa"/>
             <w:tcBorders>
               <w:start w:val="single" w:sz="4" w:space="0" w:color="000000"/>
               <w:bottom w:val="single" w:sz="4" w:space="0" w:color="000000"/>
@@ -2359,7 +2805,50 @@
         </w:tc>
         <w:tc>
           <w:tcPr>
-            <w:tcW w:w="3324" w:type="dxa"/>
+            <w:tcW w:w="2782" w:type="dxa"/>
+            <w:tcBorders>
+              <w:start w:val="single" w:sz="4" w:space="0" w:color="000000"/>
+              <w:bottom w:val="single" w:sz="4" w:space="0" w:color="000000"/>
+            </w:tcBorders>
+          </w:tcPr>
+          <w:p>
+            <w:pPr>
+              <w:pStyle w:val="BodyText"/>
+              <w:widowControl/>
+              <w:suppressAutoHyphens w:val="true"/>
+              <w:bidi w:val="0"/>
+              <w:spacing w:lineRule="exact" w:line="198" w:before="0" w:after="0"/>
+              <w:ind w:hanging="0" w:start="0" w:end="0"/>
+              <w:jc w:val="start"/>
+              <w:rPr>
+                <w:rFonts w:ascii="Courier New" w:hAnsi="Courier New" w:eastAsia="NSimSun" w:cs="Arial"/>
+                <w:b/>
+                <w:bCs/>
+                <w:color w:val="0066CC"/>
+                <w:kern w:val="2"/>
+                <w:sz w:val="16"/>
+                <w:szCs w:val="16"/>
+                <w:lang w:val="es-MX" w:eastAsia="zh-CN" w:bidi="hi-IN"/>
+              </w:rPr>
+            </w:pPr>
+            <w:r>
+              <w:rPr>
+                <w:rFonts w:eastAsia="NSimSun" w:cs="Arial" w:ascii="Courier New" w:hAnsi="Courier New"/>
+                <w:b/>
+                <w:bCs/>
+                <w:color w:val="0066CC"/>
+                <w:kern w:val="2"/>
+                <w:sz w:val="16"/>
+                <w:szCs w:val="16"/>
+                <w:lang w:val="es-MX" w:eastAsia="zh-CN" w:bidi="hi-IN"/>
+              </w:rPr>
+              <w:t>Valor Mapeable</w:t>
+            </w:r>
+          </w:p>
+        </w:tc>
+        <w:tc>
+          <w:tcPr>
+            <w:tcW w:w="1580" w:type="dxa"/>
             <w:tcBorders>
               <w:start w:val="single" w:sz="4" w:space="0" w:color="000000"/>
               <w:bottom w:val="single" w:sz="4" w:space="0" w:color="000000"/>
@@ -2373,18 +2862,9 @@
               <w:suppressAutoHyphens w:val="true"/>
               <w:bidi w:val="0"/>
               <w:spacing w:lineRule="exact" w:line="198" w:before="0" w:after="0"/>
-              <w:ind w:hanging="0" w:start="709" w:end="0"/>
-              <w:jc w:val="start"/>
-              <w:rPr>
-                <w:rFonts w:ascii="Courier New" w:hAnsi="Courier New" w:eastAsia="NSimSun" w:cs="Arial"/>
-                <w:b/>
-                <w:bCs/>
-                <w:color w:val="00AE00"/>
-                <w:kern w:val="2"/>
-                <w:sz w:val="16"/>
-                <w:szCs w:val="16"/>
-                <w:lang w:val="es-MX" w:eastAsia="zh-CN" w:bidi="hi-IN"/>
-              </w:rPr>
+              <w:ind w:hanging="0" w:start="0" w:end="0"/>
+              <w:jc w:val="start"/>
+              <w:rPr/>
             </w:pPr>
             <w:r>
               <w:rPr>
@@ -2406,7 +2886,7 @@
         <w:trPr/>
         <w:tc>
           <w:tcPr>
-            <w:tcW w:w="3324" w:type="dxa"/>
+            <w:tcW w:w="2492" w:type="dxa"/>
             <w:tcBorders>
               <w:start w:val="single" w:sz="4" w:space="0" w:color="000000"/>
               <w:bottom w:val="single" w:sz="4" w:space="0" w:color="000000"/>
@@ -2449,7 +2929,7 @@
         </w:tc>
         <w:tc>
           <w:tcPr>
-            <w:tcW w:w="3324" w:type="dxa"/>
+            <w:tcW w:w="3117" w:type="dxa"/>
             <w:tcBorders>
               <w:start w:val="single" w:sz="4" w:space="0" w:color="000000"/>
               <w:bottom w:val="single" w:sz="4" w:space="0" w:color="000000"/>
@@ -2492,7 +2972,50 @@
         </w:tc>
         <w:tc>
           <w:tcPr>
-            <w:tcW w:w="3324" w:type="dxa"/>
+            <w:tcW w:w="2782" w:type="dxa"/>
+            <w:tcBorders>
+              <w:start w:val="single" w:sz="4" w:space="0" w:color="000000"/>
+              <w:bottom w:val="single" w:sz="4" w:space="0" w:color="000000"/>
+            </w:tcBorders>
+          </w:tcPr>
+          <w:p>
+            <w:pPr>
+              <w:pStyle w:val="BodyText"/>
+              <w:widowControl/>
+              <w:suppressAutoHyphens w:val="true"/>
+              <w:bidi w:val="0"/>
+              <w:spacing w:lineRule="exact" w:line="198" w:before="0" w:after="0"/>
+              <w:ind w:hanging="0" w:start="0" w:end="0"/>
+              <w:jc w:val="start"/>
+              <w:rPr>
+                <w:rFonts w:ascii="Courier New" w:hAnsi="Courier New" w:eastAsia="NSimSun" w:cs="Arial"/>
+                <w:b/>
+                <w:bCs/>
+                <w:color w:val="0066CC"/>
+                <w:kern w:val="2"/>
+                <w:sz w:val="16"/>
+                <w:szCs w:val="16"/>
+                <w:lang w:val="es-MX" w:eastAsia="zh-CN" w:bidi="hi-IN"/>
+              </w:rPr>
+            </w:pPr>
+            <w:r>
+              <w:rPr>
+                <w:rFonts w:eastAsia="NSimSun" w:cs="Arial" w:ascii="Courier New" w:hAnsi="Courier New"/>
+                <w:b/>
+                <w:bCs/>
+                <w:color w:val="0066CC"/>
+                <w:kern w:val="2"/>
+                <w:sz w:val="16"/>
+                <w:szCs w:val="16"/>
+                <w:lang w:val="es-MX" w:eastAsia="zh-CN" w:bidi="hi-IN"/>
+              </w:rPr>
+              <w:t>Valor Mapeable</w:t>
+            </w:r>
+          </w:p>
+        </w:tc>
+        <w:tc>
+          <w:tcPr>
+            <w:tcW w:w="1580" w:type="dxa"/>
             <w:tcBorders>
               <w:start w:val="single" w:sz="4" w:space="0" w:color="000000"/>
               <w:bottom w:val="single" w:sz="4" w:space="0" w:color="000000"/>
@@ -2506,18 +3029,9 @@
               <w:suppressAutoHyphens w:val="true"/>
               <w:bidi w:val="0"/>
               <w:spacing w:lineRule="exact" w:line="198" w:before="0" w:after="0"/>
-              <w:ind w:hanging="0" w:start="709" w:end="0"/>
-              <w:jc w:val="start"/>
-              <w:rPr>
-                <w:rFonts w:ascii="Courier New" w:hAnsi="Courier New" w:eastAsia="NSimSun" w:cs="Arial"/>
-                <w:b/>
-                <w:bCs/>
-                <w:color w:val="00AE00"/>
-                <w:kern w:val="2"/>
-                <w:sz w:val="16"/>
-                <w:szCs w:val="16"/>
-                <w:lang w:val="es-MX" w:eastAsia="zh-CN" w:bidi="hi-IN"/>
-              </w:rPr>
+              <w:ind w:hanging="0" w:start="0" w:end="0"/>
+              <w:jc w:val="start"/>
+              <w:rPr/>
             </w:pPr>
             <w:r>
               <w:rPr>
@@ -2539,7 +3053,7 @@
         <w:trPr/>
         <w:tc>
           <w:tcPr>
-            <w:tcW w:w="3324" w:type="dxa"/>
+            <w:tcW w:w="2492" w:type="dxa"/>
             <w:tcBorders>
               <w:start w:val="single" w:sz="4" w:space="0" w:color="000000"/>
               <w:bottom w:val="single" w:sz="4" w:space="0" w:color="000000"/>
@@ -2582,7 +3096,7 @@
         </w:tc>
         <w:tc>
           <w:tcPr>
-            <w:tcW w:w="3324" w:type="dxa"/>
+            <w:tcW w:w="3117" w:type="dxa"/>
             <w:tcBorders>
               <w:start w:val="single" w:sz="4" w:space="0" w:color="000000"/>
               <w:bottom w:val="single" w:sz="4" w:space="0" w:color="000000"/>
@@ -2625,7 +3139,50 @@
         </w:tc>
         <w:tc>
           <w:tcPr>
-            <w:tcW w:w="3324" w:type="dxa"/>
+            <w:tcW w:w="2782" w:type="dxa"/>
+            <w:tcBorders>
+              <w:start w:val="single" w:sz="4" w:space="0" w:color="000000"/>
+              <w:bottom w:val="single" w:sz="4" w:space="0" w:color="000000"/>
+            </w:tcBorders>
+          </w:tcPr>
+          <w:p>
+            <w:pPr>
+              <w:pStyle w:val="BodyText"/>
+              <w:widowControl/>
+              <w:suppressAutoHyphens w:val="true"/>
+              <w:bidi w:val="0"/>
+              <w:spacing w:lineRule="exact" w:line="198" w:before="0" w:after="0"/>
+              <w:ind w:hanging="0" w:start="0" w:end="0"/>
+              <w:jc w:val="start"/>
+              <w:rPr>
+                <w:rFonts w:ascii="Courier New" w:hAnsi="Courier New" w:eastAsia="NSimSun" w:cs="Arial"/>
+                <w:b/>
+                <w:bCs/>
+                <w:color w:val="0066CC"/>
+                <w:kern w:val="2"/>
+                <w:sz w:val="16"/>
+                <w:szCs w:val="16"/>
+                <w:lang w:val="es-MX" w:eastAsia="zh-CN" w:bidi="hi-IN"/>
+              </w:rPr>
+            </w:pPr>
+            <w:r>
+              <w:rPr>
+                <w:rFonts w:eastAsia="NSimSun" w:cs="Arial" w:ascii="Courier New" w:hAnsi="Courier New"/>
+                <w:b/>
+                <w:bCs/>
+                <w:color w:val="0066CC"/>
+                <w:kern w:val="2"/>
+                <w:sz w:val="16"/>
+                <w:szCs w:val="16"/>
+                <w:lang w:val="es-MX" w:eastAsia="zh-CN" w:bidi="hi-IN"/>
+              </w:rPr>
+              <w:t>Valor Mapeable</w:t>
+            </w:r>
+          </w:p>
+        </w:tc>
+        <w:tc>
+          <w:tcPr>
+            <w:tcW w:w="1580" w:type="dxa"/>
             <w:tcBorders>
               <w:start w:val="single" w:sz="4" w:space="0" w:color="000000"/>
               <w:bottom w:val="single" w:sz="4" w:space="0" w:color="000000"/>
@@ -2639,18 +3196,9 @@
               <w:suppressAutoHyphens w:val="true"/>
               <w:bidi w:val="0"/>
               <w:spacing w:lineRule="exact" w:line="198" w:before="0" w:after="0"/>
-              <w:ind w:hanging="0" w:start="709" w:end="0"/>
-              <w:jc w:val="start"/>
-              <w:rPr>
-                <w:rFonts w:ascii="Courier New" w:hAnsi="Courier New" w:eastAsia="NSimSun" w:cs="Arial"/>
-                <w:b/>
-                <w:bCs/>
-                <w:color w:val="00AE00"/>
-                <w:kern w:val="2"/>
-                <w:sz w:val="16"/>
-                <w:szCs w:val="16"/>
-                <w:lang w:val="es-MX" w:eastAsia="zh-CN" w:bidi="hi-IN"/>
-              </w:rPr>
+              <w:ind w:hanging="0" w:start="0" w:end="0"/>
+              <w:jc w:val="start"/>
+              <w:rPr/>
             </w:pPr>
             <w:r>
               <w:rPr>
@@ -2724,11 +3272,15 @@
     <w:p>
       <w:pPr>
         <w:pStyle w:val="Normal"/>
-        <w:bidi w:val="0"/>
         <w:ind w:hanging="0" w:start="0" w:end="0"/>
         <w:jc w:val="center"/>
         <w:rPr>
+          <w:rFonts w:ascii="Calibri" w:hAnsi="Calibri"/>
+          <w:b/>
+          <w:bCs/>
           <w:color w:val="0066CC"/>
+          <w:sz w:val="26"/>
+          <w:szCs w:val="26"/>
         </w:rPr>
       </w:pPr>
       <w:r>
@@ -2783,15 +3335,16 @@
         </w:tblCellMar>
       </w:tblPr>
       <w:tblGrid>
-        <w:gridCol w:w="3055"/>
-        <w:gridCol w:w="3854"/>
-        <w:gridCol w:w="3063"/>
+        <w:gridCol w:w="2489"/>
+        <w:gridCol w:w="3120"/>
+        <w:gridCol w:w="2717"/>
+        <w:gridCol w:w="1645"/>
       </w:tblGrid>
       <w:tr>
         <w:trPr/>
         <w:tc>
           <w:tcPr>
-            <w:tcW w:w="3055" w:type="dxa"/>
+            <w:tcW w:w="2489" w:type="dxa"/>
             <w:tcBorders>
               <w:top w:val="single" w:sz="4" w:space="0" w:color="000000"/>
               <w:start w:val="single" w:sz="4" w:space="0" w:color="000000"/>
@@ -2809,6 +3362,7 @@
                 <w:color w:val="000000"/>
                 <w:sz w:val="20"/>
                 <w:szCs w:val="20"/>
+                <w:highlight w:val="none"/>
                 <w:shd w:fill="FFFFFF" w:val="clear"/>
               </w:rPr>
             </w:pPr>
@@ -2827,7 +3381,7 @@
         </w:tc>
         <w:tc>
           <w:tcPr>
-            <w:tcW w:w="3854" w:type="dxa"/>
+            <w:tcW w:w="3120" w:type="dxa"/>
             <w:tcBorders>
               <w:top w:val="single" w:sz="4" w:space="0" w:color="000000"/>
               <w:start w:val="single" w:sz="4" w:space="0" w:color="000000"/>
@@ -2845,6 +3399,7 @@
                 <w:color w:val="000000"/>
                 <w:sz w:val="20"/>
                 <w:szCs w:val="20"/>
+                <w:highlight w:val="none"/>
                 <w:shd w:fill="FFFFFF" w:val="clear"/>
               </w:rPr>
             </w:pPr>
@@ -2863,12 +3418,11 @@
         </w:tc>
         <w:tc>
           <w:tcPr>
-            <w:tcW w:w="3063" w:type="dxa"/>
+            <w:tcW w:w="2717" w:type="dxa"/>
             <w:tcBorders>
               <w:top w:val="single" w:sz="4" w:space="0" w:color="000000"/>
               <w:start w:val="single" w:sz="4" w:space="0" w:color="000000"/>
               <w:bottom w:val="single" w:sz="4" w:space="0" w:color="000000"/>
-              <w:end w:val="single" w:sz="4" w:space="0" w:color="000000"/>
             </w:tcBorders>
           </w:tcPr>
           <w:p>
@@ -2882,6 +3436,7 @@
                 <w:color w:val="000000"/>
                 <w:sz w:val="20"/>
                 <w:szCs w:val="20"/>
+                <w:highlight w:val="none"/>
                 <w:shd w:fill="FFFFFF" w:val="clear"/>
               </w:rPr>
             </w:pPr>
@@ -2894,6 +3449,44 @@
                 <w:szCs w:val="20"/>
                 <w:shd w:fill="FFFFFF" w:val="clear"/>
               </w:rPr>
+              <w:t>OBSERVACIONES</w:t>
+            </w:r>
+          </w:p>
+        </w:tc>
+        <w:tc>
+          <w:tcPr>
+            <w:tcW w:w="1645" w:type="dxa"/>
+            <w:tcBorders>
+              <w:top w:val="single" w:sz="4" w:space="0" w:color="000000"/>
+              <w:start w:val="single" w:sz="4" w:space="0" w:color="000000"/>
+              <w:bottom w:val="single" w:sz="4" w:space="0" w:color="000000"/>
+              <w:end w:val="single" w:sz="4" w:space="0" w:color="000000"/>
+            </w:tcBorders>
+          </w:tcPr>
+          <w:p>
+            <w:pPr>
+              <w:pStyle w:val="Contenidodelatabla"/>
+              <w:spacing w:lineRule="exact" w:line="198"/>
+              <w:jc w:val="center"/>
+              <w:rPr>
+                <w:b/>
+                <w:bCs/>
+                <w:color w:val="000000"/>
+                <w:sz w:val="20"/>
+                <w:szCs w:val="20"/>
+                <w:highlight w:val="none"/>
+                <w:shd w:fill="FFFFFF" w:val="clear"/>
+              </w:rPr>
+            </w:pPr>
+            <w:r>
+              <w:rPr>
+                <w:b/>
+                <w:bCs/>
+                <w:color w:val="000000"/>
+                <w:sz w:val="20"/>
+                <w:szCs w:val="20"/>
+                <w:shd w:fill="FFFFFF" w:val="clear"/>
+              </w:rPr>
               <w:t>LONGITUD</w:t>
             </w:r>
           </w:p>
@@ -2903,7 +3496,7 @@
         <w:trPr/>
         <w:tc>
           <w:tcPr>
-            <w:tcW w:w="3055" w:type="dxa"/>
+            <w:tcW w:w="2489" w:type="dxa"/>
             <w:tcBorders>
               <w:start w:val="single" w:sz="4" w:space="0" w:color="000000"/>
               <w:bottom w:val="single" w:sz="4" w:space="0" w:color="000000"/>
@@ -2946,7 +3539,7 @@
         </w:tc>
         <w:tc>
           <w:tcPr>
-            <w:tcW w:w="3854" w:type="dxa"/>
+            <w:tcW w:w="3120" w:type="dxa"/>
             <w:tcBorders>
               <w:start w:val="single" w:sz="4" w:space="0" w:color="000000"/>
               <w:bottom w:val="single" w:sz="4" w:space="0" w:color="000000"/>
@@ -2989,7 +3582,50 @@
         </w:tc>
         <w:tc>
           <w:tcPr>
-            <w:tcW w:w="3063" w:type="dxa"/>
+            <w:tcW w:w="2717" w:type="dxa"/>
+            <w:tcBorders>
+              <w:start w:val="single" w:sz="4" w:space="0" w:color="000000"/>
+              <w:bottom w:val="single" w:sz="4" w:space="0" w:color="000000"/>
+            </w:tcBorders>
+          </w:tcPr>
+          <w:p>
+            <w:pPr>
+              <w:pStyle w:val="BodyText"/>
+              <w:widowControl/>
+              <w:suppressAutoHyphens w:val="true"/>
+              <w:bidi w:val="0"/>
+              <w:spacing w:lineRule="exact" w:line="198" w:before="0" w:after="0"/>
+              <w:ind w:hanging="0" w:start="0" w:end="0"/>
+              <w:jc w:val="start"/>
+              <w:rPr>
+                <w:rFonts w:ascii="Courier New" w:hAnsi="Courier New" w:eastAsia="NSimSun" w:cs="Arial"/>
+                <w:b/>
+                <w:bCs/>
+                <w:color w:val="FF0000"/>
+                <w:kern w:val="2"/>
+                <w:sz w:val="16"/>
+                <w:szCs w:val="16"/>
+                <w:lang w:val="es-MX" w:eastAsia="zh-CN" w:bidi="hi-IN"/>
+              </w:rPr>
+            </w:pPr>
+            <w:r>
+              <w:rPr>
+                <w:rFonts w:eastAsia="NSimSun" w:cs="Arial" w:ascii="Courier New" w:hAnsi="Courier New"/>
+                <w:b/>
+                <w:bCs/>
+                <w:color w:val="FF0000"/>
+                <w:kern w:val="2"/>
+                <w:sz w:val="16"/>
+                <w:szCs w:val="16"/>
+                <w:lang w:val="es-MX" w:eastAsia="zh-CN" w:bidi="hi-IN"/>
+              </w:rPr>
+              <w:t>¿Este valor es por defaut?</w:t>
+            </w:r>
+          </w:p>
+        </w:tc>
+        <w:tc>
+          <w:tcPr>
+            <w:tcW w:w="1645" w:type="dxa"/>
             <w:tcBorders>
               <w:start w:val="single" w:sz="4" w:space="0" w:color="000000"/>
               <w:bottom w:val="single" w:sz="4" w:space="0" w:color="000000"/>
@@ -3003,7 +3639,7 @@
               <w:suppressAutoHyphens w:val="true"/>
               <w:bidi w:val="0"/>
               <w:spacing w:lineRule="exact" w:line="198" w:before="0" w:after="0"/>
-              <w:ind w:hanging="0" w:start="709" w:end="0"/>
+              <w:ind w:hanging="0" w:start="0" w:end="0"/>
               <w:jc w:val="start"/>
               <w:rPr>
                 <w:rFonts w:ascii="Courier New" w:hAnsi="Courier New" w:eastAsia="NSimSun" w:cs="Arial"/>
@@ -3035,7 +3671,7 @@
         <w:trPr/>
         <w:tc>
           <w:tcPr>
-            <w:tcW w:w="3055" w:type="dxa"/>
+            <w:tcW w:w="2489" w:type="dxa"/>
             <w:tcBorders>
               <w:start w:val="single" w:sz="4" w:space="0" w:color="000000"/>
               <w:bottom w:val="single" w:sz="4" w:space="0" w:color="000000"/>
@@ -3078,7 +3714,7 @@
         </w:tc>
         <w:tc>
           <w:tcPr>
-            <w:tcW w:w="3854" w:type="dxa"/>
+            <w:tcW w:w="3120" w:type="dxa"/>
             <w:tcBorders>
               <w:start w:val="single" w:sz="4" w:space="0" w:color="000000"/>
               <w:bottom w:val="single" w:sz="4" w:space="0" w:color="000000"/>
@@ -3121,7 +3757,50 @@
         </w:tc>
         <w:tc>
           <w:tcPr>
-            <w:tcW w:w="3063" w:type="dxa"/>
+            <w:tcW w:w="2717" w:type="dxa"/>
+            <w:tcBorders>
+              <w:start w:val="single" w:sz="4" w:space="0" w:color="000000"/>
+              <w:bottom w:val="single" w:sz="4" w:space="0" w:color="000000"/>
+            </w:tcBorders>
+          </w:tcPr>
+          <w:p>
+            <w:pPr>
+              <w:pStyle w:val="BodyText"/>
+              <w:widowControl/>
+              <w:suppressAutoHyphens w:val="true"/>
+              <w:bidi w:val="0"/>
+              <w:spacing w:lineRule="exact" w:line="198" w:before="0" w:after="0"/>
+              <w:ind w:hanging="0" w:start="0" w:end="0"/>
+              <w:jc w:val="start"/>
+              <w:rPr>
+                <w:rFonts w:ascii="Courier New" w:hAnsi="Courier New" w:eastAsia="NSimSun" w:cs="Arial"/>
+                <w:b/>
+                <w:bCs/>
+                <w:color w:val="0066CC"/>
+                <w:kern w:val="2"/>
+                <w:sz w:val="16"/>
+                <w:szCs w:val="16"/>
+                <w:lang w:val="es-MX" w:eastAsia="zh-CN" w:bidi="hi-IN"/>
+              </w:rPr>
+            </w:pPr>
+            <w:r>
+              <w:rPr>
+                <w:rFonts w:eastAsia="NSimSun" w:cs="Arial" w:ascii="Courier New" w:hAnsi="Courier New"/>
+                <w:b/>
+                <w:bCs/>
+                <w:color w:val="0066CC"/>
+                <w:kern w:val="2"/>
+                <w:sz w:val="16"/>
+                <w:szCs w:val="16"/>
+                <w:lang w:val="es-MX" w:eastAsia="zh-CN" w:bidi="hi-IN"/>
+              </w:rPr>
+              <w:t>Valor Mapeable</w:t>
+            </w:r>
+          </w:p>
+        </w:tc>
+        <w:tc>
+          <w:tcPr>
+            <w:tcW w:w="1645" w:type="dxa"/>
             <w:tcBorders>
               <w:start w:val="single" w:sz="4" w:space="0" w:color="000000"/>
               <w:bottom w:val="single" w:sz="4" w:space="0" w:color="000000"/>
@@ -3135,7 +3814,7 @@
               <w:suppressAutoHyphens w:val="true"/>
               <w:bidi w:val="0"/>
               <w:spacing w:lineRule="exact" w:line="198" w:before="0" w:after="0"/>
-              <w:ind w:hanging="0" w:start="709" w:end="0"/>
+              <w:ind w:hanging="0" w:start="0" w:end="0"/>
               <w:jc w:val="start"/>
               <w:rPr>
                 <w:rFonts w:ascii="Courier New" w:hAnsi="Courier New" w:eastAsia="NSimSun" w:cs="Arial"/>
@@ -3167,7 +3846,7 @@
         <w:trPr/>
         <w:tc>
           <w:tcPr>
-            <w:tcW w:w="3055" w:type="dxa"/>
+            <w:tcW w:w="2489" w:type="dxa"/>
             <w:tcBorders>
               <w:start w:val="single" w:sz="4" w:space="0" w:color="000000"/>
               <w:bottom w:val="single" w:sz="4" w:space="0" w:color="000000"/>
@@ -3210,7 +3889,7 @@
         </w:tc>
         <w:tc>
           <w:tcPr>
-            <w:tcW w:w="3854" w:type="dxa"/>
+            <w:tcW w:w="3120" w:type="dxa"/>
             <w:tcBorders>
               <w:start w:val="single" w:sz="4" w:space="0" w:color="000000"/>
               <w:bottom w:val="single" w:sz="4" w:space="0" w:color="000000"/>
@@ -3247,13 +3926,56 @@
                 <w:szCs w:val="16"/>
                 <w:lang w:val="es-MX" w:eastAsia="zh-CN" w:bidi="hi-IN"/>
               </w:rPr>
-              <w:t>De donde se obtiene este valor</w:t>
-            </w:r>
-          </w:p>
-        </w:tc>
-        <w:tc>
-          <w:tcPr>
-            <w:tcW w:w="3063" w:type="dxa"/>
+              <w:t>¿?</w:t>
+            </w:r>
+          </w:p>
+        </w:tc>
+        <w:tc>
+          <w:tcPr>
+            <w:tcW w:w="2717" w:type="dxa"/>
+            <w:tcBorders>
+              <w:start w:val="single" w:sz="4" w:space="0" w:color="000000"/>
+              <w:bottom w:val="single" w:sz="4" w:space="0" w:color="000000"/>
+            </w:tcBorders>
+          </w:tcPr>
+          <w:p>
+            <w:pPr>
+              <w:pStyle w:val="BodyText"/>
+              <w:widowControl/>
+              <w:suppressAutoHyphens w:val="true"/>
+              <w:bidi w:val="0"/>
+              <w:spacing w:lineRule="exact" w:line="198" w:before="0" w:after="0"/>
+              <w:ind w:hanging="0" w:start="0" w:end="0"/>
+              <w:jc w:val="start"/>
+              <w:rPr>
+                <w:rFonts w:ascii="Courier New" w:hAnsi="Courier New" w:eastAsia="NSimSun" w:cs="Arial"/>
+                <w:b/>
+                <w:bCs/>
+                <w:color w:val="FF0000"/>
+                <w:kern w:val="2"/>
+                <w:sz w:val="16"/>
+                <w:szCs w:val="16"/>
+                <w:lang w:val="es-MX" w:eastAsia="zh-CN" w:bidi="hi-IN"/>
+              </w:rPr>
+            </w:pPr>
+            <w:r>
+              <w:rPr>
+                <w:rFonts w:eastAsia="NSimSun" w:cs="Arial" w:ascii="Courier New" w:hAnsi="Courier New"/>
+                <w:b/>
+                <w:bCs/>
+                <w:color w:val="FF0000"/>
+                <w:kern w:val="2"/>
+                <w:sz w:val="16"/>
+                <w:szCs w:val="16"/>
+                <w:lang w:val="es-MX" w:eastAsia="zh-CN" w:bidi="hi-IN"/>
+              </w:rPr>
+              <w:t>¿Como se obtiene el valor?</w:t>
+            </w:r>
+          </w:p>
+        </w:tc>
+        <w:tc>
+          <w:tcPr>
+            <w:tcW w:w="1645" w:type="dxa"/>
             <w:tcBorders>
               <w:start w:val="single" w:sz="4" w:space="0" w:color="000000"/>
               <w:bottom w:val="single" w:sz="4" w:space="0" w:color="000000"/>
@@ -3267,7 +3989,7 @@
               <w:suppressAutoHyphens w:val="true"/>
               <w:bidi w:val="0"/>
               <w:spacing w:lineRule="exact" w:line="198" w:before="0" w:after="0"/>
-              <w:ind w:hanging="0" w:start="709" w:end="0"/>
+              <w:ind w:hanging="0" w:start="0" w:end="0"/>
               <w:jc w:val="start"/>
               <w:rPr>
                 <w:rFonts w:ascii="Courier New" w:hAnsi="Courier New" w:eastAsia="NSimSun" w:cs="Arial"/>
@@ -3299,7 +4021,7 @@
         <w:trPr/>
         <w:tc>
           <w:tcPr>
-            <w:tcW w:w="3055" w:type="dxa"/>
+            <w:tcW w:w="2489" w:type="dxa"/>
             <w:tcBorders>
               <w:start w:val="single" w:sz="4" w:space="0" w:color="000000"/>
               <w:bottom w:val="single" w:sz="4" w:space="0" w:color="000000"/>
@@ -3342,7 +4064,7 @@
         </w:tc>
         <w:tc>
           <w:tcPr>
-            <w:tcW w:w="3854" w:type="dxa"/>
+            <w:tcW w:w="3120" w:type="dxa"/>
             <w:tcBorders>
               <w:start w:val="single" w:sz="4" w:space="0" w:color="000000"/>
               <w:bottom w:val="single" w:sz="4" w:space="0" w:color="000000"/>
@@ -3379,13 +4101,56 @@
                 <w:szCs w:val="16"/>
                 <w:lang w:val="es-MX" w:eastAsia="zh-CN" w:bidi="hi-IN"/>
               </w:rPr>
-              <w:t>De donde se obtiene este valor</w:t>
-            </w:r>
-          </w:p>
-        </w:tc>
-        <w:tc>
-          <w:tcPr>
-            <w:tcW w:w="3063" w:type="dxa"/>
+              <w:t>¿?</w:t>
+            </w:r>
+          </w:p>
+        </w:tc>
+        <w:tc>
+          <w:tcPr>
+            <w:tcW w:w="2717" w:type="dxa"/>
+            <w:tcBorders>
+              <w:start w:val="single" w:sz="4" w:space="0" w:color="000000"/>
+              <w:bottom w:val="single" w:sz="4" w:space="0" w:color="000000"/>
+            </w:tcBorders>
+          </w:tcPr>
+          <w:p>
+            <w:pPr>
+              <w:pStyle w:val="BodyText"/>
+              <w:widowControl/>
+              <w:suppressAutoHyphens w:val="true"/>
+              <w:bidi w:val="0"/>
+              <w:spacing w:lineRule="exact" w:line="198" w:before="0" w:after="0"/>
+              <w:ind w:hanging="0" w:start="0" w:end="0"/>
+              <w:jc w:val="start"/>
+              <w:rPr>
+                <w:rFonts w:ascii="Courier New" w:hAnsi="Courier New" w:eastAsia="NSimSun" w:cs="Arial"/>
+                <w:b/>
+                <w:bCs/>
+                <w:color w:val="FF0000"/>
+                <w:kern w:val="2"/>
+                <w:sz w:val="16"/>
+                <w:szCs w:val="16"/>
+                <w:lang w:val="es-MX" w:eastAsia="zh-CN" w:bidi="hi-IN"/>
+              </w:rPr>
+            </w:pPr>
+            <w:r>
+              <w:rPr>
+                <w:rFonts w:eastAsia="NSimSun" w:cs="Arial" w:ascii="Courier New" w:hAnsi="Courier New"/>
+                <w:b/>
+                <w:bCs/>
+                <w:color w:val="FF0000"/>
+                <w:kern w:val="2"/>
+                <w:sz w:val="16"/>
+                <w:szCs w:val="16"/>
+                <w:lang w:val="es-MX" w:eastAsia="zh-CN" w:bidi="hi-IN"/>
+              </w:rPr>
+              <w:t>¿Como se obtiene el valor?</w:t>
+            </w:r>
+          </w:p>
+        </w:tc>
+        <w:tc>
+          <w:tcPr>
+            <w:tcW w:w="1645" w:type="dxa"/>
             <w:tcBorders>
               <w:start w:val="single" w:sz="4" w:space="0" w:color="000000"/>
               <w:bottom w:val="single" w:sz="4" w:space="0" w:color="000000"/>
@@ -3399,7 +4164,7 @@
               <w:suppressAutoHyphens w:val="true"/>
               <w:bidi w:val="0"/>
               <w:spacing w:lineRule="exact" w:line="198" w:before="0" w:after="0"/>
-              <w:ind w:hanging="0" w:start="709" w:end="0"/>
+              <w:ind w:hanging="0" w:start="0" w:end="0"/>
               <w:jc w:val="start"/>
               <w:rPr>
                 <w:rFonts w:ascii="Courier New" w:hAnsi="Courier New" w:eastAsia="NSimSun" w:cs="Arial"/>
@@ -3431,7 +4196,7 @@
         <w:trPr/>
         <w:tc>
           <w:tcPr>
-            <w:tcW w:w="3055" w:type="dxa"/>
+            <w:tcW w:w="2489" w:type="dxa"/>
             <w:tcBorders>
               <w:start w:val="single" w:sz="4" w:space="0" w:color="000000"/>
               <w:bottom w:val="single" w:sz="4" w:space="0" w:color="000000"/>
@@ -3474,7 +4239,7 @@
         </w:tc>
         <w:tc>
           <w:tcPr>
-            <w:tcW w:w="3854" w:type="dxa"/>
+            <w:tcW w:w="3120" w:type="dxa"/>
             <w:tcBorders>
               <w:start w:val="single" w:sz="4" w:space="0" w:color="000000"/>
               <w:bottom w:val="single" w:sz="4" w:space="0" w:color="000000"/>
@@ -3511,13 +4276,56 @@
                 <w:szCs w:val="16"/>
                 <w:lang w:val="es-MX" w:eastAsia="zh-CN" w:bidi="hi-IN"/>
               </w:rPr>
-              <w:t>De donde se obtiene este valor</w:t>
-            </w:r>
-          </w:p>
-        </w:tc>
-        <w:tc>
-          <w:tcPr>
-            <w:tcW w:w="3063" w:type="dxa"/>
+              <w:t>¿?</w:t>
+            </w:r>
+          </w:p>
+        </w:tc>
+        <w:tc>
+          <w:tcPr>
+            <w:tcW w:w="2717" w:type="dxa"/>
+            <w:tcBorders>
+              <w:start w:val="single" w:sz="4" w:space="0" w:color="000000"/>
+              <w:bottom w:val="single" w:sz="4" w:space="0" w:color="000000"/>
+            </w:tcBorders>
+          </w:tcPr>
+          <w:p>
+            <w:pPr>
+              <w:pStyle w:val="BodyText"/>
+              <w:widowControl/>
+              <w:suppressAutoHyphens w:val="true"/>
+              <w:bidi w:val="0"/>
+              <w:spacing w:lineRule="exact" w:line="198" w:before="0" w:after="0"/>
+              <w:ind w:hanging="0" w:start="0" w:end="0"/>
+              <w:jc w:val="start"/>
+              <w:rPr>
+                <w:rFonts w:ascii="Courier New" w:hAnsi="Courier New" w:eastAsia="NSimSun" w:cs="Arial"/>
+                <w:b/>
+                <w:bCs/>
+                <w:color w:val="FF0000"/>
+                <w:kern w:val="2"/>
+                <w:sz w:val="16"/>
+                <w:szCs w:val="16"/>
+                <w:lang w:val="es-MX" w:eastAsia="zh-CN" w:bidi="hi-IN"/>
+              </w:rPr>
+            </w:pPr>
+            <w:r>
+              <w:rPr>
+                <w:rFonts w:eastAsia="NSimSun" w:cs="Arial" w:ascii="Courier New" w:hAnsi="Courier New"/>
+                <w:b/>
+                <w:bCs/>
+                <w:color w:val="FF0000"/>
+                <w:kern w:val="2"/>
+                <w:sz w:val="16"/>
+                <w:szCs w:val="16"/>
+                <w:lang w:val="es-MX" w:eastAsia="zh-CN" w:bidi="hi-IN"/>
+              </w:rPr>
+              <w:t>¿Como se obtiene el valor?</w:t>
+            </w:r>
+          </w:p>
+        </w:tc>
+        <w:tc>
+          <w:tcPr>
+            <w:tcW w:w="1645" w:type="dxa"/>
             <w:tcBorders>
               <w:start w:val="single" w:sz="4" w:space="0" w:color="000000"/>
               <w:bottom w:val="single" w:sz="4" w:space="0" w:color="000000"/>
@@ -3531,7 +4339,7 @@
               <w:suppressAutoHyphens w:val="true"/>
               <w:bidi w:val="0"/>
               <w:spacing w:lineRule="exact" w:line="198" w:before="0" w:after="0"/>
-              <w:ind w:hanging="0" w:start="709" w:end="0"/>
+              <w:ind w:hanging="0" w:start="0" w:end="0"/>
               <w:jc w:val="start"/>
               <w:rPr>
                 <w:rFonts w:ascii="Courier New" w:hAnsi="Courier New" w:eastAsia="NSimSun" w:cs="Arial"/>
@@ -3563,7 +4371,7 @@
         <w:trPr/>
         <w:tc>
           <w:tcPr>
-            <w:tcW w:w="3055" w:type="dxa"/>
+            <w:tcW w:w="2489" w:type="dxa"/>
             <w:tcBorders>
               <w:start w:val="single" w:sz="4" w:space="0" w:color="000000"/>
               <w:bottom w:val="single" w:sz="4" w:space="0" w:color="000000"/>
@@ -3606,7 +4414,7 @@
         </w:tc>
         <w:tc>
           <w:tcPr>
-            <w:tcW w:w="3854" w:type="dxa"/>
+            <w:tcW w:w="3120" w:type="dxa"/>
             <w:tcBorders>
               <w:start w:val="single" w:sz="4" w:space="0" w:color="000000"/>
               <w:bottom w:val="single" w:sz="4" w:space="0" w:color="000000"/>
@@ -3643,13 +4451,56 @@
                 <w:szCs w:val="16"/>
                 <w:lang w:val="es-MX" w:eastAsia="zh-CN" w:bidi="hi-IN"/>
               </w:rPr>
-              <w:t>De donde se obtiene este valor</w:t>
-            </w:r>
-          </w:p>
-        </w:tc>
-        <w:tc>
-          <w:tcPr>
-            <w:tcW w:w="3063" w:type="dxa"/>
+              <w:t>¿?</w:t>
+            </w:r>
+          </w:p>
+        </w:tc>
+        <w:tc>
+          <w:tcPr>
+            <w:tcW w:w="2717" w:type="dxa"/>
+            <w:tcBorders>
+              <w:start w:val="single" w:sz="4" w:space="0" w:color="000000"/>
+              <w:bottom w:val="single" w:sz="4" w:space="0" w:color="000000"/>
+            </w:tcBorders>
+          </w:tcPr>
+          <w:p>
+            <w:pPr>
+              <w:pStyle w:val="BodyText"/>
+              <w:widowControl/>
+              <w:suppressAutoHyphens w:val="true"/>
+              <w:bidi w:val="0"/>
+              <w:spacing w:lineRule="exact" w:line="198" w:before="0" w:after="0"/>
+              <w:ind w:hanging="0" w:start="0" w:end="0"/>
+              <w:jc w:val="start"/>
+              <w:rPr>
+                <w:rFonts w:ascii="Courier New" w:hAnsi="Courier New" w:eastAsia="NSimSun" w:cs="Arial"/>
+                <w:b/>
+                <w:bCs/>
+                <w:color w:val="FF0000"/>
+                <w:kern w:val="2"/>
+                <w:sz w:val="16"/>
+                <w:szCs w:val="16"/>
+                <w:lang w:val="es-MX" w:eastAsia="zh-CN" w:bidi="hi-IN"/>
+              </w:rPr>
+            </w:pPr>
+            <w:r>
+              <w:rPr>
+                <w:rFonts w:eastAsia="NSimSun" w:cs="Arial" w:ascii="Courier New" w:hAnsi="Courier New"/>
+                <w:b/>
+                <w:bCs/>
+                <w:color w:val="FF0000"/>
+                <w:kern w:val="2"/>
+                <w:sz w:val="16"/>
+                <w:szCs w:val="16"/>
+                <w:lang w:val="es-MX" w:eastAsia="zh-CN" w:bidi="hi-IN"/>
+              </w:rPr>
+              <w:t>¿Como se obtiene el valor?</w:t>
+            </w:r>
+          </w:p>
+        </w:tc>
+        <w:tc>
+          <w:tcPr>
+            <w:tcW w:w="1645" w:type="dxa"/>
             <w:tcBorders>
               <w:start w:val="single" w:sz="4" w:space="0" w:color="000000"/>
               <w:bottom w:val="single" w:sz="4" w:space="0" w:color="000000"/>
@@ -3663,7 +4514,7 @@
               <w:suppressAutoHyphens w:val="true"/>
               <w:bidi w:val="0"/>
               <w:spacing w:lineRule="exact" w:line="198" w:before="0" w:after="0"/>
-              <w:ind w:hanging="0" w:start="709" w:end="0"/>
+              <w:ind w:hanging="0" w:start="0" w:end="0"/>
               <w:jc w:val="start"/>
               <w:rPr>
                 <w:rFonts w:ascii="Courier New" w:hAnsi="Courier New" w:eastAsia="NSimSun" w:cs="Arial"/>
@@ -3695,7 +4546,7 @@
         <w:trPr/>
         <w:tc>
           <w:tcPr>
-            <w:tcW w:w="3055" w:type="dxa"/>
+            <w:tcW w:w="2489" w:type="dxa"/>
             <w:tcBorders>
               <w:start w:val="single" w:sz="4" w:space="0" w:color="000000"/>
               <w:bottom w:val="single" w:sz="4" w:space="0" w:color="000000"/>
@@ -3738,7 +4589,7 @@
         </w:tc>
         <w:tc>
           <w:tcPr>
-            <w:tcW w:w="3854" w:type="dxa"/>
+            <w:tcW w:w="3120" w:type="dxa"/>
             <w:tcBorders>
               <w:start w:val="single" w:sz="4" w:space="0" w:color="000000"/>
               <w:bottom w:val="single" w:sz="4" w:space="0" w:color="000000"/>
@@ -3775,13 +4626,56 @@
                 <w:szCs w:val="16"/>
                 <w:lang w:val="es-MX" w:eastAsia="zh-CN" w:bidi="hi-IN"/>
               </w:rPr>
-              <w:t>De donde se obtiene este valor</w:t>
-            </w:r>
-          </w:p>
-        </w:tc>
-        <w:tc>
-          <w:tcPr>
-            <w:tcW w:w="3063" w:type="dxa"/>
+              <w:t>¿?</w:t>
+            </w:r>
+          </w:p>
+        </w:tc>
+        <w:tc>
+          <w:tcPr>
+            <w:tcW w:w="2717" w:type="dxa"/>
+            <w:tcBorders>
+              <w:start w:val="single" w:sz="4" w:space="0" w:color="000000"/>
+              <w:bottom w:val="single" w:sz="4" w:space="0" w:color="000000"/>
+            </w:tcBorders>
+          </w:tcPr>
+          <w:p>
+            <w:pPr>
+              <w:pStyle w:val="BodyText"/>
+              <w:widowControl/>
+              <w:suppressAutoHyphens w:val="true"/>
+              <w:bidi w:val="0"/>
+              <w:spacing w:lineRule="exact" w:line="198" w:before="0" w:after="0"/>
+              <w:ind w:hanging="0" w:start="0" w:end="0"/>
+              <w:jc w:val="start"/>
+              <w:rPr>
+                <w:rFonts w:ascii="Courier New" w:hAnsi="Courier New" w:eastAsia="NSimSun" w:cs="Arial"/>
+                <w:b/>
+                <w:bCs/>
+                <w:color w:val="FF0000"/>
+                <w:kern w:val="2"/>
+                <w:sz w:val="16"/>
+                <w:szCs w:val="16"/>
+                <w:lang w:val="es-MX" w:eastAsia="zh-CN" w:bidi="hi-IN"/>
+              </w:rPr>
+            </w:pPr>
+            <w:r>
+              <w:rPr>
+                <w:rFonts w:eastAsia="NSimSun" w:cs="Arial" w:ascii="Courier New" w:hAnsi="Courier New"/>
+                <w:b/>
+                <w:bCs/>
+                <w:color w:val="FF0000"/>
+                <w:kern w:val="2"/>
+                <w:sz w:val="16"/>
+                <w:szCs w:val="16"/>
+                <w:lang w:val="es-MX" w:eastAsia="zh-CN" w:bidi="hi-IN"/>
+              </w:rPr>
+              <w:t>¿Como se obtiene el valor?</w:t>
+            </w:r>
+          </w:p>
+        </w:tc>
+        <w:tc>
+          <w:tcPr>
+            <w:tcW w:w="1645" w:type="dxa"/>
             <w:tcBorders>
               <w:start w:val="single" w:sz="4" w:space="0" w:color="000000"/>
               <w:bottom w:val="single" w:sz="4" w:space="0" w:color="000000"/>
@@ -3795,7 +4689,7 @@
               <w:suppressAutoHyphens w:val="true"/>
               <w:bidi w:val="0"/>
               <w:spacing w:lineRule="exact" w:line="198" w:before="0" w:after="0"/>
-              <w:ind w:hanging="0" w:start="709" w:end="0"/>
+              <w:ind w:hanging="0" w:start="0" w:end="0"/>
               <w:jc w:val="start"/>
               <w:rPr>
                 <w:rFonts w:ascii="Courier New" w:hAnsi="Courier New" w:eastAsia="NSimSun" w:cs="Arial"/>
@@ -3827,7 +4721,7 @@
         <w:trPr/>
         <w:tc>
           <w:tcPr>
-            <w:tcW w:w="3055" w:type="dxa"/>
+            <w:tcW w:w="2489" w:type="dxa"/>
             <w:tcBorders>
               <w:start w:val="single" w:sz="4" w:space="0" w:color="000000"/>
               <w:bottom w:val="single" w:sz="4" w:space="0" w:color="000000"/>
@@ -3870,7 +4764,7 @@
         </w:tc>
         <w:tc>
           <w:tcPr>
-            <w:tcW w:w="3854" w:type="dxa"/>
+            <w:tcW w:w="3120" w:type="dxa"/>
             <w:tcBorders>
               <w:start w:val="single" w:sz="4" w:space="0" w:color="000000"/>
               <w:bottom w:val="single" w:sz="4" w:space="0" w:color="000000"/>
@@ -3907,13 +4801,56 @@
                 <w:szCs w:val="16"/>
                 <w:lang w:val="es-MX" w:eastAsia="zh-CN" w:bidi="hi-IN"/>
               </w:rPr>
-              <w:t>De donde se obtiene este valor</w:t>
-            </w:r>
-          </w:p>
-        </w:tc>
-        <w:tc>
-          <w:tcPr>
-            <w:tcW w:w="3063" w:type="dxa"/>
+              <w:t>¿?</w:t>
+            </w:r>
+          </w:p>
+        </w:tc>
+        <w:tc>
+          <w:tcPr>
+            <w:tcW w:w="2717" w:type="dxa"/>
+            <w:tcBorders>
+              <w:start w:val="single" w:sz="4" w:space="0" w:color="000000"/>
+              <w:bottom w:val="single" w:sz="4" w:space="0" w:color="000000"/>
+            </w:tcBorders>
+          </w:tcPr>
+          <w:p>
+            <w:pPr>
+              <w:pStyle w:val="BodyText"/>
+              <w:widowControl/>
+              <w:suppressAutoHyphens w:val="true"/>
+              <w:bidi w:val="0"/>
+              <w:spacing w:lineRule="exact" w:line="198" w:before="0" w:after="0"/>
+              <w:ind w:hanging="0" w:start="0" w:end="0"/>
+              <w:jc w:val="start"/>
+              <w:rPr>
+                <w:rFonts w:ascii="Courier New" w:hAnsi="Courier New" w:eastAsia="NSimSun" w:cs="Arial"/>
+                <w:b/>
+                <w:bCs/>
+                <w:color w:val="FF0000"/>
+                <w:kern w:val="2"/>
+                <w:sz w:val="16"/>
+                <w:szCs w:val="16"/>
+                <w:lang w:val="es-MX" w:eastAsia="zh-CN" w:bidi="hi-IN"/>
+              </w:rPr>
+            </w:pPr>
+            <w:r>
+              <w:rPr>
+                <w:rFonts w:eastAsia="NSimSun" w:cs="Arial" w:ascii="Courier New" w:hAnsi="Courier New"/>
+                <w:b/>
+                <w:bCs/>
+                <w:color w:val="FF0000"/>
+                <w:kern w:val="2"/>
+                <w:sz w:val="16"/>
+                <w:szCs w:val="16"/>
+                <w:lang w:val="es-MX" w:eastAsia="zh-CN" w:bidi="hi-IN"/>
+              </w:rPr>
+              <w:t>¿Como se obtiene el valor?</w:t>
+            </w:r>
+          </w:p>
+        </w:tc>
+        <w:tc>
+          <w:tcPr>
+            <w:tcW w:w="1645" w:type="dxa"/>
             <w:tcBorders>
               <w:start w:val="single" w:sz="4" w:space="0" w:color="000000"/>
               <w:bottom w:val="single" w:sz="4" w:space="0" w:color="000000"/>
@@ -3927,7 +4864,7 @@
               <w:suppressAutoHyphens w:val="true"/>
               <w:bidi w:val="0"/>
               <w:spacing w:lineRule="exact" w:line="198" w:before="0" w:after="0"/>
-              <w:ind w:hanging="0" w:start="709" w:end="0"/>
+              <w:ind w:hanging="0" w:start="0" w:end="0"/>
               <w:jc w:val="start"/>
               <w:rPr>
                 <w:rFonts w:ascii="Courier New" w:hAnsi="Courier New" w:eastAsia="NSimSun" w:cs="Arial"/>
@@ -3959,7 +4896,7 @@
         <w:trPr/>
         <w:tc>
           <w:tcPr>
-            <w:tcW w:w="3055" w:type="dxa"/>
+            <w:tcW w:w="2489" w:type="dxa"/>
             <w:tcBorders>
               <w:start w:val="single" w:sz="4" w:space="0" w:color="000000"/>
               <w:bottom w:val="single" w:sz="4" w:space="0" w:color="000000"/>
@@ -4002,50 +4939,93 @@
         </w:tc>
         <w:tc>
           <w:tcPr>
-            <w:tcW w:w="3854" w:type="dxa"/>
-            <w:tcBorders>
-              <w:start w:val="single" w:sz="4" w:space="0" w:color="000000"/>
-              <w:bottom w:val="single" w:sz="4" w:space="0" w:color="000000"/>
-            </w:tcBorders>
-          </w:tcPr>
-          <w:p>
-            <w:pPr>
-              <w:pStyle w:val="BodyText"/>
-              <w:widowControl/>
-              <w:suppressAutoHyphens w:val="true"/>
-              <w:bidi w:val="0"/>
-              <w:spacing w:lineRule="exact" w:line="198" w:before="0" w:after="0"/>
-              <w:ind w:hanging="0" w:start="0" w:end="0"/>
-              <w:jc w:val="start"/>
-              <w:rPr>
-                <w:rFonts w:ascii="Courier New" w:hAnsi="Courier New" w:eastAsia="NSimSun" w:cs="Arial"/>
-                <w:b/>
-                <w:bCs/>
-                <w:color w:val="000000"/>
-                <w:kern w:val="2"/>
-                <w:sz w:val="16"/>
-                <w:szCs w:val="16"/>
-                <w:lang w:val="es-MX" w:eastAsia="zh-CN" w:bidi="hi-IN"/>
-              </w:rPr>
-            </w:pPr>
-            <w:r>
-              <w:rPr>
-                <w:rFonts w:eastAsia="NSimSun" w:cs="Arial" w:ascii="Courier New" w:hAnsi="Courier New"/>
-                <w:b/>
-                <w:bCs/>
-                <w:color w:val="000000"/>
-                <w:kern w:val="2"/>
-                <w:sz w:val="16"/>
-                <w:szCs w:val="16"/>
-                <w:lang w:val="es-MX" w:eastAsia="zh-CN" w:bidi="hi-IN"/>
-              </w:rPr>
-              <w:t>"CreditCard" or "DebitCard"</w:t>
-            </w:r>
-          </w:p>
-        </w:tc>
-        <w:tc>
-          <w:tcPr>
-            <w:tcW w:w="3063" w:type="dxa"/>
+            <w:tcW w:w="3120" w:type="dxa"/>
+            <w:tcBorders>
+              <w:start w:val="single" w:sz="4" w:space="0" w:color="000000"/>
+              <w:bottom w:val="single" w:sz="4" w:space="0" w:color="000000"/>
+            </w:tcBorders>
+          </w:tcPr>
+          <w:p>
+            <w:pPr>
+              <w:pStyle w:val="BodyText"/>
+              <w:widowControl/>
+              <w:suppressAutoHyphens w:val="true"/>
+              <w:bidi w:val="0"/>
+              <w:spacing w:lineRule="exact" w:line="198" w:before="0" w:after="0"/>
+              <w:ind w:hanging="0" w:start="0" w:end="0"/>
+              <w:jc w:val="start"/>
+              <w:rPr>
+                <w:rFonts w:ascii="Courier New" w:hAnsi="Courier New" w:eastAsia="NSimSun" w:cs="Arial"/>
+                <w:b/>
+                <w:bCs/>
+                <w:color w:val="000000"/>
+                <w:kern w:val="2"/>
+                <w:sz w:val="16"/>
+                <w:szCs w:val="16"/>
+                <w:lang w:val="es-MX" w:eastAsia="zh-CN" w:bidi="hi-IN"/>
+              </w:rPr>
+            </w:pPr>
+            <w:r>
+              <w:rPr>
+                <w:rFonts w:eastAsia="NSimSun" w:cs="Arial" w:ascii="Courier New" w:hAnsi="Courier New"/>
+                <w:b/>
+                <w:bCs/>
+                <w:color w:val="000000"/>
+                <w:kern w:val="2"/>
+                <w:sz w:val="16"/>
+                <w:szCs w:val="16"/>
+                <w:lang w:val="es-MX" w:eastAsia="zh-CN" w:bidi="hi-IN"/>
+              </w:rPr>
+              <w:t>"CreditCard"</w:t>
+            </w:r>
+          </w:p>
+        </w:tc>
+        <w:tc>
+          <w:tcPr>
+            <w:tcW w:w="2717" w:type="dxa"/>
+            <w:tcBorders>
+              <w:start w:val="single" w:sz="4" w:space="0" w:color="000000"/>
+              <w:bottom w:val="single" w:sz="4" w:space="0" w:color="000000"/>
+            </w:tcBorders>
+          </w:tcPr>
+          <w:p>
+            <w:pPr>
+              <w:pStyle w:val="BodyText"/>
+              <w:widowControl/>
+              <w:suppressAutoHyphens w:val="true"/>
+              <w:bidi w:val="0"/>
+              <w:spacing w:lineRule="exact" w:line="198" w:before="0" w:after="0"/>
+              <w:ind w:hanging="0" w:start="0" w:end="0"/>
+              <w:jc w:val="start"/>
+              <w:rPr>
+                <w:rFonts w:ascii="Courier New" w:hAnsi="Courier New" w:eastAsia="NSimSun" w:cs="Arial"/>
+                <w:b/>
+                <w:bCs/>
+                <w:color w:val="468A1A"/>
+                <w:kern w:val="2"/>
+                <w:sz w:val="16"/>
+                <w:szCs w:val="16"/>
+                <w:lang w:val="es-MX" w:eastAsia="zh-CN" w:bidi="hi-IN"/>
+              </w:rPr>
+            </w:pPr>
+            <w:r>
+              <w:rPr>
+                <w:rFonts w:eastAsia="NSimSun" w:cs="Arial" w:ascii="Courier New" w:hAnsi="Courier New"/>
+                <w:b/>
+                <w:bCs/>
+                <w:color w:val="468A1A"/>
+                <w:kern w:val="2"/>
+                <w:sz w:val="16"/>
+                <w:szCs w:val="16"/>
+                <w:lang w:val="es-MX" w:eastAsia="zh-CN" w:bidi="hi-IN"/>
+              </w:rPr>
+              <w:t>Valor por default</w:t>
+            </w:r>
+          </w:p>
+        </w:tc>
+        <w:tc>
+          <w:tcPr>
+            <w:tcW w:w="1645" w:type="dxa"/>
             <w:tcBorders>
               <w:start w:val="single" w:sz="4" w:space="0" w:color="000000"/>
               <w:bottom w:val="single" w:sz="4" w:space="0" w:color="000000"/>
@@ -4059,7 +5039,7 @@
               <w:suppressAutoHyphens w:val="true"/>
               <w:bidi w:val="0"/>
               <w:spacing w:lineRule="exact" w:line="198" w:before="0" w:after="0"/>
-              <w:ind w:hanging="0" w:start="709" w:end="0"/>
+              <w:ind w:hanging="0" w:start="0" w:end="0"/>
               <w:jc w:val="start"/>
               <w:rPr>
                 <w:rFonts w:ascii="Courier New" w:hAnsi="Courier New" w:eastAsia="NSimSun" w:cs="Arial"/>
@@ -4091,7 +5071,7 @@
         <w:trPr/>
         <w:tc>
           <w:tcPr>
-            <w:tcW w:w="3055" w:type="dxa"/>
+            <w:tcW w:w="2489" w:type="dxa"/>
             <w:tcBorders>
               <w:start w:val="single" w:sz="4" w:space="0" w:color="000000"/>
               <w:bottom w:val="single" w:sz="4" w:space="0" w:color="000000"/>
@@ -4134,46 +5114,93 @@
         </w:tc>
         <w:tc>
           <w:tcPr>
-            <w:tcW w:w="3854" w:type="dxa"/>
-            <w:tcBorders>
-              <w:start w:val="single" w:sz="4" w:space="0" w:color="000000"/>
-              <w:bottom w:val="single" w:sz="4" w:space="0" w:color="000000"/>
-            </w:tcBorders>
-          </w:tcPr>
-          <w:p>
-            <w:pPr>
-              <w:pStyle w:val="BodyText"/>
-              <w:bidi w:val="0"/>
-              <w:spacing w:lineRule="exact" w:line="170" w:before="0" w:after="0"/>
-              <w:ind w:hanging="0" w:start="0" w:end="0"/>
-              <w:jc w:val="start"/>
-              <w:rPr>
-                <w:rFonts w:ascii="Courier New" w:hAnsi="Courier New"/>
-                <w:b/>
-                <w:bCs/>
-                <w:color w:val="000000"/>
-                <w:sz w:val="16"/>
-                <w:szCs w:val="16"/>
-              </w:rPr>
-            </w:pPr>
-            <w:r>
-              <w:rPr>
-                <w:rFonts w:eastAsia="NSimSun" w:cs="Arial" w:ascii="Courier New" w:hAnsi="Courier New"/>
-                <w:b/>
-                <w:bCs/>
-                <w:color w:val="000000"/>
-                <w:kern w:val="2"/>
-                <w:sz w:val="16"/>
-                <w:szCs w:val="16"/>
-                <w:lang w:val="es-MX" w:eastAsia="zh-CN" w:bidi="hi-IN"/>
-              </w:rPr>
-              <w:t>primaryAccountNumber</w:t>
-            </w:r>
-          </w:p>
-        </w:tc>
-        <w:tc>
-          <w:tcPr>
-            <w:tcW w:w="3063" w:type="dxa"/>
+            <w:tcW w:w="3120" w:type="dxa"/>
+            <w:tcBorders>
+              <w:start w:val="single" w:sz="4" w:space="0" w:color="000000"/>
+              <w:bottom w:val="single" w:sz="4" w:space="0" w:color="000000"/>
+            </w:tcBorders>
+          </w:tcPr>
+          <w:p>
+            <w:pPr>
+              <w:pStyle w:val="BodyText"/>
+              <w:widowControl/>
+              <w:suppressAutoHyphens w:val="true"/>
+              <w:bidi w:val="0"/>
+              <w:spacing w:lineRule="exact" w:line="198" w:before="0" w:after="0"/>
+              <w:ind w:hanging="0" w:start="0" w:end="0"/>
+              <w:jc w:val="start"/>
+              <w:rPr>
+                <w:rFonts w:ascii="Courier New" w:hAnsi="Courier New" w:eastAsia="NSimSun" w:cs="Arial"/>
+                <w:b/>
+                <w:bCs/>
+                <w:color w:val="000000"/>
+                <w:kern w:val="2"/>
+                <w:sz w:val="16"/>
+                <w:szCs w:val="16"/>
+                <w:lang w:val="es-MX" w:eastAsia="zh-CN" w:bidi="hi-IN"/>
+              </w:rPr>
+            </w:pPr>
+            <w:r>
+              <w:rPr>
+                <w:rFonts w:eastAsia="NSimSun" w:cs="Arial" w:ascii="Courier New" w:hAnsi="Courier New"/>
+                <w:b/>
+                <w:bCs/>
+                <w:color w:val="000000"/>
+                <w:kern w:val="2"/>
+                <w:sz w:val="16"/>
+                <w:szCs w:val="16"/>
+                <w:lang w:val="es-MX" w:eastAsia="zh-CN" w:bidi="hi-IN"/>
+              </w:rPr>
+              <w:t>pan</w:t>
+            </w:r>
+          </w:p>
+        </w:tc>
+        <w:tc>
+          <w:tcPr>
+            <w:tcW w:w="2717" w:type="dxa"/>
+            <w:tcBorders>
+              <w:start w:val="single" w:sz="4" w:space="0" w:color="000000"/>
+              <w:bottom w:val="single" w:sz="4" w:space="0" w:color="000000"/>
+            </w:tcBorders>
+          </w:tcPr>
+          <w:p>
+            <w:pPr>
+              <w:pStyle w:val="BodyText"/>
+              <w:widowControl/>
+              <w:suppressAutoHyphens w:val="true"/>
+              <w:bidi w:val="0"/>
+              <w:spacing w:lineRule="exact" w:line="198" w:before="0" w:after="0"/>
+              <w:ind w:hanging="0" w:start="0" w:end="0"/>
+              <w:jc w:val="start"/>
+              <w:rPr>
+                <w:rFonts w:ascii="Courier New" w:hAnsi="Courier New" w:eastAsia="NSimSun" w:cs="Arial"/>
+                <w:b/>
+                <w:bCs/>
+                <w:color w:val="0066CC"/>
+                <w:kern w:val="2"/>
+                <w:sz w:val="16"/>
+                <w:szCs w:val="16"/>
+                <w:lang w:val="es-MX" w:eastAsia="zh-CN" w:bidi="hi-IN"/>
+              </w:rPr>
+            </w:pPr>
+            <w:r>
+              <w:rPr>
+                <w:rFonts w:eastAsia="NSimSun" w:cs="Arial" w:ascii="Courier New" w:hAnsi="Courier New"/>
+                <w:b/>
+                <w:bCs/>
+                <w:color w:val="0066CC"/>
+                <w:kern w:val="2"/>
+                <w:sz w:val="16"/>
+                <w:szCs w:val="16"/>
+                <w:lang w:val="es-MX" w:eastAsia="zh-CN" w:bidi="hi-IN"/>
+              </w:rPr>
+              <w:t>Valor Mapeable</w:t>
+            </w:r>
+          </w:p>
+        </w:tc>
+        <w:tc>
+          <w:tcPr>
+            <w:tcW w:w="1645" w:type="dxa"/>
             <w:tcBorders>
               <w:start w:val="single" w:sz="4" w:space="0" w:color="000000"/>
               <w:bottom w:val="single" w:sz="4" w:space="0" w:color="000000"/>
@@ -4187,7 +5214,7 @@
               <w:suppressAutoHyphens w:val="true"/>
               <w:bidi w:val="0"/>
               <w:spacing w:lineRule="exact" w:line="198" w:before="0" w:after="0"/>
-              <w:ind w:hanging="0" w:start="709" w:end="0"/>
+              <w:ind w:hanging="0" w:start="0" w:end="0"/>
               <w:jc w:val="start"/>
               <w:rPr>
                 <w:rFonts w:ascii="Courier New" w:hAnsi="Courier New" w:eastAsia="NSimSun" w:cs="Arial"/>
@@ -4219,7 +5246,7 @@
         <w:trPr/>
         <w:tc>
           <w:tcPr>
-            <w:tcW w:w="3055" w:type="dxa"/>
+            <w:tcW w:w="2489" w:type="dxa"/>
             <w:tcBorders>
               <w:start w:val="single" w:sz="4" w:space="0" w:color="000000"/>
               <w:bottom w:val="single" w:sz="4" w:space="0" w:color="000000"/>
@@ -4262,7 +5289,7 @@
         </w:tc>
         <w:tc>
           <w:tcPr>
-            <w:tcW w:w="3854" w:type="dxa"/>
+            <w:tcW w:w="3120" w:type="dxa"/>
             <w:tcBorders>
               <w:start w:val="single" w:sz="4" w:space="0" w:color="000000"/>
               <w:bottom w:val="single" w:sz="4" w:space="0" w:color="000000"/>
@@ -4305,7 +5332,50 @@
         </w:tc>
         <w:tc>
           <w:tcPr>
-            <w:tcW w:w="3063" w:type="dxa"/>
+            <w:tcW w:w="2717" w:type="dxa"/>
+            <w:tcBorders>
+              <w:start w:val="single" w:sz="4" w:space="0" w:color="000000"/>
+              <w:bottom w:val="single" w:sz="4" w:space="0" w:color="000000"/>
+            </w:tcBorders>
+          </w:tcPr>
+          <w:p>
+            <w:pPr>
+              <w:pStyle w:val="BodyText"/>
+              <w:widowControl/>
+              <w:suppressAutoHyphens w:val="true"/>
+              <w:bidi w:val="0"/>
+              <w:spacing w:lineRule="exact" w:line="198" w:before="0" w:after="0"/>
+              <w:ind w:hanging="0" w:start="0" w:end="0"/>
+              <w:jc w:val="start"/>
+              <w:rPr>
+                <w:rFonts w:ascii="Courier New" w:hAnsi="Courier New" w:eastAsia="NSimSun" w:cs="Arial"/>
+                <w:b/>
+                <w:bCs/>
+                <w:color w:val="0066CC"/>
+                <w:kern w:val="2"/>
+                <w:sz w:val="16"/>
+                <w:szCs w:val="16"/>
+                <w:lang w:val="es-MX" w:eastAsia="zh-CN" w:bidi="hi-IN"/>
+              </w:rPr>
+            </w:pPr>
+            <w:r>
+              <w:rPr>
+                <w:rFonts w:eastAsia="NSimSun" w:cs="Arial" w:ascii="Courier New" w:hAnsi="Courier New"/>
+                <w:b/>
+                <w:bCs/>
+                <w:color w:val="0066CC"/>
+                <w:kern w:val="2"/>
+                <w:sz w:val="16"/>
+                <w:szCs w:val="16"/>
+                <w:lang w:val="es-MX" w:eastAsia="zh-CN" w:bidi="hi-IN"/>
+              </w:rPr>
+              <w:t>Valor Mapeable</w:t>
+            </w:r>
+          </w:p>
+        </w:tc>
+        <w:tc>
+          <w:tcPr>
+            <w:tcW w:w="1645" w:type="dxa"/>
             <w:tcBorders>
               <w:start w:val="single" w:sz="4" w:space="0" w:color="000000"/>
               <w:bottom w:val="single" w:sz="4" w:space="0" w:color="000000"/>
@@ -4319,7 +5389,7 @@
               <w:suppressAutoHyphens w:val="true"/>
               <w:bidi w:val="0"/>
               <w:spacing w:lineRule="exact" w:line="198" w:before="0" w:after="0"/>
-              <w:ind w:hanging="0" w:start="709" w:end="0"/>
+              <w:ind w:hanging="0" w:start="0" w:end="0"/>
               <w:jc w:val="start"/>
               <w:rPr>
                 <w:rFonts w:ascii="Courier New" w:hAnsi="Courier New" w:eastAsia="NSimSun" w:cs="Arial"/>
@@ -4351,7 +5421,7 @@
         <w:trPr/>
         <w:tc>
           <w:tcPr>
-            <w:tcW w:w="3055" w:type="dxa"/>
+            <w:tcW w:w="2489" w:type="dxa"/>
             <w:tcBorders>
               <w:start w:val="single" w:sz="4" w:space="0" w:color="000000"/>
               <w:bottom w:val="single" w:sz="4" w:space="0" w:color="000000"/>
@@ -4394,7 +5464,7 @@
         </w:tc>
         <w:tc>
           <w:tcPr>
-            <w:tcW w:w="3854" w:type="dxa"/>
+            <w:tcW w:w="3120" w:type="dxa"/>
             <w:tcBorders>
               <w:start w:val="single" w:sz="4" w:space="0" w:color="000000"/>
               <w:bottom w:val="single" w:sz="4" w:space="0" w:color="000000"/>
@@ -4437,7 +5507,50 @@
         </w:tc>
         <w:tc>
           <w:tcPr>
-            <w:tcW w:w="3063" w:type="dxa"/>
+            <w:tcW w:w="2717" w:type="dxa"/>
+            <w:tcBorders>
+              <w:start w:val="single" w:sz="4" w:space="0" w:color="000000"/>
+              <w:bottom w:val="single" w:sz="4" w:space="0" w:color="000000"/>
+            </w:tcBorders>
+          </w:tcPr>
+          <w:p>
+            <w:pPr>
+              <w:pStyle w:val="BodyText"/>
+              <w:widowControl/>
+              <w:suppressAutoHyphens w:val="true"/>
+              <w:bidi w:val="0"/>
+              <w:spacing w:lineRule="exact" w:line="198" w:before="0" w:after="0"/>
+              <w:ind w:hanging="0" w:start="0" w:end="0"/>
+              <w:jc w:val="start"/>
+              <w:rPr>
+                <w:rFonts w:ascii="Courier New" w:hAnsi="Courier New" w:eastAsia="NSimSun" w:cs="Arial"/>
+                <w:b/>
+                <w:bCs/>
+                <w:color w:val="0066CC"/>
+                <w:kern w:val="2"/>
+                <w:sz w:val="16"/>
+                <w:szCs w:val="16"/>
+                <w:lang w:val="es-MX" w:eastAsia="zh-CN" w:bidi="hi-IN"/>
+              </w:rPr>
+            </w:pPr>
+            <w:r>
+              <w:rPr>
+                <w:rFonts w:eastAsia="NSimSun" w:cs="Arial" w:ascii="Courier New" w:hAnsi="Courier New"/>
+                <w:b/>
+                <w:bCs/>
+                <w:color w:val="0066CC"/>
+                <w:kern w:val="2"/>
+                <w:sz w:val="16"/>
+                <w:szCs w:val="16"/>
+                <w:lang w:val="es-MX" w:eastAsia="zh-CN" w:bidi="hi-IN"/>
+              </w:rPr>
+              <w:t>Valor Mapeable</w:t>
+            </w:r>
+          </w:p>
+        </w:tc>
+        <w:tc>
+          <w:tcPr>
+            <w:tcW w:w="1645" w:type="dxa"/>
             <w:tcBorders>
               <w:start w:val="single" w:sz="4" w:space="0" w:color="000000"/>
               <w:bottom w:val="single" w:sz="4" w:space="0" w:color="000000"/>
@@ -4451,7 +5564,7 @@
               <w:suppressAutoHyphens w:val="true"/>
               <w:bidi w:val="0"/>
               <w:spacing w:lineRule="exact" w:line="198" w:before="0" w:after="0"/>
-              <w:ind w:hanging="0" w:start="709" w:end="0"/>
+              <w:ind w:hanging="0" w:start="0" w:end="0"/>
               <w:jc w:val="start"/>
               <w:rPr>
                 <w:rFonts w:ascii="Courier New" w:hAnsi="Courier New" w:eastAsia="NSimSun" w:cs="Arial"/>
@@ -4483,7 +5596,7 @@
         <w:trPr/>
         <w:tc>
           <w:tcPr>
-            <w:tcW w:w="3055" w:type="dxa"/>
+            <w:tcW w:w="2489" w:type="dxa"/>
             <w:tcBorders>
               <w:start w:val="single" w:sz="4" w:space="0" w:color="000000"/>
               <w:bottom w:val="single" w:sz="4" w:space="0" w:color="000000"/>
@@ -4526,50 +5639,93 @@
         </w:tc>
         <w:tc>
           <w:tcPr>
-            <w:tcW w:w="3854" w:type="dxa"/>
-            <w:tcBorders>
-              <w:start w:val="single" w:sz="4" w:space="0" w:color="000000"/>
-              <w:bottom w:val="single" w:sz="4" w:space="0" w:color="000000"/>
-            </w:tcBorders>
-          </w:tcPr>
-          <w:p>
-            <w:pPr>
-              <w:pStyle w:val="BodyText"/>
-              <w:widowControl/>
-              <w:suppressAutoHyphens w:val="true"/>
-              <w:bidi w:val="0"/>
-              <w:spacing w:lineRule="exact" w:line="198" w:before="0" w:after="0"/>
-              <w:ind w:hanging="0" w:start="0" w:end="0"/>
-              <w:jc w:val="start"/>
-              <w:rPr>
-                <w:rFonts w:ascii="Courier New" w:hAnsi="Courier New" w:eastAsia="NSimSun" w:cs="Arial"/>
-                <w:b/>
-                <w:bCs/>
-                <w:color w:val="000000"/>
-                <w:kern w:val="2"/>
-                <w:sz w:val="16"/>
-                <w:szCs w:val="16"/>
-                <w:lang w:val="es-MX" w:eastAsia="zh-CN" w:bidi="hi-IN"/>
-              </w:rPr>
-            </w:pPr>
-            <w:r>
-              <w:rPr>
-                <w:rFonts w:eastAsia="NSimSun" w:cs="Arial" w:ascii="Courier New" w:hAnsi="Courier New"/>
-                <w:b/>
-                <w:bCs/>
-                <w:color w:val="000000"/>
-                <w:kern w:val="2"/>
-                <w:sz w:val="16"/>
-                <w:szCs w:val="16"/>
-                <w:lang w:val="es-MX" w:eastAsia="zh-CN" w:bidi="hi-IN"/>
-              </w:rPr>
-              <w:t>cvv2</w:t>
-            </w:r>
-          </w:p>
-        </w:tc>
-        <w:tc>
-          <w:tcPr>
-            <w:tcW w:w="3063" w:type="dxa"/>
+            <w:tcW w:w="3120" w:type="dxa"/>
+            <w:tcBorders>
+              <w:start w:val="single" w:sz="4" w:space="0" w:color="000000"/>
+              <w:bottom w:val="single" w:sz="4" w:space="0" w:color="000000"/>
+            </w:tcBorders>
+          </w:tcPr>
+          <w:p>
+            <w:pPr>
+              <w:pStyle w:val="BodyText"/>
+              <w:widowControl/>
+              <w:suppressAutoHyphens w:val="true"/>
+              <w:bidi w:val="0"/>
+              <w:spacing w:lineRule="exact" w:line="198" w:before="0" w:after="0"/>
+              <w:ind w:hanging="0" w:start="0" w:end="0"/>
+              <w:jc w:val="start"/>
+              <w:rPr>
+                <w:rFonts w:ascii="Courier New" w:hAnsi="Courier New" w:eastAsia="NSimSun" w:cs="Arial"/>
+                <w:b/>
+                <w:bCs/>
+                <w:color w:val="000000"/>
+                <w:kern w:val="2"/>
+                <w:sz w:val="16"/>
+                <w:szCs w:val="16"/>
+                <w:lang w:val="es-MX" w:eastAsia="zh-CN" w:bidi="hi-IN"/>
+              </w:rPr>
+            </w:pPr>
+            <w:r>
+              <w:rPr>
+                <w:rFonts w:eastAsia="NSimSun" w:cs="Arial" w:ascii="Courier New" w:hAnsi="Courier New"/>
+                <w:b/>
+                <w:bCs/>
+                <w:color w:val="000000"/>
+                <w:kern w:val="2"/>
+                <w:sz w:val="16"/>
+                <w:szCs w:val="16"/>
+                <w:lang w:val="es-MX" w:eastAsia="zh-CN" w:bidi="hi-IN"/>
+              </w:rPr>
+              <w:t>cvvDos</w:t>
+            </w:r>
+          </w:p>
+        </w:tc>
+        <w:tc>
+          <w:tcPr>
+            <w:tcW w:w="2717" w:type="dxa"/>
+            <w:tcBorders>
+              <w:start w:val="single" w:sz="4" w:space="0" w:color="000000"/>
+              <w:bottom w:val="single" w:sz="4" w:space="0" w:color="000000"/>
+            </w:tcBorders>
+          </w:tcPr>
+          <w:p>
+            <w:pPr>
+              <w:pStyle w:val="BodyText"/>
+              <w:widowControl/>
+              <w:suppressAutoHyphens w:val="true"/>
+              <w:bidi w:val="0"/>
+              <w:spacing w:lineRule="exact" w:line="198" w:before="0" w:after="0"/>
+              <w:ind w:hanging="0" w:start="0" w:end="0"/>
+              <w:jc w:val="start"/>
+              <w:rPr>
+                <w:rFonts w:ascii="Courier New" w:hAnsi="Courier New" w:eastAsia="NSimSun" w:cs="Arial"/>
+                <w:b/>
+                <w:bCs/>
+                <w:color w:val="0066CC"/>
+                <w:kern w:val="2"/>
+                <w:sz w:val="16"/>
+                <w:szCs w:val="16"/>
+                <w:lang w:val="es-MX" w:eastAsia="zh-CN" w:bidi="hi-IN"/>
+              </w:rPr>
+            </w:pPr>
+            <w:r>
+              <w:rPr>
+                <w:rFonts w:eastAsia="NSimSun" w:cs="Arial" w:ascii="Courier New" w:hAnsi="Courier New"/>
+                <w:b/>
+                <w:bCs/>
+                <w:color w:val="0066CC"/>
+                <w:kern w:val="2"/>
+                <w:sz w:val="16"/>
+                <w:szCs w:val="16"/>
+                <w:lang w:val="es-MX" w:eastAsia="zh-CN" w:bidi="hi-IN"/>
+              </w:rPr>
+              <w:t>Valor Mapeable</w:t>
+            </w:r>
+          </w:p>
+        </w:tc>
+        <w:tc>
+          <w:tcPr>
+            <w:tcW w:w="1645" w:type="dxa"/>
             <w:tcBorders>
               <w:start w:val="single" w:sz="4" w:space="0" w:color="000000"/>
               <w:bottom w:val="single" w:sz="4" w:space="0" w:color="000000"/>
@@ -4583,7 +5739,7 @@
               <w:suppressAutoHyphens w:val="true"/>
               <w:bidi w:val="0"/>
               <w:spacing w:lineRule="exact" w:line="198" w:before="0" w:after="0"/>
-              <w:ind w:hanging="0" w:start="709" w:end="0"/>
+              <w:ind w:hanging="0" w:start="0" w:end="0"/>
               <w:jc w:val="start"/>
               <w:rPr>
                 <w:rFonts w:ascii="Courier New" w:hAnsi="Courier New" w:eastAsia="NSimSun" w:cs="Arial"/>
@@ -4667,14 +5823,13 @@
     <w:p>
       <w:pPr>
         <w:pStyle w:val="Normal"/>
-        <w:bidi w:val="0"/>
         <w:ind w:hanging="0" w:start="0" w:end="0"/>
         <w:jc w:val="center"/>
         <w:rPr>
           <w:rFonts w:ascii="Calibri" w:hAnsi="Calibri"/>
           <w:b/>
           <w:bCs/>
-          <w:color w:val="3465A4"/>
+          <w:color w:val="0066CC"/>
           <w:sz w:val="26"/>
           <w:szCs w:val="26"/>
         </w:rPr>
@@ -4684,7 +5839,7 @@
           <w:rFonts w:ascii="Calibri" w:hAnsi="Calibri"/>
           <w:b/>
           <w:bCs/>
-          <w:color w:val="3465A4"/>
+          <w:color w:val="0066CC"/>
           <w:sz w:val="26"/>
           <w:szCs w:val="26"/>
         </w:rPr>
@@ -4731,15 +5886,16 @@
         </w:tblCellMar>
       </w:tblPr>
       <w:tblGrid>
-        <w:gridCol w:w="3055"/>
-        <w:gridCol w:w="3854"/>
-        <w:gridCol w:w="3063"/>
+        <w:gridCol w:w="2492"/>
+        <w:gridCol w:w="3117"/>
+        <w:gridCol w:w="2717"/>
+        <w:gridCol w:w="1645"/>
       </w:tblGrid>
       <w:tr>
         <w:trPr/>
         <w:tc>
           <w:tcPr>
-            <w:tcW w:w="3055" w:type="dxa"/>
+            <w:tcW w:w="2492" w:type="dxa"/>
             <w:tcBorders>
               <w:top w:val="single" w:sz="4" w:space="0" w:color="000000"/>
               <w:start w:val="single" w:sz="4" w:space="0" w:color="000000"/>
@@ -4757,6 +5913,7 @@
                 <w:color w:val="000000"/>
                 <w:sz w:val="20"/>
                 <w:szCs w:val="20"/>
+                <w:highlight w:val="none"/>
                 <w:shd w:fill="FFFFFF" w:val="clear"/>
               </w:rPr>
             </w:pPr>
@@ -4775,7 +5932,7 @@
         </w:tc>
         <w:tc>
           <w:tcPr>
-            <w:tcW w:w="3854" w:type="dxa"/>
+            <w:tcW w:w="3117" w:type="dxa"/>
             <w:tcBorders>
               <w:top w:val="single" w:sz="4" w:space="0" w:color="000000"/>
               <w:start w:val="single" w:sz="4" w:space="0" w:color="000000"/>
@@ -4793,6 +5950,7 @@
                 <w:color w:val="000000"/>
                 <w:sz w:val="20"/>
                 <w:szCs w:val="20"/>
+                <w:highlight w:val="none"/>
                 <w:shd w:fill="FFFFFF" w:val="clear"/>
               </w:rPr>
             </w:pPr>
@@ -4811,12 +5969,11 @@
         </w:tc>
         <w:tc>
           <w:tcPr>
-            <w:tcW w:w="3063" w:type="dxa"/>
+            <w:tcW w:w="2717" w:type="dxa"/>
             <w:tcBorders>
               <w:top w:val="single" w:sz="4" w:space="0" w:color="000000"/>
               <w:start w:val="single" w:sz="4" w:space="0" w:color="000000"/>
               <w:bottom w:val="single" w:sz="4" w:space="0" w:color="000000"/>
-              <w:end w:val="single" w:sz="4" w:space="0" w:color="000000"/>
             </w:tcBorders>
           </w:tcPr>
           <w:p>
@@ -4830,6 +5987,7 @@
                 <w:color w:val="000000"/>
                 <w:sz w:val="20"/>
                 <w:szCs w:val="20"/>
+                <w:highlight w:val="none"/>
                 <w:shd w:fill="FFFFFF" w:val="clear"/>
               </w:rPr>
             </w:pPr>
@@ -4842,6 +6000,44 @@
                 <w:szCs w:val="20"/>
                 <w:shd w:fill="FFFFFF" w:val="clear"/>
               </w:rPr>
+              <w:t>OBSERVACIONES</w:t>
+            </w:r>
+          </w:p>
+        </w:tc>
+        <w:tc>
+          <w:tcPr>
+            <w:tcW w:w="1645" w:type="dxa"/>
+            <w:tcBorders>
+              <w:top w:val="single" w:sz="4" w:space="0" w:color="000000"/>
+              <w:start w:val="single" w:sz="4" w:space="0" w:color="000000"/>
+              <w:bottom w:val="single" w:sz="4" w:space="0" w:color="000000"/>
+              <w:end w:val="single" w:sz="4" w:space="0" w:color="000000"/>
+            </w:tcBorders>
+          </w:tcPr>
+          <w:p>
+            <w:pPr>
+              <w:pStyle w:val="Contenidodelatabla"/>
+              <w:spacing w:lineRule="exact" w:line="198"/>
+              <w:jc w:val="center"/>
+              <w:rPr>
+                <w:b/>
+                <w:bCs/>
+                <w:color w:val="000000"/>
+                <w:sz w:val="20"/>
+                <w:szCs w:val="20"/>
+                <w:highlight w:val="none"/>
+                <w:shd w:fill="FFFFFF" w:val="clear"/>
+              </w:rPr>
+            </w:pPr>
+            <w:r>
+              <w:rPr>
+                <w:b/>
+                <w:bCs/>
+                <w:color w:val="000000"/>
+                <w:sz w:val="20"/>
+                <w:szCs w:val="20"/>
+                <w:shd w:fill="FFFFFF" w:val="clear"/>
+              </w:rPr>
               <w:t>LONGITUD</w:t>
             </w:r>
           </w:p>
@@ -4851,93 +6047,352 @@
         <w:trPr/>
         <w:tc>
           <w:tcPr>
-            <w:tcW w:w="3055" w:type="dxa"/>
-            <w:tcBorders>
-              <w:start w:val="single" w:sz="4" w:space="0" w:color="000000"/>
-              <w:bottom w:val="single" w:sz="4" w:space="0" w:color="000000"/>
-            </w:tcBorders>
-          </w:tcPr>
-          <w:p>
-            <w:pPr>
-              <w:pStyle w:val="BodyText"/>
-              <w:widowControl/>
-              <w:suppressAutoHyphens w:val="true"/>
-              <w:bidi w:val="0"/>
-              <w:spacing w:lineRule="exact" w:line="198" w:before="0" w:after="0"/>
-              <w:ind w:hanging="0" w:start="0" w:end="0"/>
-              <w:jc w:val="start"/>
-              <w:rPr>
-                <w:rFonts w:ascii="Courier New" w:hAnsi="Courier New" w:eastAsia="NSimSun" w:cs="Arial"/>
-                <w:b/>
-                <w:bCs/>
-                <w:color w:val="000000"/>
-                <w:kern w:val="2"/>
-                <w:sz w:val="16"/>
-                <w:szCs w:val="16"/>
-                <w:lang w:val="es-MX" w:eastAsia="zh-CN" w:bidi="hi-IN"/>
-              </w:rPr>
-            </w:pPr>
-            <w:r>
-              <w:rPr>
-                <w:rFonts w:eastAsia="NSimSun" w:cs="Arial" w:ascii="Courier New" w:hAnsi="Courier New"/>
-                <w:b/>
-                <w:bCs/>
-                <w:color w:val="000000"/>
-                <w:kern w:val="2"/>
-                <w:sz w:val="16"/>
-                <w:szCs w:val="16"/>
-                <w:lang w:val="es-MX" w:eastAsia="zh-CN" w:bidi="hi-IN"/>
-              </w:rPr>
-              <w:t>configurationId</w:t>
-            </w:r>
-          </w:p>
-        </w:tc>
-        <w:tc>
-          <w:tcPr>
-            <w:tcW w:w="3854" w:type="dxa"/>
-            <w:tcBorders>
-              <w:start w:val="single" w:sz="4" w:space="0" w:color="000000"/>
-              <w:bottom w:val="single" w:sz="4" w:space="0" w:color="000000"/>
-            </w:tcBorders>
-          </w:tcPr>
-          <w:p>
-            <w:pPr>
-              <w:pStyle w:val="BodyText"/>
-              <w:widowControl/>
-              <w:suppressAutoHyphens w:val="true"/>
-              <w:bidi w:val="0"/>
-              <w:spacing w:lineRule="exact" w:line="198" w:before="0" w:after="0"/>
-              <w:ind w:hanging="0" w:start="0" w:end="0"/>
-              <w:jc w:val="start"/>
-              <w:rPr>
-                <w:rFonts w:ascii="Courier New" w:hAnsi="Courier New" w:eastAsia="NSimSun" w:cs="Arial"/>
-                <w:b/>
-                <w:bCs/>
-                <w:color w:val="000000"/>
-                <w:kern w:val="2"/>
-                <w:sz w:val="16"/>
-                <w:szCs w:val="16"/>
-                <w:lang w:val="es-MX" w:eastAsia="zh-CN" w:bidi="hi-IN"/>
-              </w:rPr>
-            </w:pPr>
-            <w:r>
-              <w:rPr>
-                <w:rFonts w:eastAsia="NSimSun" w:cs="Arial" w:ascii="Courier New" w:hAnsi="Courier New"/>
-                <w:b/>
-                <w:bCs/>
-                <w:color w:val="000000"/>
-                <w:kern w:val="2"/>
-                <w:sz w:val="16"/>
-                <w:szCs w:val="16"/>
-                <w:lang w:val="es-MX" w:eastAsia="zh-CN" w:bidi="hi-IN"/>
-              </w:rPr>
-              <w:t>Tipo de Producto</w:t>
-            </w:r>
-          </w:p>
-        </w:tc>
-        <w:tc>
-          <w:tcPr>
-            <w:tcW w:w="3063" w:type="dxa"/>
+            <w:tcW w:w="2492" w:type="dxa"/>
+            <w:tcBorders>
+              <w:start w:val="single" w:sz="4" w:space="0" w:color="000000"/>
+              <w:bottom w:val="single" w:sz="4" w:space="0" w:color="000000"/>
+            </w:tcBorders>
+          </w:tcPr>
+          <w:p>
+            <w:pPr>
+              <w:pStyle w:val="BodyText"/>
+              <w:widowControl/>
+              <w:suppressAutoHyphens w:val="true"/>
+              <w:bidi w:val="0"/>
+              <w:spacing w:lineRule="exact" w:line="198" w:before="0" w:after="0"/>
+              <w:ind w:hanging="0" w:start="0" w:end="0"/>
+              <w:jc w:val="start"/>
+              <w:rPr>
+                <w:rFonts w:ascii="Courier New" w:hAnsi="Courier New" w:eastAsia="NSimSun" w:cs="Arial"/>
+                <w:b/>
+                <w:bCs/>
+                <w:color w:val="000000"/>
+                <w:kern w:val="2"/>
+                <w:sz w:val="16"/>
+                <w:szCs w:val="16"/>
+                <w:lang w:val="es-MX" w:eastAsia="zh-CN" w:bidi="hi-IN"/>
+              </w:rPr>
+            </w:pPr>
+            <w:r>
+              <w:rPr>
+                <w:rFonts w:eastAsia="NSimSun" w:cs="Arial" w:ascii="Courier New" w:hAnsi="Courier New"/>
+                <w:b/>
+                <w:bCs/>
+                <w:color w:val="000000"/>
+                <w:kern w:val="2"/>
+                <w:sz w:val="16"/>
+                <w:szCs w:val="16"/>
+                <w:lang w:val="es-MX" w:eastAsia="zh-CN" w:bidi="hi-IN"/>
+              </w:rPr>
+              <w:t>accountSource</w:t>
+            </w:r>
+          </w:p>
+        </w:tc>
+        <w:tc>
+          <w:tcPr>
+            <w:tcW w:w="3117" w:type="dxa"/>
+            <w:tcBorders>
+              <w:start w:val="single" w:sz="4" w:space="0" w:color="000000"/>
+              <w:bottom w:val="single" w:sz="4" w:space="0" w:color="000000"/>
+            </w:tcBorders>
+          </w:tcPr>
+          <w:p>
+            <w:pPr>
+              <w:pStyle w:val="BodyText"/>
+              <w:widowControl/>
+              <w:suppressAutoHyphens w:val="true"/>
+              <w:bidi w:val="0"/>
+              <w:spacing w:lineRule="exact" w:line="198" w:before="0" w:after="0"/>
+              <w:ind w:hanging="0" w:start="0" w:end="0"/>
+              <w:jc w:val="start"/>
+              <w:rPr>
+                <w:rFonts w:ascii="Courier New" w:hAnsi="Courier New" w:eastAsia="NSimSun" w:cs="Arial"/>
+                <w:b/>
+                <w:bCs/>
+                <w:color w:val="000000"/>
+                <w:kern w:val="2"/>
+                <w:sz w:val="16"/>
+                <w:szCs w:val="16"/>
+                <w:lang w:val="es-MX" w:eastAsia="zh-CN" w:bidi="hi-IN"/>
+              </w:rPr>
+            </w:pPr>
+            <w:r>
+              <w:rPr>
+                <w:rFonts w:eastAsia="NSimSun" w:cs="Arial" w:ascii="Courier New" w:hAnsi="Courier New"/>
+                <w:b/>
+                <w:bCs/>
+                <w:color w:val="000000"/>
+                <w:kern w:val="2"/>
+                <w:sz w:val="16"/>
+                <w:szCs w:val="16"/>
+                <w:lang w:val="es-MX" w:eastAsia="zh-CN" w:bidi="hi-IN"/>
+              </w:rPr>
+              <w:t>"ACCOUNT_ON_FILE"</w:t>
+            </w:r>
+          </w:p>
+          <w:p>
+            <w:pPr>
+              <w:pStyle w:val="BodyText"/>
+              <w:widowControl/>
+              <w:suppressAutoHyphens w:val="true"/>
+              <w:bidi w:val="0"/>
+              <w:spacing w:lineRule="exact" w:line="198" w:before="0" w:after="0"/>
+              <w:ind w:hanging="0" w:start="0" w:end="0"/>
+              <w:jc w:val="start"/>
+              <w:rPr>
+                <w:rFonts w:ascii="Courier New" w:hAnsi="Courier New" w:eastAsia="NSimSun" w:cs="Arial"/>
+                <w:b/>
+                <w:bCs/>
+                <w:color w:val="000000"/>
+                <w:kern w:val="2"/>
+                <w:sz w:val="16"/>
+                <w:szCs w:val="16"/>
+                <w:lang w:val="es-MX" w:eastAsia="zh-CN" w:bidi="hi-IN"/>
+              </w:rPr>
+            </w:pPr>
+            <w:r>
+              <w:rPr>
+                <w:rFonts w:eastAsia="NSimSun" w:cs="Arial" w:ascii="Courier New" w:hAnsi="Courier New"/>
+                <w:b/>
+                <w:bCs/>
+                <w:color w:val="000000"/>
+                <w:kern w:val="2"/>
+                <w:sz w:val="16"/>
+                <w:szCs w:val="16"/>
+                <w:lang w:val="es-MX" w:eastAsia="zh-CN" w:bidi="hi-IN"/>
+              </w:rPr>
+              <w:t>"ACCOUNT_ADDED_MANUALLY"</w:t>
+            </w:r>
+          </w:p>
+          <w:p>
+            <w:pPr>
+              <w:pStyle w:val="BodyText"/>
+              <w:widowControl/>
+              <w:suppressAutoHyphens w:val="true"/>
+              <w:bidi w:val="0"/>
+              <w:spacing w:lineRule="exact" w:line="198" w:before="0" w:after="0"/>
+              <w:ind w:hanging="0" w:start="0" w:end="0"/>
+              <w:jc w:val="start"/>
+              <w:rPr>
+                <w:rFonts w:ascii="Courier New" w:hAnsi="Courier New" w:eastAsia="NSimSun" w:cs="Arial"/>
+                <w:b/>
+                <w:bCs/>
+                <w:color w:val="000000"/>
+                <w:kern w:val="2"/>
+                <w:sz w:val="16"/>
+                <w:szCs w:val="16"/>
+                <w:lang w:val="es-MX" w:eastAsia="zh-CN" w:bidi="hi-IN"/>
+              </w:rPr>
+            </w:pPr>
+            <w:r>
+              <w:rPr>
+                <w:rFonts w:eastAsia="NSimSun" w:cs="Arial" w:ascii="Courier New" w:hAnsi="Courier New"/>
+                <w:b/>
+                <w:bCs/>
+                <w:color w:val="000000"/>
+                <w:kern w:val="2"/>
+                <w:sz w:val="16"/>
+                <w:szCs w:val="16"/>
+                <w:lang w:val="es-MX" w:eastAsia="zh-CN" w:bidi="hi-IN"/>
+              </w:rPr>
+              <w:t>"ACCOUNT_ADDED_VIA_APPLICATION"</w:t>
+            </w:r>
+          </w:p>
+          <w:p>
+            <w:pPr>
+              <w:pStyle w:val="BodyText"/>
+              <w:widowControl/>
+              <w:suppressAutoHyphens w:val="true"/>
+              <w:bidi w:val="0"/>
+              <w:spacing w:lineRule="exact" w:line="198" w:before="0" w:after="0"/>
+              <w:ind w:hanging="0" w:start="0" w:end="0"/>
+              <w:jc w:val="start"/>
+              <w:rPr>
+                <w:rFonts w:ascii="Courier New" w:hAnsi="Courier New" w:eastAsia="NSimSun" w:cs="Arial"/>
+                <w:b/>
+                <w:bCs/>
+                <w:color w:val="000000"/>
+                <w:kern w:val="2"/>
+                <w:sz w:val="16"/>
+                <w:szCs w:val="16"/>
+                <w:lang w:val="es-MX" w:eastAsia="zh-CN" w:bidi="hi-IN"/>
+              </w:rPr>
+            </w:pPr>
+            <w:r>
+              <w:rPr>
+                <w:rFonts w:eastAsia="NSimSun" w:cs="Arial" w:ascii="Courier New" w:hAnsi="Courier New"/>
+                <w:b/>
+                <w:bCs/>
+                <w:color w:val="000000"/>
+                <w:kern w:val="2"/>
+                <w:sz w:val="16"/>
+                <w:szCs w:val="16"/>
+                <w:lang w:val="es-MX" w:eastAsia="zh-CN" w:bidi="hi-IN"/>
+              </w:rPr>
+              <w:t>"EXISTING_TOKEN_CREDENTIAL"</w:t>
+            </w:r>
+          </w:p>
+          <w:p>
+            <w:pPr>
+              <w:pStyle w:val="BodyText"/>
+              <w:widowControl/>
+              <w:suppressAutoHyphens w:val="true"/>
+              <w:bidi w:val="0"/>
+              <w:spacing w:lineRule="exact" w:line="198" w:before="0" w:after="0"/>
+              <w:ind w:hanging="0" w:start="0" w:end="0"/>
+              <w:jc w:val="start"/>
+              <w:rPr>
+                <w:rFonts w:ascii="Courier New" w:hAnsi="Courier New" w:eastAsia="NSimSun" w:cs="Arial"/>
+                <w:b/>
+                <w:bCs/>
+                <w:color w:val="000000"/>
+                <w:kern w:val="2"/>
+                <w:sz w:val="16"/>
+                <w:szCs w:val="16"/>
+                <w:lang w:val="es-MX" w:eastAsia="zh-CN" w:bidi="hi-IN"/>
+              </w:rPr>
+            </w:pPr>
+            <w:r>
+              <w:rPr>
+                <w:rFonts w:eastAsia="NSimSun" w:cs="Arial" w:ascii="Courier New" w:hAnsi="Courier New"/>
+                <w:b/>
+                <w:bCs/>
+                <w:color w:val="000000"/>
+                <w:kern w:val="2"/>
+                <w:sz w:val="16"/>
+                <w:szCs w:val="16"/>
+                <w:lang w:val="es-MX" w:eastAsia="zh-CN" w:bidi="hi-IN"/>
+              </w:rPr>
+              <w:t>"ACCOUNT_ADDED_VIA_BROWSER"</w:t>
+            </w:r>
+          </w:p>
+        </w:tc>
+        <w:tc>
+          <w:tcPr>
+            <w:tcW w:w="2717" w:type="dxa"/>
+            <w:tcBorders>
+              <w:start w:val="single" w:sz="4" w:space="0" w:color="000000"/>
+              <w:bottom w:val="single" w:sz="4" w:space="0" w:color="000000"/>
+            </w:tcBorders>
+          </w:tcPr>
+          <w:p>
+            <w:pPr>
+              <w:pStyle w:val="BodyText"/>
+              <w:widowControl/>
+              <w:suppressAutoHyphens w:val="true"/>
+              <w:bidi w:val="0"/>
+              <w:spacing w:lineRule="exact" w:line="198" w:before="0" w:after="0"/>
+              <w:ind w:hanging="0" w:start="0" w:end="0"/>
+              <w:jc w:val="start"/>
+              <w:rPr>
+                <w:rFonts w:ascii="Courier New" w:hAnsi="Courier New" w:eastAsia="NSimSun" w:cs="Arial"/>
+                <w:b/>
+                <w:bCs/>
+                <w:color w:val="0066CC"/>
+                <w:kern w:val="2"/>
+                <w:sz w:val="16"/>
+                <w:szCs w:val="16"/>
+                <w:lang w:val="es-MX" w:eastAsia="zh-CN" w:bidi="hi-IN"/>
+              </w:rPr>
+            </w:pPr>
+            <w:r>
+              <w:rPr>
+                <w:rFonts w:eastAsia="NSimSun" w:cs="Arial" w:ascii="Courier New" w:hAnsi="Courier New"/>
+                <w:b/>
+                <w:bCs/>
+                <w:color w:val="0066CC"/>
+                <w:kern w:val="2"/>
+                <w:sz w:val="16"/>
+                <w:szCs w:val="16"/>
+                <w:lang w:val="es-MX" w:eastAsia="zh-CN" w:bidi="hi-IN"/>
+              </w:rPr>
+              <w:t>Valor Mapeable</w:t>
+            </w:r>
+          </w:p>
+          <w:p>
+            <w:pPr>
+              <w:pStyle w:val="BodyText"/>
+              <w:widowControl/>
+              <w:suppressAutoHyphens w:val="true"/>
+              <w:bidi w:val="0"/>
+              <w:spacing w:lineRule="exact" w:line="198" w:before="0" w:after="0"/>
+              <w:ind w:hanging="0" w:start="0" w:end="0"/>
+              <w:jc w:val="start"/>
+              <w:rPr>
+                <w:rFonts w:ascii="Courier New" w:hAnsi="Courier New" w:eastAsia="NSimSun" w:cs="Arial"/>
+                <w:b/>
+                <w:bCs/>
+                <w:color w:val="468A1A"/>
+                <w:kern w:val="2"/>
+                <w:sz w:val="16"/>
+                <w:szCs w:val="16"/>
+                <w:lang w:val="es-MX" w:eastAsia="zh-CN" w:bidi="hi-IN"/>
+              </w:rPr>
+            </w:pPr>
+            <w:r>
+              <w:rPr>
+                <w:rFonts w:eastAsia="NSimSun" w:cs="Arial" w:ascii="Courier New" w:hAnsi="Courier New"/>
+                <w:b/>
+                <w:bCs/>
+                <w:color w:val="468A1A"/>
+                <w:kern w:val="2"/>
+                <w:sz w:val="16"/>
+                <w:szCs w:val="16"/>
+                <w:lang w:val="es-MX" w:eastAsia="zh-CN" w:bidi="hi-IN"/>
+              </w:rPr>
+            </w:r>
+          </w:p>
+          <w:p>
+            <w:pPr>
+              <w:pStyle w:val="BodyText"/>
+              <w:widowControl/>
+              <w:suppressAutoHyphens w:val="true"/>
+              <w:bidi w:val="0"/>
+              <w:spacing w:lineRule="exact" w:line="198" w:before="0" w:after="0"/>
+              <w:ind w:hanging="0" w:start="0" w:end="0"/>
+              <w:jc w:val="start"/>
+              <w:rPr>
+                <w:rFonts w:ascii="Courier New" w:hAnsi="Courier New" w:eastAsia="NSimSun" w:cs="Arial"/>
+                <w:b/>
+                <w:bCs/>
+                <w:color w:val="468A1A"/>
+                <w:kern w:val="2"/>
+                <w:sz w:val="16"/>
+                <w:szCs w:val="16"/>
+                <w:lang w:val="es-MX" w:eastAsia="zh-CN" w:bidi="hi-IN"/>
+              </w:rPr>
+            </w:pPr>
+            <w:r>
+              <w:rPr>
+                <w:rFonts w:eastAsia="NSimSun" w:cs="Arial" w:ascii="Courier New" w:hAnsi="Courier New"/>
+                <w:b/>
+                <w:bCs/>
+                <w:color w:val="468A1A"/>
+                <w:kern w:val="2"/>
+                <w:sz w:val="16"/>
+                <w:szCs w:val="16"/>
+                <w:lang w:val="es-MX" w:eastAsia="zh-CN" w:bidi="hi-IN"/>
+              </w:rPr>
+              <w:t xml:space="preserve">Se asignará el valor de acuerdo al campo </w:t>
+            </w:r>
+            <w:r>
+              <w:rPr>
+                <w:rFonts w:eastAsia="NSimSun" w:cs="Arial" w:ascii="Courier New" w:hAnsi="Courier New"/>
+                <w:b/>
+                <w:bCs/>
+                <w:color w:val="000000"/>
+                <w:kern w:val="2"/>
+                <w:sz w:val="16"/>
+                <w:szCs w:val="16"/>
+                <w:lang w:val="es-MX" w:eastAsia="zh-CN" w:bidi="hi-IN"/>
+              </w:rPr>
+              <w:t>source</w:t>
+            </w:r>
+          </w:p>
+        </w:tc>
+        <w:tc>
+          <w:tcPr>
+            <w:tcW w:w="1645" w:type="dxa"/>
             <w:tcBorders>
               <w:start w:val="single" w:sz="4" w:space="0" w:color="000000"/>
               <w:bottom w:val="single" w:sz="4" w:space="0" w:color="000000"/>
@@ -4951,7 +6406,7 @@
               <w:suppressAutoHyphens w:val="true"/>
               <w:bidi w:val="0"/>
               <w:spacing w:lineRule="exact" w:line="198" w:before="0" w:after="0"/>
-              <w:ind w:hanging="0" w:start="709" w:end="0"/>
+              <w:ind w:hanging="0" w:start="0" w:end="0"/>
               <w:jc w:val="start"/>
               <w:rPr>
                 <w:rFonts w:ascii="Courier New" w:hAnsi="Courier New" w:eastAsia="NSimSun" w:cs="Arial"/>
@@ -4983,93 +6438,136 @@
         <w:trPr/>
         <w:tc>
           <w:tcPr>
-            <w:tcW w:w="3055" w:type="dxa"/>
-            <w:tcBorders>
-              <w:start w:val="single" w:sz="4" w:space="0" w:color="000000"/>
-              <w:bottom w:val="single" w:sz="4" w:space="0" w:color="000000"/>
-            </w:tcBorders>
-          </w:tcPr>
-          <w:p>
-            <w:pPr>
-              <w:pStyle w:val="BodyText"/>
-              <w:widowControl/>
-              <w:suppressAutoHyphens w:val="true"/>
-              <w:bidi w:val="0"/>
-              <w:spacing w:lineRule="exact" w:line="198" w:before="0" w:after="0"/>
-              <w:ind w:hanging="0" w:start="0" w:end="0"/>
-              <w:jc w:val="start"/>
-              <w:rPr>
-                <w:rFonts w:ascii="Courier New" w:hAnsi="Courier New" w:eastAsia="NSimSun" w:cs="Arial"/>
-                <w:b/>
-                <w:bCs/>
-                <w:color w:val="000000"/>
-                <w:kern w:val="2"/>
-                <w:sz w:val="16"/>
-                <w:szCs w:val="16"/>
-                <w:lang w:val="es-MX" w:eastAsia="zh-CN" w:bidi="hi-IN"/>
-              </w:rPr>
-            </w:pPr>
-            <w:r>
-              <w:rPr>
-                <w:rFonts w:eastAsia="NSimSun" w:cs="Arial" w:ascii="Courier New" w:hAnsi="Courier New"/>
-                <w:b/>
-                <w:bCs/>
-                <w:color w:val="000000"/>
-                <w:kern w:val="2"/>
-                <w:sz w:val="16"/>
-                <w:szCs w:val="16"/>
-                <w:lang w:val="es-MX" w:eastAsia="zh-CN" w:bidi="hi-IN"/>
-              </w:rPr>
-              <w:t>assetId</w:t>
-            </w:r>
-          </w:p>
-        </w:tc>
-        <w:tc>
-          <w:tcPr>
-            <w:tcW w:w="3854" w:type="dxa"/>
-            <w:tcBorders>
-              <w:start w:val="single" w:sz="4" w:space="0" w:color="000000"/>
-              <w:bottom w:val="single" w:sz="4" w:space="0" w:color="000000"/>
-            </w:tcBorders>
-          </w:tcPr>
-          <w:p>
-            <w:pPr>
-              <w:pStyle w:val="BodyText"/>
-              <w:widowControl/>
-              <w:suppressAutoHyphens w:val="true"/>
-              <w:bidi w:val="0"/>
-              <w:spacing w:lineRule="exact" w:line="198" w:before="0" w:after="0"/>
-              <w:ind w:hanging="0" w:start="0" w:end="0"/>
-              <w:jc w:val="start"/>
-              <w:rPr>
-                <w:rFonts w:ascii="Courier New" w:hAnsi="Courier New" w:eastAsia="NSimSun" w:cs="Arial"/>
-                <w:b/>
-                <w:bCs/>
-                <w:color w:val="000000"/>
-                <w:kern w:val="2"/>
-                <w:sz w:val="16"/>
-                <w:szCs w:val="16"/>
-                <w:lang w:val="es-MX" w:eastAsia="zh-CN" w:bidi="hi-IN"/>
-              </w:rPr>
-            </w:pPr>
-            <w:r>
-              <w:rPr>
-                <w:rFonts w:eastAsia="NSimSun" w:cs="Arial" w:ascii="Courier New" w:hAnsi="Courier New"/>
-                <w:b/>
-                <w:bCs/>
-                <w:color w:val="000000"/>
-                <w:kern w:val="2"/>
-                <w:sz w:val="16"/>
-                <w:szCs w:val="16"/>
-                <w:lang w:val="es-MX" w:eastAsia="zh-CN" w:bidi="hi-IN"/>
-              </w:rPr>
-              <w:t>Identificador Único</w:t>
-            </w:r>
-          </w:p>
-        </w:tc>
-        <w:tc>
-          <w:tcPr>
-            <w:tcW w:w="3063" w:type="dxa"/>
+            <w:tcW w:w="2492" w:type="dxa"/>
+            <w:tcBorders>
+              <w:start w:val="single" w:sz="4" w:space="0" w:color="000000"/>
+              <w:bottom w:val="single" w:sz="4" w:space="0" w:color="000000"/>
+            </w:tcBorders>
+          </w:tcPr>
+          <w:p>
+            <w:pPr>
+              <w:pStyle w:val="BodyText"/>
+              <w:widowControl/>
+              <w:suppressAutoHyphens w:val="true"/>
+              <w:bidi w:val="0"/>
+              <w:spacing w:lineRule="exact" w:line="198" w:before="0" w:after="0"/>
+              <w:ind w:hanging="0" w:start="0" w:end="0"/>
+              <w:jc w:val="start"/>
+              <w:rPr>
+                <w:rFonts w:ascii="Courier New" w:hAnsi="Courier New" w:eastAsia="NSimSun" w:cs="Arial"/>
+                <w:b/>
+                <w:bCs/>
+                <w:color w:val="000000"/>
+                <w:kern w:val="2"/>
+                <w:sz w:val="16"/>
+                <w:szCs w:val="16"/>
+                <w:lang w:val="es-MX" w:eastAsia="zh-CN" w:bidi="hi-IN"/>
+              </w:rPr>
+            </w:pPr>
+            <w:r>
+              <w:rPr>
+                <w:rFonts w:eastAsia="NSimSun" w:cs="Arial" w:ascii="Courier New" w:hAnsi="Courier New"/>
+                <w:b/>
+                <w:bCs/>
+                <w:color w:val="000000"/>
+                <w:kern w:val="2"/>
+                <w:sz w:val="16"/>
+                <w:szCs w:val="16"/>
+                <w:lang w:val="es-MX" w:eastAsia="zh-CN" w:bidi="hi-IN"/>
+              </w:rPr>
+              <w:t>tokenReferenceId</w:t>
+            </w:r>
+          </w:p>
+        </w:tc>
+        <w:tc>
+          <w:tcPr>
+            <w:tcW w:w="3117" w:type="dxa"/>
+            <w:tcBorders>
+              <w:start w:val="single" w:sz="4" w:space="0" w:color="000000"/>
+              <w:bottom w:val="single" w:sz="4" w:space="0" w:color="000000"/>
+            </w:tcBorders>
+          </w:tcPr>
+          <w:p>
+            <w:pPr>
+              <w:pStyle w:val="BodyText"/>
+              <w:widowControl/>
+              <w:suppressAutoHyphens w:val="true"/>
+              <w:bidi w:val="0"/>
+              <w:spacing w:lineRule="exact" w:line="198" w:before="0" w:after="0"/>
+              <w:ind w:hanging="0" w:start="0" w:end="0"/>
+              <w:jc w:val="start"/>
+              <w:rPr>
+                <w:rFonts w:ascii="Courier New" w:hAnsi="Courier New" w:eastAsia="NSimSun" w:cs="Arial"/>
+                <w:b/>
+                <w:bCs/>
+                <w:color w:val="000000"/>
+                <w:kern w:val="2"/>
+                <w:sz w:val="16"/>
+                <w:szCs w:val="16"/>
+                <w:lang w:val="es-MX" w:eastAsia="zh-CN" w:bidi="hi-IN"/>
+              </w:rPr>
+            </w:pPr>
+            <w:r>
+              <w:rPr>
+                <w:rFonts w:eastAsia="NSimSun" w:cs="Arial" w:ascii="Courier New" w:hAnsi="Courier New"/>
+                <w:b/>
+                <w:bCs/>
+                <w:color w:val="000000"/>
+                <w:kern w:val="2"/>
+                <w:sz w:val="16"/>
+                <w:szCs w:val="16"/>
+                <w:lang w:val="es-MX" w:eastAsia="zh-CN" w:bidi="hi-IN"/>
+              </w:rPr>
+              <w:t>tokenRefID</w:t>
+            </w:r>
+          </w:p>
+        </w:tc>
+        <w:tc>
+          <w:tcPr>
+            <w:tcW w:w="2717" w:type="dxa"/>
+            <w:tcBorders>
+              <w:start w:val="single" w:sz="4" w:space="0" w:color="000000"/>
+              <w:bottom w:val="single" w:sz="4" w:space="0" w:color="000000"/>
+            </w:tcBorders>
+          </w:tcPr>
+          <w:p>
+            <w:pPr>
+              <w:pStyle w:val="BodyText"/>
+              <w:widowControl/>
+              <w:suppressAutoHyphens w:val="true"/>
+              <w:bidi w:val="0"/>
+              <w:spacing w:lineRule="exact" w:line="198" w:before="0" w:after="0"/>
+              <w:ind w:hanging="0" w:start="0" w:end="0"/>
+              <w:jc w:val="start"/>
+              <w:rPr>
+                <w:rFonts w:ascii="Courier New" w:hAnsi="Courier New" w:eastAsia="NSimSun" w:cs="Arial"/>
+                <w:b/>
+                <w:bCs/>
+                <w:color w:val="0066CC"/>
+                <w:kern w:val="2"/>
+                <w:sz w:val="16"/>
+                <w:szCs w:val="16"/>
+                <w:lang w:val="es-MX" w:eastAsia="zh-CN" w:bidi="hi-IN"/>
+              </w:rPr>
+            </w:pPr>
+            <w:r>
+              <w:rPr>
+                <w:rFonts w:eastAsia="NSimSun" w:cs="Arial" w:ascii="Courier New" w:hAnsi="Courier New"/>
+                <w:b/>
+                <w:bCs/>
+                <w:color w:val="0066CC"/>
+                <w:kern w:val="2"/>
+                <w:sz w:val="16"/>
+                <w:szCs w:val="16"/>
+                <w:lang w:val="es-MX" w:eastAsia="zh-CN" w:bidi="hi-IN"/>
+              </w:rPr>
+              <w:t>Valor Mapeable</w:t>
+            </w:r>
+          </w:p>
+        </w:tc>
+        <w:tc>
+          <w:tcPr>
+            <w:tcW w:w="1645" w:type="dxa"/>
             <w:tcBorders>
               <w:start w:val="single" w:sz="4" w:space="0" w:color="000000"/>
               <w:bottom w:val="single" w:sz="4" w:space="0" w:color="000000"/>
@@ -5083,7 +6581,7 @@
               <w:suppressAutoHyphens w:val="true"/>
               <w:bidi w:val="0"/>
               <w:spacing w:lineRule="exact" w:line="198" w:before="0" w:after="0"/>
-              <w:ind w:hanging="0" w:start="709" w:end="0"/>
+              <w:ind w:hanging="0" w:start="0" w:end="0"/>
               <w:jc w:val="start"/>
               <w:rPr>
                 <w:rFonts w:ascii="Courier New" w:hAnsi="Courier New" w:eastAsia="NSimSun" w:cs="Arial"/>
@@ -5107,6 +6605,7 @@
                 <w:szCs w:val="16"/>
                 <w:lang w:val="es-MX" w:eastAsia="zh-CN" w:bidi="hi-IN"/>
               </w:rPr>
+              <w:t>maxLength: 48</w:t>
             </w:r>
           </w:p>
         </w:tc>
@@ -5115,93 +6614,250 @@
         <w:trPr/>
         <w:tc>
           <w:tcPr>
-            <w:tcW w:w="3055" w:type="dxa"/>
-            <w:tcBorders>
-              <w:start w:val="single" w:sz="4" w:space="0" w:color="000000"/>
-              <w:bottom w:val="single" w:sz="4" w:space="0" w:color="000000"/>
-            </w:tcBorders>
-          </w:tcPr>
-          <w:p>
-            <w:pPr>
-              <w:pStyle w:val="BodyText"/>
-              <w:widowControl/>
-              <w:suppressAutoHyphens w:val="true"/>
-              <w:bidi w:val="0"/>
-              <w:spacing w:lineRule="exact" w:line="198" w:before="0" w:after="0"/>
-              <w:ind w:hanging="0" w:start="0" w:end="0"/>
-              <w:jc w:val="start"/>
-              <w:rPr>
-                <w:rFonts w:ascii="Courier New" w:hAnsi="Courier New" w:eastAsia="NSimSun" w:cs="Arial"/>
-                <w:b/>
-                <w:bCs/>
-                <w:color w:val="000000"/>
-                <w:kern w:val="2"/>
-                <w:sz w:val="16"/>
-                <w:szCs w:val="16"/>
-                <w:lang w:val="es-MX" w:eastAsia="zh-CN" w:bidi="hi-IN"/>
-              </w:rPr>
-            </w:pPr>
-            <w:r>
-              <w:rPr>
-                <w:rFonts w:eastAsia="NSimSun" w:cs="Arial" w:ascii="Courier New" w:hAnsi="Courier New"/>
-                <w:b/>
-                <w:bCs/>
-                <w:color w:val="000000"/>
-                <w:kern w:val="2"/>
-                <w:sz w:val="16"/>
-                <w:szCs w:val="16"/>
-                <w:lang w:val="es-MX" w:eastAsia="zh-CN" w:bidi="hi-IN"/>
-              </w:rPr>
-              <w:t>acceptedDateTime</w:t>
-            </w:r>
-          </w:p>
-        </w:tc>
-        <w:tc>
-          <w:tcPr>
-            <w:tcW w:w="3854" w:type="dxa"/>
-            <w:tcBorders>
-              <w:start w:val="single" w:sz="4" w:space="0" w:color="000000"/>
-              <w:bottom w:val="single" w:sz="4" w:space="0" w:color="000000"/>
-            </w:tcBorders>
-          </w:tcPr>
-          <w:p>
-            <w:pPr>
-              <w:pStyle w:val="BodyText"/>
-              <w:widowControl/>
-              <w:suppressAutoHyphens w:val="true"/>
-              <w:bidi w:val="0"/>
-              <w:spacing w:lineRule="exact" w:line="198" w:before="0" w:after="0"/>
-              <w:ind w:hanging="0" w:start="0" w:end="0"/>
-              <w:jc w:val="start"/>
-              <w:rPr>
-                <w:rFonts w:ascii="Courier New" w:hAnsi="Courier New" w:eastAsia="NSimSun" w:cs="Arial"/>
-                <w:b/>
-                <w:bCs/>
-                <w:color w:val="000000"/>
-                <w:kern w:val="2"/>
-                <w:sz w:val="16"/>
-                <w:szCs w:val="16"/>
-                <w:lang w:val="es-MX" w:eastAsia="zh-CN" w:bidi="hi-IN"/>
-              </w:rPr>
-            </w:pPr>
-            <w:r>
-              <w:rPr>
-                <w:rFonts w:eastAsia="NSimSun" w:cs="Arial" w:ascii="Courier New" w:hAnsi="Courier New"/>
-                <w:b/>
-                <w:bCs/>
-                <w:color w:val="000000"/>
-                <w:kern w:val="2"/>
-                <w:sz w:val="16"/>
-                <w:szCs w:val="16"/>
-                <w:lang w:val="es-MX" w:eastAsia="zh-CN" w:bidi="hi-IN"/>
-              </w:rPr>
-              <w:t>DateTime</w:t>
-            </w:r>
-          </w:p>
-        </w:tc>
-        <w:tc>
-          <w:tcPr>
-            <w:tcW w:w="3063" w:type="dxa"/>
+            <w:tcW w:w="2492" w:type="dxa"/>
+            <w:tcBorders>
+              <w:start w:val="single" w:sz="4" w:space="0" w:color="000000"/>
+              <w:bottom w:val="single" w:sz="4" w:space="0" w:color="000000"/>
+            </w:tcBorders>
+          </w:tcPr>
+          <w:p>
+            <w:pPr>
+              <w:pStyle w:val="BodyText"/>
+              <w:widowControl/>
+              <w:suppressAutoHyphens w:val="true"/>
+              <w:bidi w:val="0"/>
+              <w:spacing w:lineRule="exact" w:line="198" w:before="0" w:after="0"/>
+              <w:ind w:hanging="0" w:start="0" w:end="0"/>
+              <w:jc w:val="start"/>
+              <w:rPr>
+                <w:rFonts w:ascii="Courier New" w:hAnsi="Courier New" w:eastAsia="NSimSun" w:cs="Arial"/>
+                <w:b/>
+                <w:bCs/>
+                <w:color w:val="000000"/>
+                <w:kern w:val="2"/>
+                <w:sz w:val="16"/>
+                <w:szCs w:val="16"/>
+                <w:lang w:val="es-MX" w:eastAsia="zh-CN" w:bidi="hi-IN"/>
+              </w:rPr>
+            </w:pPr>
+            <w:r>
+              <w:rPr>
+                <w:rFonts w:eastAsia="NSimSun" w:cs="Arial" w:ascii="Courier New" w:hAnsi="Courier New"/>
+                <w:b/>
+                <w:bCs/>
+                <w:color w:val="000000"/>
+                <w:kern w:val="2"/>
+                <w:sz w:val="16"/>
+                <w:szCs w:val="16"/>
+                <w:lang w:val="es-MX" w:eastAsia="zh-CN" w:bidi="hi-IN"/>
+              </w:rPr>
+              <w:t>tokenType</w:t>
+            </w:r>
+          </w:p>
+        </w:tc>
+        <w:tc>
+          <w:tcPr>
+            <w:tcW w:w="3117" w:type="dxa"/>
+            <w:tcBorders>
+              <w:start w:val="single" w:sz="4" w:space="0" w:color="000000"/>
+              <w:bottom w:val="single" w:sz="4" w:space="0" w:color="000000"/>
+            </w:tcBorders>
+          </w:tcPr>
+          <w:p>
+            <w:pPr>
+              <w:pStyle w:val="BodyText"/>
+              <w:widowControl/>
+              <w:suppressAutoHyphens w:val="true"/>
+              <w:bidi w:val="0"/>
+              <w:spacing w:lineRule="exact" w:line="198" w:before="0" w:after="0"/>
+              <w:ind w:hanging="0" w:start="0" w:end="0"/>
+              <w:jc w:val="start"/>
+              <w:rPr>
+                <w:rFonts w:ascii="Courier New" w:hAnsi="Courier New" w:eastAsia="NSimSun" w:cs="Arial"/>
+                <w:b/>
+                <w:bCs/>
+                <w:color w:val="000000"/>
+                <w:kern w:val="2"/>
+                <w:sz w:val="16"/>
+                <w:szCs w:val="16"/>
+                <w:lang w:val="es-MX" w:eastAsia="zh-CN" w:bidi="hi-IN"/>
+              </w:rPr>
+            </w:pPr>
+            <w:r>
+              <w:rPr>
+                <w:rFonts w:eastAsia="NSimSun" w:cs="Arial" w:ascii="Courier New" w:hAnsi="Courier New"/>
+                <w:b/>
+                <w:bCs/>
+                <w:color w:val="000000"/>
+                <w:kern w:val="2"/>
+                <w:sz w:val="16"/>
+                <w:szCs w:val="16"/>
+                <w:lang w:val="es-MX" w:eastAsia="zh-CN" w:bidi="hi-IN"/>
+              </w:rPr>
+              <w:t>"EMBEDDED_SE"</w:t>
+            </w:r>
+          </w:p>
+          <w:p>
+            <w:pPr>
+              <w:pStyle w:val="BodyText"/>
+              <w:widowControl/>
+              <w:suppressAutoHyphens w:val="true"/>
+              <w:bidi w:val="0"/>
+              <w:spacing w:lineRule="exact" w:line="198" w:before="0" w:after="0"/>
+              <w:ind w:hanging="0" w:start="0" w:end="0"/>
+              <w:jc w:val="start"/>
+              <w:rPr>
+                <w:rFonts w:ascii="Courier New" w:hAnsi="Courier New" w:eastAsia="NSimSun" w:cs="Arial"/>
+                <w:b/>
+                <w:bCs/>
+                <w:color w:val="000000"/>
+                <w:kern w:val="2"/>
+                <w:sz w:val="16"/>
+                <w:szCs w:val="16"/>
+                <w:lang w:val="es-MX" w:eastAsia="zh-CN" w:bidi="hi-IN"/>
+              </w:rPr>
+            </w:pPr>
+            <w:r>
+              <w:rPr>
+                <w:rFonts w:eastAsia="NSimSun" w:cs="Arial" w:ascii="Courier New" w:hAnsi="Courier New"/>
+                <w:b/>
+                <w:bCs/>
+                <w:color w:val="000000"/>
+                <w:kern w:val="2"/>
+                <w:sz w:val="16"/>
+                <w:szCs w:val="16"/>
+                <w:lang w:val="es-MX" w:eastAsia="zh-CN" w:bidi="hi-IN"/>
+              </w:rPr>
+              <w:t>"CLOUD, STATIC"</w:t>
+            </w:r>
+          </w:p>
+        </w:tc>
+        <w:tc>
+          <w:tcPr>
+            <w:tcW w:w="2717" w:type="dxa"/>
+            <w:tcBorders>
+              <w:start w:val="single" w:sz="4" w:space="0" w:color="000000"/>
+              <w:bottom w:val="single" w:sz="4" w:space="0" w:color="000000"/>
+            </w:tcBorders>
+          </w:tcPr>
+          <w:p>
+            <w:pPr>
+              <w:pStyle w:val="BodyText"/>
+              <w:widowControl/>
+              <w:suppressAutoHyphens w:val="true"/>
+              <w:bidi w:val="0"/>
+              <w:spacing w:lineRule="exact" w:line="198" w:before="0" w:after="0"/>
+              <w:ind w:hanging="0" w:start="0" w:end="0"/>
+              <w:jc w:val="start"/>
+              <w:rPr>
+                <w:rFonts w:ascii="Courier New" w:hAnsi="Courier New" w:eastAsia="NSimSun" w:cs="Arial"/>
+                <w:b/>
+                <w:bCs/>
+                <w:color w:val="0066CC"/>
+                <w:kern w:val="2"/>
+                <w:sz w:val="16"/>
+                <w:szCs w:val="16"/>
+                <w:lang w:val="es-MX" w:eastAsia="zh-CN" w:bidi="hi-IN"/>
+              </w:rPr>
+            </w:pPr>
+            <w:r>
+              <w:rPr>
+                <w:rFonts w:eastAsia="NSimSun" w:cs="Arial" w:ascii="Courier New" w:hAnsi="Courier New"/>
+                <w:b/>
+                <w:bCs/>
+                <w:color w:val="0066CC"/>
+                <w:kern w:val="2"/>
+                <w:sz w:val="16"/>
+                <w:szCs w:val="16"/>
+                <w:lang w:val="es-MX" w:eastAsia="zh-CN" w:bidi="hi-IN"/>
+              </w:rPr>
+              <w:t>Valor Mapeable</w:t>
+            </w:r>
+          </w:p>
+          <w:p>
+            <w:pPr>
+              <w:pStyle w:val="BodyText"/>
+              <w:widowControl/>
+              <w:suppressAutoHyphens w:val="true"/>
+              <w:bidi w:val="0"/>
+              <w:spacing w:lineRule="exact" w:line="198" w:before="0" w:after="0"/>
+              <w:ind w:hanging="0" w:start="0" w:end="0"/>
+              <w:jc w:val="start"/>
+              <w:rPr>
+                <w:rFonts w:ascii="Courier New" w:hAnsi="Courier New" w:eastAsia="NSimSun" w:cs="Arial"/>
+                <w:b/>
+                <w:bCs/>
+                <w:color w:val="0066CC"/>
+                <w:kern w:val="2"/>
+                <w:sz w:val="16"/>
+                <w:szCs w:val="16"/>
+                <w:lang w:val="es-MX" w:eastAsia="zh-CN" w:bidi="hi-IN"/>
+              </w:rPr>
+            </w:pPr>
+            <w:r>
+              <w:rPr>
+                <w:rFonts w:eastAsia="NSimSun" w:cs="Arial" w:ascii="Courier New" w:hAnsi="Courier New"/>
+                <w:b/>
+                <w:bCs/>
+                <w:color w:val="0066CC"/>
+                <w:kern w:val="2"/>
+                <w:sz w:val="16"/>
+                <w:szCs w:val="16"/>
+                <w:lang w:val="es-MX" w:eastAsia="zh-CN" w:bidi="hi-IN"/>
+              </w:rPr>
+            </w:r>
+          </w:p>
+          <w:p>
+            <w:pPr>
+              <w:pStyle w:val="BodyText"/>
+              <w:widowControl/>
+              <w:suppressAutoHyphens w:val="true"/>
+              <w:bidi w:val="0"/>
+              <w:spacing w:lineRule="exact" w:line="198" w:before="0" w:after="0"/>
+              <w:ind w:hanging="0" w:start="0" w:end="0"/>
+              <w:jc w:val="start"/>
+              <w:rPr>
+                <w:rFonts w:ascii="Courier New" w:hAnsi="Courier New" w:eastAsia="NSimSun" w:cs="Arial"/>
+                <w:b/>
+                <w:bCs/>
+                <w:color w:val="468A1A"/>
+                <w:kern w:val="2"/>
+                <w:sz w:val="16"/>
+                <w:szCs w:val="16"/>
+                <w:lang w:val="es-MX" w:eastAsia="zh-CN" w:bidi="hi-IN"/>
+              </w:rPr>
+            </w:pPr>
+            <w:r>
+              <w:rPr>
+                <w:rFonts w:eastAsia="NSimSun" w:cs="Arial" w:ascii="Courier New" w:hAnsi="Courier New"/>
+                <w:b/>
+                <w:bCs/>
+                <w:color w:val="468A1A"/>
+                <w:kern w:val="2"/>
+                <w:sz w:val="16"/>
+                <w:szCs w:val="16"/>
+                <w:lang w:val="es-MX" w:eastAsia="zh-CN" w:bidi="hi-IN"/>
+              </w:rPr>
+              <w:t xml:space="preserve">Se asignará el valor de acuerdo al campo </w:t>
+            </w:r>
+            <w:r>
+              <w:rPr>
+                <w:rFonts w:eastAsia="NSimSun" w:cs="Arial" w:ascii="Courier New" w:hAnsi="Courier New"/>
+                <w:b/>
+                <w:bCs/>
+                <w:color w:val="000000"/>
+                <w:kern w:val="2"/>
+                <w:sz w:val="16"/>
+                <w:szCs w:val="16"/>
+                <w:lang w:val="es-MX" w:eastAsia="zh-CN" w:bidi="hi-IN"/>
+              </w:rPr>
+              <w:t>tokenType</w:t>
+            </w:r>
+          </w:p>
+        </w:tc>
+        <w:tc>
+          <w:tcPr>
+            <w:tcW w:w="1645" w:type="dxa"/>
             <w:tcBorders>
               <w:start w:val="single" w:sz="4" w:space="0" w:color="000000"/>
               <w:bottom w:val="single" w:sz="4" w:space="0" w:color="000000"/>
@@ -5215,25 +6871,25 @@
               <w:suppressAutoHyphens w:val="true"/>
               <w:bidi w:val="0"/>
               <w:spacing w:lineRule="exact" w:line="198" w:before="0" w:after="0"/>
-              <w:ind w:hanging="0" w:start="709" w:end="0"/>
-              <w:jc w:val="start"/>
-              <w:rPr>
-                <w:rFonts w:ascii="Courier New" w:hAnsi="Courier New" w:eastAsia="NSimSun" w:cs="Arial"/>
-                <w:b/>
-                <w:bCs/>
-                <w:color w:val="00AE00"/>
-                <w:kern w:val="2"/>
-                <w:sz w:val="16"/>
-                <w:szCs w:val="16"/>
-                <w:lang w:val="es-MX" w:eastAsia="zh-CN" w:bidi="hi-IN"/>
-              </w:rPr>
-            </w:pPr>
-            <w:r>
-              <w:rPr>
-                <w:rFonts w:eastAsia="NSimSun" w:cs="Arial" w:ascii="Courier New" w:hAnsi="Courier New"/>
-                <w:b/>
-                <w:bCs/>
-                <w:color w:val="00AE00"/>
+              <w:ind w:hanging="0" w:start="0" w:end="0"/>
+              <w:jc w:val="start"/>
+              <w:rPr>
+                <w:rFonts w:ascii="Courier New" w:hAnsi="Courier New" w:eastAsia="NSimSun" w:cs="Arial"/>
+                <w:b/>
+                <w:bCs/>
+                <w:color w:val="FF0000"/>
+                <w:kern w:val="2"/>
+                <w:sz w:val="16"/>
+                <w:szCs w:val="16"/>
+                <w:lang w:val="es-MX" w:eastAsia="zh-CN" w:bidi="hi-IN"/>
+              </w:rPr>
+            </w:pPr>
+            <w:r>
+              <w:rPr>
+                <w:rFonts w:eastAsia="NSimSun" w:cs="Arial" w:ascii="Courier New" w:hAnsi="Courier New"/>
+                <w:b/>
+                <w:bCs/>
+                <w:color w:val="FF0000"/>
                 <w:kern w:val="2"/>
                 <w:sz w:val="16"/>
                 <w:szCs w:val="16"/>
@@ -5247,93 +6903,307 @@
         <w:trPr/>
         <w:tc>
           <w:tcPr>
-            <w:tcW w:w="3055" w:type="dxa"/>
-            <w:tcBorders>
-              <w:start w:val="single" w:sz="4" w:space="0" w:color="000000"/>
-              <w:bottom w:val="single" w:sz="4" w:space="0" w:color="000000"/>
-            </w:tcBorders>
-          </w:tcPr>
-          <w:p>
-            <w:pPr>
-              <w:pStyle w:val="BodyText"/>
-              <w:widowControl/>
-              <w:suppressAutoHyphens w:val="true"/>
-              <w:bidi w:val="0"/>
-              <w:spacing w:lineRule="exact" w:line="198" w:before="0" w:after="0"/>
-              <w:ind w:hanging="0" w:start="0" w:end="0"/>
-              <w:jc w:val="start"/>
-              <w:rPr>
-                <w:rFonts w:ascii="Courier New" w:hAnsi="Courier New" w:eastAsia="NSimSun" w:cs="Arial"/>
-                <w:b/>
-                <w:bCs/>
-                <w:color w:val="000000"/>
-                <w:kern w:val="2"/>
-                <w:sz w:val="16"/>
-                <w:szCs w:val="16"/>
-                <w:lang w:val="es-MX" w:eastAsia="zh-CN" w:bidi="hi-IN"/>
-              </w:rPr>
-            </w:pPr>
-            <w:r>
-              <w:rPr>
-                <w:rFonts w:eastAsia="NSimSun" w:cs="Arial" w:ascii="Courier New" w:hAnsi="Courier New"/>
-                <w:b/>
-                <w:bCs/>
-                <w:color w:val="000000"/>
-                <w:kern w:val="2"/>
-                <w:sz w:val="16"/>
-                <w:szCs w:val="16"/>
-                <w:lang w:val="es-MX" w:eastAsia="zh-CN" w:bidi="hi-IN"/>
-              </w:rPr>
-              <w:t>activeTokenCount</w:t>
-            </w:r>
-          </w:p>
-        </w:tc>
-        <w:tc>
-          <w:tcPr>
-            <w:tcW w:w="3854" w:type="dxa"/>
-            <w:tcBorders>
-              <w:start w:val="single" w:sz="4" w:space="0" w:color="000000"/>
-              <w:bottom w:val="single" w:sz="4" w:space="0" w:color="000000"/>
-            </w:tcBorders>
-          </w:tcPr>
-          <w:p>
-            <w:pPr>
-              <w:pStyle w:val="BodyText"/>
-              <w:widowControl/>
-              <w:suppressAutoHyphens w:val="true"/>
-              <w:bidi w:val="0"/>
-              <w:spacing w:lineRule="exact" w:line="198" w:before="0" w:after="0"/>
-              <w:ind w:hanging="0" w:start="0" w:end="0"/>
-              <w:jc w:val="start"/>
-              <w:rPr>
-                <w:rFonts w:ascii="Courier New" w:hAnsi="Courier New" w:eastAsia="NSimSun" w:cs="Arial"/>
-                <w:b/>
-                <w:bCs/>
-                <w:color w:val="000000"/>
-                <w:kern w:val="2"/>
-                <w:sz w:val="16"/>
-                <w:szCs w:val="16"/>
-                <w:lang w:val="es-MX" w:eastAsia="zh-CN" w:bidi="hi-IN"/>
-              </w:rPr>
-            </w:pPr>
-            <w:r>
-              <w:rPr>
-                <w:rFonts w:eastAsia="NSimSun" w:cs="Arial" w:ascii="Courier New" w:hAnsi="Courier New"/>
-                <w:b/>
-                <w:bCs/>
-                <w:color w:val="000000"/>
-                <w:kern w:val="2"/>
-                <w:sz w:val="16"/>
-                <w:szCs w:val="16"/>
-                <w:lang w:val="es-MX" w:eastAsia="zh-CN" w:bidi="hi-IN"/>
-              </w:rPr>
-              <w:t>"0" - "99"</w:t>
-            </w:r>
-          </w:p>
-        </w:tc>
-        <w:tc>
-          <w:tcPr>
-            <w:tcW w:w="3063" w:type="dxa"/>
+            <w:tcW w:w="2492" w:type="dxa"/>
+            <w:tcBorders>
+              <w:start w:val="single" w:sz="4" w:space="0" w:color="000000"/>
+              <w:bottom w:val="single" w:sz="4" w:space="0" w:color="000000"/>
+            </w:tcBorders>
+          </w:tcPr>
+          <w:p>
+            <w:pPr>
+              <w:pStyle w:val="BodyText"/>
+              <w:widowControl/>
+              <w:suppressAutoHyphens w:val="true"/>
+              <w:bidi w:val="0"/>
+              <w:spacing w:lineRule="exact" w:line="198" w:before="0" w:after="0"/>
+              <w:ind w:hanging="0" w:start="0" w:end="0"/>
+              <w:jc w:val="start"/>
+              <w:rPr>
+                <w:rFonts w:ascii="Courier New" w:hAnsi="Courier New" w:eastAsia="NSimSun" w:cs="Arial"/>
+                <w:b/>
+                <w:bCs/>
+                <w:color w:val="000000"/>
+                <w:kern w:val="2"/>
+                <w:sz w:val="16"/>
+                <w:szCs w:val="16"/>
+                <w:lang w:val="es-MX" w:eastAsia="zh-CN" w:bidi="hi-IN"/>
+              </w:rPr>
+            </w:pPr>
+            <w:r>
+              <w:rPr>
+                <w:rFonts w:eastAsia="NSimSun" w:cs="Arial" w:ascii="Courier New" w:hAnsi="Courier New"/>
+                <w:b/>
+                <w:bCs/>
+                <w:color w:val="000000"/>
+                <w:kern w:val="2"/>
+                <w:sz w:val="16"/>
+                <w:szCs w:val="16"/>
+                <w:lang w:val="es-MX" w:eastAsia="zh-CN" w:bidi="hi-IN"/>
+              </w:rPr>
+              <w:t>tokenStorageLocation</w:t>
+            </w:r>
+          </w:p>
+        </w:tc>
+        <w:tc>
+          <w:tcPr>
+            <w:tcW w:w="3117" w:type="dxa"/>
+            <w:tcBorders>
+              <w:start w:val="single" w:sz="4" w:space="0" w:color="000000"/>
+              <w:bottom w:val="single" w:sz="4" w:space="0" w:color="000000"/>
+            </w:tcBorders>
+          </w:tcPr>
+          <w:p>
+            <w:pPr>
+              <w:pStyle w:val="BodyText"/>
+              <w:widowControl/>
+              <w:suppressAutoHyphens w:val="true"/>
+              <w:bidi w:val="0"/>
+              <w:spacing w:lineRule="exact" w:line="198" w:before="0" w:after="0"/>
+              <w:ind w:hanging="0" w:start="0" w:end="0"/>
+              <w:jc w:val="start"/>
+              <w:rPr>
+                <w:rFonts w:ascii="Courier New" w:hAnsi="Courier New" w:eastAsia="NSimSun" w:cs="Arial"/>
+                <w:b/>
+                <w:bCs/>
+                <w:color w:val="000000"/>
+                <w:kern w:val="2"/>
+                <w:sz w:val="16"/>
+                <w:szCs w:val="16"/>
+                <w:lang w:val="es-MX" w:eastAsia="zh-CN" w:bidi="hi-IN"/>
+              </w:rPr>
+            </w:pPr>
+            <w:r>
+              <w:rPr>
+                <w:rFonts w:eastAsia="NSimSun" w:cs="Arial" w:ascii="Courier New" w:hAnsi="Courier New"/>
+                <w:b/>
+                <w:bCs/>
+                <w:color w:val="000000"/>
+                <w:kern w:val="2"/>
+                <w:sz w:val="16"/>
+                <w:szCs w:val="16"/>
+                <w:lang w:val="es-MX" w:eastAsia="zh-CN" w:bidi="hi-IN"/>
+              </w:rPr>
+              <w:t>"DEVICE_MEMORY"</w:t>
+            </w:r>
+          </w:p>
+          <w:p>
+            <w:pPr>
+              <w:pStyle w:val="BodyText"/>
+              <w:widowControl/>
+              <w:suppressAutoHyphens w:val="true"/>
+              <w:bidi w:val="0"/>
+              <w:spacing w:lineRule="exact" w:line="198" w:before="0" w:after="0"/>
+              <w:ind w:hanging="0" w:start="0" w:end="0"/>
+              <w:jc w:val="start"/>
+              <w:rPr>
+                <w:rFonts w:ascii="Courier New" w:hAnsi="Courier New" w:eastAsia="NSimSun" w:cs="Arial"/>
+                <w:b/>
+                <w:bCs/>
+                <w:color w:val="000000"/>
+                <w:kern w:val="2"/>
+                <w:sz w:val="16"/>
+                <w:szCs w:val="16"/>
+                <w:lang w:val="es-MX" w:eastAsia="zh-CN" w:bidi="hi-IN"/>
+              </w:rPr>
+            </w:pPr>
+            <w:r>
+              <w:rPr>
+                <w:rFonts w:eastAsia="NSimSun" w:cs="Arial" w:ascii="Courier New" w:hAnsi="Courier New"/>
+                <w:b/>
+                <w:bCs/>
+                <w:color w:val="000000"/>
+                <w:kern w:val="2"/>
+                <w:sz w:val="16"/>
+                <w:szCs w:val="16"/>
+                <w:lang w:val="es-MX" w:eastAsia="zh-CN" w:bidi="hi-IN"/>
+              </w:rPr>
+              <w:t>"DEVICE_MEMORY_PROTECTED_TPM"</w:t>
+            </w:r>
+          </w:p>
+          <w:p>
+            <w:pPr>
+              <w:pStyle w:val="BodyText"/>
+              <w:widowControl/>
+              <w:suppressAutoHyphens w:val="true"/>
+              <w:bidi w:val="0"/>
+              <w:spacing w:lineRule="exact" w:line="198" w:before="0" w:after="0"/>
+              <w:ind w:hanging="0" w:start="0" w:end="0"/>
+              <w:jc w:val="start"/>
+              <w:rPr>
+                <w:rFonts w:ascii="Courier New" w:hAnsi="Courier New" w:eastAsia="NSimSun" w:cs="Arial"/>
+                <w:b/>
+                <w:bCs/>
+                <w:color w:val="000000"/>
+                <w:kern w:val="2"/>
+                <w:sz w:val="16"/>
+                <w:szCs w:val="16"/>
+                <w:lang w:val="es-MX" w:eastAsia="zh-CN" w:bidi="hi-IN"/>
+              </w:rPr>
+            </w:pPr>
+            <w:r>
+              <w:rPr>
+                <w:rFonts w:eastAsia="NSimSun" w:cs="Arial" w:ascii="Courier New" w:hAnsi="Courier New"/>
+                <w:b/>
+                <w:bCs/>
+                <w:color w:val="000000"/>
+                <w:kern w:val="2"/>
+                <w:sz w:val="16"/>
+                <w:szCs w:val="16"/>
+                <w:lang w:val="es-MX" w:eastAsia="zh-CN" w:bidi="hi-IN"/>
+              </w:rPr>
+              <w:t>"TEE"</w:t>
+            </w:r>
+          </w:p>
+          <w:p>
+            <w:pPr>
+              <w:pStyle w:val="BodyText"/>
+              <w:widowControl/>
+              <w:suppressAutoHyphens w:val="true"/>
+              <w:bidi w:val="0"/>
+              <w:spacing w:lineRule="exact" w:line="198" w:before="0" w:after="0"/>
+              <w:ind w:hanging="0" w:start="0" w:end="0"/>
+              <w:jc w:val="start"/>
+              <w:rPr>
+                <w:rFonts w:ascii="Courier New" w:hAnsi="Courier New" w:eastAsia="NSimSun" w:cs="Arial"/>
+                <w:b/>
+                <w:bCs/>
+                <w:color w:val="000000"/>
+                <w:kern w:val="2"/>
+                <w:sz w:val="16"/>
+                <w:szCs w:val="16"/>
+                <w:lang w:val="es-MX" w:eastAsia="zh-CN" w:bidi="hi-IN"/>
+              </w:rPr>
+            </w:pPr>
+            <w:r>
+              <w:rPr>
+                <w:rFonts w:eastAsia="NSimSun" w:cs="Arial" w:ascii="Courier New" w:hAnsi="Courier New"/>
+                <w:b/>
+                <w:bCs/>
+                <w:color w:val="000000"/>
+                <w:kern w:val="2"/>
+                <w:sz w:val="16"/>
+                <w:szCs w:val="16"/>
+                <w:lang w:val="es-MX" w:eastAsia="zh-CN" w:bidi="hi-IN"/>
+              </w:rPr>
+              <w:t>"SE"</w:t>
+            </w:r>
+          </w:p>
+          <w:p>
+            <w:pPr>
+              <w:pStyle w:val="BodyText"/>
+              <w:widowControl/>
+              <w:suppressAutoHyphens w:val="true"/>
+              <w:bidi w:val="0"/>
+              <w:spacing w:lineRule="exact" w:line="198" w:before="0" w:after="0"/>
+              <w:ind w:hanging="0" w:start="0" w:end="0"/>
+              <w:jc w:val="start"/>
+              <w:rPr>
+                <w:rFonts w:ascii="Courier New" w:hAnsi="Courier New" w:eastAsia="NSimSun" w:cs="Arial"/>
+                <w:b/>
+                <w:bCs/>
+                <w:color w:val="000000"/>
+                <w:kern w:val="2"/>
+                <w:sz w:val="16"/>
+                <w:szCs w:val="16"/>
+                <w:lang w:val="es-MX" w:eastAsia="zh-CN" w:bidi="hi-IN"/>
+              </w:rPr>
+            </w:pPr>
+            <w:r>
+              <w:rPr>
+                <w:rFonts w:eastAsia="NSimSun" w:cs="Arial" w:ascii="Courier New" w:hAnsi="Courier New"/>
+                <w:b/>
+                <w:bCs/>
+                <w:color w:val="000000"/>
+                <w:kern w:val="2"/>
+                <w:sz w:val="16"/>
+                <w:szCs w:val="16"/>
+                <w:lang w:val="es-MX" w:eastAsia="zh-CN" w:bidi="hi-IN"/>
+              </w:rPr>
+              <w:t>"SERVER"</w:t>
+            </w:r>
+          </w:p>
+          <w:p>
+            <w:pPr>
+              <w:pStyle w:val="BodyText"/>
+              <w:widowControl/>
+              <w:suppressAutoHyphens w:val="true"/>
+              <w:bidi w:val="0"/>
+              <w:spacing w:lineRule="exact" w:line="198" w:before="0" w:after="0"/>
+              <w:ind w:hanging="0" w:start="0" w:end="0"/>
+              <w:jc w:val="start"/>
+              <w:rPr>
+                <w:rFonts w:ascii="Courier New" w:hAnsi="Courier New" w:eastAsia="NSimSun" w:cs="Arial"/>
+                <w:b/>
+                <w:bCs/>
+                <w:color w:val="000000"/>
+                <w:kern w:val="2"/>
+                <w:sz w:val="16"/>
+                <w:szCs w:val="16"/>
+                <w:lang w:val="es-MX" w:eastAsia="zh-CN" w:bidi="hi-IN"/>
+              </w:rPr>
+            </w:pPr>
+            <w:r>
+              <w:rPr>
+                <w:rFonts w:eastAsia="NSimSun" w:cs="Arial" w:ascii="Courier New" w:hAnsi="Courier New"/>
+                <w:b/>
+                <w:bCs/>
+                <w:color w:val="000000"/>
+                <w:kern w:val="2"/>
+                <w:sz w:val="16"/>
+                <w:szCs w:val="16"/>
+                <w:lang w:val="es-MX" w:eastAsia="zh-CN" w:bidi="hi-IN"/>
+              </w:rPr>
+              <w:t>"VEE"</w:t>
+            </w:r>
+          </w:p>
+        </w:tc>
+        <w:tc>
+          <w:tcPr>
+            <w:tcW w:w="2717" w:type="dxa"/>
+            <w:tcBorders>
+              <w:start w:val="single" w:sz="4" w:space="0" w:color="000000"/>
+              <w:bottom w:val="single" w:sz="4" w:space="0" w:color="000000"/>
+            </w:tcBorders>
+          </w:tcPr>
+          <w:p>
+            <w:pPr>
+              <w:pStyle w:val="BodyText"/>
+              <w:widowControl/>
+              <w:suppressAutoHyphens w:val="true"/>
+              <w:overflowPunct w:val="false"/>
+              <w:bidi w:val="0"/>
+              <w:spacing w:lineRule="exact" w:line="198" w:before="0" w:after="0"/>
+              <w:ind w:hanging="0" w:start="0" w:end="0"/>
+              <w:jc w:val="start"/>
+              <w:rPr>
+                <w:rFonts w:ascii="Courier New" w:hAnsi="Courier New" w:eastAsia="NSimSun" w:cs="Arial"/>
+                <w:b/>
+                <w:bCs/>
+                <w:color w:val="FF0000"/>
+                <w:kern w:val="2"/>
+                <w:sz w:val="16"/>
+                <w:szCs w:val="16"/>
+                <w:lang w:val="es-MX" w:eastAsia="zh-CN" w:bidi="hi-IN"/>
+              </w:rPr>
+            </w:pPr>
+            <w:r>
+              <w:rPr>
+                <w:rFonts w:eastAsia="NSimSun" w:cs="Arial" w:ascii="Courier New" w:hAnsi="Courier New"/>
+                <w:b/>
+                <w:bCs/>
+                <w:color w:val="FF0000"/>
+                <w:kern w:val="2"/>
+                <w:sz w:val="16"/>
+                <w:szCs w:val="16"/>
+                <w:lang w:val="es-MX" w:eastAsia="zh-CN" w:bidi="hi-IN"/>
+              </w:rPr>
+              <w:t>¿Bajo que criterío se deberá asignar cada valor en el campo?</w:t>
+            </w:r>
+          </w:p>
+        </w:tc>
+        <w:tc>
+          <w:tcPr>
+            <w:tcW w:w="1645" w:type="dxa"/>
             <w:tcBorders>
               <w:start w:val="single" w:sz="4" w:space="0" w:color="000000"/>
               <w:bottom w:val="single" w:sz="4" w:space="0" w:color="000000"/>
@@ -5347,31 +7217,30 @@
               <w:suppressAutoHyphens w:val="true"/>
               <w:bidi w:val="0"/>
               <w:spacing w:lineRule="exact" w:line="198" w:before="0" w:after="0"/>
-              <w:ind w:hanging="0" w:start="709" w:end="0"/>
-              <w:jc w:val="start"/>
-              <w:rPr>
-                <w:rFonts w:ascii="Courier New" w:hAnsi="Courier New" w:eastAsia="NSimSun" w:cs="Arial"/>
-                <w:b/>
-                <w:bCs/>
-                <w:color w:val="00AE00"/>
-                <w:kern w:val="2"/>
-                <w:sz w:val="16"/>
-                <w:szCs w:val="16"/>
-                <w:lang w:val="es-MX" w:eastAsia="zh-CN" w:bidi="hi-IN"/>
-              </w:rPr>
-            </w:pPr>
-            <w:r>
-              <w:rPr>
-                <w:rFonts w:eastAsia="NSimSun" w:cs="Arial" w:ascii="Courier New" w:hAnsi="Courier New"/>
-                <w:b/>
-                <w:bCs/>
-                <w:color w:val="00AE00"/>
-                <w:kern w:val="2"/>
-                <w:sz w:val="16"/>
-                <w:szCs w:val="16"/>
-                <w:lang w:val="es-MX" w:eastAsia="zh-CN" w:bidi="hi-IN"/>
-              </w:rPr>
-              <w:t>maxLength: 2</w:t>
+              <w:ind w:hanging="0" w:start="0" w:end="0"/>
+              <w:jc w:val="start"/>
+              <w:rPr>
+                <w:rFonts w:ascii="Courier New" w:hAnsi="Courier New" w:eastAsia="NSimSun" w:cs="Arial"/>
+                <w:b/>
+                <w:bCs/>
+                <w:color w:val="FF0000"/>
+                <w:kern w:val="2"/>
+                <w:sz w:val="16"/>
+                <w:szCs w:val="16"/>
+                <w:lang w:val="es-MX" w:eastAsia="zh-CN" w:bidi="hi-IN"/>
+              </w:rPr>
+            </w:pPr>
+            <w:r>
+              <w:rPr>
+                <w:rFonts w:eastAsia="NSimSun" w:cs="Arial" w:ascii="Courier New" w:hAnsi="Courier New"/>
+                <w:b/>
+                <w:bCs/>
+                <w:color w:val="FF0000"/>
+                <w:kern w:val="2"/>
+                <w:sz w:val="16"/>
+                <w:szCs w:val="16"/>
+                <w:lang w:val="es-MX" w:eastAsia="zh-CN" w:bidi="hi-IN"/>
+              </w:rPr>
             </w:r>
           </w:p>
         </w:tc>
@@ -5380,93 +7249,136 @@
         <w:trPr/>
         <w:tc>
           <w:tcPr>
-            <w:tcW w:w="3055" w:type="dxa"/>
-            <w:tcBorders>
-              <w:start w:val="single" w:sz="4" w:space="0" w:color="000000"/>
-              <w:bottom w:val="single" w:sz="4" w:space="0" w:color="000000"/>
-            </w:tcBorders>
-          </w:tcPr>
-          <w:p>
-            <w:pPr>
-              <w:pStyle w:val="BodyText"/>
-              <w:widowControl/>
-              <w:suppressAutoHyphens w:val="true"/>
-              <w:bidi w:val="0"/>
-              <w:spacing w:lineRule="exact" w:line="198" w:before="0" w:after="0"/>
-              <w:ind w:hanging="0" w:start="0" w:end="0"/>
-              <w:jc w:val="start"/>
-              <w:rPr>
-                <w:rFonts w:ascii="Courier New" w:hAnsi="Courier New" w:eastAsia="NSimSun" w:cs="Arial"/>
-                <w:b/>
-                <w:bCs/>
-                <w:color w:val="000000"/>
-                <w:kern w:val="2"/>
-                <w:sz w:val="16"/>
-                <w:szCs w:val="16"/>
-                <w:lang w:val="es-MX" w:eastAsia="zh-CN" w:bidi="hi-IN"/>
-              </w:rPr>
-            </w:pPr>
-            <w:r>
-              <w:rPr>
-                <w:rFonts w:eastAsia="NSimSun" w:cs="Arial" w:ascii="Courier New" w:hAnsi="Courier New"/>
-                <w:b/>
-                <w:bCs/>
-                <w:color w:val="000000"/>
-                <w:kern w:val="2"/>
-                <w:sz w:val="16"/>
-                <w:szCs w:val="16"/>
-                <w:lang w:val="es-MX" w:eastAsia="zh-CN" w:bidi="hi-IN"/>
-              </w:rPr>
-              <w:t>dataValidDateTime</w:t>
-            </w:r>
-          </w:p>
-        </w:tc>
-        <w:tc>
-          <w:tcPr>
-            <w:tcW w:w="3854" w:type="dxa"/>
-            <w:tcBorders>
-              <w:start w:val="single" w:sz="4" w:space="0" w:color="000000"/>
-              <w:bottom w:val="single" w:sz="4" w:space="0" w:color="000000"/>
-            </w:tcBorders>
-          </w:tcPr>
-          <w:p>
-            <w:pPr>
-              <w:pStyle w:val="BodyText"/>
-              <w:widowControl/>
-              <w:suppressAutoHyphens w:val="true"/>
-              <w:bidi w:val="0"/>
-              <w:spacing w:lineRule="exact" w:line="198" w:before="0" w:after="0"/>
-              <w:ind w:hanging="0" w:start="0" w:end="0"/>
-              <w:jc w:val="start"/>
-              <w:rPr>
-                <w:rFonts w:ascii="Courier New" w:hAnsi="Courier New" w:eastAsia="NSimSun" w:cs="Arial"/>
-                <w:b/>
-                <w:bCs/>
-                <w:color w:val="000000"/>
-                <w:kern w:val="2"/>
-                <w:sz w:val="16"/>
-                <w:szCs w:val="16"/>
-                <w:lang w:val="es-MX" w:eastAsia="zh-CN" w:bidi="hi-IN"/>
-              </w:rPr>
-            </w:pPr>
-            <w:r>
-              <w:rPr>
-                <w:rFonts w:eastAsia="NSimSun" w:cs="Arial" w:ascii="Courier New" w:hAnsi="Courier New"/>
-                <w:b/>
-                <w:bCs/>
-                <w:color w:val="000000"/>
-                <w:kern w:val="2"/>
-                <w:sz w:val="16"/>
-                <w:szCs w:val="16"/>
-                <w:lang w:val="es-MX" w:eastAsia="zh-CN" w:bidi="hi-IN"/>
-              </w:rPr>
-              <w:t>DateTime</w:t>
-            </w:r>
-          </w:p>
-        </w:tc>
-        <w:tc>
-          <w:tcPr>
-            <w:tcW w:w="3063" w:type="dxa"/>
+            <w:tcW w:w="2492" w:type="dxa"/>
+            <w:tcBorders>
+              <w:start w:val="single" w:sz="4" w:space="0" w:color="000000"/>
+              <w:bottom w:val="single" w:sz="4" w:space="0" w:color="000000"/>
+            </w:tcBorders>
+          </w:tcPr>
+          <w:p>
+            <w:pPr>
+              <w:pStyle w:val="BodyText"/>
+              <w:widowControl/>
+              <w:suppressAutoHyphens w:val="true"/>
+              <w:bidi w:val="0"/>
+              <w:spacing w:lineRule="exact" w:line="198" w:before="0" w:after="0"/>
+              <w:ind w:hanging="0" w:start="0" w:end="0"/>
+              <w:jc w:val="start"/>
+              <w:rPr>
+                <w:rFonts w:ascii="Courier New" w:hAnsi="Courier New" w:eastAsia="NSimSun" w:cs="Arial"/>
+                <w:b/>
+                <w:bCs/>
+                <w:color w:val="000000"/>
+                <w:kern w:val="2"/>
+                <w:sz w:val="16"/>
+                <w:szCs w:val="16"/>
+                <w:lang w:val="es-MX" w:eastAsia="zh-CN" w:bidi="hi-IN"/>
+              </w:rPr>
+            </w:pPr>
+            <w:r>
+              <w:rPr>
+                <w:rFonts w:eastAsia="NSimSun" w:cs="Arial" w:ascii="Courier New" w:hAnsi="Courier New"/>
+                <w:b/>
+                <w:bCs/>
+                <w:color w:val="000000"/>
+                <w:kern w:val="2"/>
+                <w:sz w:val="16"/>
+                <w:szCs w:val="16"/>
+                <w:lang w:val="es-MX" w:eastAsia="zh-CN" w:bidi="hi-IN"/>
+              </w:rPr>
+              <w:t>tokenServiceProviderName</w:t>
+            </w:r>
+          </w:p>
+        </w:tc>
+        <w:tc>
+          <w:tcPr>
+            <w:tcW w:w="3117" w:type="dxa"/>
+            <w:tcBorders>
+              <w:start w:val="single" w:sz="4" w:space="0" w:color="000000"/>
+              <w:bottom w:val="single" w:sz="4" w:space="0" w:color="000000"/>
+            </w:tcBorders>
+          </w:tcPr>
+          <w:p>
+            <w:pPr>
+              <w:pStyle w:val="BodyText"/>
+              <w:widowControl/>
+              <w:suppressAutoHyphens w:val="true"/>
+              <w:bidi w:val="0"/>
+              <w:spacing w:lineRule="exact" w:line="198" w:before="0" w:after="0"/>
+              <w:ind w:hanging="0" w:start="0" w:end="0"/>
+              <w:jc w:val="start"/>
+              <w:rPr>
+                <w:rFonts w:ascii="Courier New" w:hAnsi="Courier New" w:eastAsia="NSimSun" w:cs="Arial"/>
+                <w:b/>
+                <w:bCs/>
+                <w:color w:val="000000"/>
+                <w:kern w:val="2"/>
+                <w:sz w:val="16"/>
+                <w:szCs w:val="16"/>
+                <w:lang w:val="es-MX" w:eastAsia="zh-CN" w:bidi="hi-IN"/>
+              </w:rPr>
+            </w:pPr>
+            <w:r>
+              <w:rPr>
+                <w:rFonts w:eastAsia="NSimSun" w:cs="Arial" w:ascii="Courier New" w:hAnsi="Courier New"/>
+                <w:b/>
+                <w:bCs/>
+                <w:color w:val="000000"/>
+                <w:kern w:val="2"/>
+                <w:sz w:val="16"/>
+                <w:szCs w:val="16"/>
+                <w:lang w:val="es-MX" w:eastAsia="zh-CN" w:bidi="hi-IN"/>
+              </w:rPr>
+              <w:t>"Mastercard"</w:t>
+            </w:r>
+          </w:p>
+        </w:tc>
+        <w:tc>
+          <w:tcPr>
+            <w:tcW w:w="2717" w:type="dxa"/>
+            <w:tcBorders>
+              <w:start w:val="single" w:sz="4" w:space="0" w:color="000000"/>
+              <w:bottom w:val="single" w:sz="4" w:space="0" w:color="000000"/>
+            </w:tcBorders>
+          </w:tcPr>
+          <w:p>
+            <w:pPr>
+              <w:pStyle w:val="BodyText"/>
+              <w:widowControl/>
+              <w:suppressAutoHyphens w:val="true"/>
+              <w:bidi w:val="0"/>
+              <w:spacing w:lineRule="exact" w:line="198" w:before="0" w:after="0"/>
+              <w:ind w:hanging="0" w:start="0" w:end="0"/>
+              <w:jc w:val="start"/>
+              <w:rPr>
+                <w:rFonts w:ascii="Courier New" w:hAnsi="Courier New" w:eastAsia="NSimSun" w:cs="Arial"/>
+                <w:b/>
+                <w:bCs/>
+                <w:color w:val="0066CC"/>
+                <w:kern w:val="2"/>
+                <w:sz w:val="16"/>
+                <w:szCs w:val="16"/>
+                <w:lang w:val="es-MX" w:eastAsia="zh-CN" w:bidi="hi-IN"/>
+              </w:rPr>
+            </w:pPr>
+            <w:r>
+              <w:rPr>
+                <w:rFonts w:eastAsia="NSimSun" w:cs="Arial" w:ascii="Courier New" w:hAnsi="Courier New"/>
+                <w:b/>
+                <w:bCs/>
+                <w:color w:val="0066CC"/>
+                <w:kern w:val="2"/>
+                <w:sz w:val="16"/>
+                <w:szCs w:val="16"/>
+                <w:lang w:val="es-MX" w:eastAsia="zh-CN" w:bidi="hi-IN"/>
+              </w:rPr>
+              <w:t>Valor fijo</w:t>
+            </w:r>
+          </w:p>
+        </w:tc>
+        <w:tc>
+          <w:tcPr>
+            <w:tcW w:w="1645" w:type="dxa"/>
             <w:tcBorders>
               <w:start w:val="single" w:sz="4" w:space="0" w:color="000000"/>
               <w:bottom w:val="single" w:sz="4" w:space="0" w:color="000000"/>
@@ -5480,25 +7392,25 @@
               <w:suppressAutoHyphens w:val="true"/>
               <w:bidi w:val="0"/>
               <w:spacing w:lineRule="exact" w:line="198" w:before="0" w:after="0"/>
-              <w:ind w:hanging="0" w:start="709" w:end="0"/>
-              <w:jc w:val="start"/>
-              <w:rPr>
-                <w:rFonts w:ascii="Courier New" w:hAnsi="Courier New" w:eastAsia="NSimSun" w:cs="Arial"/>
-                <w:b/>
-                <w:bCs/>
-                <w:color w:val="00AE00"/>
-                <w:kern w:val="2"/>
-                <w:sz w:val="16"/>
-                <w:szCs w:val="16"/>
-                <w:lang w:val="es-MX" w:eastAsia="zh-CN" w:bidi="hi-IN"/>
-              </w:rPr>
-            </w:pPr>
-            <w:r>
-              <w:rPr>
-                <w:rFonts w:eastAsia="NSimSun" w:cs="Arial" w:ascii="Courier New" w:hAnsi="Courier New"/>
-                <w:b/>
-                <w:bCs/>
-                <w:color w:val="00AE00"/>
+              <w:ind w:hanging="0" w:start="0" w:end="0"/>
+              <w:jc w:val="start"/>
+              <w:rPr>
+                <w:rFonts w:ascii="Courier New" w:hAnsi="Courier New" w:eastAsia="NSimSun" w:cs="Arial"/>
+                <w:b/>
+                <w:bCs/>
+                <w:color w:val="FF0000"/>
+                <w:kern w:val="2"/>
+                <w:sz w:val="16"/>
+                <w:szCs w:val="16"/>
+                <w:lang w:val="es-MX" w:eastAsia="zh-CN" w:bidi="hi-IN"/>
+              </w:rPr>
+            </w:pPr>
+            <w:r>
+              <w:rPr>
+                <w:rFonts w:eastAsia="NSimSun" w:cs="Arial" w:ascii="Courier New" w:hAnsi="Courier New"/>
+                <w:b/>
+                <w:bCs/>
+                <w:color w:val="FF0000"/>
                 <w:kern w:val="2"/>
                 <w:sz w:val="16"/>
                 <w:szCs w:val="16"/>
@@ -5512,93 +7424,193 @@
         <w:trPr/>
         <w:tc>
           <w:tcPr>
-            <w:tcW w:w="3055" w:type="dxa"/>
-            <w:tcBorders>
-              <w:start w:val="single" w:sz="4" w:space="0" w:color="000000"/>
-              <w:bottom w:val="single" w:sz="4" w:space="0" w:color="000000"/>
-            </w:tcBorders>
-          </w:tcPr>
-          <w:p>
-            <w:pPr>
-              <w:pStyle w:val="BodyText"/>
-              <w:widowControl/>
-              <w:suppressAutoHyphens w:val="true"/>
-              <w:bidi w:val="0"/>
-              <w:spacing w:lineRule="exact" w:line="198" w:before="0" w:after="0"/>
-              <w:ind w:hanging="0" w:start="0" w:end="0"/>
-              <w:jc w:val="start"/>
-              <w:rPr>
-                <w:rFonts w:ascii="Courier New" w:hAnsi="Courier New" w:eastAsia="NSimSun" w:cs="Arial"/>
-                <w:b/>
-                <w:bCs/>
-                <w:color w:val="000000"/>
-                <w:kern w:val="2"/>
-                <w:sz w:val="16"/>
-                <w:szCs w:val="16"/>
-                <w:lang w:val="es-MX" w:eastAsia="zh-CN" w:bidi="hi-IN"/>
-              </w:rPr>
-            </w:pPr>
-            <w:r>
-              <w:rPr>
-                <w:rFonts w:eastAsia="NSimSun" w:cs="Arial" w:ascii="Courier New" w:hAnsi="Courier New"/>
-                <w:b/>
-                <w:bCs/>
-                <w:color w:val="000000"/>
-                <w:kern w:val="2"/>
-                <w:sz w:val="16"/>
-                <w:szCs w:val="16"/>
-                <w:lang w:val="es-MX" w:eastAsia="zh-CN" w:bidi="hi-IN"/>
-              </w:rPr>
-              <w:t>activationAttempts</w:t>
-            </w:r>
-          </w:p>
-        </w:tc>
-        <w:tc>
-          <w:tcPr>
-            <w:tcW w:w="3854" w:type="dxa"/>
-            <w:tcBorders>
-              <w:start w:val="single" w:sz="4" w:space="0" w:color="000000"/>
-              <w:bottom w:val="single" w:sz="4" w:space="0" w:color="000000"/>
-            </w:tcBorders>
-          </w:tcPr>
-          <w:p>
-            <w:pPr>
-              <w:pStyle w:val="BodyText"/>
-              <w:widowControl/>
-              <w:suppressAutoHyphens w:val="true"/>
-              <w:bidi w:val="0"/>
-              <w:spacing w:lineRule="exact" w:line="198" w:before="0" w:after="0"/>
-              <w:ind w:hanging="0" w:start="0" w:end="0"/>
-              <w:jc w:val="start"/>
-              <w:rPr>
-                <w:rFonts w:ascii="Courier New" w:hAnsi="Courier New" w:eastAsia="NSimSun" w:cs="Arial"/>
-                <w:b/>
-                <w:bCs/>
-                <w:color w:val="000000"/>
-                <w:kern w:val="2"/>
-                <w:sz w:val="16"/>
-                <w:szCs w:val="16"/>
-                <w:lang w:val="es-MX" w:eastAsia="zh-CN" w:bidi="hi-IN"/>
-              </w:rPr>
-            </w:pPr>
-            <w:r>
-              <w:rPr>
-                <w:rFonts w:eastAsia="NSimSun" w:cs="Arial" w:ascii="Courier New" w:hAnsi="Courier New"/>
-                <w:b/>
-                <w:bCs/>
-                <w:color w:val="000000"/>
-                <w:kern w:val="2"/>
-                <w:sz w:val="16"/>
-                <w:szCs w:val="16"/>
-                <w:lang w:val="es-MX" w:eastAsia="zh-CN" w:bidi="hi-IN"/>
-              </w:rPr>
-              <w:t>Cantidad de activaciones de token</w:t>
-            </w:r>
-          </w:p>
-        </w:tc>
-        <w:tc>
-          <w:tcPr>
-            <w:tcW w:w="3063" w:type="dxa"/>
+            <w:tcW w:w="2492" w:type="dxa"/>
+            <w:tcBorders>
+              <w:start w:val="single" w:sz="4" w:space="0" w:color="000000"/>
+              <w:bottom w:val="single" w:sz="4" w:space="0" w:color="000000"/>
+            </w:tcBorders>
+          </w:tcPr>
+          <w:p>
+            <w:pPr>
+              <w:pStyle w:val="BodyText"/>
+              <w:widowControl/>
+              <w:suppressAutoHyphens w:val="true"/>
+              <w:bidi w:val="0"/>
+              <w:spacing w:lineRule="exact" w:line="198" w:before="0" w:after="0"/>
+              <w:ind w:hanging="0" w:start="0" w:end="0"/>
+              <w:jc w:val="start"/>
+              <w:rPr>
+                <w:rFonts w:ascii="Courier New" w:hAnsi="Courier New" w:eastAsia="NSimSun" w:cs="Arial"/>
+                <w:b/>
+                <w:bCs/>
+                <w:color w:val="000000"/>
+                <w:kern w:val="2"/>
+                <w:sz w:val="16"/>
+                <w:szCs w:val="16"/>
+                <w:lang w:val="es-MX" w:eastAsia="zh-CN" w:bidi="hi-IN"/>
+              </w:rPr>
+            </w:pPr>
+            <w:r>
+              <w:rPr>
+                <w:rFonts w:eastAsia="NSimSun" w:cs="Arial" w:ascii="Courier New" w:hAnsi="Courier New"/>
+                <w:b/>
+                <w:bCs/>
+                <w:color w:val="000000"/>
+                <w:kern w:val="2"/>
+                <w:sz w:val="16"/>
+                <w:szCs w:val="16"/>
+                <w:lang w:val="es-MX" w:eastAsia="zh-CN" w:bidi="hi-IN"/>
+              </w:rPr>
+              <w:t>tokenRequestorId</w:t>
+            </w:r>
+          </w:p>
+        </w:tc>
+        <w:tc>
+          <w:tcPr>
+            <w:tcW w:w="3117" w:type="dxa"/>
+            <w:tcBorders>
+              <w:start w:val="single" w:sz="4" w:space="0" w:color="000000"/>
+              <w:bottom w:val="single" w:sz="4" w:space="0" w:color="000000"/>
+            </w:tcBorders>
+          </w:tcPr>
+          <w:p>
+            <w:pPr>
+              <w:pStyle w:val="BodyText"/>
+              <w:widowControl/>
+              <w:suppressAutoHyphens w:val="true"/>
+              <w:bidi w:val="0"/>
+              <w:spacing w:lineRule="exact" w:line="198" w:before="0" w:after="0"/>
+              <w:ind w:hanging="0" w:start="0" w:end="0"/>
+              <w:jc w:val="start"/>
+              <w:rPr>
+                <w:rFonts w:ascii="Courier New" w:hAnsi="Courier New" w:eastAsia="NSimSun" w:cs="Arial"/>
+                <w:b/>
+                <w:bCs/>
+                <w:color w:val="000000"/>
+                <w:kern w:val="2"/>
+                <w:sz w:val="16"/>
+                <w:szCs w:val="16"/>
+                <w:lang w:val="es-MX" w:eastAsia="zh-CN" w:bidi="hi-IN"/>
+              </w:rPr>
+            </w:pPr>
+            <w:r>
+              <w:rPr>
+                <w:rFonts w:eastAsia="NSimSun" w:cs="Arial" w:ascii="Courier New" w:hAnsi="Courier New"/>
+                <w:b/>
+                <w:bCs/>
+                <w:color w:val="000000"/>
+                <w:kern w:val="2"/>
+                <w:sz w:val="16"/>
+                <w:szCs w:val="16"/>
+                <w:lang w:val="es-MX" w:eastAsia="zh-CN" w:bidi="hi-IN"/>
+              </w:rPr>
+              <w:t>^[A-Za-z0-9]{11}$</w:t>
+            </w:r>
+          </w:p>
+        </w:tc>
+        <w:tc>
+          <w:tcPr>
+            <w:tcW w:w="2717" w:type="dxa"/>
+            <w:tcBorders>
+              <w:start w:val="single" w:sz="4" w:space="0" w:color="000000"/>
+              <w:bottom w:val="single" w:sz="4" w:space="0" w:color="000000"/>
+            </w:tcBorders>
+          </w:tcPr>
+          <w:p>
+            <w:pPr>
+              <w:pStyle w:val="Normal"/>
+              <w:widowControl/>
+              <w:suppressAutoHyphens w:val="true"/>
+              <w:bidi w:val="0"/>
+              <w:spacing w:lineRule="exact" w:line="198" w:before="0" w:after="0"/>
+              <w:ind w:hanging="0" w:start="0" w:end="0"/>
+              <w:jc w:val="start"/>
+              <w:rPr>
+                <w:rFonts w:ascii="Courier New" w:hAnsi="Courier New" w:eastAsia="NSimSun" w:cs="Arial"/>
+                <w:b/>
+                <w:bCs/>
+                <w:color w:val="000000"/>
+                <w:kern w:val="2"/>
+                <w:sz w:val="16"/>
+                <w:szCs w:val="16"/>
+                <w:lang w:val="es-MX" w:eastAsia="zh-CN" w:bidi="hi-IN"/>
+              </w:rPr>
+            </w:pPr>
+            <w:r>
+              <w:rPr>
+                <w:rFonts w:eastAsia="NSimSun" w:cs="Arial" w:ascii="Courier New" w:hAnsi="Courier New"/>
+                <w:b/>
+                <w:bCs/>
+                <w:color w:val="0066CC"/>
+                <w:kern w:val="2"/>
+                <w:sz w:val="16"/>
+                <w:szCs w:val="16"/>
+                <w:shd w:fill="FFFFFF" w:val="clear"/>
+                <w:lang w:val="es-MX" w:eastAsia="zh-CN" w:bidi="hi-IN"/>
+              </w:rPr>
+              <w:t>Valor Mapeable</w:t>
+            </w:r>
+          </w:p>
+          <w:p>
+            <w:pPr>
+              <w:pStyle w:val="Normal"/>
+              <w:widowControl/>
+              <w:suppressAutoHyphens w:val="true"/>
+              <w:bidi w:val="0"/>
+              <w:spacing w:lineRule="exact" w:line="198" w:before="0" w:after="0"/>
+              <w:ind w:hanging="0" w:start="0" w:end="0"/>
+              <w:jc w:val="start"/>
+              <w:rPr>
+                <w:color w:val="0066CC"/>
+                <w:shd w:fill="FFFFFF" w:val="clear"/>
+              </w:rPr>
+            </w:pPr>
+            <w:r>
+              <w:rPr>
+                <w:color w:val="0066CC"/>
+                <w:shd w:fill="FFFFFF" w:val="clear"/>
+              </w:rPr>
+            </w:r>
+          </w:p>
+          <w:p>
+            <w:pPr>
+              <w:pStyle w:val="Normal"/>
+              <w:widowControl/>
+              <w:suppressAutoHyphens w:val="true"/>
+              <w:bidi w:val="0"/>
+              <w:spacing w:lineRule="exact" w:line="198" w:before="0" w:after="0"/>
+              <w:ind w:hanging="0" w:start="0" w:end="0"/>
+              <w:jc w:val="start"/>
+              <w:rPr>
+                <w:rFonts w:ascii="Courier New" w:hAnsi="Courier New" w:eastAsia="NSimSun" w:cs="Arial"/>
+                <w:b/>
+                <w:bCs/>
+                <w:color w:val="000000"/>
+                <w:kern w:val="2"/>
+                <w:sz w:val="16"/>
+                <w:szCs w:val="16"/>
+                <w:lang w:val="es-MX" w:eastAsia="zh-CN" w:bidi="hi-IN"/>
+              </w:rPr>
+            </w:pPr>
+            <w:r>
+              <w:rPr>
+                <w:rFonts w:eastAsia="NSimSun" w:cs="Arial" w:ascii="Courier New" w:hAnsi="Courier New"/>
+                <w:b/>
+                <w:bCs/>
+                <w:color w:val="000000"/>
+                <w:kern w:val="2"/>
+                <w:sz w:val="16"/>
+                <w:szCs w:val="16"/>
+                <w:shd w:fill="FFFFFF" w:val="clear"/>
+                <w:lang w:val="es-MX" w:eastAsia="zh-CN" w:bidi="hi-IN"/>
+              </w:rPr>
+              <w:t>tokenRequestorID</w:t>
+            </w:r>
+          </w:p>
+        </w:tc>
+        <w:tc>
+          <w:tcPr>
+            <w:tcW w:w="1645" w:type="dxa"/>
             <w:tcBorders>
               <w:start w:val="single" w:sz="4" w:space="0" w:color="000000"/>
               <w:bottom w:val="single" w:sz="4" w:space="0" w:color="000000"/>
@@ -5612,7 +7624,7 @@
               <w:suppressAutoHyphens w:val="true"/>
               <w:bidi w:val="0"/>
               <w:spacing w:lineRule="exact" w:line="198" w:before="0" w:after="0"/>
-              <w:ind w:hanging="0" w:start="709" w:end="0"/>
+              <w:ind w:hanging="0" w:start="0" w:end="0"/>
               <w:jc w:val="start"/>
               <w:rPr>
                 <w:rFonts w:ascii="Courier New" w:hAnsi="Courier New" w:eastAsia="NSimSun" w:cs="Arial"/>
@@ -5636,6 +7648,7 @@
                 <w:szCs w:val="16"/>
                 <w:lang w:val="es-MX" w:eastAsia="zh-CN" w:bidi="hi-IN"/>
               </w:rPr>
+              <w:t>maxLength: 11</w:t>
             </w:r>
           </w:p>
         </w:tc>
@@ -5644,127 +7657,193 @@
         <w:trPr/>
         <w:tc>
           <w:tcPr>
-            <w:tcW w:w="3055" w:type="dxa"/>
-            <w:tcBorders>
-              <w:start w:val="single" w:sz="4" w:space="0" w:color="000000"/>
-              <w:bottom w:val="single" w:sz="4" w:space="0" w:color="000000"/>
-            </w:tcBorders>
-          </w:tcPr>
-          <w:p>
-            <w:pPr>
-              <w:pStyle w:val="BodyText"/>
-              <w:widowControl/>
-              <w:suppressAutoHyphens w:val="true"/>
-              <w:bidi w:val="0"/>
-              <w:spacing w:lineRule="exact" w:line="198" w:before="0" w:after="0"/>
-              <w:ind w:hanging="0" w:start="0" w:end="0"/>
-              <w:jc w:val="start"/>
-              <w:rPr>
-                <w:rFonts w:ascii="Courier New" w:hAnsi="Courier New" w:eastAsia="NSimSun" w:cs="Arial"/>
-                <w:b/>
-                <w:bCs/>
-                <w:color w:val="000000"/>
-                <w:kern w:val="2"/>
-                <w:sz w:val="16"/>
-                <w:szCs w:val="16"/>
-                <w:lang w:val="es-MX" w:eastAsia="zh-CN" w:bidi="hi-IN"/>
-              </w:rPr>
-            </w:pPr>
-            <w:r>
-              <w:rPr>
-                <w:rFonts w:eastAsia="NSimSun" w:cs="Arial" w:ascii="Courier New" w:hAnsi="Courier New"/>
-                <w:b/>
-                <w:bCs/>
-                <w:color w:val="000000"/>
-                <w:kern w:val="2"/>
-                <w:sz w:val="16"/>
-                <w:szCs w:val="16"/>
-                <w:lang w:val="es-MX" w:eastAsia="zh-CN" w:bidi="hi-IN"/>
-              </w:rPr>
-              <w:t>decision</w:t>
-            </w:r>
-          </w:p>
-        </w:tc>
-        <w:tc>
-          <w:tcPr>
-            <w:tcW w:w="3854" w:type="dxa"/>
-            <w:tcBorders>
-              <w:start w:val="single" w:sz="4" w:space="0" w:color="000000"/>
-              <w:bottom w:val="single" w:sz="4" w:space="0" w:color="000000"/>
-            </w:tcBorders>
-          </w:tcPr>
-          <w:p>
-            <w:pPr>
-              <w:pStyle w:val="BodyText"/>
-              <w:widowControl/>
-              <w:suppressAutoHyphens w:val="true"/>
-              <w:bidi w:val="0"/>
-              <w:spacing w:lineRule="exact" w:line="198" w:before="0" w:after="0"/>
-              <w:ind w:hanging="0" w:start="0" w:end="0"/>
-              <w:jc w:val="start"/>
-              <w:rPr>
-                <w:rFonts w:ascii="Courier New" w:hAnsi="Courier New" w:eastAsia="NSimSun" w:cs="Arial"/>
-                <w:b/>
-                <w:bCs/>
-                <w:color w:val="000000"/>
-                <w:kern w:val="2"/>
-                <w:sz w:val="16"/>
-                <w:szCs w:val="16"/>
-                <w:lang w:val="es-MX" w:eastAsia="zh-CN" w:bidi="hi-IN"/>
-              </w:rPr>
-            </w:pPr>
-            <w:r>
-              <w:rPr>
-                <w:rFonts w:eastAsia="NSimSun" w:cs="Arial" w:ascii="Courier New" w:hAnsi="Courier New"/>
-                <w:b/>
-                <w:bCs/>
-                <w:color w:val="000000"/>
-                <w:kern w:val="2"/>
-                <w:sz w:val="16"/>
-                <w:szCs w:val="16"/>
-                <w:lang w:val="es-MX" w:eastAsia="zh-CN" w:bidi="hi-IN"/>
-              </w:rPr>
-              <w:t>"APPROVED"</w:t>
-            </w:r>
-          </w:p>
-          <w:p>
-            <w:pPr>
-              <w:pStyle w:val="BodyText"/>
-              <w:widowControl/>
-              <w:suppressAutoHyphens w:val="true"/>
-              <w:bidi w:val="0"/>
-              <w:spacing w:lineRule="exact" w:line="198" w:before="0" w:after="0"/>
-              <w:ind w:hanging="0" w:start="0" w:end="0"/>
-              <w:jc w:val="start"/>
-              <w:rPr>
-                <w:rFonts w:ascii="Courier New" w:hAnsi="Courier New" w:eastAsia="NSimSun" w:cs="Arial"/>
-                <w:b/>
-                <w:bCs/>
-                <w:color w:val="000000"/>
-                <w:kern w:val="2"/>
-                <w:sz w:val="16"/>
-                <w:szCs w:val="16"/>
-                <w:lang w:val="es-MX" w:eastAsia="zh-CN" w:bidi="hi-IN"/>
-              </w:rPr>
-            </w:pPr>
-            <w:r>
-              <w:rPr>
-                <w:rFonts w:eastAsia="NSimSun" w:cs="Arial" w:ascii="Courier New" w:hAnsi="Courier New"/>
-                <w:b/>
-                <w:bCs/>
-                <w:color w:val="000000"/>
-                <w:kern w:val="2"/>
-                <w:sz w:val="16"/>
-                <w:szCs w:val="16"/>
-                <w:lang w:val="es-MX" w:eastAsia="zh-CN" w:bidi="hi-IN"/>
-              </w:rPr>
-              <w:t>"REQUIRE_ADDITIONAL_AUTHENTICATION"</w:t>
-            </w:r>
-          </w:p>
-        </w:tc>
-        <w:tc>
-          <w:tcPr>
-            <w:tcW w:w="3063" w:type="dxa"/>
+            <w:tcW w:w="2492" w:type="dxa"/>
+            <w:tcBorders>
+              <w:start w:val="single" w:sz="4" w:space="0" w:color="000000"/>
+              <w:bottom w:val="single" w:sz="4" w:space="0" w:color="000000"/>
+            </w:tcBorders>
+          </w:tcPr>
+          <w:p>
+            <w:pPr>
+              <w:pStyle w:val="BodyText"/>
+              <w:widowControl/>
+              <w:suppressAutoHyphens w:val="true"/>
+              <w:bidi w:val="0"/>
+              <w:spacing w:lineRule="exact" w:line="198" w:before="0" w:after="0"/>
+              <w:ind w:hanging="0" w:start="0" w:end="0"/>
+              <w:jc w:val="start"/>
+              <w:rPr>
+                <w:rFonts w:ascii="Courier New" w:hAnsi="Courier New" w:eastAsia="NSimSun" w:cs="Arial"/>
+                <w:b/>
+                <w:bCs/>
+                <w:color w:val="000000"/>
+                <w:kern w:val="2"/>
+                <w:sz w:val="16"/>
+                <w:szCs w:val="16"/>
+                <w:lang w:val="es-MX" w:eastAsia="zh-CN" w:bidi="hi-IN"/>
+              </w:rPr>
+            </w:pPr>
+            <w:r>
+              <w:rPr>
+                <w:rFonts w:eastAsia="NSimSun" w:cs="Arial" w:ascii="Courier New" w:hAnsi="Courier New"/>
+                <w:b/>
+                <w:bCs/>
+                <w:color w:val="000000"/>
+                <w:kern w:val="2"/>
+                <w:sz w:val="16"/>
+                <w:szCs w:val="16"/>
+                <w:lang w:val="es-MX" w:eastAsia="zh-CN" w:bidi="hi-IN"/>
+              </w:rPr>
+              <w:t>walletId</w:t>
+            </w:r>
+          </w:p>
+        </w:tc>
+        <w:tc>
+          <w:tcPr>
+            <w:tcW w:w="3117" w:type="dxa"/>
+            <w:tcBorders>
+              <w:start w:val="single" w:sz="4" w:space="0" w:color="000000"/>
+              <w:bottom w:val="single" w:sz="4" w:space="0" w:color="000000"/>
+            </w:tcBorders>
+          </w:tcPr>
+          <w:p>
+            <w:pPr>
+              <w:pStyle w:val="BodyText"/>
+              <w:widowControl/>
+              <w:suppressAutoHyphens w:val="true"/>
+              <w:bidi w:val="0"/>
+              <w:spacing w:lineRule="exact" w:line="198" w:before="0" w:after="0"/>
+              <w:ind w:hanging="0" w:start="0" w:end="0"/>
+              <w:jc w:val="start"/>
+              <w:rPr>
+                <w:rFonts w:ascii="Courier New" w:hAnsi="Courier New" w:eastAsia="NSimSun" w:cs="Arial"/>
+                <w:b/>
+                <w:bCs/>
+                <w:color w:val="000000"/>
+                <w:kern w:val="2"/>
+                <w:sz w:val="16"/>
+                <w:szCs w:val="16"/>
+                <w:lang w:val="es-MX" w:eastAsia="zh-CN" w:bidi="hi-IN"/>
+              </w:rPr>
+            </w:pPr>
+            <w:r>
+              <w:rPr>
+                <w:rFonts w:eastAsia="NSimSun" w:cs="Arial" w:ascii="Courier New" w:hAnsi="Courier New"/>
+                <w:b/>
+                <w:bCs/>
+                <w:color w:val="000000"/>
+                <w:kern w:val="2"/>
+                <w:sz w:val="16"/>
+                <w:szCs w:val="16"/>
+                <w:lang w:val="es-MX" w:eastAsia="zh-CN" w:bidi="hi-IN"/>
+              </w:rPr>
+              <w:t>^[A-Za-z0-9._-]{1,12}$</w:t>
+            </w:r>
+          </w:p>
+        </w:tc>
+        <w:tc>
+          <w:tcPr>
+            <w:tcW w:w="2717" w:type="dxa"/>
+            <w:tcBorders>
+              <w:start w:val="single" w:sz="4" w:space="0" w:color="000000"/>
+              <w:bottom w:val="single" w:sz="4" w:space="0" w:color="000000"/>
+            </w:tcBorders>
+          </w:tcPr>
+          <w:p>
+            <w:pPr>
+              <w:pStyle w:val="Normal"/>
+              <w:widowControl/>
+              <w:suppressAutoHyphens w:val="true"/>
+              <w:bidi w:val="0"/>
+              <w:spacing w:lineRule="exact" w:line="198" w:before="0" w:after="0"/>
+              <w:ind w:hanging="0" w:start="0" w:end="0"/>
+              <w:jc w:val="start"/>
+              <w:rPr>
+                <w:rFonts w:ascii="Courier New" w:hAnsi="Courier New" w:eastAsia="NSimSun" w:cs="Arial"/>
+                <w:b/>
+                <w:bCs/>
+                <w:color w:val="000000"/>
+                <w:kern w:val="2"/>
+                <w:sz w:val="16"/>
+                <w:szCs w:val="16"/>
+                <w:lang w:val="es-MX" w:eastAsia="zh-CN" w:bidi="hi-IN"/>
+              </w:rPr>
+            </w:pPr>
+            <w:r>
+              <w:rPr>
+                <w:rFonts w:eastAsia="NSimSun" w:cs="Arial" w:ascii="Courier New" w:hAnsi="Courier New"/>
+                <w:b/>
+                <w:bCs/>
+                <w:color w:val="0066CC"/>
+                <w:kern w:val="2"/>
+                <w:sz w:val="16"/>
+                <w:szCs w:val="16"/>
+                <w:shd w:fill="FFFFFF" w:val="clear"/>
+                <w:lang w:val="es-MX" w:eastAsia="zh-CN" w:bidi="hi-IN"/>
+              </w:rPr>
+              <w:t>Valor Mapeable</w:t>
+            </w:r>
+          </w:p>
+          <w:p>
+            <w:pPr>
+              <w:pStyle w:val="Normal"/>
+              <w:widowControl/>
+              <w:suppressAutoHyphens w:val="true"/>
+              <w:bidi w:val="0"/>
+              <w:spacing w:lineRule="exact" w:line="198" w:before="0" w:after="0"/>
+              <w:ind w:hanging="0" w:start="0" w:end="0"/>
+              <w:jc w:val="start"/>
+              <w:rPr>
+                <w:color w:val="0066CC"/>
+                <w:shd w:fill="FFFFFF" w:val="clear"/>
+              </w:rPr>
+            </w:pPr>
+            <w:r>
+              <w:rPr>
+                <w:color w:val="0066CC"/>
+                <w:shd w:fill="FFFFFF" w:val="clear"/>
+              </w:rPr>
+            </w:r>
+          </w:p>
+          <w:p>
+            <w:pPr>
+              <w:pStyle w:val="Normal"/>
+              <w:widowControl/>
+              <w:suppressAutoHyphens w:val="true"/>
+              <w:bidi w:val="0"/>
+              <w:spacing w:lineRule="exact" w:line="198" w:before="0" w:after="0"/>
+              <w:ind w:hanging="0" w:start="0" w:end="0"/>
+              <w:jc w:val="start"/>
+              <w:rPr>
+                <w:rFonts w:ascii="Courier New" w:hAnsi="Courier New" w:eastAsia="NSimSun" w:cs="Arial"/>
+                <w:b/>
+                <w:bCs/>
+                <w:color w:val="000000"/>
+                <w:kern w:val="2"/>
+                <w:sz w:val="16"/>
+                <w:szCs w:val="16"/>
+                <w:lang w:val="es-MX" w:eastAsia="zh-CN" w:bidi="hi-IN"/>
+              </w:rPr>
+            </w:pPr>
+            <w:r>
+              <w:rPr>
+                <w:rFonts w:eastAsia="NSimSun" w:cs="Arial" w:ascii="Courier New" w:hAnsi="Courier New"/>
+                <w:b/>
+                <w:bCs/>
+                <w:color w:val="000000"/>
+                <w:kern w:val="2"/>
+                <w:sz w:val="16"/>
+                <w:szCs w:val="16"/>
+                <w:shd w:fill="FFFFFF" w:val="clear"/>
+                <w:lang w:val="es-MX" w:eastAsia="zh-CN" w:bidi="hi-IN"/>
+              </w:rPr>
+              <w:t>walletID</w:t>
+            </w:r>
+          </w:p>
+        </w:tc>
+        <w:tc>
+          <w:tcPr>
+            <w:tcW w:w="1645" w:type="dxa"/>
             <w:tcBorders>
               <w:start w:val="single" w:sz="4" w:space="0" w:color="000000"/>
               <w:bottom w:val="single" w:sz="4" w:space="0" w:color="000000"/>
@@ -5778,7 +7857,7 @@
               <w:suppressAutoHyphens w:val="true"/>
               <w:bidi w:val="0"/>
               <w:spacing w:lineRule="exact" w:line="198" w:before="0" w:after="0"/>
-              <w:ind w:hanging="0" w:start="709" w:end="0"/>
+              <w:ind w:hanging="0" w:start="0" w:end="0"/>
               <w:jc w:val="start"/>
               <w:rPr>
                 <w:rFonts w:ascii="Courier New" w:hAnsi="Courier New" w:eastAsia="NSimSun" w:cs="Arial"/>
@@ -5802,6 +7881,7 @@
                 <w:szCs w:val="16"/>
                 <w:lang w:val="es-MX" w:eastAsia="zh-CN" w:bidi="hi-IN"/>
               </w:rPr>
+              <w:t>maxLength: 12</w:t>
             </w:r>
           </w:p>
         </w:tc>
@@ -5810,161 +7890,139 @@
         <w:trPr/>
         <w:tc>
           <w:tcPr>
-            <w:tcW w:w="3055" w:type="dxa"/>
-            <w:tcBorders>
-              <w:start w:val="single" w:sz="4" w:space="0" w:color="000000"/>
-              <w:bottom w:val="single" w:sz="4" w:space="0" w:color="000000"/>
-            </w:tcBorders>
-          </w:tcPr>
-          <w:p>
-            <w:pPr>
-              <w:pStyle w:val="BodyText"/>
-              <w:widowControl/>
-              <w:suppressAutoHyphens w:val="true"/>
-              <w:bidi w:val="0"/>
-              <w:spacing w:lineRule="exact" w:line="198" w:before="0" w:after="0"/>
-              <w:ind w:hanging="0" w:start="0" w:end="0"/>
-              <w:jc w:val="start"/>
-              <w:rPr>
-                <w:rFonts w:ascii="Courier New" w:hAnsi="Courier New" w:eastAsia="NSimSun" w:cs="Arial"/>
-                <w:b/>
-                <w:bCs/>
-                <w:color w:val="000000"/>
-                <w:kern w:val="2"/>
-                <w:sz w:val="16"/>
-                <w:szCs w:val="16"/>
-                <w:lang w:val="es-MX" w:eastAsia="zh-CN" w:bidi="hi-IN"/>
-              </w:rPr>
-            </w:pPr>
-            <w:r>
-              <w:rPr>
-                <w:rFonts w:eastAsia="NSimSun" w:cs="Arial" w:ascii="Courier New" w:hAnsi="Courier New"/>
-                <w:b/>
-                <w:bCs/>
-                <w:color w:val="000000"/>
-                <w:kern w:val="2"/>
-                <w:sz w:val="16"/>
-                <w:szCs w:val="16"/>
-                <w:lang w:val="es-MX" w:eastAsia="zh-CN" w:bidi="hi-IN"/>
-              </w:rPr>
-              <w:t>decisionMadeBy</w:t>
-            </w:r>
-          </w:p>
-        </w:tc>
-        <w:tc>
-          <w:tcPr>
-            <w:tcW w:w="3854" w:type="dxa"/>
-            <w:tcBorders>
-              <w:start w:val="single" w:sz="4" w:space="0" w:color="000000"/>
-              <w:bottom w:val="single" w:sz="4" w:space="0" w:color="000000"/>
-            </w:tcBorders>
-          </w:tcPr>
-          <w:p>
-            <w:pPr>
-              <w:pStyle w:val="BodyText"/>
-              <w:widowControl/>
-              <w:suppressAutoHyphens w:val="true"/>
-              <w:bidi w:val="0"/>
-              <w:spacing w:lineRule="exact" w:line="198" w:before="0" w:after="0"/>
-              <w:ind w:hanging="0" w:start="0" w:end="0"/>
-              <w:jc w:val="start"/>
-              <w:rPr>
-                <w:rFonts w:ascii="Courier New" w:hAnsi="Courier New" w:eastAsia="NSimSun" w:cs="Arial"/>
-                <w:b/>
-                <w:bCs/>
-                <w:color w:val="000000"/>
-                <w:kern w:val="2"/>
-                <w:sz w:val="16"/>
-                <w:szCs w:val="16"/>
-                <w:lang w:val="es-MX" w:eastAsia="zh-CN" w:bidi="hi-IN"/>
-              </w:rPr>
-            </w:pPr>
-            <w:r>
-              <w:rPr>
-                <w:rFonts w:eastAsia="NSimSun" w:cs="Arial" w:ascii="Courier New" w:hAnsi="Courier New"/>
-                <w:b/>
-                <w:bCs/>
-                <w:color w:val="000000"/>
-                <w:kern w:val="2"/>
-                <w:sz w:val="16"/>
-                <w:szCs w:val="16"/>
-                <w:lang w:val="es-MX" w:eastAsia="zh-CN" w:bidi="hi-IN"/>
-              </w:rPr>
-              <w:t>"ELEGIBILITY_REQUEST"</w:t>
-            </w:r>
-          </w:p>
-          <w:p>
-            <w:pPr>
-              <w:pStyle w:val="BodyText"/>
-              <w:widowControl/>
-              <w:suppressAutoHyphens w:val="true"/>
-              <w:bidi w:val="0"/>
-              <w:spacing w:lineRule="exact" w:line="198" w:before="0" w:after="0"/>
-              <w:ind w:hanging="0" w:start="0" w:end="0"/>
-              <w:jc w:val="start"/>
-              <w:rPr>
-                <w:rFonts w:ascii="Courier New" w:hAnsi="Courier New" w:eastAsia="NSimSun" w:cs="Arial"/>
-                <w:b/>
-                <w:bCs/>
-                <w:color w:val="000000"/>
-                <w:kern w:val="2"/>
-                <w:sz w:val="16"/>
-                <w:szCs w:val="16"/>
-                <w:lang w:val="es-MX" w:eastAsia="zh-CN" w:bidi="hi-IN"/>
-              </w:rPr>
-            </w:pPr>
-            <w:r>
-              <w:rPr>
-                <w:rFonts w:eastAsia="NSimSun" w:cs="Arial" w:ascii="Courier New" w:hAnsi="Courier New"/>
-                <w:b/>
-                <w:bCs/>
-                <w:color w:val="000000"/>
-                <w:kern w:val="2"/>
-                <w:sz w:val="16"/>
-                <w:szCs w:val="16"/>
-                <w:lang w:val="es-MX" w:eastAsia="zh-CN" w:bidi="hi-IN"/>
-              </w:rPr>
-              <w:t>"AUTHORIZATION_REQUEST"</w:t>
-            </w:r>
-          </w:p>
-          <w:p>
-            <w:pPr>
-              <w:pStyle w:val="BodyText"/>
-              <w:widowControl/>
-              <w:suppressAutoHyphens w:val="true"/>
-              <w:bidi w:val="0"/>
-              <w:spacing w:lineRule="exact" w:line="198" w:before="0" w:after="0"/>
-              <w:ind w:hanging="0" w:start="0" w:end="0"/>
-              <w:jc w:val="start"/>
-              <w:rPr>
-                <w:rFonts w:ascii="Courier New" w:hAnsi="Courier New" w:eastAsia="NSimSun" w:cs="Arial"/>
-                <w:b/>
-                <w:bCs/>
-                <w:color w:val="000000"/>
-                <w:kern w:val="2"/>
-                <w:sz w:val="16"/>
-                <w:szCs w:val="16"/>
-                <w:lang w:val="es-MX" w:eastAsia="zh-CN" w:bidi="hi-IN"/>
-              </w:rPr>
-            </w:pPr>
-            <w:r>
-              <w:rPr>
-                <w:rFonts w:eastAsia="NSimSun" w:cs="Arial" w:ascii="Courier New" w:hAnsi="Courier New"/>
-                <w:b/>
-                <w:bCs/>
-                <w:color w:val="000000"/>
-                <w:kern w:val="2"/>
-                <w:sz w:val="16"/>
-                <w:szCs w:val="16"/>
-                <w:lang w:val="es-MX" w:eastAsia="zh-CN" w:bidi="hi-IN"/>
-              </w:rPr>
-              <w:t>"RULES"</w:t>
-            </w:r>
-          </w:p>
-        </w:tc>
-        <w:tc>
-          <w:tcPr>
-            <w:tcW w:w="3063" w:type="dxa"/>
+            <w:tcW w:w="2492" w:type="dxa"/>
+            <w:tcBorders>
+              <w:start w:val="single" w:sz="4" w:space="0" w:color="000000"/>
+              <w:bottom w:val="single" w:sz="4" w:space="0" w:color="000000"/>
+            </w:tcBorders>
+          </w:tcPr>
+          <w:p>
+            <w:pPr>
+              <w:pStyle w:val="BodyText"/>
+              <w:widowControl/>
+              <w:suppressAutoHyphens w:val="true"/>
+              <w:bidi w:val="0"/>
+              <w:spacing w:lineRule="exact" w:line="198" w:before="0" w:after="0"/>
+              <w:ind w:hanging="0" w:start="0" w:end="0"/>
+              <w:jc w:val="start"/>
+              <w:rPr>
+                <w:rFonts w:ascii="Courier New" w:hAnsi="Courier New" w:eastAsia="NSimSun" w:cs="Arial"/>
+                <w:b/>
+                <w:bCs/>
+                <w:color w:val="000000"/>
+                <w:kern w:val="2"/>
+                <w:sz w:val="16"/>
+                <w:szCs w:val="16"/>
+                <w:lang w:val="es-MX" w:eastAsia="zh-CN" w:bidi="hi-IN"/>
+              </w:rPr>
+            </w:pPr>
+            <w:r>
+              <w:rPr>
+                <w:rFonts w:eastAsia="NSimSun" w:cs="Arial" w:ascii="Courier New" w:hAnsi="Courier New"/>
+                <w:b/>
+                <w:bCs/>
+                <w:color w:val="000000"/>
+                <w:kern w:val="2"/>
+                <w:sz w:val="16"/>
+                <w:szCs w:val="16"/>
+                <w:lang w:val="es-MX" w:eastAsia="zh-CN" w:bidi="hi-IN"/>
+              </w:rPr>
+              <w:t>accountId</w:t>
+            </w:r>
+          </w:p>
+        </w:tc>
+        <w:tc>
+          <w:tcPr>
+            <w:tcW w:w="3117" w:type="dxa"/>
+            <w:tcBorders>
+              <w:start w:val="single" w:sz="4" w:space="0" w:color="000000"/>
+              <w:bottom w:val="single" w:sz="4" w:space="0" w:color="000000"/>
+            </w:tcBorders>
+          </w:tcPr>
+          <w:p>
+            <w:pPr>
+              <w:pStyle w:val="BodyText"/>
+              <w:widowControl/>
+              <w:suppressAutoHyphens w:val="true"/>
+              <w:bidi w:val="0"/>
+              <w:spacing w:lineRule="exact" w:line="198" w:before="0" w:after="0"/>
+              <w:ind w:hanging="0" w:start="0" w:end="0"/>
+              <w:jc w:val="start"/>
+              <w:rPr/>
+            </w:pPr>
+            <w:r>
+              <w:rPr>
+                <w:rStyle w:val="Strong"/>
+                <w:rFonts w:eastAsia="NSimSun" w:cs="Arial" w:ascii="Courier New" w:hAnsi="Courier New"/>
+                <w:color w:val="000000"/>
+                <w:kern w:val="2"/>
+                <w:sz w:val="16"/>
+                <w:szCs w:val="16"/>
+                <w:lang w:val="es-MX" w:eastAsia="zh-CN" w:bidi="hi-IN"/>
+              </w:rPr>
+              <w:t>identificador único</w:t>
+            </w:r>
+            <w:r>
+              <w:rPr>
+                <w:rFonts w:eastAsia="NSimSun" w:cs="Arial" w:ascii="Courier New" w:hAnsi="Courier New"/>
+                <w:b/>
+                <w:bCs/>
+                <w:color w:val="000000"/>
+                <w:kern w:val="2"/>
+                <w:sz w:val="16"/>
+                <w:szCs w:val="16"/>
+                <w:lang w:val="es-MX" w:eastAsia="zh-CN" w:bidi="hi-IN"/>
+              </w:rPr>
+              <w:t xml:space="preserve"> asignado a cada usuario o cuenta.</w:t>
+            </w:r>
+          </w:p>
+        </w:tc>
+        <w:tc>
+          <w:tcPr>
+            <w:tcW w:w="2717" w:type="dxa"/>
+            <w:tcBorders>
+              <w:start w:val="single" w:sz="4" w:space="0" w:color="000000"/>
+              <w:bottom w:val="single" w:sz="4" w:space="0" w:color="000000"/>
+            </w:tcBorders>
+          </w:tcPr>
+          <w:p>
+            <w:pPr>
+              <w:pStyle w:val="BodyText"/>
+              <w:widowControl/>
+              <w:suppressAutoHyphens w:val="true"/>
+              <w:bidi w:val="0"/>
+              <w:spacing w:lineRule="exact" w:line="198" w:before="0" w:after="0"/>
+              <w:ind w:hanging="0" w:start="0" w:end="0"/>
+              <w:jc w:val="start"/>
+              <w:rPr>
+                <w:rFonts w:ascii="Courier New" w:hAnsi="Courier New" w:eastAsia="NSimSun" w:cs="Arial"/>
+                <w:b/>
+                <w:bCs/>
+                <w:color w:val="FF0000"/>
+                <w:kern w:val="2"/>
+                <w:sz w:val="16"/>
+                <w:szCs w:val="16"/>
+                <w:lang w:val="es-MX" w:eastAsia="zh-CN" w:bidi="hi-IN"/>
+              </w:rPr>
+            </w:pPr>
+            <w:r>
+              <w:rPr>
+                <w:rFonts w:eastAsia="NSimSun" w:cs="Arial" w:ascii="Courier New" w:hAnsi="Courier New"/>
+                <w:b/>
+                <w:bCs/>
+                <w:color w:val="FF0000"/>
+                <w:kern w:val="2"/>
+                <w:sz w:val="16"/>
+                <w:szCs w:val="16"/>
+                <w:lang w:val="es-MX" w:eastAsia="zh-CN" w:bidi="hi-IN"/>
+              </w:rPr>
+              <w:t>¿Como se obtiene el valor?</w:t>
+            </w:r>
+          </w:p>
+        </w:tc>
+        <w:tc>
+          <w:tcPr>
+            <w:tcW w:w="1645" w:type="dxa"/>
             <w:tcBorders>
               <w:start w:val="single" w:sz="4" w:space="0" w:color="000000"/>
               <w:bottom w:val="single" w:sz="4" w:space="0" w:color="000000"/>
@@ -5978,25 +8036,25 @@
               <w:suppressAutoHyphens w:val="true"/>
               <w:bidi w:val="0"/>
               <w:spacing w:lineRule="exact" w:line="198" w:before="0" w:after="0"/>
-              <w:ind w:hanging="0" w:start="709" w:end="0"/>
-              <w:jc w:val="start"/>
-              <w:rPr>
-                <w:rFonts w:ascii="Courier New" w:hAnsi="Courier New" w:eastAsia="NSimSun" w:cs="Arial"/>
-                <w:b/>
-                <w:bCs/>
-                <w:color w:val="00AE00"/>
-                <w:kern w:val="2"/>
-                <w:sz w:val="16"/>
-                <w:szCs w:val="16"/>
-                <w:lang w:val="es-MX" w:eastAsia="zh-CN" w:bidi="hi-IN"/>
-              </w:rPr>
-            </w:pPr>
-            <w:r>
-              <w:rPr>
-                <w:rFonts w:eastAsia="NSimSun" w:cs="Arial" w:ascii="Courier New" w:hAnsi="Courier New"/>
-                <w:b/>
-                <w:bCs/>
-                <w:color w:val="00AE00"/>
+              <w:ind w:hanging="0" w:start="0" w:end="0"/>
+              <w:jc w:val="start"/>
+              <w:rPr>
+                <w:rFonts w:ascii="Courier New" w:hAnsi="Courier New" w:eastAsia="NSimSun" w:cs="Arial"/>
+                <w:b/>
+                <w:bCs/>
+                <w:color w:val="FF0000"/>
+                <w:kern w:val="2"/>
+                <w:sz w:val="16"/>
+                <w:szCs w:val="16"/>
+                <w:lang w:val="es-MX" w:eastAsia="zh-CN" w:bidi="hi-IN"/>
+              </w:rPr>
+            </w:pPr>
+            <w:r>
+              <w:rPr>
+                <w:rFonts w:eastAsia="NSimSun" w:cs="Arial" w:ascii="Courier New" w:hAnsi="Courier New"/>
+                <w:b/>
+                <w:bCs/>
+                <w:color w:val="FF0000"/>
                 <w:kern w:val="2"/>
                 <w:sz w:val="16"/>
                 <w:szCs w:val="16"/>
@@ -6010,93 +8068,137 @@
         <w:trPr/>
         <w:tc>
           <w:tcPr>
-            <w:tcW w:w="3055" w:type="dxa"/>
-            <w:tcBorders>
-              <w:start w:val="single" w:sz="4" w:space="0" w:color="000000"/>
-              <w:bottom w:val="single" w:sz="4" w:space="0" w:color="000000"/>
-            </w:tcBorders>
-          </w:tcPr>
-          <w:p>
-            <w:pPr>
-              <w:pStyle w:val="BodyText"/>
-              <w:widowControl/>
-              <w:suppressAutoHyphens w:val="true"/>
-              <w:bidi w:val="0"/>
-              <w:spacing w:lineRule="exact" w:line="198" w:before="0" w:after="0"/>
-              <w:ind w:hanging="0" w:start="0" w:end="0"/>
-              <w:jc w:val="start"/>
-              <w:rPr>
-                <w:rFonts w:ascii="Courier New" w:hAnsi="Courier New" w:eastAsia="NSimSun" w:cs="Arial"/>
-                <w:b/>
-                <w:bCs/>
-                <w:color w:val="000000"/>
-                <w:kern w:val="2"/>
-                <w:sz w:val="16"/>
-                <w:szCs w:val="16"/>
-                <w:lang w:val="es-MX" w:eastAsia="zh-CN" w:bidi="hi-IN"/>
-              </w:rPr>
-            </w:pPr>
-            <w:r>
-              <w:rPr>
-                <w:rFonts w:eastAsia="NSimSun" w:cs="Arial" w:ascii="Courier New" w:hAnsi="Courier New"/>
-                <w:b/>
-                <w:bCs/>
-                <w:color w:val="000000"/>
-                <w:kern w:val="2"/>
-                <w:sz w:val="16"/>
-                <w:szCs w:val="16"/>
-                <w:lang w:val="es-MX" w:eastAsia="zh-CN" w:bidi="hi-IN"/>
-              </w:rPr>
-              <w:t>tokenAssuranceLevel</w:t>
-            </w:r>
-          </w:p>
-        </w:tc>
-        <w:tc>
-          <w:tcPr>
-            <w:tcW w:w="3854" w:type="dxa"/>
-            <w:tcBorders>
-              <w:start w:val="single" w:sz="4" w:space="0" w:color="000000"/>
-              <w:bottom w:val="single" w:sz="4" w:space="0" w:color="000000"/>
-            </w:tcBorders>
-          </w:tcPr>
-          <w:p>
-            <w:pPr>
-              <w:pStyle w:val="BodyText"/>
-              <w:widowControl/>
-              <w:suppressAutoHyphens w:val="true"/>
-              <w:bidi w:val="0"/>
-              <w:spacing w:lineRule="exact" w:line="198" w:before="0" w:after="0"/>
-              <w:ind w:hanging="0" w:start="0" w:end="0"/>
-              <w:jc w:val="start"/>
-              <w:rPr>
-                <w:rFonts w:ascii="Courier New" w:hAnsi="Courier New" w:eastAsia="NSimSun" w:cs="Arial"/>
-                <w:b/>
-                <w:bCs/>
-                <w:color w:val="000000"/>
-                <w:kern w:val="2"/>
-                <w:sz w:val="16"/>
-                <w:szCs w:val="16"/>
-                <w:lang w:val="es-MX" w:eastAsia="zh-CN" w:bidi="hi-IN"/>
-              </w:rPr>
-            </w:pPr>
-            <w:r>
-              <w:rPr>
-                <w:rFonts w:eastAsia="NSimSun" w:cs="Arial" w:ascii="Courier New" w:hAnsi="Courier New"/>
-                <w:b/>
-                <w:bCs/>
-                <w:color w:val="000000"/>
-                <w:kern w:val="2"/>
-                <w:sz w:val="16"/>
-                <w:szCs w:val="16"/>
-                <w:lang w:val="es-MX" w:eastAsia="zh-CN" w:bidi="hi-IN"/>
-              </w:rPr>
-              <w:t>^[0-9]{2}$</w:t>
-            </w:r>
-          </w:p>
-        </w:tc>
-        <w:tc>
-          <w:tcPr>
-            <w:tcW w:w="3063" w:type="dxa"/>
+            <w:tcW w:w="2492" w:type="dxa"/>
+            <w:tcBorders>
+              <w:start w:val="single" w:sz="4" w:space="0" w:color="000000"/>
+              <w:bottom w:val="single" w:sz="4" w:space="0" w:color="000000"/>
+            </w:tcBorders>
+          </w:tcPr>
+          <w:p>
+            <w:pPr>
+              <w:pStyle w:val="BodyText"/>
+              <w:widowControl/>
+              <w:suppressAutoHyphens w:val="true"/>
+              <w:bidi w:val="0"/>
+              <w:spacing w:lineRule="exact" w:line="198" w:before="0" w:after="0"/>
+              <w:ind w:hanging="0" w:start="0" w:end="0"/>
+              <w:jc w:val="start"/>
+              <w:rPr>
+                <w:rFonts w:ascii="Courier New" w:hAnsi="Courier New" w:eastAsia="NSimSun" w:cs="Arial"/>
+                <w:b/>
+                <w:bCs/>
+                <w:color w:val="000000"/>
+                <w:kern w:val="2"/>
+                <w:sz w:val="16"/>
+                <w:szCs w:val="16"/>
+                <w:lang w:val="es-MX" w:eastAsia="zh-CN" w:bidi="hi-IN"/>
+              </w:rPr>
+            </w:pPr>
+            <w:r>
+              <w:rPr>
+                <w:rFonts w:eastAsia="NSimSun" w:cs="Arial" w:ascii="Courier New" w:hAnsi="Courier New"/>
+                <w:b/>
+                <w:bCs/>
+                <w:color w:val="000000"/>
+                <w:kern w:val="2"/>
+                <w:sz w:val="16"/>
+                <w:szCs w:val="16"/>
+                <w:lang w:val="es-MX" w:eastAsia="zh-CN" w:bidi="hi-IN"/>
+              </w:rPr>
+              <w:t>activeTokenCount</w:t>
+            </w:r>
+          </w:p>
+        </w:tc>
+        <w:tc>
+          <w:tcPr>
+            <w:tcW w:w="3117" w:type="dxa"/>
+            <w:tcBorders>
+              <w:start w:val="single" w:sz="4" w:space="0" w:color="000000"/>
+              <w:bottom w:val="single" w:sz="4" w:space="0" w:color="000000"/>
+            </w:tcBorders>
+          </w:tcPr>
+          <w:p>
+            <w:pPr>
+              <w:pStyle w:val="BodyText"/>
+              <w:widowControl/>
+              <w:suppressAutoHyphens w:val="true"/>
+              <w:bidi w:val="0"/>
+              <w:spacing w:lineRule="exact" w:line="198" w:before="0" w:after="0"/>
+              <w:ind w:hanging="0" w:start="0" w:end="0"/>
+              <w:jc w:val="start"/>
+              <w:rPr>
+                <w:rFonts w:ascii="Courier New" w:hAnsi="Courier New" w:eastAsia="NSimSun" w:cs="Arial"/>
+                <w:b/>
+                <w:bCs/>
+                <w:color w:val="000000"/>
+                <w:kern w:val="2"/>
+                <w:sz w:val="16"/>
+                <w:szCs w:val="16"/>
+                <w:lang w:val="es-MX" w:eastAsia="zh-CN" w:bidi="hi-IN"/>
+              </w:rPr>
+            </w:pPr>
+            <w:r>
+              <w:rPr>
+                <w:rFonts w:eastAsia="NSimSun" w:cs="Arial" w:ascii="Courier New" w:hAnsi="Courier New"/>
+                <w:b/>
+                <w:bCs/>
+                <w:color w:val="000000"/>
+                <w:kern w:val="2"/>
+                <w:sz w:val="16"/>
+                <w:szCs w:val="16"/>
+                <w:lang w:val="es-MX" w:eastAsia="zh-CN" w:bidi="hi-IN"/>
+              </w:rPr>
+              <w:t>Número de token vinculados a la cuenta</w:t>
+            </w:r>
+          </w:p>
+        </w:tc>
+        <w:tc>
+          <w:tcPr>
+            <w:tcW w:w="2717" w:type="dxa"/>
+            <w:tcBorders>
+              <w:start w:val="single" w:sz="4" w:space="0" w:color="000000"/>
+              <w:bottom w:val="single" w:sz="4" w:space="0" w:color="000000"/>
+            </w:tcBorders>
+          </w:tcPr>
+          <w:p>
+            <w:pPr>
+              <w:pStyle w:val="BodyText"/>
+              <w:widowControl/>
+              <w:suppressAutoHyphens w:val="true"/>
+              <w:overflowPunct w:val="false"/>
+              <w:bidi w:val="0"/>
+              <w:spacing w:lineRule="exact" w:line="198" w:before="0" w:after="0"/>
+              <w:ind w:hanging="0" w:start="0" w:end="0"/>
+              <w:jc w:val="start"/>
+              <w:rPr>
+                <w:rFonts w:ascii="Courier New" w:hAnsi="Courier New" w:eastAsia="NSimSun" w:cs="Arial"/>
+                <w:b/>
+                <w:bCs/>
+                <w:color w:val="FF0000"/>
+                <w:kern w:val="2"/>
+                <w:sz w:val="16"/>
+                <w:szCs w:val="16"/>
+                <w:lang w:val="es-MX" w:eastAsia="zh-CN" w:bidi="hi-IN"/>
+              </w:rPr>
+            </w:pPr>
+            <w:r>
+              <w:rPr>
+                <w:rFonts w:eastAsia="NSimSun" w:cs="Arial" w:ascii="Courier New" w:hAnsi="Courier New"/>
+                <w:b/>
+                <w:bCs/>
+                <w:color w:val="FF0000"/>
+                <w:kern w:val="2"/>
+                <w:sz w:val="16"/>
+                <w:szCs w:val="16"/>
+                <w:lang w:val="es-MX" w:eastAsia="zh-CN" w:bidi="hi-IN"/>
+              </w:rPr>
+              <w:t>¿Como se obtiene el valor?</w:t>
+            </w:r>
+          </w:p>
+        </w:tc>
+        <w:tc>
+          <w:tcPr>
+            <w:tcW w:w="1645" w:type="dxa"/>
             <w:tcBorders>
               <w:start w:val="single" w:sz="4" w:space="0" w:color="000000"/>
               <w:bottom w:val="single" w:sz="4" w:space="0" w:color="000000"/>
@@ -6110,7 +8212,7 @@
               <w:suppressAutoHyphens w:val="true"/>
               <w:bidi w:val="0"/>
               <w:spacing w:lineRule="exact" w:line="198" w:before="0" w:after="0"/>
-              <w:ind w:hanging="0" w:start="709" w:end="0"/>
+              <w:ind w:hanging="0" w:start="0" w:end="0"/>
               <w:jc w:val="start"/>
               <w:rPr>
                 <w:rFonts w:ascii="Courier New" w:hAnsi="Courier New" w:eastAsia="NSimSun" w:cs="Arial"/>
@@ -6143,93 +8245,204 @@
         <w:trPr/>
         <w:tc>
           <w:tcPr>
-            <w:tcW w:w="3055" w:type="dxa"/>
-            <w:tcBorders>
-              <w:start w:val="single" w:sz="4" w:space="0" w:color="000000"/>
-              <w:bottom w:val="single" w:sz="4" w:space="0" w:color="000000"/>
-            </w:tcBorders>
-          </w:tcPr>
-          <w:p>
-            <w:pPr>
-              <w:pStyle w:val="BodyText"/>
-              <w:widowControl/>
-              <w:suppressAutoHyphens w:val="true"/>
-              <w:bidi w:val="0"/>
-              <w:spacing w:lineRule="exact" w:line="198" w:before="0" w:after="0"/>
-              <w:ind w:hanging="0" w:start="0" w:end="0"/>
-              <w:jc w:val="start"/>
-              <w:rPr>
-                <w:rFonts w:ascii="Courier New" w:hAnsi="Courier New" w:eastAsia="NSimSun" w:cs="Arial"/>
-                <w:b/>
-                <w:bCs/>
-                <w:color w:val="000000"/>
-                <w:kern w:val="2"/>
-                <w:sz w:val="16"/>
-                <w:szCs w:val="16"/>
-                <w:lang w:val="es-MX" w:eastAsia="zh-CN" w:bidi="hi-IN"/>
-              </w:rPr>
-            </w:pPr>
-            <w:r>
-              <w:rPr>
-                <w:rFonts w:eastAsia="NSimSun" w:cs="Arial" w:ascii="Courier New" w:hAnsi="Courier New"/>
-                <w:b/>
-                <w:bCs/>
-                <w:color w:val="000000"/>
-                <w:kern w:val="2"/>
-                <w:sz w:val="16"/>
-                <w:szCs w:val="16"/>
-                <w:lang w:val="es-MX" w:eastAsia="zh-CN" w:bidi="hi-IN"/>
-              </w:rPr>
-              <w:t>tokenReferenceId</w:t>
-            </w:r>
-          </w:p>
-        </w:tc>
-        <w:tc>
-          <w:tcPr>
-            <w:tcW w:w="3854" w:type="dxa"/>
-            <w:tcBorders>
-              <w:start w:val="single" w:sz="4" w:space="0" w:color="000000"/>
-              <w:bottom w:val="single" w:sz="4" w:space="0" w:color="000000"/>
-            </w:tcBorders>
-          </w:tcPr>
-          <w:p>
-            <w:pPr>
-              <w:pStyle w:val="BodyText"/>
-              <w:widowControl/>
-              <w:suppressAutoHyphens w:val="true"/>
-              <w:bidi w:val="0"/>
-              <w:spacing w:lineRule="exact" w:line="198" w:before="0" w:after="0"/>
-              <w:ind w:hanging="0" w:start="0" w:end="0"/>
-              <w:jc w:val="start"/>
-              <w:rPr>
-                <w:rFonts w:ascii="Courier New" w:hAnsi="Courier New" w:eastAsia="NSimSun" w:cs="Arial"/>
-                <w:b/>
-                <w:bCs/>
-                <w:color w:val="000000"/>
-                <w:kern w:val="2"/>
-                <w:sz w:val="16"/>
-                <w:szCs w:val="16"/>
-                <w:lang w:val="es-MX" w:eastAsia="zh-CN" w:bidi="hi-IN"/>
-              </w:rPr>
-            </w:pPr>
-            <w:r>
-              <w:rPr>
-                <w:rFonts w:eastAsia="NSimSun" w:cs="Arial" w:ascii="Courier New" w:hAnsi="Courier New"/>
-                <w:b/>
-                <w:bCs/>
-                <w:color w:val="000000"/>
-                <w:kern w:val="2"/>
-                <w:sz w:val="16"/>
-                <w:szCs w:val="16"/>
-                <w:lang w:val="es-MX" w:eastAsia="zh-CN" w:bidi="hi-IN"/>
-              </w:rPr>
-              <w:t>tokenRefID</w:t>
-            </w:r>
-          </w:p>
-        </w:tc>
-        <w:tc>
-          <w:tcPr>
-            <w:tcW w:w="3063" w:type="dxa"/>
+            <w:tcW w:w="2492" w:type="dxa"/>
+            <w:tcBorders>
+              <w:start w:val="single" w:sz="4" w:space="0" w:color="000000"/>
+              <w:bottom w:val="single" w:sz="4" w:space="0" w:color="000000"/>
+            </w:tcBorders>
+          </w:tcPr>
+          <w:p>
+            <w:pPr>
+              <w:pStyle w:val="BodyText"/>
+              <w:widowControl/>
+              <w:suppressAutoHyphens w:val="true"/>
+              <w:bidi w:val="0"/>
+              <w:spacing w:lineRule="exact" w:line="198" w:before="0" w:after="0"/>
+              <w:ind w:hanging="0" w:start="0" w:end="0"/>
+              <w:jc w:val="start"/>
+              <w:rPr>
+                <w:rFonts w:ascii="Courier New" w:hAnsi="Courier New" w:eastAsia="NSimSun" w:cs="Arial"/>
+                <w:b/>
+                <w:bCs/>
+                <w:color w:val="000000"/>
+                <w:kern w:val="2"/>
+                <w:sz w:val="16"/>
+                <w:szCs w:val="16"/>
+                <w:lang w:val="es-MX" w:eastAsia="zh-CN" w:bidi="hi-IN"/>
+              </w:rPr>
+            </w:pPr>
+            <w:r>
+              <w:rPr>
+                <w:rFonts w:eastAsia="NSimSun" w:cs="Arial" w:ascii="Courier New" w:hAnsi="Courier New"/>
+                <w:b/>
+                <w:bCs/>
+                <w:color w:val="000000"/>
+                <w:kern w:val="2"/>
+                <w:sz w:val="16"/>
+                <w:szCs w:val="16"/>
+                <w:lang w:val="es-MX" w:eastAsia="zh-CN" w:bidi="hi-IN"/>
+              </w:rPr>
+              <w:t>dataValidDateTime</w:t>
+            </w:r>
+          </w:p>
+        </w:tc>
+        <w:tc>
+          <w:tcPr>
+            <w:tcW w:w="3117" w:type="dxa"/>
+            <w:tcBorders>
+              <w:start w:val="single" w:sz="4" w:space="0" w:color="000000"/>
+              <w:bottom w:val="single" w:sz="4" w:space="0" w:color="000000"/>
+            </w:tcBorders>
+          </w:tcPr>
+          <w:p>
+            <w:pPr>
+              <w:pStyle w:val="BodyText"/>
+              <w:widowControl/>
+              <w:suppressAutoHyphens w:val="true"/>
+              <w:bidi w:val="0"/>
+              <w:spacing w:lineRule="exact" w:line="198" w:before="0" w:after="0"/>
+              <w:ind w:hanging="0" w:start="0" w:end="0"/>
+              <w:jc w:val="start"/>
+              <w:rPr>
+                <w:rFonts w:ascii="Courier New" w:hAnsi="Courier New" w:eastAsia="NSimSun" w:cs="Arial"/>
+                <w:b/>
+                <w:bCs/>
+                <w:color w:val="000000"/>
+                <w:kern w:val="2"/>
+                <w:sz w:val="16"/>
+                <w:szCs w:val="16"/>
+                <w:lang w:val="es-MX" w:eastAsia="zh-CN" w:bidi="hi-IN"/>
+              </w:rPr>
+            </w:pPr>
+            <w:r>
+              <w:rPr>
+                <w:rFonts w:eastAsia="NSimSun" w:cs="Arial" w:ascii="Courier New" w:hAnsi="Courier New"/>
+                <w:b/>
+                <w:bCs/>
+                <w:color w:val="000000"/>
+                <w:kern w:val="2"/>
+                <w:sz w:val="16"/>
+                <w:szCs w:val="16"/>
+                <w:lang w:val="es-MX" w:eastAsia="zh-CN" w:bidi="hi-IN"/>
+              </w:rPr>
+              <w:t>YYYY-MM-DDThh:mm:ss[.sss]Z</w:t>
+            </w:r>
+          </w:p>
+          <w:p>
+            <w:pPr>
+              <w:pStyle w:val="BodyText"/>
+              <w:widowControl/>
+              <w:suppressAutoHyphens w:val="true"/>
+              <w:bidi w:val="0"/>
+              <w:spacing w:lineRule="exact" w:line="198" w:before="0" w:after="0"/>
+              <w:ind w:hanging="0" w:start="0" w:end="0"/>
+              <w:jc w:val="start"/>
+              <w:rPr>
+                <w:rFonts w:ascii="Courier New" w:hAnsi="Courier New" w:eastAsia="NSimSun" w:cs="Arial"/>
+                <w:b/>
+                <w:bCs/>
+                <w:color w:val="000000"/>
+                <w:kern w:val="2"/>
+                <w:sz w:val="16"/>
+                <w:szCs w:val="16"/>
+                <w:lang w:val="es-MX" w:eastAsia="zh-CN" w:bidi="hi-IN"/>
+              </w:rPr>
+            </w:pPr>
+            <w:r>
+              <w:rPr>
+                <w:rFonts w:eastAsia="NSimSun" w:cs="Arial" w:ascii="Courier New" w:hAnsi="Courier New"/>
+                <w:b/>
+                <w:bCs/>
+                <w:color w:val="000000"/>
+                <w:kern w:val="2"/>
+                <w:sz w:val="16"/>
+                <w:szCs w:val="16"/>
+                <w:lang w:val="es-MX" w:eastAsia="zh-CN" w:bidi="hi-IN"/>
+              </w:rPr>
+              <w:t>or</w:t>
+            </w:r>
+          </w:p>
+          <w:p>
+            <w:pPr>
+              <w:pStyle w:val="BodyText"/>
+              <w:widowControl/>
+              <w:suppressAutoHyphens w:val="true"/>
+              <w:bidi w:val="0"/>
+              <w:spacing w:lineRule="exact" w:line="198" w:before="0" w:after="0"/>
+              <w:ind w:hanging="0" w:start="0" w:end="0"/>
+              <w:jc w:val="start"/>
+              <w:rPr>
+                <w:rFonts w:ascii="Courier New" w:hAnsi="Courier New" w:eastAsia="NSimSun" w:cs="Arial"/>
+                <w:b/>
+                <w:bCs/>
+                <w:color w:val="000000"/>
+                <w:kern w:val="2"/>
+                <w:sz w:val="16"/>
+                <w:szCs w:val="16"/>
+                <w:lang w:val="es-MX" w:eastAsia="zh-CN" w:bidi="hi-IN"/>
+              </w:rPr>
+            </w:pPr>
+            <w:r>
+              <w:rPr>
+                <w:rFonts w:eastAsia="NSimSun" w:cs="Arial" w:ascii="Courier New" w:hAnsi="Courier New"/>
+                <w:b/>
+                <w:bCs/>
+                <w:color w:val="000000"/>
+                <w:kern w:val="2"/>
+                <w:sz w:val="16"/>
+                <w:szCs w:val="16"/>
+                <w:lang w:val="es-MX" w:eastAsia="zh-CN" w:bidi="hi-IN"/>
+              </w:rPr>
+              <w:t>YYYY-MMDDThh:mm:ss[.sss]±hh:mm</w:t>
+            </w:r>
+          </w:p>
+        </w:tc>
+        <w:tc>
+          <w:tcPr>
+            <w:tcW w:w="2717" w:type="dxa"/>
+            <w:tcBorders>
+              <w:start w:val="single" w:sz="4" w:space="0" w:color="000000"/>
+              <w:bottom w:val="single" w:sz="4" w:space="0" w:color="000000"/>
+            </w:tcBorders>
+          </w:tcPr>
+          <w:p>
+            <w:pPr>
+              <w:pStyle w:val="BodyText"/>
+              <w:widowControl/>
+              <w:suppressAutoHyphens w:val="true"/>
+              <w:bidi w:val="0"/>
+              <w:spacing w:lineRule="exact" w:line="198" w:before="0" w:after="0"/>
+              <w:ind w:hanging="0" w:start="0" w:end="0"/>
+              <w:jc w:val="start"/>
+              <w:rPr>
+                <w:rFonts w:ascii="Courier New" w:hAnsi="Courier New" w:eastAsia="NSimSun" w:cs="Arial"/>
+                <w:b/>
+                <w:bCs/>
+                <w:color w:val="0066CC"/>
+                <w:kern w:val="2"/>
+                <w:sz w:val="16"/>
+                <w:szCs w:val="16"/>
+                <w:lang w:val="es-MX" w:eastAsia="zh-CN" w:bidi="hi-IN"/>
+              </w:rPr>
+            </w:pPr>
+            <w:r>
+              <w:rPr>
+                <w:rFonts w:eastAsia="NSimSun" w:cs="Arial" w:ascii="Courier New" w:hAnsi="Courier New"/>
+                <w:b/>
+                <w:bCs/>
+                <w:color w:val="0066CC"/>
+                <w:kern w:val="2"/>
+                <w:sz w:val="16"/>
+                <w:szCs w:val="16"/>
+                <w:lang w:val="es-MX" w:eastAsia="zh-CN" w:bidi="hi-IN"/>
+              </w:rPr>
+              <w:t>Valor DateTime</w:t>
+            </w:r>
+          </w:p>
+        </w:tc>
+        <w:tc>
+          <w:tcPr>
+            <w:tcW w:w="1645" w:type="dxa"/>
             <w:tcBorders>
               <w:start w:val="single" w:sz="4" w:space="0" w:color="000000"/>
               <w:bottom w:val="single" w:sz="4" w:space="0" w:color="000000"/>
@@ -6243,593 +8456,25 @@
               <w:suppressAutoHyphens w:val="true"/>
               <w:bidi w:val="0"/>
               <w:spacing w:lineRule="exact" w:line="198" w:before="0" w:after="0"/>
-              <w:ind w:hanging="0" w:start="709" w:end="0"/>
-              <w:jc w:val="start"/>
-              <w:rPr>
-                <w:rFonts w:ascii="Courier New" w:hAnsi="Courier New" w:eastAsia="NSimSun" w:cs="Arial"/>
-                <w:b/>
-                <w:bCs/>
-                <w:color w:val="00AE00"/>
-                <w:kern w:val="2"/>
-                <w:sz w:val="16"/>
-                <w:szCs w:val="16"/>
-                <w:lang w:val="es-MX" w:eastAsia="zh-CN" w:bidi="hi-IN"/>
-              </w:rPr>
-            </w:pPr>
-            <w:r>
-              <w:rPr>
-                <w:rFonts w:eastAsia="NSimSun" w:cs="Arial" w:ascii="Courier New" w:hAnsi="Courier New"/>
-                <w:b/>
-                <w:bCs/>
-                <w:color w:val="00AE00"/>
-                <w:kern w:val="2"/>
-                <w:sz w:val="16"/>
-                <w:szCs w:val="16"/>
-                <w:lang w:val="es-MX" w:eastAsia="zh-CN" w:bidi="hi-IN"/>
-              </w:rPr>
-              <w:t>maxLength: 48</w:t>
-            </w:r>
-          </w:p>
-        </w:tc>
-      </w:tr>
-      <w:tr>
-        <w:trPr/>
-        <w:tc>
-          <w:tcPr>
-            <w:tcW w:w="3055" w:type="dxa"/>
-            <w:tcBorders>
-              <w:start w:val="single" w:sz="4" w:space="0" w:color="000000"/>
-              <w:bottom w:val="single" w:sz="4" w:space="0" w:color="000000"/>
-            </w:tcBorders>
-          </w:tcPr>
-          <w:p>
-            <w:pPr>
-              <w:pStyle w:val="BodyText"/>
-              <w:widowControl/>
-              <w:suppressAutoHyphens w:val="true"/>
-              <w:bidi w:val="0"/>
-              <w:spacing w:lineRule="exact" w:line="198" w:before="0" w:after="0"/>
-              <w:ind w:hanging="0" w:start="0" w:end="0"/>
-              <w:jc w:val="start"/>
-              <w:rPr>
-                <w:rFonts w:ascii="Courier New" w:hAnsi="Courier New" w:eastAsia="NSimSun" w:cs="Arial"/>
-                <w:b/>
-                <w:bCs/>
-                <w:color w:val="000000"/>
-                <w:kern w:val="2"/>
-                <w:sz w:val="16"/>
-                <w:szCs w:val="16"/>
-                <w:lang w:val="es-MX" w:eastAsia="zh-CN" w:bidi="hi-IN"/>
-              </w:rPr>
-            </w:pPr>
-            <w:r>
-              <w:rPr>
-                <w:rFonts w:eastAsia="NSimSun" w:cs="Arial" w:ascii="Courier New" w:hAnsi="Courier New"/>
-                <w:b/>
-                <w:bCs/>
-                <w:color w:val="000000"/>
-                <w:kern w:val="2"/>
-                <w:sz w:val="16"/>
-                <w:szCs w:val="16"/>
-                <w:lang w:val="es-MX" w:eastAsia="zh-CN" w:bidi="hi-IN"/>
-              </w:rPr>
-              <w:t>tokenRequestorId</w:t>
-            </w:r>
-          </w:p>
-        </w:tc>
-        <w:tc>
-          <w:tcPr>
-            <w:tcW w:w="3854" w:type="dxa"/>
-            <w:tcBorders>
-              <w:start w:val="single" w:sz="4" w:space="0" w:color="000000"/>
-              <w:bottom w:val="single" w:sz="4" w:space="0" w:color="000000"/>
-            </w:tcBorders>
-          </w:tcPr>
-          <w:p>
-            <w:pPr>
-              <w:pStyle w:val="BodyText"/>
-              <w:widowControl/>
-              <w:suppressAutoHyphens w:val="true"/>
-              <w:bidi w:val="0"/>
-              <w:spacing w:lineRule="exact" w:line="198" w:before="0" w:after="0"/>
-              <w:ind w:hanging="0" w:start="0" w:end="0"/>
-              <w:jc w:val="start"/>
-              <w:rPr>
-                <w:rFonts w:ascii="Courier New" w:hAnsi="Courier New" w:eastAsia="NSimSun" w:cs="Arial"/>
-                <w:b/>
-                <w:bCs/>
-                <w:color w:val="000000"/>
-                <w:kern w:val="2"/>
-                <w:sz w:val="16"/>
-                <w:szCs w:val="16"/>
-                <w:lang w:val="es-MX" w:eastAsia="zh-CN" w:bidi="hi-IN"/>
-              </w:rPr>
-            </w:pPr>
-            <w:r>
-              <w:rPr>
-                <w:rFonts w:eastAsia="NSimSun" w:cs="Arial" w:ascii="Courier New" w:hAnsi="Courier New"/>
-                <w:b/>
-                <w:bCs/>
-                <w:color w:val="000000"/>
-                <w:kern w:val="2"/>
-                <w:sz w:val="16"/>
-                <w:szCs w:val="16"/>
-                <w:lang w:val="es-MX" w:eastAsia="zh-CN" w:bidi="hi-IN"/>
-              </w:rPr>
-              <w:t>^[A-Za-z0-9._-]{11}$</w:t>
-            </w:r>
-          </w:p>
-        </w:tc>
-        <w:tc>
-          <w:tcPr>
-            <w:tcW w:w="3063" w:type="dxa"/>
-            <w:tcBorders>
-              <w:start w:val="single" w:sz="4" w:space="0" w:color="000000"/>
-              <w:bottom w:val="single" w:sz="4" w:space="0" w:color="000000"/>
-              <w:end w:val="single" w:sz="4" w:space="0" w:color="000000"/>
-            </w:tcBorders>
-          </w:tcPr>
-          <w:p>
-            <w:pPr>
-              <w:pStyle w:val="BodyText"/>
-              <w:widowControl/>
-              <w:suppressAutoHyphens w:val="true"/>
-              <w:bidi w:val="0"/>
-              <w:spacing w:lineRule="exact" w:line="198" w:before="0" w:after="0"/>
-              <w:ind w:hanging="0" w:start="709" w:end="0"/>
-              <w:jc w:val="start"/>
-              <w:rPr>
-                <w:rFonts w:ascii="Courier New" w:hAnsi="Courier New" w:eastAsia="NSimSun" w:cs="Arial"/>
-                <w:b/>
-                <w:bCs/>
-                <w:color w:val="00AE00"/>
-                <w:kern w:val="2"/>
-                <w:sz w:val="16"/>
-                <w:szCs w:val="16"/>
-                <w:lang w:val="es-MX" w:eastAsia="zh-CN" w:bidi="hi-IN"/>
-              </w:rPr>
-            </w:pPr>
-            <w:r>
-              <w:rPr>
-                <w:rFonts w:eastAsia="NSimSun" w:cs="Arial" w:ascii="Courier New" w:hAnsi="Courier New"/>
-                <w:b/>
-                <w:bCs/>
-                <w:color w:val="00AE00"/>
-                <w:kern w:val="2"/>
-                <w:sz w:val="16"/>
-                <w:szCs w:val="16"/>
-                <w:lang w:val="es-MX" w:eastAsia="zh-CN" w:bidi="hi-IN"/>
-              </w:rPr>
-              <w:t>maxLength: 11</w:t>
-            </w:r>
-          </w:p>
-        </w:tc>
-      </w:tr>
-      <w:tr>
-        <w:trPr/>
-        <w:tc>
-          <w:tcPr>
-            <w:tcW w:w="3055" w:type="dxa"/>
-            <w:tcBorders>
-              <w:start w:val="single" w:sz="4" w:space="0" w:color="000000"/>
-              <w:bottom w:val="single" w:sz="4" w:space="0" w:color="000000"/>
-            </w:tcBorders>
-          </w:tcPr>
-          <w:p>
-            <w:pPr>
-              <w:pStyle w:val="BodyText"/>
-              <w:widowControl/>
-              <w:suppressAutoHyphens w:val="true"/>
-              <w:bidi w:val="0"/>
-              <w:spacing w:lineRule="exact" w:line="198" w:before="0" w:after="0"/>
-              <w:ind w:hanging="0" w:start="0" w:end="0"/>
-              <w:jc w:val="start"/>
-              <w:rPr>
-                <w:rFonts w:ascii="Courier New" w:hAnsi="Courier New" w:eastAsia="NSimSun" w:cs="Arial"/>
-                <w:b/>
-                <w:bCs/>
-                <w:color w:val="000000"/>
-                <w:kern w:val="2"/>
-                <w:sz w:val="16"/>
-                <w:szCs w:val="16"/>
-                <w:lang w:val="es-MX" w:eastAsia="zh-CN" w:bidi="hi-IN"/>
-              </w:rPr>
-            </w:pPr>
-            <w:r>
-              <w:rPr>
-                <w:rFonts w:eastAsia="NSimSun" w:cs="Arial" w:ascii="Courier New" w:hAnsi="Courier New"/>
-                <w:b/>
-                <w:bCs/>
-                <w:color w:val="000000"/>
-                <w:kern w:val="2"/>
-                <w:sz w:val="16"/>
-                <w:szCs w:val="16"/>
-                <w:lang w:val="es-MX" w:eastAsia="zh-CN" w:bidi="hi-IN"/>
-              </w:rPr>
-              <w:t>tokenStorageLocation</w:t>
-            </w:r>
-          </w:p>
-        </w:tc>
-        <w:tc>
-          <w:tcPr>
-            <w:tcW w:w="3854" w:type="dxa"/>
-            <w:tcBorders>
-              <w:start w:val="single" w:sz="4" w:space="0" w:color="000000"/>
-              <w:bottom w:val="single" w:sz="4" w:space="0" w:color="000000"/>
-            </w:tcBorders>
-          </w:tcPr>
-          <w:p>
-            <w:pPr>
-              <w:pStyle w:val="BodyText"/>
-              <w:widowControl/>
-              <w:suppressAutoHyphens w:val="true"/>
-              <w:bidi w:val="0"/>
-              <w:spacing w:lineRule="exact" w:line="198" w:before="0" w:after="0"/>
-              <w:ind w:hanging="0" w:start="0" w:end="0"/>
-              <w:jc w:val="start"/>
-              <w:rPr>
-                <w:rFonts w:ascii="Courier New" w:hAnsi="Courier New" w:eastAsia="NSimSun" w:cs="Arial"/>
-                <w:b/>
-                <w:bCs/>
-                <w:color w:val="000000"/>
-                <w:kern w:val="2"/>
-                <w:sz w:val="16"/>
-                <w:szCs w:val="16"/>
-                <w:lang w:val="es-MX" w:eastAsia="zh-CN" w:bidi="hi-IN"/>
-              </w:rPr>
-            </w:pPr>
-            <w:r>
-              <w:rPr>
-                <w:rFonts w:eastAsia="NSimSun" w:cs="Arial" w:ascii="Courier New" w:hAnsi="Courier New"/>
-                <w:b/>
-                <w:bCs/>
-                <w:color w:val="000000"/>
-                <w:kern w:val="2"/>
-                <w:sz w:val="16"/>
-                <w:szCs w:val="16"/>
-                <w:lang w:val="es-MX" w:eastAsia="zh-CN" w:bidi="hi-IN"/>
-              </w:rPr>
-              <w:t>"DEVICE_MEMORY"</w:t>
-            </w:r>
-          </w:p>
-          <w:p>
-            <w:pPr>
-              <w:pStyle w:val="BodyText"/>
-              <w:widowControl/>
-              <w:suppressAutoHyphens w:val="true"/>
-              <w:bidi w:val="0"/>
-              <w:spacing w:lineRule="exact" w:line="198" w:before="0" w:after="0"/>
-              <w:ind w:hanging="0" w:start="0" w:end="0"/>
-              <w:jc w:val="start"/>
-              <w:rPr>
-                <w:rFonts w:ascii="Courier New" w:hAnsi="Courier New" w:eastAsia="NSimSun" w:cs="Arial"/>
-                <w:b/>
-                <w:bCs/>
-                <w:color w:val="000000"/>
-                <w:kern w:val="2"/>
-                <w:sz w:val="16"/>
-                <w:szCs w:val="16"/>
-                <w:lang w:val="es-MX" w:eastAsia="zh-CN" w:bidi="hi-IN"/>
-              </w:rPr>
-            </w:pPr>
-            <w:r>
-              <w:rPr>
-                <w:rFonts w:eastAsia="NSimSun" w:cs="Arial" w:ascii="Courier New" w:hAnsi="Courier New"/>
-                <w:b/>
-                <w:bCs/>
-                <w:color w:val="000000"/>
-                <w:kern w:val="2"/>
-                <w:sz w:val="16"/>
-                <w:szCs w:val="16"/>
-                <w:lang w:val="es-MX" w:eastAsia="zh-CN" w:bidi="hi-IN"/>
-              </w:rPr>
-              <w:t>"DEVICE_MEMORY_PROTECTED_TPM"</w:t>
-            </w:r>
-          </w:p>
-          <w:p>
-            <w:pPr>
-              <w:pStyle w:val="BodyText"/>
-              <w:widowControl/>
-              <w:suppressAutoHyphens w:val="true"/>
-              <w:bidi w:val="0"/>
-              <w:spacing w:lineRule="exact" w:line="198" w:before="0" w:after="0"/>
-              <w:ind w:hanging="0" w:start="0" w:end="0"/>
-              <w:jc w:val="start"/>
-              <w:rPr>
-                <w:rFonts w:ascii="Courier New" w:hAnsi="Courier New" w:eastAsia="NSimSun" w:cs="Arial"/>
-                <w:b/>
-                <w:bCs/>
-                <w:color w:val="000000"/>
-                <w:kern w:val="2"/>
-                <w:sz w:val="16"/>
-                <w:szCs w:val="16"/>
-                <w:lang w:val="es-MX" w:eastAsia="zh-CN" w:bidi="hi-IN"/>
-              </w:rPr>
-            </w:pPr>
-            <w:r>
-              <w:rPr>
-                <w:rFonts w:eastAsia="NSimSun" w:cs="Arial" w:ascii="Courier New" w:hAnsi="Courier New"/>
-                <w:b/>
-                <w:bCs/>
-                <w:color w:val="000000"/>
-                <w:kern w:val="2"/>
-                <w:sz w:val="16"/>
-                <w:szCs w:val="16"/>
-                <w:lang w:val="es-MX" w:eastAsia="zh-CN" w:bidi="hi-IN"/>
-              </w:rPr>
-              <w:t>"TEE"</w:t>
-            </w:r>
-          </w:p>
-          <w:p>
-            <w:pPr>
-              <w:pStyle w:val="BodyText"/>
-              <w:widowControl/>
-              <w:suppressAutoHyphens w:val="true"/>
-              <w:bidi w:val="0"/>
-              <w:spacing w:lineRule="exact" w:line="198" w:before="0" w:after="0"/>
-              <w:ind w:hanging="0" w:start="0" w:end="0"/>
-              <w:jc w:val="start"/>
-              <w:rPr>
-                <w:rFonts w:ascii="Courier New" w:hAnsi="Courier New" w:eastAsia="NSimSun" w:cs="Arial"/>
-                <w:b/>
-                <w:bCs/>
-                <w:color w:val="000000"/>
-                <w:kern w:val="2"/>
-                <w:sz w:val="16"/>
-                <w:szCs w:val="16"/>
-                <w:lang w:val="es-MX" w:eastAsia="zh-CN" w:bidi="hi-IN"/>
-              </w:rPr>
-            </w:pPr>
-            <w:r>
-              <w:rPr>
-                <w:rFonts w:eastAsia="NSimSun" w:cs="Arial" w:ascii="Courier New" w:hAnsi="Courier New"/>
-                <w:b/>
-                <w:bCs/>
-                <w:color w:val="000000"/>
-                <w:kern w:val="2"/>
-                <w:sz w:val="16"/>
-                <w:szCs w:val="16"/>
-                <w:lang w:val="es-MX" w:eastAsia="zh-CN" w:bidi="hi-IN"/>
-              </w:rPr>
-              <w:t>"SE"</w:t>
-            </w:r>
-          </w:p>
-          <w:p>
-            <w:pPr>
-              <w:pStyle w:val="BodyText"/>
-              <w:widowControl/>
-              <w:suppressAutoHyphens w:val="true"/>
-              <w:bidi w:val="0"/>
-              <w:spacing w:lineRule="exact" w:line="198" w:before="0" w:after="0"/>
-              <w:ind w:hanging="0" w:start="0" w:end="0"/>
-              <w:jc w:val="start"/>
-              <w:rPr>
-                <w:rFonts w:ascii="Courier New" w:hAnsi="Courier New" w:eastAsia="NSimSun" w:cs="Arial"/>
-                <w:b/>
-                <w:bCs/>
-                <w:color w:val="000000"/>
-                <w:kern w:val="2"/>
-                <w:sz w:val="16"/>
-                <w:szCs w:val="16"/>
-                <w:lang w:val="es-MX" w:eastAsia="zh-CN" w:bidi="hi-IN"/>
-              </w:rPr>
-            </w:pPr>
-            <w:r>
-              <w:rPr>
-                <w:rFonts w:eastAsia="NSimSun" w:cs="Arial" w:ascii="Courier New" w:hAnsi="Courier New"/>
-                <w:b/>
-                <w:bCs/>
-                <w:color w:val="000000"/>
-                <w:kern w:val="2"/>
-                <w:sz w:val="16"/>
-                <w:szCs w:val="16"/>
-                <w:lang w:val="es-MX" w:eastAsia="zh-CN" w:bidi="hi-IN"/>
-              </w:rPr>
-              <w:t>"SERVER"</w:t>
-            </w:r>
-          </w:p>
-          <w:p>
-            <w:pPr>
-              <w:pStyle w:val="BodyText"/>
-              <w:widowControl/>
-              <w:suppressAutoHyphens w:val="true"/>
-              <w:bidi w:val="0"/>
-              <w:spacing w:lineRule="exact" w:line="198" w:before="0" w:after="0"/>
-              <w:ind w:hanging="0" w:start="0" w:end="0"/>
-              <w:jc w:val="start"/>
-              <w:rPr>
-                <w:rFonts w:ascii="Courier New" w:hAnsi="Courier New" w:eastAsia="NSimSun" w:cs="Arial"/>
-                <w:b/>
-                <w:bCs/>
-                <w:color w:val="000000"/>
-                <w:kern w:val="2"/>
-                <w:sz w:val="16"/>
-                <w:szCs w:val="16"/>
-                <w:lang w:val="es-MX" w:eastAsia="zh-CN" w:bidi="hi-IN"/>
-              </w:rPr>
-            </w:pPr>
-            <w:r>
-              <w:rPr>
-                <w:rFonts w:eastAsia="NSimSun" w:cs="Arial" w:ascii="Courier New" w:hAnsi="Courier New"/>
-                <w:b/>
-                <w:bCs/>
-                <w:color w:val="000000"/>
-                <w:kern w:val="2"/>
-                <w:sz w:val="16"/>
-                <w:szCs w:val="16"/>
-                <w:lang w:val="es-MX" w:eastAsia="zh-CN" w:bidi="hi-IN"/>
-              </w:rPr>
-              <w:t>"VEE"</w:t>
-            </w:r>
-          </w:p>
-        </w:tc>
-        <w:tc>
-          <w:tcPr>
-            <w:tcW w:w="3063" w:type="dxa"/>
-            <w:tcBorders>
-              <w:start w:val="single" w:sz="4" w:space="0" w:color="000000"/>
-              <w:bottom w:val="single" w:sz="4" w:space="0" w:color="000000"/>
-              <w:end w:val="single" w:sz="4" w:space="0" w:color="000000"/>
-            </w:tcBorders>
-          </w:tcPr>
-          <w:p>
-            <w:pPr>
-              <w:pStyle w:val="BodyText"/>
-              <w:widowControl/>
-              <w:suppressAutoHyphens w:val="true"/>
-              <w:bidi w:val="0"/>
-              <w:spacing w:lineRule="exact" w:line="198" w:before="0" w:after="0"/>
-              <w:ind w:hanging="0" w:start="709" w:end="0"/>
-              <w:jc w:val="start"/>
-              <w:rPr>
-                <w:rFonts w:ascii="Courier New" w:hAnsi="Courier New" w:eastAsia="NSimSun" w:cs="Arial"/>
-                <w:b/>
-                <w:bCs/>
-                <w:color w:val="00AE00"/>
-                <w:kern w:val="2"/>
-                <w:sz w:val="16"/>
-                <w:szCs w:val="16"/>
-                <w:lang w:val="es-MX" w:eastAsia="zh-CN" w:bidi="hi-IN"/>
-              </w:rPr>
-            </w:pPr>
-            <w:r>
-              <w:rPr>
-                <w:rFonts w:eastAsia="NSimSun" w:cs="Arial" w:ascii="Courier New" w:hAnsi="Courier New"/>
-                <w:b/>
-                <w:bCs/>
-                <w:color w:val="00AE00"/>
-                <w:kern w:val="2"/>
-                <w:sz w:val="16"/>
-                <w:szCs w:val="16"/>
-                <w:lang w:val="es-MX" w:eastAsia="zh-CN" w:bidi="hi-IN"/>
-              </w:rPr>
-            </w:r>
-          </w:p>
-        </w:tc>
-      </w:tr>
-      <w:tr>
-        <w:trPr/>
-        <w:tc>
-          <w:tcPr>
-            <w:tcW w:w="3055" w:type="dxa"/>
-            <w:tcBorders>
-              <w:start w:val="single" w:sz="4" w:space="0" w:color="000000"/>
-              <w:bottom w:val="single" w:sz="4" w:space="0" w:color="000000"/>
-            </w:tcBorders>
-          </w:tcPr>
-          <w:p>
-            <w:pPr>
-              <w:pStyle w:val="BodyText"/>
-              <w:widowControl/>
-              <w:suppressAutoHyphens w:val="true"/>
-              <w:bidi w:val="0"/>
-              <w:spacing w:lineRule="exact" w:line="198" w:before="0" w:after="0"/>
-              <w:ind w:hanging="0" w:start="0" w:end="0"/>
-              <w:jc w:val="start"/>
-              <w:rPr>
-                <w:rFonts w:ascii="Courier New" w:hAnsi="Courier New" w:eastAsia="NSimSun" w:cs="Arial"/>
-                <w:b/>
-                <w:bCs/>
-                <w:color w:val="000000"/>
-                <w:kern w:val="2"/>
-                <w:sz w:val="16"/>
-                <w:szCs w:val="16"/>
-                <w:lang w:val="es-MX" w:eastAsia="zh-CN" w:bidi="hi-IN"/>
-              </w:rPr>
-            </w:pPr>
-            <w:r>
-              <w:rPr>
-                <w:rFonts w:eastAsia="NSimSun" w:cs="Arial" w:ascii="Courier New" w:hAnsi="Courier New"/>
-                <w:b/>
-                <w:bCs/>
-                <w:color w:val="000000"/>
-                <w:kern w:val="2"/>
-                <w:sz w:val="16"/>
-                <w:szCs w:val="16"/>
-                <w:lang w:val="es-MX" w:eastAsia="zh-CN" w:bidi="hi-IN"/>
-              </w:rPr>
-              <w:t>tokenServicesRequested</w:t>
-            </w:r>
-          </w:p>
-        </w:tc>
-        <w:tc>
-          <w:tcPr>
-            <w:tcW w:w="3854" w:type="dxa"/>
-            <w:tcBorders>
-              <w:start w:val="single" w:sz="4" w:space="0" w:color="000000"/>
-              <w:bottom w:val="single" w:sz="4" w:space="0" w:color="000000"/>
-            </w:tcBorders>
-          </w:tcPr>
-          <w:p>
-            <w:pPr>
-              <w:pStyle w:val="BodyText"/>
-              <w:widowControl/>
-              <w:suppressAutoHyphens w:val="true"/>
-              <w:bidi w:val="0"/>
-              <w:spacing w:lineRule="exact" w:line="198" w:before="0" w:after="0"/>
-              <w:ind w:hanging="0" w:start="0" w:end="0"/>
-              <w:jc w:val="start"/>
-              <w:rPr>
-                <w:rFonts w:ascii="Courier New" w:hAnsi="Courier New" w:eastAsia="NSimSun" w:cs="Arial"/>
-                <w:b/>
-                <w:bCs/>
-                <w:color w:val="000000"/>
-                <w:kern w:val="2"/>
-                <w:sz w:val="16"/>
-                <w:szCs w:val="16"/>
-                <w:lang w:val="es-MX" w:eastAsia="zh-CN" w:bidi="hi-IN"/>
-              </w:rPr>
-            </w:pPr>
-            <w:r>
-              <w:rPr>
-                <w:rFonts w:eastAsia="NSimSun" w:cs="Arial" w:ascii="Courier New" w:hAnsi="Courier New"/>
-                <w:b/>
-                <w:bCs/>
-                <w:color w:val="000000"/>
-                <w:kern w:val="2"/>
-                <w:sz w:val="16"/>
-                <w:szCs w:val="16"/>
-                <w:lang w:val="es-MX" w:eastAsia="zh-CN" w:bidi="hi-IN"/>
-              </w:rPr>
-              <w:t>"CARD_DIGITIZATION"</w:t>
-            </w:r>
-          </w:p>
-        </w:tc>
-        <w:tc>
-          <w:tcPr>
-            <w:tcW w:w="3063" w:type="dxa"/>
-            <w:tcBorders>
-              <w:start w:val="single" w:sz="4" w:space="0" w:color="000000"/>
-              <w:bottom w:val="single" w:sz="4" w:space="0" w:color="000000"/>
-              <w:end w:val="single" w:sz="4" w:space="0" w:color="000000"/>
-            </w:tcBorders>
-          </w:tcPr>
-          <w:p>
-            <w:pPr>
-              <w:pStyle w:val="BodyText"/>
-              <w:widowControl/>
-              <w:suppressAutoHyphens w:val="true"/>
-              <w:bidi w:val="0"/>
-              <w:spacing w:lineRule="exact" w:line="198" w:before="0" w:after="0"/>
-              <w:ind w:hanging="0" w:start="709" w:end="0"/>
-              <w:jc w:val="start"/>
-              <w:rPr>
-                <w:rFonts w:ascii="Courier New" w:hAnsi="Courier New" w:eastAsia="NSimSun" w:cs="Arial"/>
-                <w:b/>
-                <w:bCs/>
-                <w:color w:val="00AE00"/>
-                <w:kern w:val="2"/>
-                <w:sz w:val="16"/>
-                <w:szCs w:val="16"/>
-                <w:lang w:val="es-MX" w:eastAsia="zh-CN" w:bidi="hi-IN"/>
-              </w:rPr>
-            </w:pPr>
-            <w:r>
-              <w:rPr>
-                <w:rFonts w:eastAsia="NSimSun" w:cs="Arial" w:ascii="Courier New" w:hAnsi="Courier New"/>
-                <w:b/>
-                <w:bCs/>
-                <w:color w:val="00AE00"/>
+              <w:ind w:hanging="0" w:start="0" w:end="0"/>
+              <w:jc w:val="start"/>
+              <w:rPr>
+                <w:rFonts w:ascii="Courier New" w:hAnsi="Courier New" w:eastAsia="NSimSun" w:cs="Arial"/>
+                <w:b/>
+                <w:bCs/>
+                <w:color w:val="FF0000"/>
+                <w:kern w:val="2"/>
+                <w:sz w:val="16"/>
+                <w:szCs w:val="16"/>
+                <w:lang w:val="es-MX" w:eastAsia="zh-CN" w:bidi="hi-IN"/>
+              </w:rPr>
+            </w:pPr>
+            <w:r>
+              <w:rPr>
+                <w:rFonts w:eastAsia="NSimSun" w:cs="Arial" w:ascii="Courier New" w:hAnsi="Courier New"/>
+                <w:b/>
+                <w:bCs/>
+                <w:color w:val="FF0000"/>
                 <w:kern w:val="2"/>
                 <w:sz w:val="16"/>
                 <w:szCs w:val="16"/>

--- a/NUEVO FISERV/CheckElegibility/Análisis Bajo Nivel - CheckElegibility.docx
+++ b/NUEVO FISERV/CheckElegibility/Análisis Bajo Nivel - CheckElegibility.docx
@@ -21,7 +21,18 @@
           <w:sz w:val="26"/>
           <w:szCs w:val="26"/>
         </w:rPr>
-        <w:t>Análisis de Bajo Nivel - CheckElegibility (FLUJO VERDE)</w:t>
+        <w:t xml:space="preserve">Análisis Bajo Nivel - CheckElegibility </w:t>
+      </w:r>
+      <w:r>
+        <w:rPr>
+          <w:rFonts w:ascii="Calibri" w:hAnsi="Calibri"/>
+          <w:b/>
+          <w:bCs/>
+          <w:color w:val="0066CC"/>
+          <w:sz w:val="26"/>
+          <w:szCs w:val="26"/>
+        </w:rPr>
+        <w:t>vs Evaluate Eligibility</w:t>
       </w:r>
     </w:p>
     <w:p>
@@ -436,13 +447,6 @@
         <w:ind w:hanging="283" w:start="709" w:end="0"/>
         <w:jc w:val="both"/>
         <w:rPr>
-          <w:rStyle w:val="Strong"/>
-          <w:b w:val="false"/>
-          <w:bCs w:val="false"/>
-        </w:rPr>
-      </w:pPr>
-      <w:r>
-        <w:rPr>
           <w:rFonts w:ascii="Calibri" w:hAnsi="Calibri"/>
           <w:b/>
           <w:bCs/>
@@ -451,22 +455,18 @@
           <w:szCs w:val="22"/>
           <w:shd w:fill="FFFFFE" w:val="clear"/>
         </w:rPr>
-        <w:t xml:space="preserve">Hallazgos Relevantes </w:t>
-      </w:r>
+      </w:pPr>
       <w:r>
         <w:rPr>
           <w:rFonts w:ascii="Calibri" w:hAnsi="Calibri"/>
           <w:b/>
           <w:bCs/>
-          <w:i/>
-          <w:iCs/>
           <w:color w:val="0066CC"/>
           <w:sz w:val="22"/>
           <w:szCs w:val="22"/>
-          <w:u w:val="single"/>
           <w:shd w:fill="FFFFFE" w:val="clear"/>
         </w:rPr>
-        <w:t>REQUEST:</w:t>
+        <w:t>Hallazgos Relevantes REQUEST:</w:t>
       </w:r>
     </w:p>
     <w:p>
@@ -695,191 +695,921 @@
           <w:szCs w:val="22"/>
           <w:shd w:fill="FFFFFE" w:val="clear"/>
         </w:rPr>
-        <w:t>Información faltante del campo encryptData:</w:t>
+        <w:t xml:space="preserve">Request </w:t>
+      </w:r>
+      <w:r>
+        <w:rPr>
+          <w:rFonts w:ascii="Calibri" w:hAnsi="Calibri"/>
+          <w:b/>
+          <w:bCs/>
+          <w:color w:val="0066CC"/>
+          <w:sz w:val="22"/>
+          <w:szCs w:val="22"/>
+          <w:shd w:fill="FFFFFE" w:val="clear"/>
+        </w:rPr>
+        <w:t xml:space="preserve">actual para </w:t>
+      </w:r>
+      <w:r>
+        <w:rPr>
+          <w:rFonts w:ascii="Calibri" w:hAnsi="Calibri"/>
+          <w:b/>
+          <w:bCs/>
+          <w:color w:val="0066CC"/>
+          <w:sz w:val="22"/>
+          <w:szCs w:val="22"/>
+          <w:shd w:fill="FFFFFE" w:val="clear"/>
+        </w:rPr>
+        <w:t>FISERV-VISA:</w:t>
       </w:r>
     </w:p>
     <w:p>
       <w:pPr>
         <w:pStyle w:val="Normal"/>
+        <w:tabs>
+          <w:tab w:val="clear" w:pos="709"/>
+          <w:tab w:val="left" w:pos="0" w:leader="none"/>
+        </w:tabs>
+        <w:ind w:hanging="0" w:start="709" w:end="0"/>
+        <w:jc w:val="both"/>
+        <w:rPr/>
+      </w:pPr>
+      <w:r>
+        <w:rPr/>
+      </w:r>
+    </w:p>
+    <w:p>
+      <w:pPr>
+        <w:pStyle w:val="BodyText"/>
+        <w:widowControl/>
+        <w:suppressAutoHyphens w:val="true"/>
+        <w:overflowPunct w:val="true"/>
+        <w:bidi w:val="0"/>
+        <w:spacing w:lineRule="exact" w:line="198" w:before="0" w:after="0"/>
+        <w:ind w:hanging="0" w:start="0" w:end="0"/>
+        <w:jc w:val="start"/>
+        <w:rPr>
+          <w:rFonts w:ascii="Courier New" w:hAnsi="Courier New" w:eastAsia="NSimSun" w:cs="Arial"/>
+          <w:b/>
+          <w:bCs/>
+          <w:color w:val="000000"/>
+          <w:kern w:val="2"/>
+          <w:sz w:val="16"/>
+          <w:szCs w:val="16"/>
+          <w:lang w:val="es-MX" w:eastAsia="zh-CN" w:bidi="hi-IN"/>
+        </w:rPr>
+      </w:pPr>
+      <w:r>
+        <w:rPr>
+          <w:rFonts w:eastAsia="NSimSun" w:cs="Arial" w:ascii="Courier New" w:hAnsi="Courier New"/>
+          <w:b/>
+          <w:bCs/>
+          <w:color w:val="000000"/>
+          <w:kern w:val="2"/>
+          <w:sz w:val="16"/>
+          <w:szCs w:val="16"/>
+          <w:lang w:val="es-MX" w:eastAsia="zh-CN" w:bidi="hi-IN"/>
+        </w:rPr>
+        <w:t>{</w:t>
+      </w:r>
+    </w:p>
+    <w:p>
+      <w:pPr>
+        <w:pStyle w:val="BodyText"/>
+        <w:widowControl/>
+        <w:suppressAutoHyphens w:val="true"/>
+        <w:overflowPunct w:val="true"/>
+        <w:bidi w:val="0"/>
+        <w:spacing w:lineRule="exact" w:line="198" w:before="0" w:after="0"/>
+        <w:ind w:hanging="0" w:start="0" w:end="0"/>
+        <w:jc w:val="start"/>
+        <w:rPr>
+          <w:rFonts w:ascii="Courier New" w:hAnsi="Courier New" w:eastAsia="NSimSun" w:cs="Arial"/>
+          <w:b/>
+          <w:bCs/>
+          <w:color w:val="000000"/>
+          <w:kern w:val="2"/>
+          <w:sz w:val="16"/>
+          <w:szCs w:val="16"/>
+          <w:lang w:val="es-MX" w:eastAsia="zh-CN" w:bidi="hi-IN"/>
+        </w:rPr>
+      </w:pPr>
+      <w:r>
+        <w:rPr>
+          <w:rFonts w:eastAsia="NSimSun" w:cs="Arial" w:ascii="Courier New" w:hAnsi="Courier New"/>
+          <w:b/>
+          <w:bCs/>
+          <w:color w:val="000000"/>
+          <w:kern w:val="2"/>
+          <w:sz w:val="16"/>
+          <w:szCs w:val="16"/>
+          <w:lang w:val="es-MX" w:eastAsia="zh-CN" w:bidi="hi-IN"/>
+        </w:rPr>
+        <w:t xml:space="preserve">   </w:t>
+      </w:r>
+      <w:r>
+        <w:rPr>
+          <w:rFonts w:eastAsia="NSimSun" w:cs="Arial" w:ascii="Courier New" w:hAnsi="Courier New"/>
+          <w:b/>
+          <w:bCs/>
+          <w:color w:val="000000"/>
+          <w:kern w:val="2"/>
+          <w:sz w:val="16"/>
+          <w:szCs w:val="16"/>
+          <w:lang w:val="es-MX" w:eastAsia="zh-CN" w:bidi="hi-IN"/>
+        </w:rPr>
+        <w:t>"trace": "0",</w:t>
+      </w:r>
+    </w:p>
+    <w:p>
+      <w:pPr>
+        <w:pStyle w:val="BodyText"/>
+        <w:widowControl/>
+        <w:suppressAutoHyphens w:val="true"/>
+        <w:overflowPunct w:val="true"/>
+        <w:bidi w:val="0"/>
+        <w:spacing w:lineRule="exact" w:line="198" w:before="0" w:after="0"/>
+        <w:ind w:hanging="0" w:start="0" w:end="0"/>
+        <w:jc w:val="start"/>
+        <w:rPr>
+          <w:rFonts w:ascii="Courier New" w:hAnsi="Courier New" w:eastAsia="NSimSun" w:cs="Arial"/>
+          <w:b/>
+          <w:bCs/>
+          <w:color w:val="000000"/>
+          <w:kern w:val="2"/>
+          <w:sz w:val="16"/>
+          <w:szCs w:val="16"/>
+          <w:lang w:val="es-MX" w:eastAsia="zh-CN" w:bidi="hi-IN"/>
+        </w:rPr>
+      </w:pPr>
+      <w:r>
+        <w:rPr>
+          <w:rFonts w:eastAsia="NSimSun" w:cs="Arial" w:ascii="Courier New" w:hAnsi="Courier New"/>
+          <w:b/>
+          <w:bCs/>
+          <w:color w:val="000000"/>
+          <w:kern w:val="2"/>
+          <w:sz w:val="16"/>
+          <w:szCs w:val="16"/>
+          <w:lang w:val="es-MX" w:eastAsia="zh-CN" w:bidi="hi-IN"/>
+        </w:rPr>
+        <w:t xml:space="preserve">   </w:t>
+      </w:r>
+      <w:r>
+        <w:rPr>
+          <w:rFonts w:eastAsia="NSimSun" w:cs="Arial" w:ascii="Courier New" w:hAnsi="Courier New"/>
+          <w:b/>
+          <w:bCs/>
+          <w:color w:val="000000"/>
+          <w:kern w:val="2"/>
+          <w:sz w:val="16"/>
+          <w:szCs w:val="16"/>
+          <w:lang w:val="es-MX" w:eastAsia="zh-CN" w:bidi="hi-IN"/>
+        </w:rPr>
+        <w:t>"encripter": {</w:t>
+      </w:r>
+    </w:p>
+    <w:p>
+      <w:pPr>
+        <w:pStyle w:val="BodyText"/>
+        <w:widowControl/>
+        <w:suppressAutoHyphens w:val="true"/>
+        <w:overflowPunct w:val="true"/>
+        <w:bidi w:val="0"/>
+        <w:spacing w:lineRule="exact" w:line="198" w:before="0" w:after="0"/>
+        <w:ind w:hanging="0" w:start="0" w:end="0"/>
+        <w:jc w:val="start"/>
+        <w:rPr>
+          <w:rFonts w:ascii="Courier New" w:hAnsi="Courier New" w:eastAsia="NSimSun" w:cs="Arial"/>
+          <w:b/>
+          <w:bCs/>
+          <w:color w:val="000000"/>
+          <w:kern w:val="2"/>
+          <w:sz w:val="16"/>
+          <w:szCs w:val="16"/>
+          <w:lang w:val="es-MX" w:eastAsia="zh-CN" w:bidi="hi-IN"/>
+        </w:rPr>
+      </w:pPr>
+      <w:r>
+        <w:rPr>
+          <w:rFonts w:eastAsia="NSimSun" w:cs="Arial" w:ascii="Courier New" w:hAnsi="Courier New"/>
+          <w:b/>
+          <w:bCs/>
+          <w:color w:val="000000"/>
+          <w:kern w:val="2"/>
+          <w:sz w:val="16"/>
+          <w:szCs w:val="16"/>
+          <w:lang w:val="es-MX" w:eastAsia="zh-CN" w:bidi="hi-IN"/>
+        </w:rPr>
+        <w:t xml:space="preserve">      </w:t>
+      </w:r>
+      <w:r>
+        <w:rPr>
+          <w:rFonts w:eastAsia="NSimSun" w:cs="Arial" w:ascii="Courier New" w:hAnsi="Courier New"/>
+          <w:b/>
+          <w:bCs/>
+          <w:color w:val="000000"/>
+          <w:kern w:val="2"/>
+          <w:sz w:val="16"/>
+          <w:szCs w:val="16"/>
+          <w:lang w:val="es-MX" w:eastAsia="zh-CN" w:bidi="hi-IN"/>
+        </w:rPr>
+        <w:t>"cardHolderInfo": {</w:t>
+      </w:r>
+    </w:p>
+    <w:p>
+      <w:pPr>
+        <w:pStyle w:val="BodyText"/>
+        <w:widowControl/>
+        <w:suppressAutoHyphens w:val="true"/>
+        <w:overflowPunct w:val="true"/>
+        <w:bidi w:val="0"/>
+        <w:spacing w:lineRule="exact" w:line="198" w:before="0" w:after="0"/>
+        <w:ind w:hanging="0" w:start="0" w:end="0"/>
+        <w:jc w:val="start"/>
+        <w:rPr>
+          <w:rFonts w:ascii="Courier New" w:hAnsi="Courier New" w:eastAsia="NSimSun" w:cs="Arial"/>
+          <w:b/>
+          <w:bCs/>
+          <w:color w:val="000000"/>
+          <w:kern w:val="2"/>
+          <w:sz w:val="16"/>
+          <w:szCs w:val="16"/>
+          <w:lang w:val="es-MX" w:eastAsia="zh-CN" w:bidi="hi-IN"/>
+        </w:rPr>
+      </w:pPr>
+      <w:r>
+        <w:rPr>
+          <w:rFonts w:eastAsia="NSimSun" w:cs="Arial" w:ascii="Courier New" w:hAnsi="Courier New"/>
+          <w:b/>
+          <w:bCs/>
+          <w:color w:val="000000"/>
+          <w:kern w:val="2"/>
+          <w:sz w:val="16"/>
+          <w:szCs w:val="16"/>
+          <w:lang w:val="es-MX" w:eastAsia="zh-CN" w:bidi="hi-IN"/>
+        </w:rPr>
+        <w:t xml:space="preserve">         </w:t>
+      </w:r>
+      <w:r>
+        <w:rPr>
+          <w:rFonts w:eastAsia="NSimSun" w:cs="Arial" w:ascii="Courier New" w:hAnsi="Courier New"/>
+          <w:b/>
+          <w:bCs/>
+          <w:color w:val="000000"/>
+          <w:kern w:val="2"/>
+          <w:sz w:val="16"/>
+          <w:szCs w:val="16"/>
+          <w:lang w:val="es-MX" w:eastAsia="zh-CN" w:bidi="hi-IN"/>
+        </w:rPr>
+        <w:t>"cvv2": null,</w:t>
+      </w:r>
+    </w:p>
+    <w:p>
+      <w:pPr>
+        <w:pStyle w:val="BodyText"/>
+        <w:widowControl/>
+        <w:suppressAutoHyphens w:val="true"/>
+        <w:overflowPunct w:val="true"/>
+        <w:bidi w:val="0"/>
+        <w:spacing w:lineRule="exact" w:line="198" w:before="0" w:after="0"/>
+        <w:ind w:hanging="0" w:start="0" w:end="0"/>
+        <w:jc w:val="start"/>
+        <w:rPr>
+          <w:rFonts w:ascii="Courier New" w:hAnsi="Courier New" w:eastAsia="NSimSun" w:cs="Arial"/>
+          <w:b/>
+          <w:bCs/>
+          <w:color w:val="000000"/>
+          <w:kern w:val="2"/>
+          <w:sz w:val="16"/>
+          <w:szCs w:val="16"/>
+          <w:lang w:val="es-MX" w:eastAsia="zh-CN" w:bidi="hi-IN"/>
+        </w:rPr>
+      </w:pPr>
+      <w:r>
+        <w:rPr>
+          <w:rFonts w:eastAsia="NSimSun" w:cs="Arial" w:ascii="Courier New" w:hAnsi="Courier New"/>
+          <w:b/>
+          <w:bCs/>
+          <w:color w:val="000000"/>
+          <w:kern w:val="2"/>
+          <w:sz w:val="16"/>
+          <w:szCs w:val="16"/>
+          <w:lang w:val="es-MX" w:eastAsia="zh-CN" w:bidi="hi-IN"/>
+        </w:rPr>
+        <w:t xml:space="preserve">         </w:t>
+      </w:r>
+      <w:r>
+        <w:rPr>
+          <w:rFonts w:eastAsia="NSimSun" w:cs="Arial" w:ascii="Courier New" w:hAnsi="Courier New"/>
+          <w:b/>
+          <w:bCs/>
+          <w:color w:val="000000"/>
+          <w:kern w:val="2"/>
+          <w:sz w:val="16"/>
+          <w:szCs w:val="16"/>
+          <w:lang w:val="es-MX" w:eastAsia="zh-CN" w:bidi="hi-IN"/>
+        </w:rPr>
+        <w:t>"name": "PRUEBA CLIENTE",</w:t>
+      </w:r>
+    </w:p>
+    <w:p>
+      <w:pPr>
+        <w:pStyle w:val="BodyText"/>
+        <w:widowControl/>
+        <w:suppressAutoHyphens w:val="true"/>
+        <w:overflowPunct w:val="true"/>
+        <w:bidi w:val="0"/>
+        <w:spacing w:lineRule="exact" w:line="198" w:before="0" w:after="0"/>
+        <w:ind w:hanging="0" w:start="0" w:end="0"/>
+        <w:jc w:val="start"/>
+        <w:rPr>
+          <w:rFonts w:ascii="Courier New" w:hAnsi="Courier New" w:eastAsia="NSimSun" w:cs="Arial"/>
+          <w:b/>
+          <w:bCs/>
+          <w:color w:val="000000"/>
+          <w:kern w:val="2"/>
+          <w:sz w:val="16"/>
+          <w:szCs w:val="16"/>
+          <w:lang w:val="es-MX" w:eastAsia="zh-CN" w:bidi="hi-IN"/>
+        </w:rPr>
+      </w:pPr>
+      <w:r>
+        <w:rPr>
+          <w:rFonts w:eastAsia="NSimSun" w:cs="Arial" w:ascii="Courier New" w:hAnsi="Courier New"/>
+          <w:b/>
+          <w:bCs/>
+          <w:color w:val="000000"/>
+          <w:kern w:val="2"/>
+          <w:sz w:val="16"/>
+          <w:szCs w:val="16"/>
+          <w:lang w:val="es-MX" w:eastAsia="zh-CN" w:bidi="hi-IN"/>
+        </w:rPr>
+        <w:t xml:space="preserve">         </w:t>
+      </w:r>
+      <w:r>
+        <w:rPr>
+          <w:rFonts w:eastAsia="NSimSun" w:cs="Arial" w:ascii="Courier New" w:hAnsi="Courier New"/>
+          <w:b/>
+          <w:bCs/>
+          <w:color w:val="000000"/>
+          <w:kern w:val="2"/>
+          <w:sz w:val="16"/>
+          <w:szCs w:val="16"/>
+          <w:lang w:val="es-MX" w:eastAsia="zh-CN" w:bidi="hi-IN"/>
+        </w:rPr>
+        <w:t>"primaryAccountNumber": "0004073190320899720",</w:t>
+      </w:r>
+    </w:p>
+    <w:p>
+      <w:pPr>
+        <w:pStyle w:val="BodyText"/>
+        <w:widowControl/>
+        <w:suppressAutoHyphens w:val="true"/>
+        <w:overflowPunct w:val="true"/>
+        <w:bidi w:val="0"/>
+        <w:spacing w:lineRule="exact" w:line="198" w:before="0" w:after="0"/>
+        <w:ind w:hanging="0" w:start="0" w:end="0"/>
+        <w:jc w:val="start"/>
+        <w:rPr>
+          <w:rFonts w:ascii="Courier New" w:hAnsi="Courier New" w:eastAsia="NSimSun" w:cs="Arial"/>
+          <w:b/>
+          <w:bCs/>
+          <w:color w:val="000000"/>
+          <w:kern w:val="2"/>
+          <w:sz w:val="16"/>
+          <w:szCs w:val="16"/>
+          <w:lang w:val="es-MX" w:eastAsia="zh-CN" w:bidi="hi-IN"/>
+        </w:rPr>
+      </w:pPr>
+      <w:r>
+        <w:rPr>
+          <w:rFonts w:eastAsia="NSimSun" w:cs="Arial" w:ascii="Courier New" w:hAnsi="Courier New"/>
+          <w:b/>
+          <w:bCs/>
+          <w:color w:val="000000"/>
+          <w:kern w:val="2"/>
+          <w:sz w:val="16"/>
+          <w:szCs w:val="16"/>
+          <w:lang w:val="es-MX" w:eastAsia="zh-CN" w:bidi="hi-IN"/>
+        </w:rPr>
+        <w:t xml:space="preserve">         </w:t>
+      </w:r>
+      <w:r>
+        <w:rPr>
+          <w:rFonts w:eastAsia="NSimSun" w:cs="Arial" w:ascii="Courier New" w:hAnsi="Courier New"/>
+          <w:b/>
+          <w:bCs/>
+          <w:color w:val="000000"/>
+          <w:kern w:val="2"/>
+          <w:sz w:val="16"/>
+          <w:szCs w:val="16"/>
+          <w:lang w:val="es-MX" w:eastAsia="zh-CN" w:bidi="hi-IN"/>
+        </w:rPr>
+        <w:t>"expirationDate": {</w:t>
+      </w:r>
+    </w:p>
+    <w:p>
+      <w:pPr>
+        <w:pStyle w:val="BodyText"/>
+        <w:widowControl/>
+        <w:suppressAutoHyphens w:val="true"/>
+        <w:overflowPunct w:val="true"/>
+        <w:bidi w:val="0"/>
+        <w:spacing w:lineRule="exact" w:line="198" w:before="0" w:after="0"/>
+        <w:ind w:hanging="0" w:start="0" w:end="0"/>
+        <w:jc w:val="start"/>
+        <w:rPr>
+          <w:rFonts w:ascii="Courier New" w:hAnsi="Courier New" w:eastAsia="NSimSun" w:cs="Arial"/>
+          <w:b/>
+          <w:bCs/>
+          <w:color w:val="000000"/>
+          <w:kern w:val="2"/>
+          <w:sz w:val="16"/>
+          <w:szCs w:val="16"/>
+          <w:lang w:val="es-MX" w:eastAsia="zh-CN" w:bidi="hi-IN"/>
+        </w:rPr>
+      </w:pPr>
+      <w:r>
+        <w:rPr>
+          <w:rFonts w:eastAsia="NSimSun" w:cs="Arial" w:ascii="Courier New" w:hAnsi="Courier New"/>
+          <w:b/>
+          <w:bCs/>
+          <w:color w:val="000000"/>
+          <w:kern w:val="2"/>
+          <w:sz w:val="16"/>
+          <w:szCs w:val="16"/>
+          <w:lang w:val="es-MX" w:eastAsia="zh-CN" w:bidi="hi-IN"/>
+        </w:rPr>
+        <w:t xml:space="preserve">            </w:t>
+      </w:r>
+      <w:r>
+        <w:rPr>
+          <w:rFonts w:eastAsia="NSimSun" w:cs="Arial" w:ascii="Courier New" w:hAnsi="Courier New"/>
+          <w:b/>
+          <w:bCs/>
+          <w:color w:val="000000"/>
+          <w:kern w:val="2"/>
+          <w:sz w:val="16"/>
+          <w:szCs w:val="16"/>
+          <w:lang w:val="es-MX" w:eastAsia="zh-CN" w:bidi="hi-IN"/>
+        </w:rPr>
+        <w:t>"month": "12",</w:t>
+      </w:r>
+    </w:p>
+    <w:p>
+      <w:pPr>
+        <w:pStyle w:val="BodyText"/>
+        <w:widowControl/>
+        <w:suppressAutoHyphens w:val="true"/>
+        <w:overflowPunct w:val="true"/>
+        <w:bidi w:val="0"/>
+        <w:spacing w:lineRule="exact" w:line="198" w:before="0" w:after="0"/>
+        <w:ind w:hanging="0" w:start="0" w:end="0"/>
+        <w:jc w:val="start"/>
+        <w:rPr>
+          <w:rFonts w:ascii="Courier New" w:hAnsi="Courier New" w:eastAsia="NSimSun" w:cs="Arial"/>
+          <w:b/>
+          <w:bCs/>
+          <w:color w:val="000000"/>
+          <w:kern w:val="2"/>
+          <w:sz w:val="16"/>
+          <w:szCs w:val="16"/>
+          <w:lang w:val="es-MX" w:eastAsia="zh-CN" w:bidi="hi-IN"/>
+        </w:rPr>
+      </w:pPr>
+      <w:r>
+        <w:rPr>
+          <w:rFonts w:eastAsia="NSimSun" w:cs="Arial" w:ascii="Courier New" w:hAnsi="Courier New"/>
+          <w:b/>
+          <w:bCs/>
+          <w:color w:val="000000"/>
+          <w:kern w:val="2"/>
+          <w:sz w:val="16"/>
+          <w:szCs w:val="16"/>
+          <w:lang w:val="es-MX" w:eastAsia="zh-CN" w:bidi="hi-IN"/>
+        </w:rPr>
+        <w:t xml:space="preserve">            </w:t>
+      </w:r>
+      <w:r>
+        <w:rPr>
+          <w:rFonts w:eastAsia="NSimSun" w:cs="Arial" w:ascii="Courier New" w:hAnsi="Courier New"/>
+          <w:b/>
+          <w:bCs/>
+          <w:color w:val="000000"/>
+          <w:kern w:val="2"/>
+          <w:sz w:val="16"/>
+          <w:szCs w:val="16"/>
+          <w:lang w:val="es-MX" w:eastAsia="zh-CN" w:bidi="hi-IN"/>
+        </w:rPr>
+        <w:t>"year": "2028"</w:t>
+      </w:r>
+    </w:p>
+    <w:p>
+      <w:pPr>
+        <w:pStyle w:val="BodyText"/>
+        <w:widowControl/>
+        <w:suppressAutoHyphens w:val="true"/>
+        <w:overflowPunct w:val="true"/>
+        <w:bidi w:val="0"/>
+        <w:spacing w:lineRule="exact" w:line="198" w:before="0" w:after="0"/>
+        <w:ind w:hanging="0" w:start="0" w:end="0"/>
+        <w:jc w:val="start"/>
+        <w:rPr>
+          <w:rFonts w:ascii="Courier New" w:hAnsi="Courier New" w:eastAsia="NSimSun" w:cs="Arial"/>
+          <w:b/>
+          <w:bCs/>
+          <w:color w:val="000000"/>
+          <w:kern w:val="2"/>
+          <w:sz w:val="16"/>
+          <w:szCs w:val="16"/>
+          <w:lang w:val="es-MX" w:eastAsia="zh-CN" w:bidi="hi-IN"/>
+        </w:rPr>
+      </w:pPr>
+      <w:r>
+        <w:rPr>
+          <w:rFonts w:eastAsia="NSimSun" w:cs="Arial" w:ascii="Courier New" w:hAnsi="Courier New"/>
+          <w:b/>
+          <w:bCs/>
+          <w:color w:val="000000"/>
+          <w:kern w:val="2"/>
+          <w:sz w:val="16"/>
+          <w:szCs w:val="16"/>
+          <w:lang w:val="es-MX" w:eastAsia="zh-CN" w:bidi="hi-IN"/>
+        </w:rPr>
+        <w:t xml:space="preserve">         </w:t>
+      </w:r>
+      <w:r>
+        <w:rPr>
+          <w:rFonts w:eastAsia="NSimSun" w:cs="Arial" w:ascii="Courier New" w:hAnsi="Courier New"/>
+          <w:b/>
+          <w:bCs/>
+          <w:color w:val="000000"/>
+          <w:kern w:val="2"/>
+          <w:sz w:val="16"/>
+          <w:szCs w:val="16"/>
+          <w:lang w:val="es-MX" w:eastAsia="zh-CN" w:bidi="hi-IN"/>
+        </w:rPr>
+        <w:t>}</w:t>
+      </w:r>
+    </w:p>
+    <w:p>
+      <w:pPr>
+        <w:pStyle w:val="BodyText"/>
+        <w:widowControl/>
+        <w:suppressAutoHyphens w:val="true"/>
+        <w:overflowPunct w:val="true"/>
+        <w:bidi w:val="0"/>
+        <w:spacing w:lineRule="exact" w:line="198" w:before="0" w:after="0"/>
+        <w:ind w:hanging="0" w:start="0" w:end="0"/>
+        <w:jc w:val="start"/>
+        <w:rPr>
+          <w:rFonts w:ascii="Courier New" w:hAnsi="Courier New" w:eastAsia="NSimSun" w:cs="Arial"/>
+          <w:b/>
+          <w:bCs/>
+          <w:color w:val="000000"/>
+          <w:kern w:val="2"/>
+          <w:sz w:val="16"/>
+          <w:szCs w:val="16"/>
+          <w:lang w:val="es-MX" w:eastAsia="zh-CN" w:bidi="hi-IN"/>
+        </w:rPr>
+      </w:pPr>
+      <w:r>
+        <w:rPr>
+          <w:rFonts w:eastAsia="NSimSun" w:cs="Arial" w:ascii="Courier New" w:hAnsi="Courier New"/>
+          <w:b/>
+          <w:bCs/>
+          <w:color w:val="000000"/>
+          <w:kern w:val="2"/>
+          <w:sz w:val="16"/>
+          <w:szCs w:val="16"/>
+          <w:lang w:val="es-MX" w:eastAsia="zh-CN" w:bidi="hi-IN"/>
+        </w:rPr>
+        <w:t xml:space="preserve">      </w:t>
+      </w:r>
+      <w:r>
+        <w:rPr>
+          <w:rFonts w:eastAsia="NSimSun" w:cs="Arial" w:ascii="Courier New" w:hAnsi="Courier New"/>
+          <w:b/>
+          <w:bCs/>
+          <w:color w:val="000000"/>
+          <w:kern w:val="2"/>
+          <w:sz w:val="16"/>
+          <w:szCs w:val="16"/>
+          <w:lang w:val="es-MX" w:eastAsia="zh-CN" w:bidi="hi-IN"/>
+        </w:rPr>
+        <w:t>}</w:t>
+      </w:r>
+    </w:p>
+    <w:p>
+      <w:pPr>
+        <w:pStyle w:val="BodyText"/>
+        <w:widowControl/>
+        <w:suppressAutoHyphens w:val="true"/>
+        <w:overflowPunct w:val="true"/>
+        <w:bidi w:val="0"/>
+        <w:spacing w:lineRule="exact" w:line="198" w:before="0" w:after="0"/>
+        <w:ind w:hanging="0" w:start="0" w:end="0"/>
+        <w:jc w:val="start"/>
+        <w:rPr>
+          <w:rFonts w:ascii="Courier New" w:hAnsi="Courier New" w:eastAsia="NSimSun" w:cs="Arial"/>
+          <w:b/>
+          <w:bCs/>
+          <w:color w:val="000000"/>
+          <w:kern w:val="2"/>
+          <w:sz w:val="16"/>
+          <w:szCs w:val="16"/>
+          <w:lang w:val="es-MX" w:eastAsia="zh-CN" w:bidi="hi-IN"/>
+        </w:rPr>
+      </w:pPr>
+      <w:r>
+        <w:rPr>
+          <w:rFonts w:eastAsia="NSimSun" w:cs="Arial" w:ascii="Courier New" w:hAnsi="Courier New"/>
+          <w:b/>
+          <w:bCs/>
+          <w:color w:val="000000"/>
+          <w:kern w:val="2"/>
+          <w:sz w:val="16"/>
+          <w:szCs w:val="16"/>
+          <w:lang w:val="es-MX" w:eastAsia="zh-CN" w:bidi="hi-IN"/>
+        </w:rPr>
+        <w:t xml:space="preserve">   </w:t>
+      </w:r>
+      <w:r>
+        <w:rPr>
+          <w:rFonts w:eastAsia="NSimSun" w:cs="Arial" w:ascii="Courier New" w:hAnsi="Courier New"/>
+          <w:b/>
+          <w:bCs/>
+          <w:color w:val="000000"/>
+          <w:kern w:val="2"/>
+          <w:sz w:val="16"/>
+          <w:szCs w:val="16"/>
+          <w:lang w:val="es-MX" w:eastAsia="zh-CN" w:bidi="hi-IN"/>
+        </w:rPr>
+        <w:t>},</w:t>
+      </w:r>
+    </w:p>
+    <w:p>
+      <w:pPr>
+        <w:pStyle w:val="BodyText"/>
+        <w:widowControl/>
+        <w:suppressAutoHyphens w:val="true"/>
+        <w:overflowPunct w:val="true"/>
+        <w:bidi w:val="0"/>
+        <w:spacing w:lineRule="exact" w:line="198" w:before="0" w:after="0"/>
+        <w:ind w:hanging="0" w:start="0" w:end="0"/>
+        <w:jc w:val="start"/>
+        <w:rPr>
+          <w:rFonts w:ascii="Courier New" w:hAnsi="Courier New" w:eastAsia="NSimSun" w:cs="Arial"/>
+          <w:b/>
+          <w:bCs/>
+          <w:color w:val="000000"/>
+          <w:kern w:val="2"/>
+          <w:sz w:val="16"/>
+          <w:szCs w:val="16"/>
+          <w:lang w:val="es-MX" w:eastAsia="zh-CN" w:bidi="hi-IN"/>
+        </w:rPr>
+      </w:pPr>
+      <w:r>
+        <w:rPr>
+          <w:rFonts w:eastAsia="NSimSun" w:cs="Arial" w:ascii="Courier New" w:hAnsi="Courier New"/>
+          <w:b/>
+          <w:bCs/>
+          <w:color w:val="000000"/>
+          <w:kern w:val="2"/>
+          <w:sz w:val="16"/>
+          <w:szCs w:val="16"/>
+          <w:lang w:val="es-MX" w:eastAsia="zh-CN" w:bidi="hi-IN"/>
+        </w:rPr>
+        <w:t xml:space="preserve">   </w:t>
+      </w:r>
+      <w:r>
+        <w:rPr>
+          <w:rFonts w:eastAsia="NSimSun" w:cs="Arial" w:ascii="Courier New" w:hAnsi="Courier New"/>
+          <w:b/>
+          <w:bCs/>
+          <w:color w:val="000000"/>
+          <w:kern w:val="2"/>
+          <w:sz w:val="16"/>
+          <w:szCs w:val="16"/>
+          <w:lang w:val="es-MX" w:eastAsia="zh-CN" w:bidi="hi-IN"/>
+        </w:rPr>
+        <w:t>"referenceId": "DNITHE413226560923455407",</w:t>
+      </w:r>
+    </w:p>
+    <w:p>
+      <w:pPr>
+        <w:pStyle w:val="BodyText"/>
+        <w:widowControl/>
+        <w:suppressAutoHyphens w:val="true"/>
+        <w:overflowPunct w:val="true"/>
+        <w:bidi w:val="0"/>
+        <w:spacing w:lineRule="exact" w:line="198" w:before="0" w:after="0"/>
+        <w:ind w:hanging="0" w:start="0" w:end="0"/>
+        <w:jc w:val="start"/>
+        <w:rPr>
+          <w:rFonts w:ascii="Courier New" w:hAnsi="Courier New" w:eastAsia="NSimSun" w:cs="Arial"/>
+          <w:b/>
+          <w:bCs/>
+          <w:color w:val="000000"/>
+          <w:kern w:val="2"/>
+          <w:sz w:val="16"/>
+          <w:szCs w:val="16"/>
+          <w:lang w:val="es-MX" w:eastAsia="zh-CN" w:bidi="hi-IN"/>
+        </w:rPr>
+      </w:pPr>
+      <w:r>
+        <w:rPr>
+          <w:rFonts w:eastAsia="NSimSun" w:cs="Arial" w:ascii="Courier New" w:hAnsi="Courier New"/>
+          <w:b/>
+          <w:bCs/>
+          <w:color w:val="000000"/>
+          <w:kern w:val="2"/>
+          <w:sz w:val="16"/>
+          <w:szCs w:val="16"/>
+          <w:lang w:val="es-MX" w:eastAsia="zh-CN" w:bidi="hi-IN"/>
+        </w:rPr>
+        <w:t xml:space="preserve">   </w:t>
+      </w:r>
+      <w:r>
+        <w:rPr>
+          <w:rFonts w:eastAsia="NSimSun" w:cs="Arial" w:ascii="Courier New" w:hAnsi="Courier New"/>
+          <w:b/>
+          <w:bCs/>
+          <w:color w:val="000000"/>
+          <w:kern w:val="2"/>
+          <w:sz w:val="16"/>
+          <w:szCs w:val="16"/>
+          <w:lang w:val="es-MX" w:eastAsia="zh-CN" w:bidi="hi-IN"/>
+        </w:rPr>
+        <w:t>"panReferenceId": "V-5823193725678501161332",</w:t>
+      </w:r>
+    </w:p>
+    <w:p>
+      <w:pPr>
+        <w:pStyle w:val="BodyText"/>
+        <w:widowControl/>
+        <w:suppressAutoHyphens w:val="true"/>
+        <w:overflowPunct w:val="true"/>
+        <w:bidi w:val="0"/>
+        <w:spacing w:lineRule="exact" w:line="198" w:before="0" w:after="0"/>
+        <w:ind w:hanging="0" w:start="0" w:end="0"/>
+        <w:jc w:val="start"/>
+        <w:rPr>
+          <w:rFonts w:ascii="Courier New" w:hAnsi="Courier New" w:eastAsia="NSimSun" w:cs="Arial"/>
+          <w:b/>
+          <w:bCs/>
+          <w:color w:val="000000"/>
+          <w:kern w:val="2"/>
+          <w:sz w:val="16"/>
+          <w:szCs w:val="16"/>
+          <w:lang w:val="es-MX" w:eastAsia="zh-CN" w:bidi="hi-IN"/>
+        </w:rPr>
+      </w:pPr>
+      <w:r>
+        <w:rPr>
+          <w:rFonts w:eastAsia="NSimSun" w:cs="Arial" w:ascii="Courier New" w:hAnsi="Courier New"/>
+          <w:b/>
+          <w:bCs/>
+          <w:color w:val="000000"/>
+          <w:kern w:val="2"/>
+          <w:sz w:val="16"/>
+          <w:szCs w:val="16"/>
+          <w:lang w:val="es-MX" w:eastAsia="zh-CN" w:bidi="hi-IN"/>
+        </w:rPr>
+        <w:t xml:space="preserve">   </w:t>
+      </w:r>
+      <w:r>
+        <w:rPr>
+          <w:rFonts w:eastAsia="NSimSun" w:cs="Arial" w:ascii="Courier New" w:hAnsi="Courier New"/>
+          <w:b/>
+          <w:bCs/>
+          <w:color w:val="000000"/>
+          <w:kern w:val="2"/>
+          <w:sz w:val="16"/>
+          <w:szCs w:val="16"/>
+          <w:lang w:val="es-MX" w:eastAsia="zh-CN" w:bidi="hi-IN"/>
+        </w:rPr>
+        <w:t>"tokenRequestorId": "40010030273",</w:t>
+      </w:r>
+    </w:p>
+    <w:p>
+      <w:pPr>
+        <w:pStyle w:val="BodyText"/>
+        <w:widowControl/>
+        <w:suppressAutoHyphens w:val="true"/>
+        <w:overflowPunct w:val="true"/>
+        <w:bidi w:val="0"/>
+        <w:spacing w:lineRule="exact" w:line="198" w:before="0" w:after="0"/>
+        <w:ind w:hanging="0" w:start="0" w:end="0"/>
+        <w:jc w:val="start"/>
+        <w:rPr>
+          <w:rFonts w:ascii="Courier New" w:hAnsi="Courier New" w:eastAsia="NSimSun" w:cs="Arial"/>
+          <w:b/>
+          <w:bCs/>
+          <w:color w:val="000000"/>
+          <w:kern w:val="2"/>
+          <w:sz w:val="16"/>
+          <w:szCs w:val="16"/>
+          <w:lang w:val="es-MX" w:eastAsia="zh-CN" w:bidi="hi-IN"/>
+        </w:rPr>
+      </w:pPr>
+      <w:r>
+        <w:rPr>
+          <w:rFonts w:eastAsia="NSimSun" w:cs="Arial" w:ascii="Courier New" w:hAnsi="Courier New"/>
+          <w:b/>
+          <w:bCs/>
+          <w:color w:val="000000"/>
+          <w:kern w:val="2"/>
+          <w:sz w:val="16"/>
+          <w:szCs w:val="16"/>
+          <w:lang w:val="es-MX" w:eastAsia="zh-CN" w:bidi="hi-IN"/>
+        </w:rPr>
+        <w:t xml:space="preserve">   </w:t>
+      </w:r>
+      <w:r>
+        <w:rPr>
+          <w:rFonts w:eastAsia="NSimSun" w:cs="Arial" w:ascii="Courier New" w:hAnsi="Courier New"/>
+          <w:b/>
+          <w:bCs/>
+          <w:color w:val="000000"/>
+          <w:kern w:val="2"/>
+          <w:sz w:val="16"/>
+          <w:szCs w:val="16"/>
+          <w:lang w:val="es-MX" w:eastAsia="zh-CN" w:bidi="hi-IN"/>
+        </w:rPr>
+        <w:t>"panSource": "MOBILE_BANKING_APP"</w:t>
+      </w:r>
+    </w:p>
+    <w:p>
+      <w:pPr>
+        <w:pStyle w:val="BodyText"/>
+        <w:widowControl/>
+        <w:suppressAutoHyphens w:val="true"/>
+        <w:overflowPunct w:val="true"/>
+        <w:bidi w:val="0"/>
+        <w:spacing w:lineRule="exact" w:line="198" w:before="0" w:after="0"/>
+        <w:ind w:hanging="0" w:start="0" w:end="0"/>
+        <w:jc w:val="start"/>
+        <w:rPr>
+          <w:rFonts w:ascii="Courier New" w:hAnsi="Courier New" w:eastAsia="NSimSun" w:cs="Arial"/>
+          <w:b/>
+          <w:bCs/>
+          <w:color w:val="000000"/>
+          <w:kern w:val="2"/>
+          <w:sz w:val="16"/>
+          <w:szCs w:val="16"/>
+          <w:lang w:val="es-MX" w:eastAsia="zh-CN" w:bidi="hi-IN"/>
+        </w:rPr>
+      </w:pPr>
+      <w:r>
+        <w:rPr>
+          <w:rFonts w:eastAsia="NSimSun" w:cs="Arial" w:ascii="Courier New" w:hAnsi="Courier New"/>
+          <w:b/>
+          <w:bCs/>
+          <w:color w:val="000000"/>
+          <w:kern w:val="2"/>
+          <w:sz w:val="16"/>
+          <w:szCs w:val="16"/>
+          <w:lang w:val="es-MX" w:eastAsia="zh-CN" w:bidi="hi-IN"/>
+        </w:rPr>
+        <w:t>}</w:t>
+      </w:r>
+    </w:p>
+    <w:p>
+      <w:pPr>
+        <w:pStyle w:val="Normal"/>
+        <w:tabs>
+          <w:tab w:val="clear" w:pos="709"/>
+          <w:tab w:val="left" w:pos="0" w:leader="none"/>
+        </w:tabs>
+        <w:ind w:hanging="283" w:start="709" w:end="0"/>
+        <w:jc w:val="both"/>
+        <w:rPr>
+          <w:rFonts w:ascii="Calibri" w:hAnsi="Calibri"/>
+          <w:b/>
+          <w:bCs/>
+          <w:color w:val="0066CC"/>
+          <w:sz w:val="22"/>
+          <w:szCs w:val="22"/>
+          <w:shd w:fill="FFFFFE" w:val="clear"/>
+        </w:rPr>
+      </w:pPr>
+      <w:r>
+        <w:rPr/>
+      </w:r>
+    </w:p>
+    <w:p>
+      <w:pPr>
+        <w:pStyle w:val="Normal"/>
         <w:numPr>
-          <w:ilvl w:val="6"/>
-          <w:numId w:val="1"/>
+          <w:ilvl w:val="0"/>
+          <w:numId w:val="0"/>
         </w:numPr>
         <w:tabs>
           <w:tab w:val="clear" w:pos="709"/>
           <w:tab w:val="left" w:pos="0" w:leader="none"/>
         </w:tabs>
-        <w:ind w:hanging="283" w:start="1418"/>
-        <w:jc w:val="both"/>
-        <w:rPr/>
-      </w:pPr>
-      <w:r>
-        <w:rPr>
-          <w:rStyle w:val="Strong"/>
-          <w:rFonts w:ascii="Calibri" w:hAnsi="Calibri"/>
-          <w:b w:val="false"/>
-          <w:bCs w:val="false"/>
-          <w:color w:val="000000"/>
-          <w:sz w:val="20"/>
-          <w:szCs w:val="20"/>
-          <w:shd w:fill="FFFFFE" w:val="clear"/>
-        </w:rPr>
-        <w:t>addressType</w:t>
-      </w:r>
-    </w:p>
-    <w:p>
-      <w:pPr>
-        <w:pStyle w:val="Normal"/>
-        <w:numPr>
-          <w:ilvl w:val="6"/>
-          <w:numId w:val="1"/>
-        </w:numPr>
-        <w:tabs>
-          <w:tab w:val="clear" w:pos="709"/>
-          <w:tab w:val="left" w:pos="0" w:leader="none"/>
-        </w:tabs>
-        <w:ind w:hanging="283" w:start="1418"/>
-        <w:jc w:val="both"/>
-        <w:rPr/>
-      </w:pPr>
-      <w:r>
-        <w:rPr>
-          <w:rStyle w:val="Strong"/>
-          <w:rFonts w:ascii="Calibri" w:hAnsi="Calibri"/>
-          <w:b w:val="false"/>
-          <w:bCs w:val="false"/>
-          <w:color w:val="000000"/>
-          <w:sz w:val="20"/>
-          <w:szCs w:val="20"/>
-          <w:shd w:fill="FFFFFE" w:val="clear"/>
-        </w:rPr>
-        <w:t>addressLine</w:t>
-      </w:r>
-    </w:p>
-    <w:p>
-      <w:pPr>
-        <w:pStyle w:val="Normal"/>
-        <w:numPr>
-          <w:ilvl w:val="6"/>
-          <w:numId w:val="1"/>
-        </w:numPr>
-        <w:tabs>
-          <w:tab w:val="clear" w:pos="709"/>
-          <w:tab w:val="left" w:pos="0" w:leader="none"/>
-        </w:tabs>
-        <w:ind w:hanging="283" w:start="1418"/>
-        <w:jc w:val="both"/>
-        <w:rPr/>
-      </w:pPr>
-      <w:r>
-        <w:rPr>
-          <w:rStyle w:val="Strong"/>
-          <w:rFonts w:ascii="Calibri" w:hAnsi="Calibri"/>
-          <w:b w:val="false"/>
-          <w:bCs w:val="false"/>
-          <w:color w:val="000000"/>
-          <w:sz w:val="20"/>
-          <w:szCs w:val="20"/>
-          <w:shd w:fill="FFFFFE" w:val="clear"/>
-        </w:rPr>
-        <w:t>postCode</w:t>
-      </w:r>
-    </w:p>
-    <w:p>
-      <w:pPr>
-        <w:pStyle w:val="Normal"/>
-        <w:numPr>
-          <w:ilvl w:val="6"/>
-          <w:numId w:val="1"/>
-        </w:numPr>
-        <w:tabs>
-          <w:tab w:val="clear" w:pos="709"/>
-          <w:tab w:val="left" w:pos="0" w:leader="none"/>
-        </w:tabs>
-        <w:ind w:hanging="283" w:start="1418"/>
-        <w:jc w:val="both"/>
-        <w:rPr/>
-      </w:pPr>
-      <w:r>
-        <w:rPr>
-          <w:rStyle w:val="Strong"/>
-          <w:rFonts w:ascii="Calibri" w:hAnsi="Calibri"/>
-          <w:b w:val="false"/>
-          <w:bCs w:val="false"/>
-          <w:color w:val="000000"/>
-          <w:sz w:val="20"/>
-          <w:szCs w:val="20"/>
-          <w:shd w:fill="FFFFFE" w:val="clear"/>
-        </w:rPr>
-        <w:t>townName</w:t>
-      </w:r>
-    </w:p>
-    <w:p>
-      <w:pPr>
-        <w:pStyle w:val="Normal"/>
-        <w:numPr>
-          <w:ilvl w:val="6"/>
-          <w:numId w:val="1"/>
-        </w:numPr>
-        <w:tabs>
-          <w:tab w:val="clear" w:pos="709"/>
-          <w:tab w:val="left" w:pos="0" w:leader="none"/>
-        </w:tabs>
-        <w:ind w:hanging="283" w:start="1418"/>
-        <w:jc w:val="both"/>
-        <w:rPr/>
-      </w:pPr>
-      <w:r>
-        <w:rPr>
-          <w:rStyle w:val="Strong"/>
-          <w:rFonts w:ascii="Calibri" w:hAnsi="Calibri"/>
-          <w:b w:val="false"/>
-          <w:bCs w:val="false"/>
-          <w:color w:val="000000"/>
-          <w:sz w:val="20"/>
-          <w:szCs w:val="20"/>
-          <w:shd w:fill="FFFFFE" w:val="clear"/>
-        </w:rPr>
-        <w:t>country</w:t>
-      </w:r>
-    </w:p>
-    <w:p>
-      <w:pPr>
-        <w:pStyle w:val="Normal"/>
-        <w:numPr>
-          <w:ilvl w:val="6"/>
-          <w:numId w:val="1"/>
-        </w:numPr>
-        <w:tabs>
-          <w:tab w:val="clear" w:pos="709"/>
-          <w:tab w:val="left" w:pos="0" w:leader="none"/>
-        </w:tabs>
-        <w:ind w:hanging="283" w:start="1418"/>
-        <w:jc w:val="both"/>
-        <w:rPr/>
-      </w:pPr>
-      <w:r>
-        <w:rPr>
-          <w:rStyle w:val="Strong"/>
-          <w:rFonts w:ascii="Calibri" w:hAnsi="Calibri"/>
-          <w:b w:val="false"/>
-          <w:bCs w:val="false"/>
-          <w:color w:val="000000"/>
-          <w:sz w:val="20"/>
-          <w:szCs w:val="20"/>
-          <w:shd w:fill="FFFFFE" w:val="clear"/>
-        </w:rPr>
-        <w:t>countrySubDivision</w:t>
-      </w:r>
-    </w:p>
-    <w:p>
-      <w:pPr>
-        <w:pStyle w:val="Normal"/>
-        <w:tabs>
-          <w:tab w:val="clear" w:pos="709"/>
-          <w:tab w:val="left" w:pos="0" w:leader="none"/>
-        </w:tabs>
-        <w:ind w:hanging="283" w:start="1418"/>
+        <w:ind w:hanging="0" w:start="1418"/>
         <w:jc w:val="both"/>
         <w:rPr>
           <w:rStyle w:val="Strong"/>
@@ -937,7 +1667,7 @@
           <w:szCs w:val="22"/>
           <w:shd w:fill="FFFFFE" w:val="clear"/>
         </w:rPr>
-        <w:t xml:space="preserve">Información faltante del </w:t>
+        <w:t xml:space="preserve">Request </w:t>
       </w:r>
       <w:r>
         <w:rPr>
@@ -949,7 +1679,7 @@
           <w:szCs w:val="22"/>
           <w:shd w:fill="FFFFFE" w:val="clear"/>
         </w:rPr>
-        <w:t>resto del</w:t>
+        <w:t xml:space="preserve">para </w:t>
       </w:r>
       <w:r>
         <w:rPr>
@@ -961,65 +1691,31 @@
           <w:szCs w:val="22"/>
           <w:shd w:fill="FFFFFE" w:val="clear"/>
         </w:rPr>
-        <w:t xml:space="preserve"> request:</w:t>
-      </w:r>
-    </w:p>
-    <w:p>
-      <w:pPr>
-        <w:pStyle w:val="Normal"/>
-        <w:numPr>
-          <w:ilvl w:val="6"/>
-          <w:numId w:val="1"/>
-        </w:numPr>
-        <w:tabs>
-          <w:tab w:val="clear" w:pos="709"/>
-          <w:tab w:val="left" w:pos="0" w:leader="none"/>
-        </w:tabs>
-        <w:ind w:hanging="283" w:start="1418"/>
-        <w:jc w:val="both"/>
-        <w:rPr/>
-      </w:pPr>
-      <w:r>
-        <w:rPr>
-          <w:rStyle w:val="Strong"/>
+        <w:t>FISERV-</w:t>
+      </w:r>
+      <w:r>
+        <w:rPr>
           <w:rFonts w:ascii="Calibri" w:hAnsi="Calibri"/>
-          <w:b w:val="false"/>
-          <w:bCs w:val="false"/>
-          <w:color w:val="000000"/>
-          <w:sz w:val="20"/>
-          <w:szCs w:val="20"/>
+          <w:b/>
+          <w:bCs/>
+          <w:color w:val="0066CC"/>
+          <w:sz w:val="22"/>
+          <w:szCs w:val="22"/>
           <w:shd w:fill="FFFFFE" w:val="clear"/>
         </w:rPr>
-        <w:t>accountId</w:t>
-      </w:r>
-    </w:p>
-    <w:p>
-      <w:pPr>
-        <w:pStyle w:val="Normal"/>
-        <w:numPr>
-          <w:ilvl w:val="6"/>
-          <w:numId w:val="1"/>
-        </w:numPr>
-        <w:tabs>
-          <w:tab w:val="clear" w:pos="709"/>
-          <w:tab w:val="left" w:pos="0" w:leader="none"/>
-        </w:tabs>
-        <w:ind w:hanging="283" w:start="1418"/>
-        <w:jc w:val="both"/>
-        <w:rPr/>
-      </w:pPr>
-      <w:r>
-        <w:rPr>
-          <w:rStyle w:val="Strong"/>
+        <w:t>MASTERCARD</w:t>
+      </w:r>
+      <w:r>
+        <w:rPr>
           <w:rFonts w:ascii="Calibri" w:hAnsi="Calibri"/>
-          <w:b w:val="false"/>
-          <w:bCs w:val="false"/>
-          <w:color w:val="000000"/>
-          <w:sz w:val="20"/>
-          <w:szCs w:val="20"/>
+          <w:b/>
+          <w:bCs/>
+          <w:color w:val="0066CC"/>
+          <w:sz w:val="22"/>
+          <w:szCs w:val="22"/>
           <w:shd w:fill="FFFFFE" w:val="clear"/>
         </w:rPr>
-        <w:t>activeTokenCount</w:t>
+        <w:t>:</w:t>
       </w:r>
     </w:p>
     <w:p>
@@ -1029,380 +1725,2562 @@
           <w:tab w:val="clear" w:pos="709"/>
           <w:tab w:val="left" w:pos="0" w:leader="none"/>
         </w:tabs>
-        <w:ind w:hanging="283" w:start="1418"/>
+        <w:ind w:hanging="0" w:start="1418"/>
         <w:jc w:val="both"/>
         <w:rPr>
-          <w:rFonts w:ascii="Calibri" w:hAnsi="Calibri"/>
-          <w:b w:val="false"/>
-          <w:bCs w:val="false"/>
-          <w:color w:val="000000"/>
-          <w:sz w:val="20"/>
-          <w:szCs w:val="20"/>
-          <w:shd w:fill="FFFFFE" w:val="clear"/>
-        </w:rPr>
-      </w:pPr>
-      <w:r>
-        <w:rPr>
-          <w:rFonts w:ascii="Calibri" w:hAnsi="Calibri"/>
-          <w:b w:val="false"/>
-          <w:bCs w:val="false"/>
-          <w:color w:val="000000"/>
-          <w:sz w:val="20"/>
-          <w:szCs w:val="20"/>
-          <w:shd w:fill="FFFFFE" w:val="clear"/>
+          <w:rFonts w:ascii="Courier New" w:hAnsi="Courier New" w:eastAsia="NSimSun" w:cs="Arial"/>
+          <w:b/>
+          <w:bCs/>
+          <w:color w:val="000000"/>
+          <w:kern w:val="2"/>
+          <w:sz w:val="16"/>
+          <w:szCs w:val="16"/>
+          <w:lang w:val="es-MX" w:eastAsia="zh-CN" w:bidi="hi-IN"/>
+        </w:rPr>
+      </w:pPr>
+      <w:r>
+        <w:rPr>
+          <w:rFonts w:eastAsia="NSimSun" w:cs="Arial" w:ascii="Courier New" w:hAnsi="Courier New"/>
+          <w:b/>
+          <w:bCs/>
+          <w:color w:val="000000"/>
+          <w:kern w:val="2"/>
+          <w:sz w:val="16"/>
+          <w:szCs w:val="16"/>
+          <w:lang w:val="es-MX" w:eastAsia="zh-CN" w:bidi="hi-IN"/>
         </w:rPr>
       </w:r>
     </w:p>
     <w:p>
       <w:pPr>
-        <w:pStyle w:val="Normal"/>
-        <w:tabs>
-          <w:tab w:val="clear" w:pos="709"/>
-          <w:tab w:val="left" w:pos="0" w:leader="none"/>
-        </w:tabs>
-        <w:ind w:hanging="283" w:start="1418"/>
-        <w:jc w:val="both"/>
-        <w:rPr>
-          <w:rStyle w:val="Strong"/>
-          <w:rFonts w:ascii="Calibri" w:hAnsi="Calibri"/>
-          <w:b w:val="false"/>
-          <w:bCs w:val="false"/>
-          <w:color w:val="000000"/>
-          <w:sz w:val="20"/>
-          <w:szCs w:val="20"/>
-          <w:shd w:fill="FFFFFE" w:val="clear"/>
-        </w:rPr>
-      </w:pPr>
-      <w:r>
-        <w:rPr>
-          <w:rFonts w:ascii="Calibri" w:hAnsi="Calibri"/>
-          <w:b w:val="false"/>
-          <w:bCs w:val="false"/>
-          <w:color w:val="000000"/>
-          <w:sz w:val="20"/>
-          <w:szCs w:val="20"/>
-          <w:shd w:fill="FFFFFE" w:val="clear"/>
-        </w:rPr>
+        <w:pStyle w:val="BodyText"/>
+        <w:widowControl/>
+        <w:suppressAutoHyphens w:val="true"/>
+        <w:overflowPunct w:val="true"/>
+        <w:bidi w:val="0"/>
+        <w:spacing w:lineRule="exact" w:line="198" w:before="0" w:after="0"/>
+        <w:ind w:hanging="0" w:start="0" w:end="0"/>
+        <w:jc w:val="start"/>
+        <w:rPr>
+          <w:rFonts w:ascii="Courier New" w:hAnsi="Courier New" w:eastAsia="NSimSun" w:cs="Arial"/>
+          <w:b/>
+          <w:bCs/>
+          <w:color w:val="000000"/>
+          <w:kern w:val="2"/>
+          <w:sz w:val="16"/>
+          <w:szCs w:val="16"/>
+          <w:lang w:val="es-MX" w:eastAsia="zh-CN" w:bidi="hi-IN"/>
+        </w:rPr>
+      </w:pPr>
+      <w:r>
+        <w:rPr>
+          <w:rFonts w:eastAsia="NSimSun" w:cs="Arial" w:ascii="Courier New" w:hAnsi="Courier New"/>
+          <w:b/>
+          <w:bCs/>
+          <w:color w:val="000000"/>
+          <w:kern w:val="2"/>
+          <w:sz w:val="16"/>
+          <w:szCs w:val="16"/>
+          <w:lang w:val="es-MX" w:eastAsia="zh-CN" w:bidi="hi-IN"/>
+        </w:rPr>
+        <w:t>{</w:t>
       </w:r>
     </w:p>
     <w:p>
       <w:pPr>
-        <w:pStyle w:val="Normal"/>
-        <w:numPr>
-          <w:ilvl w:val="0"/>
-          <w:numId w:val="1"/>
-        </w:numPr>
-        <w:tabs>
-          <w:tab w:val="clear" w:pos="709"/>
-          <w:tab w:val="left" w:pos="0" w:leader="none"/>
-        </w:tabs>
-        <w:ind w:hanging="283" w:start="709" w:end="0"/>
-        <w:jc w:val="both"/>
-        <w:rPr>
-          <w:rFonts w:ascii="Calibri" w:hAnsi="Calibri"/>
-          <w:b/>
-          <w:bCs/>
-          <w:color w:val="0066CC"/>
-          <w:sz w:val="22"/>
-          <w:szCs w:val="22"/>
-          <w:shd w:fill="FFFFFE" w:val="clear"/>
-        </w:rPr>
-      </w:pPr>
-      <w:r>
-        <w:rPr>
-          <w:rFonts w:ascii="Calibri" w:hAnsi="Calibri"/>
-          <w:b/>
-          <w:bCs/>
-          <w:color w:val="0066CC"/>
-          <w:sz w:val="22"/>
-          <w:szCs w:val="22"/>
-          <w:shd w:fill="FFFFFE" w:val="clear"/>
-        </w:rPr>
-        <w:t xml:space="preserve">Para el </w:t>
-      </w:r>
-      <w:r>
-        <w:rPr>
-          <w:rFonts w:ascii="Calibri" w:hAnsi="Calibri"/>
-          <w:b/>
-          <w:bCs/>
-          <w:i/>
-          <w:iCs/>
-          <w:color w:val="0066CC"/>
-          <w:sz w:val="22"/>
-          <w:szCs w:val="22"/>
-          <w:u w:val="single"/>
-          <w:shd w:fill="FFFFFE" w:val="clear"/>
-        </w:rPr>
-        <w:t>RESPONSE:</w:t>
+        <w:pStyle w:val="BodyText"/>
+        <w:widowControl/>
+        <w:suppressAutoHyphens w:val="true"/>
+        <w:overflowPunct w:val="true"/>
+        <w:bidi w:val="0"/>
+        <w:spacing w:lineRule="exact" w:line="198" w:before="0" w:after="0"/>
+        <w:ind w:hanging="0" w:start="0" w:end="0"/>
+        <w:jc w:val="start"/>
+        <w:rPr>
+          <w:rFonts w:ascii="Courier New" w:hAnsi="Courier New" w:eastAsia="NSimSun" w:cs="Arial"/>
+          <w:b/>
+          <w:bCs/>
+          <w:color w:val="000000"/>
+          <w:kern w:val="2"/>
+          <w:sz w:val="16"/>
+          <w:szCs w:val="16"/>
+          <w:lang w:val="es-MX" w:eastAsia="zh-CN" w:bidi="hi-IN"/>
+        </w:rPr>
+      </w:pPr>
+      <w:r>
+        <w:rPr>
+          <w:rFonts w:eastAsia="NSimSun" w:cs="Arial" w:ascii="Courier New" w:hAnsi="Courier New"/>
+          <w:b/>
+          <w:bCs/>
+          <w:color w:val="000000"/>
+          <w:kern w:val="2"/>
+          <w:sz w:val="16"/>
+          <w:szCs w:val="16"/>
+          <w:lang w:val="es-MX" w:eastAsia="zh-CN" w:bidi="hi-IN"/>
+        </w:rPr>
+        <w:t xml:space="preserve">   </w:t>
+      </w:r>
+      <w:r>
+        <w:rPr>
+          <w:rFonts w:eastAsia="NSimSun" w:cs="Arial" w:ascii="Courier New" w:hAnsi="Courier New"/>
+          <w:b/>
+          <w:bCs/>
+          <w:color w:val="000000"/>
+          <w:kern w:val="2"/>
+          <w:sz w:val="16"/>
+          <w:szCs w:val="16"/>
+          <w:lang w:val="es-MX" w:eastAsia="zh-CN" w:bidi="hi-IN"/>
+        </w:rPr>
+        <w:t>"encryptData": {</w:t>
       </w:r>
     </w:p>
     <w:p>
       <w:pPr>
-        <w:pStyle w:val="Normal"/>
-        <w:numPr>
-          <w:ilvl w:val="6"/>
-          <w:numId w:val="1"/>
-        </w:numPr>
-        <w:tabs>
-          <w:tab w:val="clear" w:pos="709"/>
-          <w:tab w:val="left" w:pos="0" w:leader="none"/>
-        </w:tabs>
-        <w:ind w:hanging="283" w:start="1418"/>
-        <w:jc w:val="both"/>
-        <w:rPr/>
-      </w:pPr>
-      <w:r>
-        <w:rPr>
-          <w:rStyle w:val="Strong"/>
-          <w:rFonts w:ascii="Calibri" w:hAnsi="Calibri"/>
-          <w:b w:val="false"/>
-          <w:bCs w:val="false"/>
-          <w:color w:val="000000"/>
-          <w:sz w:val="20"/>
-          <w:szCs w:val="20"/>
-          <w:shd w:fill="FFFFFE" w:val="clear"/>
-        </w:rPr>
-        <w:t xml:space="preserve">Para que el proceso posterior al consumo de fiserv tanto de </w:t>
-      </w:r>
-      <w:r>
-        <w:rPr>
-          <w:rStyle w:val="Strong"/>
-          <w:rFonts w:ascii="Calibri" w:hAnsi="Calibri"/>
-          <w:b/>
-          <w:bCs/>
-          <w:color w:val="000000"/>
-          <w:sz w:val="20"/>
-          <w:szCs w:val="20"/>
-          <w:shd w:fill="FFFFFE" w:val="clear"/>
-        </w:rPr>
-        <w:t>VISA</w:t>
-      </w:r>
-      <w:r>
-        <w:rPr>
-          <w:rStyle w:val="Strong"/>
-          <w:rFonts w:ascii="Calibri" w:hAnsi="Calibri"/>
-          <w:b w:val="false"/>
-          <w:bCs w:val="false"/>
-          <w:color w:val="000000"/>
-          <w:sz w:val="20"/>
-          <w:szCs w:val="20"/>
-          <w:shd w:fill="FFFFFE" w:val="clear"/>
-        </w:rPr>
-        <w:t xml:space="preserve"> y </w:t>
-      </w:r>
-      <w:r>
-        <w:rPr>
-          <w:rStyle w:val="Strong"/>
-          <w:rFonts w:ascii="Calibri" w:hAnsi="Calibri"/>
-          <w:b/>
-          <w:bCs/>
-          <w:color w:val="000000"/>
-          <w:sz w:val="20"/>
-          <w:szCs w:val="20"/>
-          <w:shd w:fill="FFFFFE" w:val="clear"/>
-        </w:rPr>
-        <w:t>MASTERCARD</w:t>
-      </w:r>
-      <w:r>
-        <w:rPr>
-          <w:rStyle w:val="Strong"/>
-          <w:rFonts w:ascii="Calibri" w:hAnsi="Calibri"/>
-          <w:b w:val="false"/>
-          <w:bCs w:val="false"/>
-          <w:color w:val="000000"/>
-          <w:sz w:val="20"/>
-          <w:szCs w:val="20"/>
-          <w:shd w:fill="FFFFFE" w:val="clear"/>
-        </w:rPr>
-        <w:t xml:space="preserve"> no se vea afectado deberá cumplirse lo siguiente:</w:t>
+        <w:pStyle w:val="BodyText"/>
+        <w:widowControl/>
+        <w:suppressAutoHyphens w:val="true"/>
+        <w:overflowPunct w:val="true"/>
+        <w:bidi w:val="0"/>
+        <w:spacing w:lineRule="exact" w:line="198" w:before="0" w:after="0"/>
+        <w:ind w:hanging="0" w:start="0" w:end="0"/>
+        <w:jc w:val="start"/>
+        <w:rPr>
+          <w:rFonts w:ascii="Courier New" w:hAnsi="Courier New" w:eastAsia="NSimSun" w:cs="Arial"/>
+          <w:b/>
+          <w:bCs/>
+          <w:color w:val="000000"/>
+          <w:kern w:val="2"/>
+          <w:sz w:val="16"/>
+          <w:szCs w:val="16"/>
+          <w:lang w:val="es-MX" w:eastAsia="zh-CN" w:bidi="hi-IN"/>
+        </w:rPr>
+      </w:pPr>
+      <w:r>
+        <w:rPr>
+          <w:rFonts w:eastAsia="NSimSun" w:cs="Arial" w:ascii="Courier New" w:hAnsi="Courier New"/>
+          <w:b/>
+          <w:bCs/>
+          <w:color w:val="000000"/>
+          <w:kern w:val="2"/>
+          <w:sz w:val="16"/>
+          <w:szCs w:val="16"/>
+          <w:lang w:val="es-MX" w:eastAsia="zh-CN" w:bidi="hi-IN"/>
+        </w:rPr>
+        <w:t xml:space="preserve">      </w:t>
+      </w:r>
+      <w:r>
+        <w:rPr>
+          <w:rFonts w:eastAsia="NSimSun" w:cs="Arial" w:ascii="Courier New" w:hAnsi="Courier New"/>
+          <w:b/>
+          <w:bCs/>
+          <w:color w:val="000000"/>
+          <w:kern w:val="2"/>
+          <w:sz w:val="16"/>
+          <w:szCs w:val="16"/>
+          <w:lang w:val="es-MX" w:eastAsia="zh-CN" w:bidi="hi-IN"/>
+        </w:rPr>
+        <w:t>"party": {</w:t>
       </w:r>
     </w:p>
     <w:p>
       <w:pPr>
-        <w:pStyle w:val="Normal"/>
-        <w:numPr>
-          <w:ilvl w:val="2"/>
-          <w:numId w:val="1"/>
-        </w:numPr>
-        <w:tabs>
-          <w:tab w:val="clear" w:pos="709"/>
-          <w:tab w:val="left" w:pos="0" w:leader="none"/>
-        </w:tabs>
-        <w:jc w:val="both"/>
-        <w:rPr/>
-      </w:pPr>
-      <w:r>
-        <w:rPr>
-          <w:rStyle w:val="Strong"/>
-          <w:rFonts w:ascii="Calibri" w:hAnsi="Calibri"/>
-          <w:b w:val="false"/>
-          <w:bCs w:val="false"/>
-          <w:color w:val="000000"/>
-          <w:sz w:val="20"/>
-          <w:szCs w:val="20"/>
-          <w:shd w:fill="FFFFFE" w:val="clear"/>
-        </w:rPr>
-        <w:t xml:space="preserve">Siempre que la información data de la tarjeta enviada a fiserv sea consistente y el flujo sea </w:t>
-      </w:r>
-      <w:r>
-        <w:rPr>
-          <w:rStyle w:val="Strong"/>
-          <w:rFonts w:ascii="Calibri" w:hAnsi="Calibri"/>
-          <w:b w:val="false"/>
-          <w:bCs w:val="false"/>
-          <w:color w:val="468A1A"/>
-          <w:sz w:val="20"/>
-          <w:szCs w:val="20"/>
-          <w:shd w:fill="FFFFFE" w:val="clear"/>
-        </w:rPr>
-        <w:t>VERDE</w:t>
-      </w:r>
-      <w:r>
-        <w:rPr>
-          <w:rStyle w:val="Strong"/>
-          <w:rFonts w:ascii="Calibri" w:hAnsi="Calibri"/>
-          <w:b w:val="false"/>
-          <w:bCs w:val="false"/>
-          <w:color w:val="000000"/>
-          <w:sz w:val="20"/>
-          <w:szCs w:val="20"/>
-          <w:shd w:fill="FFFFFE" w:val="clear"/>
-        </w:rPr>
-        <w:t xml:space="preserve">, es decir </w:t>
-      </w:r>
-      <w:r>
-        <w:rPr>
-          <w:rStyle w:val="Strong"/>
-          <w:rFonts w:ascii="Calibri" w:hAnsi="Calibri"/>
-          <w:b w:val="false"/>
-          <w:bCs w:val="false"/>
-          <w:color w:val="468A1A"/>
-          <w:sz w:val="20"/>
-          <w:szCs w:val="20"/>
-          <w:shd w:fill="FFFFFF" w:val="clear"/>
-        </w:rPr>
-        <w:t>recommendedDecision = GREEN</w:t>
-      </w:r>
-      <w:r>
-        <w:rPr>
-          <w:rStyle w:val="Strong"/>
-          <w:rFonts w:ascii="Calibri" w:hAnsi="Calibri"/>
-          <w:b w:val="false"/>
-          <w:bCs w:val="false"/>
-          <w:color w:val="000000"/>
-          <w:sz w:val="20"/>
-          <w:szCs w:val="20"/>
-          <w:shd w:fill="FFFFFE" w:val="clear"/>
-        </w:rPr>
-        <w:t>, fiserv retornará un 00.</w:t>
+        <w:pStyle w:val="BodyText"/>
+        <w:widowControl/>
+        <w:suppressAutoHyphens w:val="true"/>
+        <w:overflowPunct w:val="true"/>
+        <w:bidi w:val="0"/>
+        <w:spacing w:lineRule="exact" w:line="198" w:before="0" w:after="0"/>
+        <w:ind w:hanging="0" w:start="0" w:end="0"/>
+        <w:jc w:val="start"/>
+        <w:rPr>
+          <w:rFonts w:ascii="Courier New" w:hAnsi="Courier New" w:eastAsia="NSimSun" w:cs="Arial"/>
+          <w:b/>
+          <w:bCs/>
+          <w:color w:val="000000"/>
+          <w:kern w:val="2"/>
+          <w:sz w:val="16"/>
+          <w:szCs w:val="16"/>
+          <w:lang w:val="es-MX" w:eastAsia="zh-CN" w:bidi="hi-IN"/>
+        </w:rPr>
+      </w:pPr>
+      <w:r>
+        <w:rPr>
+          <w:rFonts w:eastAsia="NSimSun" w:cs="Arial" w:ascii="Courier New" w:hAnsi="Courier New"/>
+          <w:b/>
+          <w:bCs/>
+          <w:color w:val="000000"/>
+          <w:kern w:val="2"/>
+          <w:sz w:val="16"/>
+          <w:szCs w:val="16"/>
+          <w:lang w:val="es-MX" w:eastAsia="zh-CN" w:bidi="hi-IN"/>
+        </w:rPr>
+        <w:t xml:space="preserve">         </w:t>
+      </w:r>
+      <w:r>
+        <w:rPr>
+          <w:rFonts w:eastAsia="NSimSun" w:cs="Arial" w:ascii="Courier New" w:hAnsi="Courier New"/>
+          <w:b/>
+          <w:bCs/>
+          <w:color w:val="000000"/>
+          <w:kern w:val="2"/>
+          <w:sz w:val="16"/>
+          <w:szCs w:val="16"/>
+          <w:lang w:val="es-MX" w:eastAsia="zh-CN" w:bidi="hi-IN"/>
+        </w:rPr>
+        <w:t>"partyType": "Person",</w:t>
       </w:r>
     </w:p>
     <w:p>
       <w:pPr>
-        <w:pStyle w:val="Normal"/>
-        <w:numPr>
-          <w:ilvl w:val="2"/>
-          <w:numId w:val="1"/>
-        </w:numPr>
-        <w:tabs>
-          <w:tab w:val="clear" w:pos="709"/>
-          <w:tab w:val="left" w:pos="0" w:leader="none"/>
-        </w:tabs>
-        <w:jc w:val="both"/>
-        <w:rPr/>
-      </w:pPr>
-      <w:r>
-        <w:rPr>
-          <w:rStyle w:val="Strong"/>
-          <w:rFonts w:ascii="Calibri" w:hAnsi="Calibri"/>
-          <w:b w:val="false"/>
-          <w:bCs w:val="false"/>
-          <w:color w:val="000000"/>
-          <w:sz w:val="20"/>
-          <w:szCs w:val="20"/>
-          <w:shd w:fill="FFFFFE" w:val="clear"/>
-        </w:rPr>
-        <w:t xml:space="preserve">Solo cuando el flujo sea </w:t>
-      </w:r>
-      <w:r>
-        <w:rPr>
-          <w:rStyle w:val="Strong"/>
-          <w:rFonts w:ascii="Calibri" w:hAnsi="Calibri"/>
-          <w:b w:val="false"/>
-          <w:bCs w:val="false"/>
-          <w:color w:val="FFD428"/>
-          <w:sz w:val="20"/>
-          <w:szCs w:val="20"/>
-          <w:shd w:fill="FFFFFE" w:val="clear"/>
-        </w:rPr>
-        <w:t>AMARILLO</w:t>
-      </w:r>
-      <w:r>
-        <w:rPr>
-          <w:rStyle w:val="Strong"/>
-          <w:rFonts w:ascii="Calibri" w:hAnsi="Calibri"/>
-          <w:b w:val="false"/>
-          <w:bCs w:val="false"/>
-          <w:color w:val="000000"/>
-          <w:sz w:val="20"/>
-          <w:szCs w:val="20"/>
-          <w:shd w:fill="FFFFFE" w:val="clear"/>
-        </w:rPr>
-        <w:t xml:space="preserve">, es decir  </w:t>
-      </w:r>
-      <w:r>
-        <w:rPr>
-          <w:rStyle w:val="Strong"/>
-          <w:rFonts w:ascii="Calibri" w:hAnsi="Calibri"/>
-          <w:b w:val="false"/>
-          <w:bCs w:val="false"/>
-          <w:color w:val="FFD428"/>
-          <w:sz w:val="20"/>
-          <w:szCs w:val="20"/>
-          <w:shd w:fill="FFFFFF" w:val="clear"/>
-        </w:rPr>
-        <w:t>recommendedDecision = YELLOW</w:t>
-      </w:r>
-      <w:r>
-        <w:rPr>
-          <w:rStyle w:val="Strong"/>
-          <w:rFonts w:ascii="Calibri" w:hAnsi="Calibri"/>
-          <w:b w:val="false"/>
-          <w:bCs w:val="false"/>
-          <w:color w:val="000000"/>
-          <w:sz w:val="20"/>
-          <w:szCs w:val="20"/>
-          <w:shd w:fill="FFFFFF" w:val="clear"/>
-        </w:rPr>
-        <w:t>, fiserv retornará un 85 acompañado de los métodos de contacto dsdos de alta por el cliente: email y teléfono.</w:t>
+        <w:pStyle w:val="BodyText"/>
+        <w:widowControl/>
+        <w:suppressAutoHyphens w:val="true"/>
+        <w:overflowPunct w:val="true"/>
+        <w:bidi w:val="0"/>
+        <w:spacing w:lineRule="exact" w:line="198" w:before="0" w:after="0"/>
+        <w:ind w:hanging="0" w:start="0" w:end="0"/>
+        <w:jc w:val="start"/>
+        <w:rPr>
+          <w:rFonts w:ascii="Courier New" w:hAnsi="Courier New" w:eastAsia="NSimSun" w:cs="Arial"/>
+          <w:b/>
+          <w:bCs/>
+          <w:color w:val="000000"/>
+          <w:kern w:val="2"/>
+          <w:sz w:val="16"/>
+          <w:szCs w:val="16"/>
+          <w:lang w:val="es-MX" w:eastAsia="zh-CN" w:bidi="hi-IN"/>
+        </w:rPr>
+      </w:pPr>
+      <w:r>
+        <w:rPr>
+          <w:rFonts w:eastAsia="NSimSun" w:cs="Arial" w:ascii="Courier New" w:hAnsi="Courier New"/>
+          <w:b/>
+          <w:bCs/>
+          <w:color w:val="000000"/>
+          <w:kern w:val="2"/>
+          <w:sz w:val="16"/>
+          <w:szCs w:val="16"/>
+          <w:lang w:val="es-MX" w:eastAsia="zh-CN" w:bidi="hi-IN"/>
+        </w:rPr>
+        <w:t xml:space="preserve">         </w:t>
+      </w:r>
+      <w:r>
+        <w:rPr>
+          <w:rFonts w:eastAsia="NSimSun" w:cs="Arial" w:ascii="Courier New" w:hAnsi="Courier New"/>
+          <w:b/>
+          <w:bCs/>
+          <w:color w:val="000000"/>
+          <w:kern w:val="2"/>
+          <w:sz w:val="16"/>
+          <w:szCs w:val="16"/>
+          <w:lang w:val="es-MX" w:eastAsia="zh-CN" w:bidi="hi-IN"/>
+        </w:rPr>
+        <w:t>"person": {</w:t>
       </w:r>
     </w:p>
     <w:p>
       <w:pPr>
-        <w:pStyle w:val="Normal"/>
-        <w:numPr>
-          <w:ilvl w:val="2"/>
-          <w:numId w:val="1"/>
-        </w:numPr>
-        <w:tabs>
-          <w:tab w:val="clear" w:pos="709"/>
-          <w:tab w:val="left" w:pos="0" w:leader="none"/>
-        </w:tabs>
-        <w:jc w:val="both"/>
+        <w:pStyle w:val="BodyText"/>
+        <w:widowControl/>
+        <w:suppressAutoHyphens w:val="true"/>
+        <w:overflowPunct w:val="true"/>
+        <w:bidi w:val="0"/>
+        <w:spacing w:lineRule="exact" w:line="198" w:before="0" w:after="0"/>
+        <w:ind w:hanging="0" w:start="0" w:end="0"/>
+        <w:jc w:val="start"/>
+        <w:rPr>
+          <w:rFonts w:ascii="Courier New" w:hAnsi="Courier New" w:eastAsia="NSimSun" w:cs="Arial"/>
+          <w:b/>
+          <w:bCs/>
+          <w:color w:val="000000"/>
+          <w:kern w:val="2"/>
+          <w:sz w:val="16"/>
+          <w:szCs w:val="16"/>
+          <w:lang w:val="es-MX" w:eastAsia="zh-CN" w:bidi="hi-IN"/>
+        </w:rPr>
+      </w:pPr>
+      <w:r>
+        <w:rPr>
+          <w:rFonts w:eastAsia="NSimSun" w:cs="Arial" w:ascii="Courier New" w:hAnsi="Courier New"/>
+          <w:b/>
+          <w:bCs/>
+          <w:color w:val="000000"/>
+          <w:kern w:val="2"/>
+          <w:sz w:val="16"/>
+          <w:szCs w:val="16"/>
+          <w:lang w:val="es-MX" w:eastAsia="zh-CN" w:bidi="hi-IN"/>
+        </w:rPr>
+        <w:t xml:space="preserve">            </w:t>
+      </w:r>
+      <w:r>
+        <w:rPr>
+          <w:rFonts w:eastAsia="NSimSun" w:cs="Arial" w:ascii="Courier New" w:hAnsi="Courier New"/>
+          <w:b/>
+          <w:bCs/>
+          <w:color w:val="000000"/>
+          <w:kern w:val="2"/>
+          <w:sz w:val="16"/>
+          <w:szCs w:val="16"/>
+          <w:lang w:val="es-MX" w:eastAsia="zh-CN" w:bidi="hi-IN"/>
+        </w:rPr>
+        <w:t>"personName": {</w:t>
+      </w:r>
+    </w:p>
+    <w:p>
+      <w:pPr>
+        <w:pStyle w:val="BodyText"/>
+        <w:widowControl/>
+        <w:suppressAutoHyphens w:val="true"/>
+        <w:overflowPunct w:val="true"/>
+        <w:bidi w:val="0"/>
+        <w:spacing w:lineRule="exact" w:line="198" w:before="0" w:after="0"/>
+        <w:ind w:hanging="0" w:start="0" w:end="0"/>
+        <w:jc w:val="start"/>
+        <w:rPr>
+          <w:rFonts w:ascii="Courier New" w:hAnsi="Courier New" w:eastAsia="NSimSun" w:cs="Arial"/>
+          <w:b/>
+          <w:bCs/>
+          <w:color w:val="000000"/>
+          <w:kern w:val="2"/>
+          <w:sz w:val="16"/>
+          <w:szCs w:val="16"/>
+          <w:lang w:val="es-MX" w:eastAsia="zh-CN" w:bidi="hi-IN"/>
+        </w:rPr>
+      </w:pPr>
+      <w:r>
+        <w:rPr>
+          <w:rFonts w:eastAsia="NSimSun" w:cs="Arial" w:ascii="Courier New" w:hAnsi="Courier New"/>
+          <w:b/>
+          <w:bCs/>
+          <w:color w:val="000000"/>
+          <w:kern w:val="2"/>
+          <w:sz w:val="16"/>
+          <w:szCs w:val="16"/>
+          <w:lang w:val="es-MX" w:eastAsia="zh-CN" w:bidi="hi-IN"/>
+        </w:rPr>
+        <w:t xml:space="preserve">               </w:t>
+      </w:r>
+      <w:r>
+        <w:rPr>
+          <w:rFonts w:eastAsia="NSimSun" w:cs="Arial" w:ascii="Courier New" w:hAnsi="Courier New"/>
+          <w:b/>
+          <w:bCs/>
+          <w:color w:val="000000"/>
+          <w:kern w:val="2"/>
+          <w:sz w:val="16"/>
+          <w:szCs w:val="16"/>
+          <w:lang w:val="es-MX" w:eastAsia="zh-CN" w:bidi="hi-IN"/>
+        </w:rPr>
+        <w:t>"fullName": "PRUEBA CLIENTE"</w:t>
+      </w:r>
+    </w:p>
+    <w:p>
+      <w:pPr>
+        <w:pStyle w:val="BodyText"/>
+        <w:widowControl/>
+        <w:suppressAutoHyphens w:val="true"/>
+        <w:overflowPunct w:val="true"/>
+        <w:bidi w:val="0"/>
+        <w:spacing w:lineRule="exact" w:line="198" w:before="0" w:after="0"/>
+        <w:ind w:hanging="0" w:start="0" w:end="0"/>
+        <w:jc w:val="start"/>
+        <w:rPr>
+          <w:rFonts w:ascii="Courier New" w:hAnsi="Courier New" w:eastAsia="NSimSun" w:cs="Arial"/>
+          <w:b/>
+          <w:bCs/>
+          <w:color w:val="000000"/>
+          <w:kern w:val="2"/>
+          <w:sz w:val="16"/>
+          <w:szCs w:val="16"/>
+          <w:lang w:val="es-MX" w:eastAsia="zh-CN" w:bidi="hi-IN"/>
+        </w:rPr>
+      </w:pPr>
+      <w:r>
+        <w:rPr>
+          <w:rFonts w:eastAsia="NSimSun" w:cs="Arial" w:ascii="Courier New" w:hAnsi="Courier New"/>
+          <w:b/>
+          <w:bCs/>
+          <w:color w:val="000000"/>
+          <w:kern w:val="2"/>
+          <w:sz w:val="16"/>
+          <w:szCs w:val="16"/>
+          <w:lang w:val="es-MX" w:eastAsia="zh-CN" w:bidi="hi-IN"/>
+        </w:rPr>
+        <w:t xml:space="preserve">            </w:t>
+      </w:r>
+      <w:r>
+        <w:rPr>
+          <w:rFonts w:eastAsia="NSimSun" w:cs="Arial" w:ascii="Courier New" w:hAnsi="Courier New"/>
+          <w:b/>
+          <w:bCs/>
+          <w:color w:val="000000"/>
+          <w:kern w:val="2"/>
+          <w:sz w:val="16"/>
+          <w:szCs w:val="16"/>
+          <w:lang w:val="es-MX" w:eastAsia="zh-CN" w:bidi="hi-IN"/>
+        </w:rPr>
+        <w:t>},</w:t>
+      </w:r>
+    </w:p>
+    <w:p>
+      <w:pPr>
+        <w:pStyle w:val="BodyText"/>
+        <w:widowControl/>
+        <w:suppressAutoHyphens w:val="true"/>
+        <w:overflowPunct w:val="true"/>
+        <w:bidi w:val="0"/>
+        <w:spacing w:lineRule="exact" w:line="198" w:before="0" w:after="0"/>
+        <w:ind w:hanging="0" w:start="0" w:end="0"/>
+        <w:jc w:val="start"/>
+        <w:rPr>
+          <w:rFonts w:ascii="Courier New" w:hAnsi="Courier New" w:eastAsia="NSimSun" w:cs="Arial"/>
+          <w:b/>
+          <w:bCs/>
+          <w:color w:val="000000"/>
+          <w:kern w:val="2"/>
+          <w:sz w:val="16"/>
+          <w:szCs w:val="16"/>
+          <w:lang w:val="es-MX" w:eastAsia="zh-CN" w:bidi="hi-IN"/>
+        </w:rPr>
+      </w:pPr>
+      <w:r>
+        <w:rPr>
+          <w:rFonts w:eastAsia="NSimSun" w:cs="Arial" w:ascii="Courier New" w:hAnsi="Courier New"/>
+          <w:b/>
+          <w:bCs/>
+          <w:color w:val="000000"/>
+          <w:kern w:val="2"/>
+          <w:sz w:val="16"/>
+          <w:szCs w:val="16"/>
+          <w:lang w:val="es-MX" w:eastAsia="zh-CN" w:bidi="hi-IN"/>
+        </w:rPr>
+        <w:t xml:space="preserve">            </w:t>
+      </w:r>
+      <w:r>
+        <w:rPr>
+          <w:rFonts w:eastAsia="NSimSun" w:cs="Arial" w:ascii="Courier New" w:hAnsi="Courier New"/>
+          <w:b/>
+          <w:bCs/>
+          <w:color w:val="000000"/>
+          <w:kern w:val="2"/>
+          <w:sz w:val="16"/>
+          <w:szCs w:val="16"/>
+          <w:lang w:val="es-MX" w:eastAsia="zh-CN" w:bidi="hi-IN"/>
+        </w:rPr>
+        <w:t>"locationAddress": [</w:t>
+      </w:r>
+    </w:p>
+    <w:p>
+      <w:pPr>
+        <w:pStyle w:val="BodyText"/>
+        <w:widowControl/>
+        <w:suppressAutoHyphens w:val="true"/>
+        <w:overflowPunct w:val="true"/>
+        <w:bidi w:val="0"/>
+        <w:spacing w:lineRule="exact" w:line="198" w:before="0" w:after="0"/>
+        <w:ind w:hanging="0" w:start="0" w:end="0"/>
+        <w:jc w:val="start"/>
+        <w:rPr>
+          <w:rFonts w:ascii="Courier New" w:hAnsi="Courier New" w:eastAsia="NSimSun" w:cs="Arial"/>
+          <w:b/>
+          <w:bCs/>
+          <w:color w:val="000000"/>
+          <w:kern w:val="2"/>
+          <w:sz w:val="16"/>
+          <w:szCs w:val="16"/>
+          <w:lang w:val="es-MX" w:eastAsia="zh-CN" w:bidi="hi-IN"/>
+        </w:rPr>
+      </w:pPr>
+      <w:r>
+        <w:rPr>
+          <w:rFonts w:eastAsia="NSimSun" w:cs="Arial" w:ascii="Courier New" w:hAnsi="Courier New"/>
+          <w:b/>
+          <w:bCs/>
+          <w:color w:val="000000"/>
+          <w:kern w:val="2"/>
+          <w:sz w:val="16"/>
+          <w:szCs w:val="16"/>
+          <w:lang w:val="es-MX" w:eastAsia="zh-CN" w:bidi="hi-IN"/>
+        </w:rPr>
+        <w:t xml:space="preserve">               </w:t>
+      </w:r>
+      <w:r>
+        <w:rPr>
+          <w:rFonts w:eastAsia="NSimSun" w:cs="Arial" w:ascii="Courier New" w:hAnsi="Courier New"/>
+          <w:b/>
+          <w:bCs/>
+          <w:color w:val="000000"/>
+          <w:kern w:val="2"/>
+          <w:sz w:val="16"/>
+          <w:szCs w:val="16"/>
+          <w:lang w:val="es-MX" w:eastAsia="zh-CN" w:bidi="hi-IN"/>
+        </w:rPr>
+        <w:t>{</w:t>
+      </w:r>
+    </w:p>
+    <w:p>
+      <w:pPr>
+        <w:pStyle w:val="BodyText"/>
+        <w:widowControl/>
+        <w:suppressAutoHyphens w:val="true"/>
+        <w:overflowPunct w:val="true"/>
+        <w:bidi w:val="0"/>
+        <w:spacing w:lineRule="exact" w:line="198" w:before="0" w:after="0"/>
+        <w:ind w:hanging="0" w:start="0" w:end="0"/>
+        <w:jc w:val="start"/>
+        <w:rPr>
+          <w:rFonts w:ascii="Courier New" w:hAnsi="Courier New" w:eastAsia="NSimSun" w:cs="Arial"/>
+          <w:b/>
+          <w:bCs/>
+          <w:color w:val="000000"/>
+          <w:kern w:val="2"/>
+          <w:sz w:val="16"/>
+          <w:szCs w:val="16"/>
+          <w:lang w:val="es-MX" w:eastAsia="zh-CN" w:bidi="hi-IN"/>
+        </w:rPr>
+      </w:pPr>
+      <w:r>
+        <w:rPr>
+          <w:rFonts w:eastAsia="NSimSun" w:cs="Arial" w:ascii="Courier New" w:hAnsi="Courier New"/>
+          <w:b/>
+          <w:bCs/>
+          <w:color w:val="000000"/>
+          <w:kern w:val="2"/>
+          <w:sz w:val="16"/>
+          <w:szCs w:val="16"/>
+          <w:lang w:val="es-MX" w:eastAsia="zh-CN" w:bidi="hi-IN"/>
+        </w:rPr>
+        <w:t xml:space="preserve">                  </w:t>
+      </w:r>
+      <w:r>
+        <w:rPr>
+          <w:rFonts w:eastAsia="NSimSun" w:cs="Arial" w:ascii="Courier New" w:hAnsi="Courier New"/>
+          <w:b/>
+          <w:bCs/>
+          <w:color w:val="000000"/>
+          <w:kern w:val="2"/>
+          <w:sz w:val="16"/>
+          <w:szCs w:val="16"/>
+          <w:lang w:val="es-MX" w:eastAsia="zh-CN" w:bidi="hi-IN"/>
+        </w:rPr>
+        <w:t>"addressType": "Residential",</w:t>
+      </w:r>
+    </w:p>
+    <w:p>
+      <w:pPr>
+        <w:pStyle w:val="BodyText"/>
+        <w:widowControl/>
+        <w:suppressAutoHyphens w:val="true"/>
+        <w:overflowPunct w:val="true"/>
+        <w:bidi w:val="0"/>
+        <w:spacing w:lineRule="exact" w:line="198" w:before="0" w:after="0"/>
+        <w:ind w:hanging="0" w:start="0" w:end="0"/>
+        <w:jc w:val="start"/>
+        <w:rPr>
+          <w:rFonts w:ascii="Courier New" w:hAnsi="Courier New" w:eastAsia="NSimSun" w:cs="Arial"/>
+          <w:b/>
+          <w:bCs/>
+          <w:color w:val="000000"/>
+          <w:kern w:val="2"/>
+          <w:sz w:val="16"/>
+          <w:szCs w:val="16"/>
+          <w:lang w:val="es-MX" w:eastAsia="zh-CN" w:bidi="hi-IN"/>
+        </w:rPr>
+      </w:pPr>
+      <w:r>
+        <w:rPr>
+          <w:rFonts w:eastAsia="NSimSun" w:cs="Arial" w:ascii="Courier New" w:hAnsi="Courier New"/>
+          <w:b/>
+          <w:bCs/>
+          <w:color w:val="000000"/>
+          <w:kern w:val="2"/>
+          <w:sz w:val="16"/>
+          <w:szCs w:val="16"/>
+          <w:lang w:val="es-MX" w:eastAsia="zh-CN" w:bidi="hi-IN"/>
+        </w:rPr>
+        <w:t xml:space="preserve">                  </w:t>
+      </w:r>
+      <w:r>
+        <w:rPr>
+          <w:rFonts w:eastAsia="NSimSun" w:cs="Arial" w:ascii="Courier New" w:hAnsi="Courier New"/>
+          <w:b/>
+          <w:bCs/>
+          <w:color w:val="000000"/>
+          <w:kern w:val="2"/>
+          <w:sz w:val="16"/>
+          <w:szCs w:val="16"/>
+          <w:lang w:val="es-MX" w:eastAsia="zh-CN" w:bidi="hi-IN"/>
+        </w:rPr>
+        <w:t>"addressLine": "Colonia Escalón, Calle Cuscatlán #123",</w:t>
+      </w:r>
+    </w:p>
+    <w:p>
+      <w:pPr>
+        <w:pStyle w:val="BodyText"/>
+        <w:widowControl/>
+        <w:suppressAutoHyphens w:val="true"/>
+        <w:overflowPunct w:val="true"/>
+        <w:bidi w:val="0"/>
+        <w:spacing w:lineRule="exact" w:line="198" w:before="0" w:after="0"/>
+        <w:ind w:hanging="0" w:start="0" w:end="0"/>
+        <w:jc w:val="start"/>
+        <w:rPr>
+          <w:rFonts w:ascii="Courier New" w:hAnsi="Courier New" w:eastAsia="NSimSun" w:cs="Arial"/>
+          <w:b/>
+          <w:bCs/>
+          <w:color w:val="000000"/>
+          <w:kern w:val="2"/>
+          <w:sz w:val="16"/>
+          <w:szCs w:val="16"/>
+          <w:lang w:val="es-MX" w:eastAsia="zh-CN" w:bidi="hi-IN"/>
+        </w:rPr>
+      </w:pPr>
+      <w:r>
+        <w:rPr>
+          <w:rFonts w:eastAsia="NSimSun" w:cs="Arial" w:ascii="Courier New" w:hAnsi="Courier New"/>
+          <w:b/>
+          <w:bCs/>
+          <w:color w:val="000000"/>
+          <w:kern w:val="2"/>
+          <w:sz w:val="16"/>
+          <w:szCs w:val="16"/>
+          <w:lang w:val="es-MX" w:eastAsia="zh-CN" w:bidi="hi-IN"/>
+        </w:rPr>
+        <w:t xml:space="preserve">                  </w:t>
+      </w:r>
+      <w:r>
+        <w:rPr>
+          <w:rFonts w:eastAsia="NSimSun" w:cs="Arial" w:ascii="Courier New" w:hAnsi="Courier New"/>
+          <w:b/>
+          <w:bCs/>
+          <w:color w:val="000000"/>
+          <w:kern w:val="2"/>
+          <w:sz w:val="16"/>
+          <w:szCs w:val="16"/>
+          <w:lang w:val="es-MX" w:eastAsia="zh-CN" w:bidi="hi-IN"/>
+        </w:rPr>
+        <w:t>"postCode": "01101",</w:t>
+      </w:r>
+    </w:p>
+    <w:p>
+      <w:pPr>
+        <w:pStyle w:val="BodyText"/>
+        <w:widowControl/>
+        <w:suppressAutoHyphens w:val="true"/>
+        <w:overflowPunct w:val="true"/>
+        <w:bidi w:val="0"/>
+        <w:spacing w:lineRule="exact" w:line="198" w:before="0" w:after="0"/>
+        <w:ind w:hanging="0" w:start="0" w:end="0"/>
+        <w:jc w:val="start"/>
+        <w:rPr>
+          <w:rFonts w:ascii="Courier New" w:hAnsi="Courier New" w:eastAsia="NSimSun" w:cs="Arial"/>
+          <w:b/>
+          <w:bCs/>
+          <w:color w:val="000000"/>
+          <w:kern w:val="2"/>
+          <w:sz w:val="16"/>
+          <w:szCs w:val="16"/>
+          <w:lang w:val="es-MX" w:eastAsia="zh-CN" w:bidi="hi-IN"/>
+        </w:rPr>
+      </w:pPr>
+      <w:r>
+        <w:rPr>
+          <w:rFonts w:eastAsia="NSimSun" w:cs="Arial" w:ascii="Courier New" w:hAnsi="Courier New"/>
+          <w:b/>
+          <w:bCs/>
+          <w:color w:val="000000"/>
+          <w:kern w:val="2"/>
+          <w:sz w:val="16"/>
+          <w:szCs w:val="16"/>
+          <w:lang w:val="es-MX" w:eastAsia="zh-CN" w:bidi="hi-IN"/>
+        </w:rPr>
+        <w:t xml:space="preserve">                  </w:t>
+      </w:r>
+      <w:r>
+        <w:rPr>
+          <w:rFonts w:eastAsia="NSimSun" w:cs="Arial" w:ascii="Courier New" w:hAnsi="Courier New"/>
+          <w:b/>
+          <w:bCs/>
+          <w:color w:val="000000"/>
+          <w:kern w:val="2"/>
+          <w:sz w:val="16"/>
+          <w:szCs w:val="16"/>
+          <w:lang w:val="es-MX" w:eastAsia="zh-CN" w:bidi="hi-IN"/>
+        </w:rPr>
+        <w:t>"townName": "San Salvador",</w:t>
+      </w:r>
+    </w:p>
+    <w:p>
+      <w:pPr>
+        <w:pStyle w:val="BodyText"/>
+        <w:widowControl/>
+        <w:suppressAutoHyphens w:val="true"/>
+        <w:overflowPunct w:val="true"/>
+        <w:bidi w:val="0"/>
+        <w:spacing w:lineRule="exact" w:line="198" w:before="0" w:after="0"/>
+        <w:ind w:hanging="0" w:start="0" w:end="0"/>
+        <w:jc w:val="start"/>
+        <w:rPr>
+          <w:rFonts w:ascii="Courier New" w:hAnsi="Courier New" w:eastAsia="NSimSun" w:cs="Arial"/>
+          <w:b/>
+          <w:bCs/>
+          <w:color w:val="000000"/>
+          <w:kern w:val="2"/>
+          <w:sz w:val="16"/>
+          <w:szCs w:val="16"/>
+          <w:lang w:val="es-MX" w:eastAsia="zh-CN" w:bidi="hi-IN"/>
+        </w:rPr>
+      </w:pPr>
+      <w:r>
+        <w:rPr>
+          <w:rFonts w:eastAsia="NSimSun" w:cs="Arial" w:ascii="Courier New" w:hAnsi="Courier New"/>
+          <w:b/>
+          <w:bCs/>
+          <w:color w:val="000000"/>
+          <w:kern w:val="2"/>
+          <w:sz w:val="16"/>
+          <w:szCs w:val="16"/>
+          <w:lang w:val="es-MX" w:eastAsia="zh-CN" w:bidi="hi-IN"/>
+        </w:rPr>
+        <w:t xml:space="preserve">                  </w:t>
+      </w:r>
+      <w:r>
+        <w:rPr>
+          <w:rFonts w:eastAsia="NSimSun" w:cs="Arial" w:ascii="Courier New" w:hAnsi="Courier New"/>
+          <w:b/>
+          <w:bCs/>
+          <w:color w:val="000000"/>
+          <w:kern w:val="2"/>
+          <w:sz w:val="16"/>
+          <w:szCs w:val="16"/>
+          <w:lang w:val="es-MX" w:eastAsia="zh-CN" w:bidi="hi-IN"/>
+        </w:rPr>
+        <w:t>"country": "SV",</w:t>
+      </w:r>
+    </w:p>
+    <w:p>
+      <w:pPr>
+        <w:pStyle w:val="BodyText"/>
+        <w:widowControl/>
+        <w:suppressAutoHyphens w:val="true"/>
+        <w:overflowPunct w:val="true"/>
+        <w:bidi w:val="0"/>
+        <w:spacing w:lineRule="exact" w:line="198" w:before="0" w:after="0"/>
+        <w:ind w:hanging="0" w:start="0" w:end="0"/>
+        <w:jc w:val="start"/>
+        <w:rPr>
+          <w:rFonts w:ascii="Courier New" w:hAnsi="Courier New" w:eastAsia="NSimSun" w:cs="Arial"/>
+          <w:b/>
+          <w:bCs/>
+          <w:color w:val="000000"/>
+          <w:kern w:val="2"/>
+          <w:sz w:val="16"/>
+          <w:szCs w:val="16"/>
+          <w:lang w:val="es-MX" w:eastAsia="zh-CN" w:bidi="hi-IN"/>
+        </w:rPr>
+      </w:pPr>
+      <w:r>
+        <w:rPr>
+          <w:rFonts w:eastAsia="NSimSun" w:cs="Arial" w:ascii="Courier New" w:hAnsi="Courier New"/>
+          <w:b/>
+          <w:bCs/>
+          <w:color w:val="000000"/>
+          <w:kern w:val="2"/>
+          <w:sz w:val="16"/>
+          <w:szCs w:val="16"/>
+          <w:lang w:val="es-MX" w:eastAsia="zh-CN" w:bidi="hi-IN"/>
+        </w:rPr>
+        <w:tab/>
+        <w:t xml:space="preserve">           "countrySubDivision": "City"</w:t>
+      </w:r>
+    </w:p>
+    <w:p>
+      <w:pPr>
+        <w:pStyle w:val="BodyText"/>
+        <w:widowControl/>
+        <w:suppressAutoHyphens w:val="true"/>
+        <w:overflowPunct w:val="true"/>
+        <w:bidi w:val="0"/>
+        <w:spacing w:lineRule="exact" w:line="198" w:before="0" w:after="0"/>
+        <w:ind w:hanging="0" w:start="0" w:end="0"/>
+        <w:jc w:val="start"/>
+        <w:rPr>
+          <w:rFonts w:ascii="Courier New" w:hAnsi="Courier New" w:eastAsia="NSimSun" w:cs="Arial"/>
+          <w:b/>
+          <w:bCs/>
+          <w:color w:val="000000"/>
+          <w:kern w:val="2"/>
+          <w:sz w:val="16"/>
+          <w:szCs w:val="16"/>
+          <w:lang w:val="es-MX" w:eastAsia="zh-CN" w:bidi="hi-IN"/>
+        </w:rPr>
+      </w:pPr>
+      <w:r>
+        <w:rPr>
+          <w:rFonts w:eastAsia="NSimSun" w:cs="Arial" w:ascii="Courier New" w:hAnsi="Courier New"/>
+          <w:b/>
+          <w:bCs/>
+          <w:color w:val="000000"/>
+          <w:kern w:val="2"/>
+          <w:sz w:val="16"/>
+          <w:szCs w:val="16"/>
+          <w:lang w:val="es-MX" w:eastAsia="zh-CN" w:bidi="hi-IN"/>
+        </w:rPr>
+        <w:t xml:space="preserve">               </w:t>
+      </w:r>
+      <w:r>
+        <w:rPr>
+          <w:rFonts w:eastAsia="NSimSun" w:cs="Arial" w:ascii="Courier New" w:hAnsi="Courier New"/>
+          <w:b/>
+          <w:bCs/>
+          <w:color w:val="000000"/>
+          <w:kern w:val="2"/>
+          <w:sz w:val="16"/>
+          <w:szCs w:val="16"/>
+          <w:lang w:val="es-MX" w:eastAsia="zh-CN" w:bidi="hi-IN"/>
+        </w:rPr>
+        <w:t>}</w:t>
+      </w:r>
+    </w:p>
+    <w:p>
+      <w:pPr>
+        <w:pStyle w:val="BodyText"/>
+        <w:widowControl/>
+        <w:suppressAutoHyphens w:val="true"/>
+        <w:overflowPunct w:val="true"/>
+        <w:bidi w:val="0"/>
+        <w:spacing w:lineRule="exact" w:line="198" w:before="0" w:after="0"/>
+        <w:ind w:hanging="0" w:start="0" w:end="0"/>
+        <w:jc w:val="start"/>
+        <w:rPr>
+          <w:rFonts w:ascii="Courier New" w:hAnsi="Courier New" w:eastAsia="NSimSun" w:cs="Arial"/>
+          <w:b/>
+          <w:bCs/>
+          <w:color w:val="000000"/>
+          <w:kern w:val="2"/>
+          <w:sz w:val="16"/>
+          <w:szCs w:val="16"/>
+          <w:lang w:val="es-MX" w:eastAsia="zh-CN" w:bidi="hi-IN"/>
+        </w:rPr>
+      </w:pPr>
+      <w:r>
+        <w:rPr>
+          <w:rFonts w:eastAsia="NSimSun" w:cs="Arial" w:ascii="Courier New" w:hAnsi="Courier New"/>
+          <w:b/>
+          <w:bCs/>
+          <w:color w:val="000000"/>
+          <w:kern w:val="2"/>
+          <w:sz w:val="16"/>
+          <w:szCs w:val="16"/>
+          <w:lang w:val="es-MX" w:eastAsia="zh-CN" w:bidi="hi-IN"/>
+        </w:rPr>
+        <w:t xml:space="preserve">            </w:t>
+      </w:r>
+      <w:r>
+        <w:rPr>
+          <w:rFonts w:eastAsia="NSimSun" w:cs="Arial" w:ascii="Courier New" w:hAnsi="Courier New"/>
+          <w:b/>
+          <w:bCs/>
+          <w:color w:val="000000"/>
+          <w:kern w:val="2"/>
+          <w:sz w:val="16"/>
+          <w:szCs w:val="16"/>
+          <w:lang w:val="es-MX" w:eastAsia="zh-CN" w:bidi="hi-IN"/>
+        </w:rPr>
+        <w:t>]</w:t>
+      </w:r>
+    </w:p>
+    <w:p>
+      <w:pPr>
+        <w:pStyle w:val="BodyText"/>
+        <w:widowControl/>
+        <w:suppressAutoHyphens w:val="true"/>
+        <w:overflowPunct w:val="true"/>
+        <w:bidi w:val="0"/>
+        <w:spacing w:lineRule="exact" w:line="198" w:before="0" w:after="0"/>
+        <w:ind w:hanging="0" w:start="0" w:end="0"/>
+        <w:jc w:val="start"/>
+        <w:rPr>
+          <w:rFonts w:ascii="Courier New" w:hAnsi="Courier New" w:eastAsia="NSimSun" w:cs="Arial"/>
+          <w:b/>
+          <w:bCs/>
+          <w:color w:val="000000"/>
+          <w:kern w:val="2"/>
+          <w:sz w:val="16"/>
+          <w:szCs w:val="16"/>
+          <w:lang w:val="es-MX" w:eastAsia="zh-CN" w:bidi="hi-IN"/>
+        </w:rPr>
+      </w:pPr>
+      <w:r>
+        <w:rPr>
+          <w:rFonts w:eastAsia="NSimSun" w:cs="Arial" w:ascii="Courier New" w:hAnsi="Courier New"/>
+          <w:b/>
+          <w:bCs/>
+          <w:color w:val="000000"/>
+          <w:kern w:val="2"/>
+          <w:sz w:val="16"/>
+          <w:szCs w:val="16"/>
+          <w:lang w:val="es-MX" w:eastAsia="zh-CN" w:bidi="hi-IN"/>
+        </w:rPr>
+        <w:t xml:space="preserve">         </w:t>
+      </w:r>
+      <w:r>
+        <w:rPr>
+          <w:rFonts w:eastAsia="NSimSun" w:cs="Arial" w:ascii="Courier New" w:hAnsi="Courier New"/>
+          <w:b/>
+          <w:bCs/>
+          <w:color w:val="000000"/>
+          <w:kern w:val="2"/>
+          <w:sz w:val="16"/>
+          <w:szCs w:val="16"/>
+          <w:lang w:val="es-MX" w:eastAsia="zh-CN" w:bidi="hi-IN"/>
+        </w:rPr>
+        <w:t>}</w:t>
+      </w:r>
+    </w:p>
+    <w:p>
+      <w:pPr>
+        <w:pStyle w:val="BodyText"/>
+        <w:widowControl/>
+        <w:suppressAutoHyphens w:val="true"/>
+        <w:overflowPunct w:val="true"/>
+        <w:bidi w:val="0"/>
+        <w:spacing w:lineRule="exact" w:line="198" w:before="0" w:after="0"/>
+        <w:ind w:hanging="0" w:start="0" w:end="0"/>
+        <w:jc w:val="start"/>
+        <w:rPr>
+          <w:rFonts w:ascii="Courier New" w:hAnsi="Courier New" w:eastAsia="NSimSun" w:cs="Arial"/>
+          <w:b/>
+          <w:bCs/>
+          <w:color w:val="000000"/>
+          <w:kern w:val="2"/>
+          <w:sz w:val="16"/>
+          <w:szCs w:val="16"/>
+          <w:lang w:val="es-MX" w:eastAsia="zh-CN" w:bidi="hi-IN"/>
+        </w:rPr>
+      </w:pPr>
+      <w:r>
+        <w:rPr>
+          <w:rFonts w:eastAsia="NSimSun" w:cs="Arial" w:ascii="Courier New" w:hAnsi="Courier New"/>
+          <w:b/>
+          <w:bCs/>
+          <w:color w:val="000000"/>
+          <w:kern w:val="2"/>
+          <w:sz w:val="16"/>
+          <w:szCs w:val="16"/>
+          <w:lang w:val="es-MX" w:eastAsia="zh-CN" w:bidi="hi-IN"/>
+        </w:rPr>
+        <w:t xml:space="preserve">      </w:t>
+      </w:r>
+      <w:r>
+        <w:rPr>
+          <w:rFonts w:eastAsia="NSimSun" w:cs="Arial" w:ascii="Courier New" w:hAnsi="Courier New"/>
+          <w:b/>
+          <w:bCs/>
+          <w:color w:val="000000"/>
+          <w:kern w:val="2"/>
+          <w:sz w:val="16"/>
+          <w:szCs w:val="16"/>
+          <w:lang w:val="es-MX" w:eastAsia="zh-CN" w:bidi="hi-IN"/>
+        </w:rPr>
+        <w:t>},</w:t>
+      </w:r>
+    </w:p>
+    <w:p>
+      <w:pPr>
+        <w:pStyle w:val="BodyText"/>
+        <w:widowControl/>
+        <w:suppressAutoHyphens w:val="true"/>
+        <w:overflowPunct w:val="true"/>
+        <w:bidi w:val="0"/>
+        <w:spacing w:lineRule="exact" w:line="198" w:before="0" w:after="0"/>
+        <w:ind w:hanging="0" w:start="0" w:end="0"/>
+        <w:jc w:val="start"/>
+        <w:rPr>
+          <w:rFonts w:ascii="Courier New" w:hAnsi="Courier New" w:eastAsia="NSimSun" w:cs="Arial"/>
+          <w:b/>
+          <w:bCs/>
+          <w:color w:val="000000"/>
+          <w:kern w:val="2"/>
+          <w:sz w:val="16"/>
+          <w:szCs w:val="16"/>
+          <w:lang w:val="es-MX" w:eastAsia="zh-CN" w:bidi="hi-IN"/>
+        </w:rPr>
+      </w:pPr>
+      <w:r>
+        <w:rPr>
+          <w:rFonts w:eastAsia="NSimSun" w:cs="Arial" w:ascii="Courier New" w:hAnsi="Courier New"/>
+          <w:b/>
+          <w:bCs/>
+          <w:color w:val="000000"/>
+          <w:kern w:val="2"/>
+          <w:sz w:val="16"/>
+          <w:szCs w:val="16"/>
+          <w:lang w:val="es-MX" w:eastAsia="zh-CN" w:bidi="hi-IN"/>
+        </w:rPr>
+        <w:t xml:space="preserve">      </w:t>
+      </w:r>
+      <w:r>
+        <w:rPr>
+          <w:rFonts w:eastAsia="NSimSun" w:cs="Arial" w:ascii="Courier New" w:hAnsi="Courier New"/>
+          <w:b/>
+          <w:bCs/>
+          <w:color w:val="000000"/>
+          <w:kern w:val="2"/>
+          <w:sz w:val="16"/>
+          <w:szCs w:val="16"/>
+          <w:lang w:val="es-MX" w:eastAsia="zh-CN" w:bidi="hi-IN"/>
+        </w:rPr>
+        <w:t>"paymentCard": {</w:t>
+      </w:r>
+    </w:p>
+    <w:p>
+      <w:pPr>
+        <w:pStyle w:val="BodyText"/>
+        <w:widowControl/>
+        <w:suppressAutoHyphens w:val="true"/>
+        <w:overflowPunct w:val="true"/>
+        <w:bidi w:val="0"/>
+        <w:spacing w:lineRule="exact" w:line="198" w:before="0" w:after="0"/>
+        <w:ind w:hanging="0" w:start="0" w:end="0"/>
+        <w:jc w:val="start"/>
+        <w:rPr>
+          <w:rFonts w:ascii="Courier New" w:hAnsi="Courier New" w:eastAsia="NSimSun" w:cs="Arial"/>
+          <w:b/>
+          <w:bCs/>
+          <w:color w:val="000000"/>
+          <w:kern w:val="2"/>
+          <w:sz w:val="16"/>
+          <w:szCs w:val="16"/>
+          <w:lang w:val="es-MX" w:eastAsia="zh-CN" w:bidi="hi-IN"/>
+        </w:rPr>
+      </w:pPr>
+      <w:r>
+        <w:rPr>
+          <w:rFonts w:eastAsia="NSimSun" w:cs="Arial" w:ascii="Courier New" w:hAnsi="Courier New"/>
+          <w:b/>
+          <w:bCs/>
+          <w:color w:val="000000"/>
+          <w:kern w:val="2"/>
+          <w:sz w:val="16"/>
+          <w:szCs w:val="16"/>
+          <w:lang w:val="es-MX" w:eastAsia="zh-CN" w:bidi="hi-IN"/>
+        </w:rPr>
+        <w:t xml:space="preserve">         </w:t>
+      </w:r>
+      <w:r>
+        <w:rPr>
+          <w:rFonts w:eastAsia="NSimSun" w:cs="Arial" w:ascii="Courier New" w:hAnsi="Courier New"/>
+          <w:b/>
+          <w:bCs/>
+          <w:color w:val="000000"/>
+          <w:kern w:val="2"/>
+          <w:sz w:val="16"/>
+          <w:szCs w:val="16"/>
+          <w:lang w:val="es-MX" w:eastAsia="zh-CN" w:bidi="hi-IN"/>
+        </w:rPr>
+        <w:t>"cardType": "CreditCard",</w:t>
+      </w:r>
+    </w:p>
+    <w:p>
+      <w:pPr>
+        <w:pStyle w:val="BodyText"/>
+        <w:widowControl/>
+        <w:suppressAutoHyphens w:val="true"/>
+        <w:overflowPunct w:val="true"/>
+        <w:bidi w:val="0"/>
+        <w:spacing w:lineRule="exact" w:line="198" w:before="0" w:after="0"/>
+        <w:ind w:hanging="0" w:start="0" w:end="0"/>
+        <w:jc w:val="start"/>
+        <w:rPr>
+          <w:rFonts w:ascii="Courier New" w:hAnsi="Courier New" w:eastAsia="NSimSun" w:cs="Arial"/>
+          <w:b/>
+          <w:bCs/>
+          <w:color w:val="000000"/>
+          <w:kern w:val="2"/>
+          <w:sz w:val="16"/>
+          <w:szCs w:val="16"/>
+          <w:lang w:val="es-MX" w:eastAsia="zh-CN" w:bidi="hi-IN"/>
+        </w:rPr>
+      </w:pPr>
+      <w:r>
+        <w:rPr>
+          <w:rFonts w:eastAsia="NSimSun" w:cs="Arial" w:ascii="Courier New" w:hAnsi="Courier New"/>
+          <w:b/>
+          <w:bCs/>
+          <w:color w:val="000000"/>
+          <w:kern w:val="2"/>
+          <w:sz w:val="16"/>
+          <w:szCs w:val="16"/>
+          <w:lang w:val="es-MX" w:eastAsia="zh-CN" w:bidi="hi-IN"/>
+        </w:rPr>
+        <w:t xml:space="preserve">         </w:t>
+      </w:r>
+      <w:r>
+        <w:rPr>
+          <w:rFonts w:eastAsia="NSimSun" w:cs="Arial" w:ascii="Courier New" w:hAnsi="Courier New"/>
+          <w:b/>
+          <w:bCs/>
+          <w:color w:val="000000"/>
+          <w:kern w:val="2"/>
+          <w:sz w:val="16"/>
+          <w:szCs w:val="16"/>
+          <w:lang w:val="es-MX" w:eastAsia="zh-CN" w:bidi="hi-IN"/>
+        </w:rPr>
+        <w:t>"cardNumber": "4073190320899720",</w:t>
+      </w:r>
+    </w:p>
+    <w:p>
+      <w:pPr>
+        <w:pStyle w:val="BodyText"/>
+        <w:widowControl/>
+        <w:suppressAutoHyphens w:val="true"/>
+        <w:overflowPunct w:val="true"/>
+        <w:bidi w:val="0"/>
+        <w:spacing w:lineRule="exact" w:line="198" w:before="0" w:after="0"/>
+        <w:ind w:hanging="0" w:start="0" w:end="0"/>
+        <w:jc w:val="start"/>
+        <w:rPr>
+          <w:rFonts w:ascii="Courier New" w:hAnsi="Courier New" w:eastAsia="NSimSun" w:cs="Arial"/>
+          <w:b/>
+          <w:bCs/>
+          <w:color w:val="000000"/>
+          <w:kern w:val="2"/>
+          <w:sz w:val="16"/>
+          <w:szCs w:val="16"/>
+          <w:lang w:val="es-MX" w:eastAsia="zh-CN" w:bidi="hi-IN"/>
+        </w:rPr>
+      </w:pPr>
+      <w:r>
+        <w:rPr>
+          <w:rFonts w:eastAsia="NSimSun" w:cs="Arial" w:ascii="Courier New" w:hAnsi="Courier New"/>
+          <w:b/>
+          <w:bCs/>
+          <w:color w:val="000000"/>
+          <w:kern w:val="2"/>
+          <w:sz w:val="16"/>
+          <w:szCs w:val="16"/>
+          <w:lang w:val="es-MX" w:eastAsia="zh-CN" w:bidi="hi-IN"/>
+        </w:rPr>
+        <w:t xml:space="preserve">         </w:t>
+      </w:r>
+      <w:r>
+        <w:rPr>
+          <w:rFonts w:eastAsia="NSimSun" w:cs="Arial" w:ascii="Courier New" w:hAnsi="Courier New"/>
+          <w:b/>
+          <w:bCs/>
+          <w:color w:val="000000"/>
+          <w:kern w:val="2"/>
+          <w:sz w:val="16"/>
+          <w:szCs w:val="16"/>
+          <w:lang w:val="es-MX" w:eastAsia="zh-CN" w:bidi="hi-IN"/>
+        </w:rPr>
+        <w:t>"cardNumberReference": "V-5823193725678501161332",</w:t>
+      </w:r>
+    </w:p>
+    <w:p>
+      <w:pPr>
+        <w:pStyle w:val="BodyText"/>
+        <w:widowControl/>
+        <w:suppressAutoHyphens w:val="true"/>
+        <w:overflowPunct w:val="true"/>
+        <w:bidi w:val="0"/>
+        <w:spacing w:lineRule="exact" w:line="198" w:before="0" w:after="0"/>
+        <w:ind w:hanging="0" w:start="0" w:end="0"/>
+        <w:jc w:val="start"/>
+        <w:rPr>
+          <w:rFonts w:ascii="Courier New" w:hAnsi="Courier New" w:eastAsia="NSimSun" w:cs="Arial"/>
+          <w:b/>
+          <w:bCs/>
+          <w:color w:val="000000"/>
+          <w:kern w:val="2"/>
+          <w:sz w:val="16"/>
+          <w:szCs w:val="16"/>
+          <w:lang w:val="es-MX" w:eastAsia="zh-CN" w:bidi="hi-IN"/>
+        </w:rPr>
+      </w:pPr>
+      <w:r>
+        <w:rPr>
+          <w:rFonts w:eastAsia="NSimSun" w:cs="Arial" w:ascii="Courier New" w:hAnsi="Courier New"/>
+          <w:b/>
+          <w:bCs/>
+          <w:color w:val="000000"/>
+          <w:kern w:val="2"/>
+          <w:sz w:val="16"/>
+          <w:szCs w:val="16"/>
+          <w:lang w:val="es-MX" w:eastAsia="zh-CN" w:bidi="hi-IN"/>
+        </w:rPr>
+        <w:t xml:space="preserve">         </w:t>
+      </w:r>
+      <w:r>
+        <w:rPr>
+          <w:rFonts w:eastAsia="NSimSun" w:cs="Arial" w:ascii="Courier New" w:hAnsi="Courier New"/>
+          <w:b/>
+          <w:bCs/>
+          <w:color w:val="000000"/>
+          <w:kern w:val="2"/>
+          <w:sz w:val="16"/>
+          <w:szCs w:val="16"/>
+          <w:lang w:val="es-MX" w:eastAsia="zh-CN" w:bidi="hi-IN"/>
+        </w:rPr>
+        <w:t>"cardExpiryDate": "2028-12",</w:t>
+      </w:r>
+    </w:p>
+    <w:p>
+      <w:pPr>
+        <w:pStyle w:val="BodyText"/>
+        <w:widowControl/>
+        <w:suppressAutoHyphens w:val="true"/>
+        <w:overflowPunct w:val="true"/>
+        <w:bidi w:val="0"/>
+        <w:spacing w:lineRule="exact" w:line="198" w:before="0" w:after="0"/>
+        <w:ind w:hanging="0" w:start="0" w:end="0"/>
+        <w:jc w:val="start"/>
+        <w:rPr>
+          <w:rFonts w:ascii="Courier New" w:hAnsi="Courier New" w:eastAsia="NSimSun" w:cs="Arial"/>
+          <w:b/>
+          <w:bCs/>
+          <w:color w:val="000000"/>
+          <w:kern w:val="2"/>
+          <w:sz w:val="16"/>
+          <w:szCs w:val="16"/>
+          <w:lang w:val="es-MX" w:eastAsia="zh-CN" w:bidi="hi-IN"/>
+        </w:rPr>
+      </w:pPr>
+      <w:r>
+        <w:rPr>
+          <w:rFonts w:eastAsia="NSimSun" w:cs="Arial" w:ascii="Courier New" w:hAnsi="Courier New"/>
+          <w:b/>
+          <w:bCs/>
+          <w:color w:val="000000"/>
+          <w:kern w:val="2"/>
+          <w:sz w:val="16"/>
+          <w:szCs w:val="16"/>
+          <w:lang w:val="es-MX" w:eastAsia="zh-CN" w:bidi="hi-IN"/>
+        </w:rPr>
+        <w:t xml:space="preserve">         </w:t>
+      </w:r>
+      <w:r>
+        <w:rPr>
+          <w:rFonts w:eastAsia="NSimSun" w:cs="Arial" w:ascii="Courier New" w:hAnsi="Courier New"/>
+          <w:b/>
+          <w:bCs/>
+          <w:color w:val="000000"/>
+          <w:kern w:val="2"/>
+          <w:sz w:val="16"/>
+          <w:szCs w:val="16"/>
+          <w:lang w:val="es-MX" w:eastAsia="zh-CN" w:bidi="hi-IN"/>
+        </w:rPr>
+        <w:t>"cardSecurityCode": ""</w:t>
+      </w:r>
+    </w:p>
+    <w:p>
+      <w:pPr>
+        <w:pStyle w:val="BodyText"/>
+        <w:widowControl/>
+        <w:suppressAutoHyphens w:val="true"/>
+        <w:overflowPunct w:val="true"/>
+        <w:bidi w:val="0"/>
+        <w:spacing w:lineRule="exact" w:line="198" w:before="0" w:after="0"/>
+        <w:ind w:hanging="0" w:start="0" w:end="0"/>
+        <w:jc w:val="start"/>
+        <w:rPr>
+          <w:rFonts w:ascii="Courier New" w:hAnsi="Courier New" w:eastAsia="NSimSun" w:cs="Arial"/>
+          <w:b/>
+          <w:bCs/>
+          <w:color w:val="000000"/>
+          <w:kern w:val="2"/>
+          <w:sz w:val="16"/>
+          <w:szCs w:val="16"/>
+          <w:lang w:val="es-MX" w:eastAsia="zh-CN" w:bidi="hi-IN"/>
+        </w:rPr>
+      </w:pPr>
+      <w:r>
+        <w:rPr>
+          <w:rFonts w:eastAsia="NSimSun" w:cs="Arial" w:ascii="Courier New" w:hAnsi="Courier New"/>
+          <w:b/>
+          <w:bCs/>
+          <w:color w:val="000000"/>
+          <w:kern w:val="2"/>
+          <w:sz w:val="16"/>
+          <w:szCs w:val="16"/>
+          <w:lang w:val="es-MX" w:eastAsia="zh-CN" w:bidi="hi-IN"/>
+        </w:rPr>
+        <w:t xml:space="preserve">      </w:t>
+      </w:r>
+      <w:r>
+        <w:rPr>
+          <w:rFonts w:eastAsia="NSimSun" w:cs="Arial" w:ascii="Courier New" w:hAnsi="Courier New"/>
+          <w:b/>
+          <w:bCs/>
+          <w:color w:val="000000"/>
+          <w:kern w:val="2"/>
+          <w:sz w:val="16"/>
+          <w:szCs w:val="16"/>
+          <w:lang w:val="es-MX" w:eastAsia="zh-CN" w:bidi="hi-IN"/>
+        </w:rPr>
+        <w:t>}</w:t>
+      </w:r>
+    </w:p>
+    <w:p>
+      <w:pPr>
+        <w:pStyle w:val="BodyText"/>
+        <w:widowControl/>
+        <w:suppressAutoHyphens w:val="true"/>
+        <w:overflowPunct w:val="true"/>
+        <w:bidi w:val="0"/>
+        <w:spacing w:lineRule="exact" w:line="198" w:before="0" w:after="0"/>
+        <w:ind w:hanging="0" w:start="0" w:end="0"/>
+        <w:jc w:val="start"/>
+        <w:rPr>
+          <w:rFonts w:ascii="Courier New" w:hAnsi="Courier New" w:eastAsia="NSimSun" w:cs="Arial"/>
+          <w:b/>
+          <w:bCs/>
+          <w:color w:val="000000"/>
+          <w:kern w:val="2"/>
+          <w:sz w:val="16"/>
+          <w:szCs w:val="16"/>
+          <w:lang w:val="es-MX" w:eastAsia="zh-CN" w:bidi="hi-IN"/>
+        </w:rPr>
+      </w:pPr>
+      <w:r>
+        <w:rPr>
+          <w:rFonts w:eastAsia="NSimSun" w:cs="Arial" w:ascii="Courier New" w:hAnsi="Courier New"/>
+          <w:b/>
+          <w:bCs/>
+          <w:color w:val="000000"/>
+          <w:kern w:val="2"/>
+          <w:sz w:val="16"/>
+          <w:szCs w:val="16"/>
+          <w:lang w:val="es-MX" w:eastAsia="zh-CN" w:bidi="hi-IN"/>
+        </w:rPr>
+        <w:t xml:space="preserve">   </w:t>
+      </w:r>
+      <w:r>
+        <w:rPr>
+          <w:rFonts w:eastAsia="NSimSun" w:cs="Arial" w:ascii="Courier New" w:hAnsi="Courier New"/>
+          <w:b/>
+          <w:bCs/>
+          <w:color w:val="000000"/>
+          <w:kern w:val="2"/>
+          <w:sz w:val="16"/>
+          <w:szCs w:val="16"/>
+          <w:lang w:val="es-MX" w:eastAsia="zh-CN" w:bidi="hi-IN"/>
+        </w:rPr>
+        <w:t>},</w:t>
+      </w:r>
+    </w:p>
+    <w:p>
+      <w:pPr>
+        <w:pStyle w:val="BodyText"/>
+        <w:widowControl/>
+        <w:suppressAutoHyphens w:val="true"/>
+        <w:overflowPunct w:val="true"/>
+        <w:bidi w:val="0"/>
+        <w:spacing w:lineRule="exact" w:line="198" w:before="0" w:after="0"/>
+        <w:ind w:hanging="0" w:start="0" w:end="0"/>
+        <w:jc w:val="start"/>
+        <w:rPr>
+          <w:rFonts w:ascii="Courier New" w:hAnsi="Courier New" w:eastAsia="NSimSun" w:cs="Arial"/>
+          <w:b/>
+          <w:bCs/>
+          <w:color w:val="000000"/>
+          <w:kern w:val="2"/>
+          <w:sz w:val="16"/>
+          <w:szCs w:val="16"/>
+          <w:lang w:val="es-MX" w:eastAsia="zh-CN" w:bidi="hi-IN"/>
+        </w:rPr>
+      </w:pPr>
+      <w:r>
+        <w:rPr>
+          <w:rFonts w:eastAsia="NSimSun" w:cs="Arial" w:ascii="Courier New" w:hAnsi="Courier New"/>
+          <w:b/>
+          <w:bCs/>
+          <w:color w:val="000000"/>
+          <w:kern w:val="2"/>
+          <w:sz w:val="16"/>
+          <w:szCs w:val="16"/>
+          <w:lang w:val="es-MX" w:eastAsia="zh-CN" w:bidi="hi-IN"/>
+        </w:rPr>
+        <w:t xml:space="preserve">   </w:t>
+      </w:r>
+      <w:r>
+        <w:rPr>
+          <w:rFonts w:eastAsia="NSimSun" w:cs="Arial" w:ascii="Courier New" w:hAnsi="Courier New"/>
+          <w:b/>
+          <w:bCs/>
+          <w:color w:val="000000"/>
+          <w:kern w:val="2"/>
+          <w:sz w:val="16"/>
+          <w:szCs w:val="16"/>
+          <w:lang w:val="es-MX" w:eastAsia="zh-CN" w:bidi="hi-IN"/>
+        </w:rPr>
+        <w:t>"tokenInvolvement": {</w:t>
+      </w:r>
+    </w:p>
+    <w:p>
+      <w:pPr>
+        <w:pStyle w:val="BodyText"/>
+        <w:widowControl/>
+        <w:suppressAutoHyphens w:val="true"/>
+        <w:overflowPunct w:val="true"/>
+        <w:bidi w:val="0"/>
+        <w:spacing w:lineRule="exact" w:line="198" w:before="0" w:after="0"/>
+        <w:ind w:hanging="0" w:start="0" w:end="0"/>
+        <w:jc w:val="start"/>
+        <w:rPr>
+          <w:rFonts w:ascii="Courier New" w:hAnsi="Courier New" w:eastAsia="NSimSun" w:cs="Arial"/>
+          <w:b/>
+          <w:bCs/>
+          <w:color w:val="000000"/>
+          <w:kern w:val="2"/>
+          <w:sz w:val="16"/>
+          <w:szCs w:val="16"/>
+          <w:lang w:val="es-MX" w:eastAsia="zh-CN" w:bidi="hi-IN"/>
+        </w:rPr>
+      </w:pPr>
+      <w:r>
+        <w:rPr>
+          <w:rFonts w:eastAsia="NSimSun" w:cs="Arial" w:ascii="Courier New" w:hAnsi="Courier New"/>
+          <w:b/>
+          <w:bCs/>
+          <w:color w:val="000000"/>
+          <w:kern w:val="2"/>
+          <w:sz w:val="16"/>
+          <w:szCs w:val="16"/>
+          <w:lang w:val="es-MX" w:eastAsia="zh-CN" w:bidi="hi-IN"/>
+        </w:rPr>
+        <w:t xml:space="preserve">      </w:t>
+      </w:r>
+      <w:r>
+        <w:rPr>
+          <w:rFonts w:eastAsia="NSimSun" w:cs="Arial" w:ascii="Courier New" w:hAnsi="Courier New"/>
+          <w:b/>
+          <w:bCs/>
+          <w:color w:val="000000"/>
+          <w:kern w:val="2"/>
+          <w:sz w:val="16"/>
+          <w:szCs w:val="16"/>
+          <w:lang w:val="es-MX" w:eastAsia="zh-CN" w:bidi="hi-IN"/>
+        </w:rPr>
+        <w:t>"account": {</w:t>
+      </w:r>
+    </w:p>
+    <w:p>
+      <w:pPr>
+        <w:pStyle w:val="BodyText"/>
+        <w:widowControl/>
+        <w:suppressAutoHyphens w:val="true"/>
+        <w:overflowPunct w:val="true"/>
+        <w:bidi w:val="0"/>
+        <w:spacing w:lineRule="exact" w:line="198" w:before="0" w:after="0"/>
+        <w:ind w:hanging="0" w:start="0" w:end="0"/>
+        <w:jc w:val="start"/>
+        <w:rPr>
+          <w:rFonts w:ascii="Courier New" w:hAnsi="Courier New" w:eastAsia="NSimSun" w:cs="Arial"/>
+          <w:b/>
+          <w:bCs/>
+          <w:color w:val="000000"/>
+          <w:kern w:val="2"/>
+          <w:sz w:val="16"/>
+          <w:szCs w:val="16"/>
+          <w:lang w:val="es-MX" w:eastAsia="zh-CN" w:bidi="hi-IN"/>
+        </w:rPr>
+      </w:pPr>
+      <w:r>
+        <w:rPr>
+          <w:rFonts w:eastAsia="NSimSun" w:cs="Arial" w:ascii="Courier New" w:hAnsi="Courier New"/>
+          <w:b/>
+          <w:bCs/>
+          <w:color w:val="000000"/>
+          <w:kern w:val="2"/>
+          <w:sz w:val="16"/>
+          <w:szCs w:val="16"/>
+          <w:lang w:val="es-MX" w:eastAsia="zh-CN" w:bidi="hi-IN"/>
+        </w:rPr>
+        <w:t xml:space="preserve">         </w:t>
+      </w:r>
+      <w:r>
+        <w:rPr>
+          <w:rFonts w:eastAsia="NSimSun" w:cs="Arial" w:ascii="Courier New" w:hAnsi="Courier New"/>
+          <w:b/>
+          <w:bCs/>
+          <w:color w:val="000000"/>
+          <w:kern w:val="2"/>
+          <w:sz w:val="16"/>
+          <w:szCs w:val="16"/>
+          <w:lang w:val="es-MX" w:eastAsia="zh-CN" w:bidi="hi-IN"/>
+        </w:rPr>
+        <w:t>"accountSource": "ACCOUNT_ON_FILE"</w:t>
+      </w:r>
+    </w:p>
+    <w:p>
+      <w:pPr>
+        <w:pStyle w:val="BodyText"/>
+        <w:widowControl/>
+        <w:suppressAutoHyphens w:val="true"/>
+        <w:overflowPunct w:val="true"/>
+        <w:bidi w:val="0"/>
+        <w:spacing w:lineRule="exact" w:line="198" w:before="0" w:after="0"/>
+        <w:ind w:hanging="0" w:start="0" w:end="0"/>
+        <w:jc w:val="start"/>
+        <w:rPr>
+          <w:rFonts w:ascii="Courier New" w:hAnsi="Courier New" w:eastAsia="NSimSun" w:cs="Arial"/>
+          <w:b/>
+          <w:bCs/>
+          <w:color w:val="000000"/>
+          <w:kern w:val="2"/>
+          <w:sz w:val="16"/>
+          <w:szCs w:val="16"/>
+          <w:lang w:val="es-MX" w:eastAsia="zh-CN" w:bidi="hi-IN"/>
+        </w:rPr>
+      </w:pPr>
+      <w:r>
+        <w:rPr>
+          <w:rFonts w:eastAsia="NSimSun" w:cs="Arial" w:ascii="Courier New" w:hAnsi="Courier New"/>
+          <w:b/>
+          <w:bCs/>
+          <w:color w:val="000000"/>
+          <w:kern w:val="2"/>
+          <w:sz w:val="16"/>
+          <w:szCs w:val="16"/>
+          <w:lang w:val="es-MX" w:eastAsia="zh-CN" w:bidi="hi-IN"/>
+        </w:rPr>
+        <w:t xml:space="preserve">      </w:t>
+      </w:r>
+      <w:r>
+        <w:rPr>
+          <w:rFonts w:eastAsia="NSimSun" w:cs="Arial" w:ascii="Courier New" w:hAnsi="Courier New"/>
+          <w:b/>
+          <w:bCs/>
+          <w:color w:val="000000"/>
+          <w:kern w:val="2"/>
+          <w:sz w:val="16"/>
+          <w:szCs w:val="16"/>
+          <w:lang w:val="es-MX" w:eastAsia="zh-CN" w:bidi="hi-IN"/>
+        </w:rPr>
+        <w:t>},</w:t>
+      </w:r>
+    </w:p>
+    <w:p>
+      <w:pPr>
+        <w:pStyle w:val="BodyText"/>
+        <w:widowControl/>
+        <w:suppressAutoHyphens w:val="true"/>
+        <w:overflowPunct w:val="true"/>
+        <w:bidi w:val="0"/>
+        <w:spacing w:lineRule="exact" w:line="198" w:before="0" w:after="0"/>
+        <w:ind w:hanging="0" w:start="0" w:end="0"/>
+        <w:jc w:val="start"/>
+        <w:rPr>
+          <w:rFonts w:ascii="Courier New" w:hAnsi="Courier New" w:eastAsia="NSimSun" w:cs="Arial"/>
+          <w:b/>
+          <w:bCs/>
+          <w:color w:val="000000"/>
+          <w:kern w:val="2"/>
+          <w:sz w:val="16"/>
+          <w:szCs w:val="16"/>
+          <w:lang w:val="es-MX" w:eastAsia="zh-CN" w:bidi="hi-IN"/>
+        </w:rPr>
+      </w:pPr>
+      <w:r>
+        <w:rPr>
+          <w:rFonts w:eastAsia="NSimSun" w:cs="Arial" w:ascii="Courier New" w:hAnsi="Courier New"/>
+          <w:b/>
+          <w:bCs/>
+          <w:color w:val="000000"/>
+          <w:kern w:val="2"/>
+          <w:sz w:val="16"/>
+          <w:szCs w:val="16"/>
+          <w:lang w:val="es-MX" w:eastAsia="zh-CN" w:bidi="hi-IN"/>
+        </w:rPr>
+        <w:t xml:space="preserve">      </w:t>
+      </w:r>
+      <w:r>
+        <w:rPr>
+          <w:rFonts w:eastAsia="NSimSun" w:cs="Arial" w:ascii="Courier New" w:hAnsi="Courier New"/>
+          <w:b/>
+          <w:bCs/>
+          <w:color w:val="000000"/>
+          <w:kern w:val="2"/>
+          <w:sz w:val="16"/>
+          <w:szCs w:val="16"/>
+          <w:lang w:val="es-MX" w:eastAsia="zh-CN" w:bidi="hi-IN"/>
+        </w:rPr>
+        <w:t>"token": {</w:t>
+      </w:r>
+    </w:p>
+    <w:p>
+      <w:pPr>
+        <w:pStyle w:val="BodyText"/>
+        <w:widowControl/>
+        <w:suppressAutoHyphens w:val="true"/>
+        <w:overflowPunct w:val="true"/>
+        <w:bidi w:val="0"/>
+        <w:spacing w:lineRule="exact" w:line="198" w:before="0" w:after="0"/>
+        <w:ind w:hanging="0" w:start="0" w:end="0"/>
+        <w:jc w:val="start"/>
+        <w:rPr>
+          <w:rFonts w:ascii="Courier New" w:hAnsi="Courier New" w:eastAsia="NSimSun" w:cs="Arial"/>
+          <w:b/>
+          <w:bCs/>
+          <w:color w:val="000000"/>
+          <w:kern w:val="2"/>
+          <w:sz w:val="16"/>
+          <w:szCs w:val="16"/>
+          <w:lang w:val="es-MX" w:eastAsia="zh-CN" w:bidi="hi-IN"/>
+        </w:rPr>
+      </w:pPr>
+      <w:r>
+        <w:rPr>
+          <w:rFonts w:eastAsia="NSimSun" w:cs="Arial" w:ascii="Courier New" w:hAnsi="Courier New"/>
+          <w:b/>
+          <w:bCs/>
+          <w:color w:val="000000"/>
+          <w:kern w:val="2"/>
+          <w:sz w:val="16"/>
+          <w:szCs w:val="16"/>
+          <w:lang w:val="es-MX" w:eastAsia="zh-CN" w:bidi="hi-IN"/>
+        </w:rPr>
+        <w:t xml:space="preserve">         </w:t>
+      </w:r>
+      <w:r>
+        <w:rPr>
+          <w:rFonts w:eastAsia="NSimSun" w:cs="Arial" w:ascii="Courier New" w:hAnsi="Courier New"/>
+          <w:b/>
+          <w:bCs/>
+          <w:color w:val="000000"/>
+          <w:kern w:val="2"/>
+          <w:sz w:val="16"/>
+          <w:szCs w:val="16"/>
+          <w:lang w:val="es-MX" w:eastAsia="zh-CN" w:bidi="hi-IN"/>
+        </w:rPr>
+        <w:t>"tokenReferenceId": "tok_ba_9f8a7c6d5e",</w:t>
+      </w:r>
+    </w:p>
+    <w:p>
+      <w:pPr>
+        <w:pStyle w:val="BodyText"/>
+        <w:widowControl/>
+        <w:suppressAutoHyphens w:val="true"/>
+        <w:overflowPunct w:val="true"/>
+        <w:bidi w:val="0"/>
+        <w:spacing w:lineRule="exact" w:line="198" w:before="0" w:after="0"/>
+        <w:ind w:hanging="0" w:start="0" w:end="0"/>
+        <w:jc w:val="start"/>
+        <w:rPr>
+          <w:rFonts w:ascii="Courier New" w:hAnsi="Courier New" w:eastAsia="NSimSun" w:cs="Arial"/>
+          <w:b/>
+          <w:bCs/>
+          <w:color w:val="000000"/>
+          <w:kern w:val="2"/>
+          <w:sz w:val="16"/>
+          <w:szCs w:val="16"/>
+          <w:lang w:val="es-MX" w:eastAsia="zh-CN" w:bidi="hi-IN"/>
+        </w:rPr>
+      </w:pPr>
+      <w:r>
+        <w:rPr>
+          <w:rFonts w:eastAsia="NSimSun" w:cs="Arial" w:ascii="Courier New" w:hAnsi="Courier New"/>
+          <w:b/>
+          <w:bCs/>
+          <w:color w:val="000000"/>
+          <w:kern w:val="2"/>
+          <w:sz w:val="16"/>
+          <w:szCs w:val="16"/>
+          <w:lang w:val="es-MX" w:eastAsia="zh-CN" w:bidi="hi-IN"/>
+        </w:rPr>
+        <w:t xml:space="preserve">         </w:t>
+      </w:r>
+      <w:r>
+        <w:rPr>
+          <w:rFonts w:eastAsia="NSimSun" w:cs="Arial" w:ascii="Courier New" w:hAnsi="Courier New"/>
+          <w:b/>
+          <w:bCs/>
+          <w:color w:val="000000"/>
+          <w:kern w:val="2"/>
+          <w:sz w:val="16"/>
+          <w:szCs w:val="16"/>
+          <w:lang w:val="es-MX" w:eastAsia="zh-CN" w:bidi="hi-IN"/>
+        </w:rPr>
+        <w:t>"tokenType": "EMBEDDED_SE",</w:t>
+      </w:r>
+    </w:p>
+    <w:p>
+      <w:pPr>
+        <w:pStyle w:val="BodyText"/>
+        <w:widowControl/>
+        <w:suppressAutoHyphens w:val="true"/>
+        <w:overflowPunct w:val="true"/>
+        <w:bidi w:val="0"/>
+        <w:spacing w:lineRule="exact" w:line="198" w:before="0" w:after="0"/>
+        <w:ind w:hanging="0" w:start="0" w:end="0"/>
+        <w:jc w:val="start"/>
+        <w:rPr>
+          <w:rFonts w:ascii="Courier New" w:hAnsi="Courier New" w:eastAsia="NSimSun" w:cs="Arial"/>
+          <w:b/>
+          <w:bCs/>
+          <w:color w:val="000000"/>
+          <w:kern w:val="2"/>
+          <w:sz w:val="16"/>
+          <w:szCs w:val="16"/>
+          <w:lang w:val="es-MX" w:eastAsia="zh-CN" w:bidi="hi-IN"/>
+        </w:rPr>
+      </w:pPr>
+      <w:r>
+        <w:rPr>
+          <w:rFonts w:eastAsia="NSimSun" w:cs="Arial" w:ascii="Courier New" w:hAnsi="Courier New"/>
+          <w:b/>
+          <w:bCs/>
+          <w:color w:val="000000"/>
+          <w:kern w:val="2"/>
+          <w:sz w:val="16"/>
+          <w:szCs w:val="16"/>
+          <w:lang w:val="es-MX" w:eastAsia="zh-CN" w:bidi="hi-IN"/>
+        </w:rPr>
+        <w:t xml:space="preserve">         </w:t>
+      </w:r>
+      <w:r>
+        <w:rPr>
+          <w:rFonts w:eastAsia="NSimSun" w:cs="Arial" w:ascii="Courier New" w:hAnsi="Courier New"/>
+          <w:b/>
+          <w:bCs/>
+          <w:color w:val="000000"/>
+          <w:kern w:val="2"/>
+          <w:sz w:val="16"/>
+          <w:szCs w:val="16"/>
+          <w:lang w:val="es-MX" w:eastAsia="zh-CN" w:bidi="hi-IN"/>
+        </w:rPr>
+        <w:t>"tokenStorageLocation": "DEVICE_MEMORY",</w:t>
+      </w:r>
+    </w:p>
+    <w:p>
+      <w:pPr>
+        <w:pStyle w:val="BodyText"/>
+        <w:widowControl/>
+        <w:suppressAutoHyphens w:val="true"/>
+        <w:overflowPunct w:val="true"/>
+        <w:bidi w:val="0"/>
+        <w:spacing w:lineRule="exact" w:line="198" w:before="0" w:after="0"/>
+        <w:ind w:hanging="0" w:start="0" w:end="0"/>
+        <w:jc w:val="start"/>
+        <w:rPr>
+          <w:rFonts w:ascii="Courier New" w:hAnsi="Courier New" w:eastAsia="NSimSun" w:cs="Arial"/>
+          <w:b/>
+          <w:bCs/>
+          <w:color w:val="000000"/>
+          <w:kern w:val="2"/>
+          <w:sz w:val="16"/>
+          <w:szCs w:val="16"/>
+          <w:lang w:val="es-MX" w:eastAsia="zh-CN" w:bidi="hi-IN"/>
+        </w:rPr>
+      </w:pPr>
+      <w:r>
+        <w:rPr>
+          <w:rFonts w:eastAsia="NSimSun" w:cs="Arial" w:ascii="Courier New" w:hAnsi="Courier New"/>
+          <w:b/>
+          <w:bCs/>
+          <w:color w:val="000000"/>
+          <w:kern w:val="2"/>
+          <w:sz w:val="16"/>
+          <w:szCs w:val="16"/>
+          <w:lang w:val="es-MX" w:eastAsia="zh-CN" w:bidi="hi-IN"/>
+        </w:rPr>
+        <w:t xml:space="preserve">         </w:t>
+      </w:r>
+      <w:r>
+        <w:rPr>
+          <w:rFonts w:eastAsia="NSimSun" w:cs="Arial" w:ascii="Courier New" w:hAnsi="Courier New"/>
+          <w:b/>
+          <w:bCs/>
+          <w:color w:val="000000"/>
+          <w:kern w:val="2"/>
+          <w:sz w:val="16"/>
+          <w:szCs w:val="16"/>
+          <w:lang w:val="es-MX" w:eastAsia="zh-CN" w:bidi="hi-IN"/>
+        </w:rPr>
+        <w:t>"tokenServiceProvider": {</w:t>
+      </w:r>
+    </w:p>
+    <w:p>
+      <w:pPr>
+        <w:pStyle w:val="BodyText"/>
+        <w:widowControl/>
+        <w:suppressAutoHyphens w:val="true"/>
+        <w:overflowPunct w:val="true"/>
+        <w:bidi w:val="0"/>
+        <w:spacing w:lineRule="exact" w:line="198" w:before="0" w:after="0"/>
+        <w:ind w:hanging="0" w:start="0" w:end="0"/>
+        <w:jc w:val="start"/>
+        <w:rPr>
+          <w:rFonts w:ascii="Courier New" w:hAnsi="Courier New" w:eastAsia="NSimSun" w:cs="Arial"/>
+          <w:b/>
+          <w:bCs/>
+          <w:color w:val="000000"/>
+          <w:kern w:val="2"/>
+          <w:sz w:val="16"/>
+          <w:szCs w:val="16"/>
+          <w:lang w:val="es-MX" w:eastAsia="zh-CN" w:bidi="hi-IN"/>
+        </w:rPr>
+      </w:pPr>
+      <w:r>
+        <w:rPr>
+          <w:rFonts w:eastAsia="NSimSun" w:cs="Arial" w:ascii="Courier New" w:hAnsi="Courier New"/>
+          <w:b/>
+          <w:bCs/>
+          <w:color w:val="000000"/>
+          <w:kern w:val="2"/>
+          <w:sz w:val="16"/>
+          <w:szCs w:val="16"/>
+          <w:lang w:val="es-MX" w:eastAsia="zh-CN" w:bidi="hi-IN"/>
+        </w:rPr>
+        <w:t xml:space="preserve">            </w:t>
+      </w:r>
+      <w:r>
+        <w:rPr>
+          <w:rFonts w:eastAsia="NSimSun" w:cs="Arial" w:ascii="Courier New" w:hAnsi="Courier New"/>
+          <w:b/>
+          <w:bCs/>
+          <w:color w:val="000000"/>
+          <w:kern w:val="2"/>
+          <w:sz w:val="16"/>
+          <w:szCs w:val="16"/>
+          <w:lang w:val="es-MX" w:eastAsia="zh-CN" w:bidi="hi-IN"/>
+        </w:rPr>
+        <w:t>"tokenServiceProviderName": "Mastercard"</w:t>
+      </w:r>
+    </w:p>
+    <w:p>
+      <w:pPr>
+        <w:pStyle w:val="BodyText"/>
+        <w:widowControl/>
+        <w:suppressAutoHyphens w:val="true"/>
+        <w:overflowPunct w:val="true"/>
+        <w:bidi w:val="0"/>
+        <w:spacing w:lineRule="exact" w:line="198" w:before="0" w:after="0"/>
+        <w:ind w:hanging="0" w:start="0" w:end="0"/>
+        <w:jc w:val="start"/>
+        <w:rPr>
+          <w:rFonts w:ascii="Courier New" w:hAnsi="Courier New" w:eastAsia="NSimSun" w:cs="Arial"/>
+          <w:b/>
+          <w:bCs/>
+          <w:color w:val="000000"/>
+          <w:kern w:val="2"/>
+          <w:sz w:val="16"/>
+          <w:szCs w:val="16"/>
+          <w:lang w:val="es-MX" w:eastAsia="zh-CN" w:bidi="hi-IN"/>
+        </w:rPr>
+      </w:pPr>
+      <w:r>
+        <w:rPr>
+          <w:rFonts w:eastAsia="NSimSun" w:cs="Arial" w:ascii="Courier New" w:hAnsi="Courier New"/>
+          <w:b/>
+          <w:bCs/>
+          <w:color w:val="000000"/>
+          <w:kern w:val="2"/>
+          <w:sz w:val="16"/>
+          <w:szCs w:val="16"/>
+          <w:lang w:val="es-MX" w:eastAsia="zh-CN" w:bidi="hi-IN"/>
+        </w:rPr>
+        <w:t xml:space="preserve">         </w:t>
+      </w:r>
+      <w:r>
+        <w:rPr>
+          <w:rFonts w:eastAsia="NSimSun" w:cs="Arial" w:ascii="Courier New" w:hAnsi="Courier New"/>
+          <w:b/>
+          <w:bCs/>
+          <w:color w:val="000000"/>
+          <w:kern w:val="2"/>
+          <w:sz w:val="16"/>
+          <w:szCs w:val="16"/>
+          <w:lang w:val="es-MX" w:eastAsia="zh-CN" w:bidi="hi-IN"/>
+        </w:rPr>
+        <w:t>},</w:t>
+      </w:r>
+    </w:p>
+    <w:p>
+      <w:pPr>
+        <w:pStyle w:val="BodyText"/>
+        <w:widowControl/>
+        <w:suppressAutoHyphens w:val="true"/>
+        <w:overflowPunct w:val="true"/>
+        <w:bidi w:val="0"/>
+        <w:spacing w:lineRule="exact" w:line="198" w:before="0" w:after="0"/>
+        <w:ind w:hanging="0" w:start="0" w:end="0"/>
+        <w:jc w:val="start"/>
+        <w:rPr>
+          <w:rFonts w:ascii="Courier New" w:hAnsi="Courier New" w:eastAsia="NSimSun" w:cs="Arial"/>
+          <w:b/>
+          <w:bCs/>
+          <w:color w:val="000000"/>
+          <w:kern w:val="2"/>
+          <w:sz w:val="16"/>
+          <w:szCs w:val="16"/>
+          <w:lang w:val="es-MX" w:eastAsia="zh-CN" w:bidi="hi-IN"/>
+        </w:rPr>
+      </w:pPr>
+      <w:r>
+        <w:rPr>
+          <w:rFonts w:eastAsia="NSimSun" w:cs="Arial" w:ascii="Courier New" w:hAnsi="Courier New"/>
+          <w:b/>
+          <w:bCs/>
+          <w:color w:val="000000"/>
+          <w:kern w:val="2"/>
+          <w:sz w:val="16"/>
+          <w:szCs w:val="16"/>
+          <w:lang w:val="es-MX" w:eastAsia="zh-CN" w:bidi="hi-IN"/>
+        </w:rPr>
+        <w:t xml:space="preserve">         </w:t>
+      </w:r>
+      <w:r>
+        <w:rPr>
+          <w:rFonts w:eastAsia="NSimSun" w:cs="Arial" w:ascii="Courier New" w:hAnsi="Courier New"/>
+          <w:b/>
+          <w:bCs/>
+          <w:color w:val="000000"/>
+          <w:kern w:val="2"/>
+          <w:sz w:val="16"/>
+          <w:szCs w:val="16"/>
+          <w:lang w:val="es-MX" w:eastAsia="zh-CN" w:bidi="hi-IN"/>
+        </w:rPr>
+        <w:t>"tokenRequestor": {</w:t>
+      </w:r>
+    </w:p>
+    <w:p>
+      <w:pPr>
+        <w:pStyle w:val="BodyText"/>
+        <w:widowControl/>
+        <w:suppressAutoHyphens w:val="true"/>
+        <w:overflowPunct w:val="true"/>
+        <w:bidi w:val="0"/>
+        <w:spacing w:lineRule="exact" w:line="198" w:before="0" w:after="0"/>
+        <w:ind w:hanging="0" w:start="0" w:end="0"/>
+        <w:jc w:val="start"/>
+        <w:rPr>
+          <w:rFonts w:ascii="Courier New" w:hAnsi="Courier New" w:eastAsia="NSimSun" w:cs="Arial"/>
+          <w:b/>
+          <w:bCs/>
+          <w:color w:val="000000"/>
+          <w:kern w:val="2"/>
+          <w:sz w:val="16"/>
+          <w:szCs w:val="16"/>
+          <w:lang w:val="es-MX" w:eastAsia="zh-CN" w:bidi="hi-IN"/>
+        </w:rPr>
+      </w:pPr>
+      <w:r>
+        <w:rPr>
+          <w:rFonts w:eastAsia="NSimSun" w:cs="Arial" w:ascii="Courier New" w:hAnsi="Courier New"/>
+          <w:b/>
+          <w:bCs/>
+          <w:color w:val="000000"/>
+          <w:kern w:val="2"/>
+          <w:sz w:val="16"/>
+          <w:szCs w:val="16"/>
+          <w:lang w:val="es-MX" w:eastAsia="zh-CN" w:bidi="hi-IN"/>
+        </w:rPr>
+        <w:t xml:space="preserve">            </w:t>
+      </w:r>
+      <w:r>
+        <w:rPr>
+          <w:rFonts w:eastAsia="NSimSun" w:cs="Arial" w:ascii="Courier New" w:hAnsi="Courier New"/>
+          <w:b/>
+          <w:bCs/>
+          <w:color w:val="000000"/>
+          <w:kern w:val="2"/>
+          <w:sz w:val="16"/>
+          <w:szCs w:val="16"/>
+          <w:lang w:val="es-MX" w:eastAsia="zh-CN" w:bidi="hi-IN"/>
+        </w:rPr>
+        <w:t>"tokenRequestorId": "GWPAY0MC001"</w:t>
+      </w:r>
+    </w:p>
+    <w:p>
+      <w:pPr>
+        <w:pStyle w:val="BodyText"/>
+        <w:widowControl/>
+        <w:suppressAutoHyphens w:val="true"/>
+        <w:overflowPunct w:val="true"/>
+        <w:bidi w:val="0"/>
+        <w:spacing w:lineRule="exact" w:line="198" w:before="0" w:after="0"/>
+        <w:ind w:hanging="0" w:start="0" w:end="0"/>
+        <w:jc w:val="start"/>
+        <w:rPr>
+          <w:rFonts w:ascii="Courier New" w:hAnsi="Courier New" w:eastAsia="NSimSun" w:cs="Arial"/>
+          <w:b/>
+          <w:bCs/>
+          <w:color w:val="000000"/>
+          <w:kern w:val="2"/>
+          <w:sz w:val="16"/>
+          <w:szCs w:val="16"/>
+          <w:lang w:val="es-MX" w:eastAsia="zh-CN" w:bidi="hi-IN"/>
+        </w:rPr>
+      </w:pPr>
+      <w:r>
+        <w:rPr>
+          <w:rFonts w:eastAsia="NSimSun" w:cs="Arial" w:ascii="Courier New" w:hAnsi="Courier New"/>
+          <w:b/>
+          <w:bCs/>
+          <w:color w:val="000000"/>
+          <w:kern w:val="2"/>
+          <w:sz w:val="16"/>
+          <w:szCs w:val="16"/>
+          <w:lang w:val="es-MX" w:eastAsia="zh-CN" w:bidi="hi-IN"/>
+        </w:rPr>
+        <w:t xml:space="preserve">         </w:t>
+      </w:r>
+      <w:r>
+        <w:rPr>
+          <w:rFonts w:eastAsia="NSimSun" w:cs="Arial" w:ascii="Courier New" w:hAnsi="Courier New"/>
+          <w:b/>
+          <w:bCs/>
+          <w:color w:val="000000"/>
+          <w:kern w:val="2"/>
+          <w:sz w:val="16"/>
+          <w:szCs w:val="16"/>
+          <w:lang w:val="es-MX" w:eastAsia="zh-CN" w:bidi="hi-IN"/>
+        </w:rPr>
+        <w:t>},</w:t>
+      </w:r>
+    </w:p>
+    <w:p>
+      <w:pPr>
+        <w:pStyle w:val="BodyText"/>
+        <w:widowControl/>
+        <w:suppressAutoHyphens w:val="true"/>
+        <w:overflowPunct w:val="true"/>
+        <w:bidi w:val="0"/>
+        <w:spacing w:lineRule="exact" w:line="198" w:before="0" w:after="0"/>
+        <w:ind w:hanging="0" w:start="0" w:end="0"/>
+        <w:jc w:val="start"/>
+        <w:rPr>
+          <w:rFonts w:ascii="Courier New" w:hAnsi="Courier New" w:eastAsia="NSimSun" w:cs="Arial"/>
+          <w:b/>
+          <w:bCs/>
+          <w:color w:val="000000"/>
+          <w:kern w:val="2"/>
+          <w:sz w:val="16"/>
+          <w:szCs w:val="16"/>
+          <w:lang w:val="es-MX" w:eastAsia="zh-CN" w:bidi="hi-IN"/>
+        </w:rPr>
+      </w:pPr>
+      <w:r>
+        <w:rPr>
+          <w:rFonts w:eastAsia="NSimSun" w:cs="Arial" w:ascii="Courier New" w:hAnsi="Courier New"/>
+          <w:b/>
+          <w:bCs/>
+          <w:color w:val="000000"/>
+          <w:kern w:val="2"/>
+          <w:sz w:val="16"/>
+          <w:szCs w:val="16"/>
+          <w:lang w:val="es-MX" w:eastAsia="zh-CN" w:bidi="hi-IN"/>
+        </w:rPr>
+        <w:t xml:space="preserve">         </w:t>
+      </w:r>
+      <w:r>
+        <w:rPr>
+          <w:rFonts w:eastAsia="NSimSun" w:cs="Arial" w:ascii="Courier New" w:hAnsi="Courier New"/>
+          <w:b/>
+          <w:bCs/>
+          <w:color w:val="000000"/>
+          <w:kern w:val="2"/>
+          <w:sz w:val="16"/>
+          <w:szCs w:val="16"/>
+          <w:lang w:val="es-MX" w:eastAsia="zh-CN" w:bidi="hi-IN"/>
+        </w:rPr>
+        <w:t>"walletProvider": {</w:t>
+      </w:r>
+    </w:p>
+    <w:p>
+      <w:pPr>
+        <w:pStyle w:val="BodyText"/>
+        <w:widowControl/>
+        <w:suppressAutoHyphens w:val="true"/>
+        <w:overflowPunct w:val="true"/>
+        <w:bidi w:val="0"/>
+        <w:spacing w:lineRule="exact" w:line="198" w:before="0" w:after="0"/>
+        <w:ind w:hanging="0" w:start="0" w:end="0"/>
+        <w:jc w:val="start"/>
+        <w:rPr>
+          <w:rFonts w:ascii="Courier New" w:hAnsi="Courier New" w:eastAsia="NSimSun" w:cs="Arial"/>
+          <w:b/>
+          <w:bCs/>
+          <w:color w:val="000000"/>
+          <w:kern w:val="2"/>
+          <w:sz w:val="16"/>
+          <w:szCs w:val="16"/>
+          <w:lang w:val="es-MX" w:eastAsia="zh-CN" w:bidi="hi-IN"/>
+        </w:rPr>
+      </w:pPr>
+      <w:r>
+        <w:rPr>
+          <w:rFonts w:eastAsia="NSimSun" w:cs="Arial" w:ascii="Courier New" w:hAnsi="Courier New"/>
+          <w:b/>
+          <w:bCs/>
+          <w:color w:val="000000"/>
+          <w:kern w:val="2"/>
+          <w:sz w:val="16"/>
+          <w:szCs w:val="16"/>
+          <w:lang w:val="es-MX" w:eastAsia="zh-CN" w:bidi="hi-IN"/>
+        </w:rPr>
+        <w:t xml:space="preserve">            </w:t>
+      </w:r>
+      <w:r>
+        <w:rPr>
+          <w:rFonts w:eastAsia="NSimSun" w:cs="Arial" w:ascii="Courier New" w:hAnsi="Courier New"/>
+          <w:b/>
+          <w:bCs/>
+          <w:color w:val="000000"/>
+          <w:kern w:val="2"/>
+          <w:sz w:val="16"/>
+          <w:szCs w:val="16"/>
+          <w:lang w:val="es-MX" w:eastAsia="zh-CN" w:bidi="hi-IN"/>
+        </w:rPr>
+        <w:t>"walletId": "GPaySV-01",</w:t>
+      </w:r>
+    </w:p>
+    <w:p>
+      <w:pPr>
+        <w:pStyle w:val="BodyText"/>
+        <w:widowControl/>
+        <w:suppressAutoHyphens w:val="true"/>
+        <w:overflowPunct w:val="true"/>
+        <w:bidi w:val="0"/>
+        <w:spacing w:lineRule="exact" w:line="198" w:before="0" w:after="0"/>
+        <w:ind w:hanging="0" w:start="0" w:end="0"/>
+        <w:jc w:val="start"/>
+        <w:rPr>
+          <w:rFonts w:ascii="Courier New" w:hAnsi="Courier New" w:eastAsia="NSimSun" w:cs="Arial"/>
+          <w:b/>
+          <w:bCs/>
+          <w:color w:val="000000"/>
+          <w:kern w:val="2"/>
+          <w:sz w:val="16"/>
+          <w:szCs w:val="16"/>
+          <w:lang w:val="es-MX" w:eastAsia="zh-CN" w:bidi="hi-IN"/>
+        </w:rPr>
+      </w:pPr>
+      <w:r>
+        <w:rPr>
+          <w:rFonts w:eastAsia="NSimSun" w:cs="Arial" w:ascii="Courier New" w:hAnsi="Courier New"/>
+          <w:b/>
+          <w:bCs/>
+          <w:color w:val="000000"/>
+          <w:kern w:val="2"/>
+          <w:sz w:val="16"/>
+          <w:szCs w:val="16"/>
+          <w:lang w:val="es-MX" w:eastAsia="zh-CN" w:bidi="hi-IN"/>
+        </w:rPr>
+        <w:t xml:space="preserve">            </w:t>
+      </w:r>
+      <w:r>
+        <w:rPr>
+          <w:rFonts w:eastAsia="NSimSun" w:cs="Arial" w:ascii="Courier New" w:hAnsi="Courier New"/>
+          <w:b/>
+          <w:bCs/>
+          <w:color w:val="000000"/>
+          <w:kern w:val="2"/>
+          <w:sz w:val="16"/>
+          <w:szCs w:val="16"/>
+          <w:lang w:val="es-MX" w:eastAsia="zh-CN" w:bidi="hi-IN"/>
+        </w:rPr>
+        <w:t>"account": {</w:t>
+      </w:r>
+    </w:p>
+    <w:p>
+      <w:pPr>
+        <w:pStyle w:val="BodyText"/>
+        <w:widowControl/>
+        <w:suppressAutoHyphens w:val="true"/>
+        <w:overflowPunct w:val="true"/>
+        <w:bidi w:val="0"/>
+        <w:spacing w:lineRule="exact" w:line="198" w:before="0" w:after="0"/>
+        <w:ind w:hanging="0" w:start="0" w:end="0"/>
+        <w:jc w:val="start"/>
+        <w:rPr>
+          <w:rFonts w:ascii="Courier New" w:hAnsi="Courier New" w:eastAsia="NSimSun" w:cs="Arial"/>
+          <w:b/>
+          <w:bCs/>
+          <w:color w:val="000000"/>
+          <w:kern w:val="2"/>
+          <w:sz w:val="16"/>
+          <w:szCs w:val="16"/>
+          <w:lang w:val="es-MX" w:eastAsia="zh-CN" w:bidi="hi-IN"/>
+        </w:rPr>
+      </w:pPr>
+      <w:r>
+        <w:rPr>
+          <w:rFonts w:eastAsia="NSimSun" w:cs="Arial" w:ascii="Courier New" w:hAnsi="Courier New"/>
+          <w:b/>
+          <w:bCs/>
+          <w:color w:val="000000"/>
+          <w:kern w:val="2"/>
+          <w:sz w:val="16"/>
+          <w:szCs w:val="16"/>
+          <w:lang w:val="es-MX" w:eastAsia="zh-CN" w:bidi="hi-IN"/>
+        </w:rPr>
+        <w:t xml:space="preserve">               </w:t>
+      </w:r>
+      <w:r>
+        <w:rPr>
+          <w:rFonts w:eastAsia="NSimSun" w:cs="Arial" w:ascii="Courier New" w:hAnsi="Courier New"/>
+          <w:b/>
+          <w:bCs/>
+          <w:color w:val="000000"/>
+          <w:kern w:val="2"/>
+          <w:sz w:val="16"/>
+          <w:szCs w:val="16"/>
+          <w:lang w:val="es-MX" w:eastAsia="zh-CN" w:bidi="hi-IN"/>
+        </w:rPr>
+        <w:t>"accountId": "ba-cust-789012"</w:t>
+      </w:r>
+    </w:p>
+    <w:p>
+      <w:pPr>
+        <w:pStyle w:val="BodyText"/>
+        <w:widowControl/>
+        <w:suppressAutoHyphens w:val="true"/>
+        <w:overflowPunct w:val="true"/>
+        <w:bidi w:val="0"/>
+        <w:spacing w:lineRule="exact" w:line="198" w:before="0" w:after="0"/>
+        <w:ind w:hanging="0" w:start="0" w:end="0"/>
+        <w:jc w:val="start"/>
+        <w:rPr>
+          <w:rFonts w:ascii="Courier New" w:hAnsi="Courier New" w:eastAsia="NSimSun" w:cs="Arial"/>
+          <w:b/>
+          <w:bCs/>
+          <w:color w:val="000000"/>
+          <w:kern w:val="2"/>
+          <w:sz w:val="16"/>
+          <w:szCs w:val="16"/>
+          <w:lang w:val="es-MX" w:eastAsia="zh-CN" w:bidi="hi-IN"/>
+        </w:rPr>
+      </w:pPr>
+      <w:r>
+        <w:rPr>
+          <w:rFonts w:eastAsia="NSimSun" w:cs="Arial" w:ascii="Courier New" w:hAnsi="Courier New"/>
+          <w:b/>
+          <w:bCs/>
+          <w:color w:val="000000"/>
+          <w:kern w:val="2"/>
+          <w:sz w:val="16"/>
+          <w:szCs w:val="16"/>
+          <w:lang w:val="es-MX" w:eastAsia="zh-CN" w:bidi="hi-IN"/>
+        </w:rPr>
+        <w:t xml:space="preserve">            </w:t>
+      </w:r>
+      <w:r>
+        <w:rPr>
+          <w:rFonts w:eastAsia="NSimSun" w:cs="Arial" w:ascii="Courier New" w:hAnsi="Courier New"/>
+          <w:b/>
+          <w:bCs/>
+          <w:color w:val="000000"/>
+          <w:kern w:val="2"/>
+          <w:sz w:val="16"/>
+          <w:szCs w:val="16"/>
+          <w:lang w:val="es-MX" w:eastAsia="zh-CN" w:bidi="hi-IN"/>
+        </w:rPr>
+        <w:t>}</w:t>
+      </w:r>
+    </w:p>
+    <w:p>
+      <w:pPr>
+        <w:pStyle w:val="BodyText"/>
+        <w:widowControl/>
+        <w:suppressAutoHyphens w:val="true"/>
+        <w:overflowPunct w:val="true"/>
+        <w:bidi w:val="0"/>
+        <w:spacing w:lineRule="exact" w:line="198" w:before="0" w:after="0"/>
+        <w:ind w:hanging="0" w:start="0" w:end="0"/>
+        <w:jc w:val="start"/>
+        <w:rPr>
+          <w:rFonts w:ascii="Courier New" w:hAnsi="Courier New" w:eastAsia="NSimSun" w:cs="Arial"/>
+          <w:b/>
+          <w:bCs/>
+          <w:color w:val="000000"/>
+          <w:kern w:val="2"/>
+          <w:sz w:val="16"/>
+          <w:szCs w:val="16"/>
+          <w:lang w:val="es-MX" w:eastAsia="zh-CN" w:bidi="hi-IN"/>
+        </w:rPr>
+      </w:pPr>
+      <w:r>
+        <w:rPr>
+          <w:rFonts w:eastAsia="NSimSun" w:cs="Arial" w:ascii="Courier New" w:hAnsi="Courier New"/>
+          <w:b/>
+          <w:bCs/>
+          <w:color w:val="000000"/>
+          <w:kern w:val="2"/>
+          <w:sz w:val="16"/>
+          <w:szCs w:val="16"/>
+          <w:lang w:val="es-MX" w:eastAsia="zh-CN" w:bidi="hi-IN"/>
+        </w:rPr>
+        <w:t xml:space="preserve">         </w:t>
+      </w:r>
+      <w:r>
+        <w:rPr>
+          <w:rFonts w:eastAsia="NSimSun" w:cs="Arial" w:ascii="Courier New" w:hAnsi="Courier New"/>
+          <w:b/>
+          <w:bCs/>
+          <w:color w:val="000000"/>
+          <w:kern w:val="2"/>
+          <w:sz w:val="16"/>
+          <w:szCs w:val="16"/>
+          <w:lang w:val="es-MX" w:eastAsia="zh-CN" w:bidi="hi-IN"/>
+        </w:rPr>
+        <w:t>},</w:t>
+      </w:r>
+    </w:p>
+    <w:p>
+      <w:pPr>
+        <w:pStyle w:val="BodyText"/>
+        <w:widowControl/>
+        <w:suppressAutoHyphens w:val="true"/>
+        <w:overflowPunct w:val="true"/>
+        <w:bidi w:val="0"/>
+        <w:spacing w:lineRule="exact" w:line="198" w:before="0" w:after="0"/>
+        <w:ind w:hanging="0" w:start="0" w:end="0"/>
+        <w:jc w:val="start"/>
+        <w:rPr>
+          <w:rFonts w:ascii="Courier New" w:hAnsi="Courier New" w:eastAsia="NSimSun" w:cs="Arial"/>
+          <w:b/>
+          <w:bCs/>
+          <w:color w:val="000000"/>
+          <w:kern w:val="2"/>
+          <w:sz w:val="16"/>
+          <w:szCs w:val="16"/>
+          <w:lang w:val="es-MX" w:eastAsia="zh-CN" w:bidi="hi-IN"/>
+        </w:rPr>
+      </w:pPr>
+      <w:r>
+        <w:rPr>
+          <w:rFonts w:eastAsia="NSimSun" w:cs="Arial" w:ascii="Courier New" w:hAnsi="Courier New"/>
+          <w:b/>
+          <w:bCs/>
+          <w:color w:val="000000"/>
+          <w:kern w:val="2"/>
+          <w:sz w:val="16"/>
+          <w:szCs w:val="16"/>
+          <w:lang w:val="es-MX" w:eastAsia="zh-CN" w:bidi="hi-IN"/>
+        </w:rPr>
+        <w:t xml:space="preserve">         </w:t>
+      </w:r>
+      <w:r>
+        <w:rPr>
+          <w:rFonts w:eastAsia="NSimSun" w:cs="Arial" w:ascii="Courier New" w:hAnsi="Courier New"/>
+          <w:b/>
+          <w:bCs/>
+          <w:color w:val="000000"/>
+          <w:kern w:val="2"/>
+          <w:sz w:val="16"/>
+          <w:szCs w:val="16"/>
+          <w:lang w:val="es-MX" w:eastAsia="zh-CN" w:bidi="hi-IN"/>
+        </w:rPr>
+        <w:t>"activeTokenCount": "1",</w:t>
+      </w:r>
+    </w:p>
+    <w:p>
+      <w:pPr>
+        <w:pStyle w:val="BodyText"/>
+        <w:widowControl/>
+        <w:suppressAutoHyphens w:val="true"/>
+        <w:overflowPunct w:val="true"/>
+        <w:bidi w:val="0"/>
+        <w:spacing w:lineRule="exact" w:line="198" w:before="0" w:after="0"/>
+        <w:ind w:hanging="0" w:start="0" w:end="0"/>
+        <w:jc w:val="start"/>
+        <w:rPr>
+          <w:rFonts w:ascii="Courier New" w:hAnsi="Courier New" w:eastAsia="NSimSun" w:cs="Arial"/>
+          <w:b/>
+          <w:bCs/>
+          <w:color w:val="000000"/>
+          <w:kern w:val="2"/>
+          <w:sz w:val="16"/>
+          <w:szCs w:val="16"/>
+          <w:lang w:val="es-MX" w:eastAsia="zh-CN" w:bidi="hi-IN"/>
+        </w:rPr>
+      </w:pPr>
+      <w:r>
+        <w:rPr>
+          <w:rFonts w:eastAsia="NSimSun" w:cs="Arial" w:ascii="Courier New" w:hAnsi="Courier New"/>
+          <w:b/>
+          <w:bCs/>
+          <w:color w:val="000000"/>
+          <w:kern w:val="2"/>
+          <w:sz w:val="16"/>
+          <w:szCs w:val="16"/>
+          <w:lang w:val="es-MX" w:eastAsia="zh-CN" w:bidi="hi-IN"/>
+        </w:rPr>
+        <w:t xml:space="preserve">         “</w:t>
+      </w:r>
+      <w:r>
+        <w:rPr>
+          <w:rFonts w:eastAsia="NSimSun" w:cs="Arial" w:ascii="Courier New" w:hAnsi="Courier New"/>
+          <w:b/>
+          <w:bCs/>
+          <w:color w:val="000000"/>
+          <w:kern w:val="2"/>
+          <w:sz w:val="16"/>
+          <w:szCs w:val="16"/>
+          <w:lang w:val="es-MX" w:eastAsia="zh-CN" w:bidi="hi-IN"/>
+        </w:rPr>
+        <w:t>dataValidDateTime": "2025-10-17T14:05:54.666Z"</w:t>
+      </w:r>
+    </w:p>
+    <w:p>
+      <w:pPr>
+        <w:pStyle w:val="BodyText"/>
+        <w:widowControl/>
+        <w:suppressAutoHyphens w:val="true"/>
+        <w:overflowPunct w:val="true"/>
+        <w:bidi w:val="0"/>
+        <w:spacing w:lineRule="exact" w:line="198" w:before="0" w:after="0"/>
+        <w:ind w:hanging="0" w:start="0" w:end="0"/>
+        <w:jc w:val="start"/>
+        <w:rPr>
+          <w:rFonts w:ascii="Courier New" w:hAnsi="Courier New" w:eastAsia="NSimSun" w:cs="Arial"/>
+          <w:b/>
+          <w:bCs/>
+          <w:color w:val="000000"/>
+          <w:kern w:val="2"/>
+          <w:sz w:val="16"/>
+          <w:szCs w:val="16"/>
+          <w:lang w:val="es-MX" w:eastAsia="zh-CN" w:bidi="hi-IN"/>
+        </w:rPr>
+      </w:pPr>
+      <w:r>
+        <w:rPr>
+          <w:rFonts w:eastAsia="NSimSun" w:cs="Arial" w:ascii="Courier New" w:hAnsi="Courier New"/>
+          <w:b/>
+          <w:bCs/>
+          <w:color w:val="000000"/>
+          <w:kern w:val="2"/>
+          <w:sz w:val="16"/>
+          <w:szCs w:val="16"/>
+          <w:lang w:val="es-MX" w:eastAsia="zh-CN" w:bidi="hi-IN"/>
+        </w:rPr>
+        <w:t xml:space="preserve">      </w:t>
+      </w:r>
+      <w:r>
+        <w:rPr>
+          <w:rFonts w:eastAsia="NSimSun" w:cs="Arial" w:ascii="Courier New" w:hAnsi="Courier New"/>
+          <w:b/>
+          <w:bCs/>
+          <w:color w:val="000000"/>
+          <w:kern w:val="2"/>
+          <w:sz w:val="16"/>
+          <w:szCs w:val="16"/>
+          <w:lang w:val="es-MX" w:eastAsia="zh-CN" w:bidi="hi-IN"/>
+        </w:rPr>
+        <w:t>}</w:t>
+      </w:r>
+    </w:p>
+    <w:p>
+      <w:pPr>
+        <w:pStyle w:val="BodyText"/>
+        <w:widowControl/>
+        <w:suppressAutoHyphens w:val="true"/>
+        <w:overflowPunct w:val="true"/>
+        <w:bidi w:val="0"/>
+        <w:spacing w:lineRule="exact" w:line="198" w:before="0" w:after="0"/>
+        <w:ind w:hanging="0" w:start="0" w:end="0"/>
+        <w:jc w:val="start"/>
+        <w:rPr>
+          <w:rFonts w:ascii="Courier New" w:hAnsi="Courier New" w:eastAsia="NSimSun" w:cs="Arial"/>
+          <w:b/>
+          <w:bCs/>
+          <w:color w:val="000000"/>
+          <w:kern w:val="2"/>
+          <w:sz w:val="16"/>
+          <w:szCs w:val="16"/>
+          <w:lang w:val="es-MX" w:eastAsia="zh-CN" w:bidi="hi-IN"/>
+        </w:rPr>
+      </w:pPr>
+      <w:r>
+        <w:rPr>
+          <w:rFonts w:eastAsia="NSimSun" w:cs="Arial" w:ascii="Courier New" w:hAnsi="Courier New"/>
+          <w:b/>
+          <w:bCs/>
+          <w:color w:val="000000"/>
+          <w:kern w:val="2"/>
+          <w:sz w:val="16"/>
+          <w:szCs w:val="16"/>
+          <w:lang w:val="es-MX" w:eastAsia="zh-CN" w:bidi="hi-IN"/>
+        </w:rPr>
+        <w:t xml:space="preserve">   </w:t>
+      </w:r>
+      <w:r>
+        <w:rPr>
+          <w:rFonts w:eastAsia="NSimSun" w:cs="Arial" w:ascii="Courier New" w:hAnsi="Courier New"/>
+          <w:b/>
+          <w:bCs/>
+          <w:color w:val="000000"/>
+          <w:kern w:val="2"/>
+          <w:sz w:val="16"/>
+          <w:szCs w:val="16"/>
+          <w:lang w:val="es-MX" w:eastAsia="zh-CN" w:bidi="hi-IN"/>
+        </w:rPr>
+        <w:t>}</w:t>
+      </w:r>
+    </w:p>
+    <w:p>
+      <w:pPr>
+        <w:pStyle w:val="BodyText"/>
+        <w:widowControl/>
+        <w:suppressAutoHyphens w:val="true"/>
+        <w:overflowPunct w:val="true"/>
+        <w:bidi w:val="0"/>
+        <w:spacing w:lineRule="exact" w:line="198" w:before="0" w:after="0"/>
+        <w:ind w:hanging="0" w:start="0" w:end="0"/>
+        <w:jc w:val="start"/>
+        <w:rPr>
+          <w:rFonts w:ascii="Courier New" w:hAnsi="Courier New" w:eastAsia="NSimSun" w:cs="Arial"/>
+          <w:b/>
+          <w:bCs/>
+          <w:color w:val="000000"/>
+          <w:kern w:val="2"/>
+          <w:sz w:val="16"/>
+          <w:szCs w:val="16"/>
+          <w:lang w:val="es-MX" w:eastAsia="zh-CN" w:bidi="hi-IN"/>
+        </w:rPr>
+      </w:pPr>
+      <w:r>
+        <w:rPr>
+          <w:rFonts w:eastAsia="NSimSun" w:cs="Arial" w:ascii="Courier New" w:hAnsi="Courier New"/>
+          <w:b/>
+          <w:bCs/>
+          <w:color w:val="000000"/>
+          <w:kern w:val="2"/>
+          <w:sz w:val="16"/>
+          <w:szCs w:val="16"/>
+          <w:lang w:val="es-MX" w:eastAsia="zh-CN" w:bidi="hi-IN"/>
+        </w:rPr>
+        <w:t>}</w:t>
+      </w:r>
+    </w:p>
+    <w:p>
+      <w:pPr>
+        <w:pStyle w:val="BodyText"/>
+        <w:widowControl/>
+        <w:suppressAutoHyphens w:val="true"/>
+        <w:overflowPunct w:val="true"/>
+        <w:bidi w:val="0"/>
+        <w:spacing w:lineRule="exact" w:line="198" w:before="0" w:after="0"/>
+        <w:ind w:hanging="0" w:start="0" w:end="0"/>
+        <w:jc w:val="start"/>
+        <w:rPr>
+          <w:rStyle w:val="Strong"/>
+          <w:rFonts w:ascii="Courier New" w:hAnsi="Courier New" w:eastAsia="NSimSun" w:cs="Arial"/>
+          <w:b/>
+          <w:bCs/>
+          <w:color w:val="000000"/>
+          <w:kern w:val="2"/>
+          <w:sz w:val="16"/>
+          <w:szCs w:val="16"/>
+          <w:lang w:val="es-MX" w:eastAsia="zh-CN" w:bidi="hi-IN"/>
+        </w:rPr>
+      </w:pPr>
+      <w:r>
         <w:rPr/>
-      </w:pPr>
-      <w:r>
-        <w:rPr>
-          <w:rStyle w:val="Strong"/>
-          <w:rFonts w:ascii="Calibri" w:hAnsi="Calibri"/>
-          <w:b w:val="false"/>
-          <w:bCs w:val="false"/>
-          <w:color w:val="000000"/>
-          <w:sz w:val="20"/>
-          <w:szCs w:val="20"/>
-          <w:shd w:fill="FFFFFE" w:val="clear"/>
-        </w:rPr>
-        <w:t>Si durante el consumo fiserv el servicio del proveedor detecta alguna inconsistencia con la data enviada, este deberá retornar un código solo dentro de las etiquetas errorCode() o erros().</w:t>
       </w:r>
     </w:p>
     <w:p>
@@ -1470,161 +4348,6 @@
     <w:p>
       <w:pPr>
         <w:pStyle w:val="Normal"/>
-        <w:tabs>
-          <w:tab w:val="clear" w:pos="709"/>
-          <w:tab w:val="left" w:pos="0" w:leader="none"/>
-        </w:tabs>
-        <w:jc w:val="both"/>
-        <w:rPr>
-          <w:rStyle w:val="Strong"/>
-          <w:rFonts w:ascii="Calibri" w:hAnsi="Calibri"/>
-          <w:b w:val="false"/>
-          <w:bCs w:val="false"/>
-          <w:color w:val="000000"/>
-          <w:sz w:val="20"/>
-          <w:szCs w:val="20"/>
-          <w:shd w:fill="FFFFFE" w:val="clear"/>
-        </w:rPr>
-      </w:pPr>
-      <w:r>
-        <w:rPr>
-          <w:rFonts w:ascii="Calibri" w:hAnsi="Calibri"/>
-          <w:b w:val="false"/>
-          <w:bCs w:val="false"/>
-          <w:color w:val="000000"/>
-          <w:sz w:val="20"/>
-          <w:szCs w:val="20"/>
-          <w:shd w:fill="FFFFFE" w:val="clear"/>
-        </w:rPr>
-      </w:r>
-    </w:p>
-    <w:p>
-      <w:pPr>
-        <w:pStyle w:val="Normal"/>
-        <w:tabs>
-          <w:tab w:val="clear" w:pos="709"/>
-          <w:tab w:val="left" w:pos="0" w:leader="none"/>
-        </w:tabs>
-        <w:jc w:val="both"/>
-        <w:rPr>
-          <w:rStyle w:val="Strong"/>
-          <w:rFonts w:ascii="Calibri" w:hAnsi="Calibri"/>
-          <w:b w:val="false"/>
-          <w:bCs w:val="false"/>
-          <w:color w:val="000000"/>
-          <w:sz w:val="20"/>
-          <w:szCs w:val="20"/>
-          <w:shd w:fill="FFFFFE" w:val="clear"/>
-        </w:rPr>
-      </w:pPr>
-      <w:r>
-        <w:rPr>
-          <w:rFonts w:ascii="Calibri" w:hAnsi="Calibri"/>
-          <w:b w:val="false"/>
-          <w:bCs w:val="false"/>
-          <w:color w:val="000000"/>
-          <w:sz w:val="20"/>
-          <w:szCs w:val="20"/>
-          <w:shd w:fill="FFFFFE" w:val="clear"/>
-        </w:rPr>
-      </w:r>
-    </w:p>
-    <w:p>
-      <w:pPr>
-        <w:pStyle w:val="Normal"/>
-        <w:tabs>
-          <w:tab w:val="clear" w:pos="709"/>
-          <w:tab w:val="left" w:pos="0" w:leader="none"/>
-        </w:tabs>
-        <w:jc w:val="both"/>
-        <w:rPr>
-          <w:rStyle w:val="Strong"/>
-          <w:rFonts w:ascii="Calibri" w:hAnsi="Calibri"/>
-          <w:b w:val="false"/>
-          <w:bCs w:val="false"/>
-          <w:color w:val="000000"/>
-          <w:sz w:val="20"/>
-          <w:szCs w:val="20"/>
-          <w:shd w:fill="FFFFFE" w:val="clear"/>
-        </w:rPr>
-      </w:pPr>
-      <w:r>
-        <w:rPr>
-          <w:rFonts w:ascii="Calibri" w:hAnsi="Calibri"/>
-          <w:b w:val="false"/>
-          <w:bCs w:val="false"/>
-          <w:color w:val="000000"/>
-          <w:sz w:val="20"/>
-          <w:szCs w:val="20"/>
-          <w:shd w:fill="FFFFFE" w:val="clear"/>
-        </w:rPr>
-      </w:r>
-    </w:p>
-    <w:p>
-      <w:pPr>
-        <w:pStyle w:val="Normal"/>
-        <w:tabs>
-          <w:tab w:val="clear" w:pos="709"/>
-          <w:tab w:val="left" w:pos="0" w:leader="none"/>
-        </w:tabs>
-        <w:jc w:val="both"/>
-        <w:rPr>
-          <w:rStyle w:val="Strong"/>
-          <w:rFonts w:ascii="Calibri" w:hAnsi="Calibri"/>
-          <w:b w:val="false"/>
-          <w:bCs w:val="false"/>
-          <w:color w:val="000000"/>
-          <w:sz w:val="20"/>
-          <w:szCs w:val="20"/>
-          <w:shd w:fill="FFFFFE" w:val="clear"/>
-        </w:rPr>
-      </w:pPr>
-      <w:r>
-        <w:rPr>
-          <w:rFonts w:ascii="Calibri" w:hAnsi="Calibri"/>
-          <w:b w:val="false"/>
-          <w:bCs w:val="false"/>
-          <w:color w:val="000000"/>
-          <w:sz w:val="20"/>
-          <w:szCs w:val="20"/>
-          <w:shd w:fill="FFFFFE" w:val="clear"/>
-        </w:rPr>
-      </w:r>
-    </w:p>
-    <w:p>
-      <w:pPr>
-        <w:pStyle w:val="Normal"/>
-        <w:tabs>
-          <w:tab w:val="clear" w:pos="709"/>
-          <w:tab w:val="left" w:pos="0" w:leader="none"/>
-        </w:tabs>
-        <w:jc w:val="both"/>
-        <w:rPr>
-          <w:rStyle w:val="Strong"/>
-          <w:rFonts w:ascii="Calibri" w:hAnsi="Calibri"/>
-          <w:b w:val="false"/>
-          <w:bCs w:val="false"/>
-          <w:color w:val="000000"/>
-          <w:sz w:val="20"/>
-          <w:szCs w:val="20"/>
-          <w:shd w:fill="FFFFFE" w:val="clear"/>
-        </w:rPr>
-      </w:pPr>
-      <w:r>
-        <w:rPr>
-          <w:rFonts w:ascii="Calibri" w:hAnsi="Calibri"/>
-          <w:b w:val="false"/>
-          <w:bCs w:val="false"/>
-          <w:color w:val="000000"/>
-          <w:sz w:val="20"/>
-          <w:szCs w:val="20"/>
-          <w:shd w:fill="FFFFFE" w:val="clear"/>
-        </w:rPr>
-      </w:r>
-    </w:p>
-    <w:p>
-      <w:pPr>
-        <w:pStyle w:val="Normal"/>
         <w:ind w:hanging="0" w:start="0" w:end="0"/>
         <w:jc w:val="center"/>
         <w:rPr/>
@@ -1639,299 +4362,7 @@
           <w:sz w:val="26"/>
           <w:szCs w:val="26"/>
         </w:rPr>
-        <w:t>EN RESUMEN</w:t>
-      </w:r>
-      <w:r>
-        <w:rPr>
-          <w:rStyle w:val="Strong"/>
-          <w:rFonts w:ascii="Calibri" w:hAnsi="Calibri"/>
-          <w:b/>
-          <w:bCs/>
-          <w:color w:val="3465A4"/>
-          <w:sz w:val="26"/>
-          <w:szCs w:val="26"/>
-        </w:rPr>
-        <w:t>:</w:t>
-      </w:r>
-    </w:p>
-    <w:p>
-      <w:pPr>
-        <w:pStyle w:val="Normal"/>
-        <w:tabs>
-          <w:tab w:val="clear" w:pos="709"/>
-          <w:tab w:val="left" w:pos="0" w:leader="none"/>
-        </w:tabs>
-        <w:jc w:val="both"/>
-        <w:rPr>
-          <w:rStyle w:val="Strong"/>
-          <w:rFonts w:ascii="Calibri" w:hAnsi="Calibri"/>
-          <w:b w:val="false"/>
-          <w:bCs w:val="false"/>
-          <w:color w:val="000000"/>
-          <w:sz w:val="20"/>
-          <w:szCs w:val="20"/>
-          <w:shd w:fill="FFFFFE" w:val="clear"/>
-        </w:rPr>
-      </w:pPr>
-      <w:r>
-        <w:rPr>
-          <w:rFonts w:ascii="Calibri" w:hAnsi="Calibri"/>
-          <w:b w:val="false"/>
-          <w:bCs w:val="false"/>
-          <w:color w:val="000000"/>
-          <w:sz w:val="20"/>
-          <w:szCs w:val="20"/>
-          <w:shd w:fill="FFFFFE" w:val="clear"/>
-        </w:rPr>
-      </w:r>
-    </w:p>
-    <w:p>
-      <w:pPr>
-        <w:pStyle w:val="Normal"/>
-        <w:numPr>
-          <w:ilvl w:val="0"/>
-          <w:numId w:val="1"/>
-        </w:numPr>
-        <w:tabs>
-          <w:tab w:val="clear" w:pos="709"/>
-          <w:tab w:val="left" w:pos="0" w:leader="none"/>
-        </w:tabs>
-        <w:ind w:hanging="283" w:start="709" w:end="0"/>
-        <w:jc w:val="both"/>
-        <w:rPr>
-          <w:i w:val="false"/>
-          <w:i w:val="false"/>
-          <w:iCs w:val="false"/>
-          <w:u w:val="none"/>
-        </w:rPr>
-      </w:pPr>
-      <w:r>
-        <w:rPr>
-          <w:rFonts w:ascii="Calibri" w:hAnsi="Calibri"/>
-          <w:b/>
-          <w:bCs/>
-          <w:i w:val="false"/>
-          <w:iCs w:val="false"/>
-          <w:color w:val="0066CC"/>
-          <w:sz w:val="22"/>
-          <w:szCs w:val="22"/>
-          <w:u w:val="none"/>
-          <w:shd w:fill="FFFFFE" w:val="clear"/>
-        </w:rPr>
-        <w:t>Para el proceso de peticiones para VISA hacia fiserv se seguirá usando tanto el request proveniente de HST como la url actual:</w:t>
-      </w:r>
-    </w:p>
-    <w:p>
-      <w:pPr>
-        <w:pStyle w:val="Normal"/>
-        <w:bidi w:val="0"/>
-        <w:ind w:hanging="0" w:start="709" w:end="0"/>
-        <w:jc w:val="start"/>
-        <w:rPr/>
-      </w:pPr>
-      <w:r>
-        <w:rPr>
-          <w:rStyle w:val="Hyperlink"/>
-          <w:rFonts w:ascii="Calibri" w:hAnsi="Calibri"/>
-          <w:b/>
-          <w:bCs/>
-          <w:color w:val="000000"/>
-          <w:sz w:val="20"/>
-          <w:szCs w:val="20"/>
-          <w:shd w:fill="FFFFFE" w:val="clear"/>
-        </w:rPr>
-        <w:t>https://cert.latam.api.fiservapps.com/firstvision/vts/vtis/v1/checkEligibility</w:t>
-      </w:r>
-    </w:p>
-    <w:p>
-      <w:pPr>
-        <w:pStyle w:val="Normal"/>
-        <w:bidi w:val="0"/>
-        <w:ind w:hanging="0" w:start="709" w:end="0"/>
-        <w:jc w:val="start"/>
-        <w:rPr>
-          <w:rStyle w:val="Strong"/>
-          <w:rFonts w:ascii="Calibri" w:hAnsi="Calibri"/>
-          <w:b/>
-          <w:bCs/>
-          <w:color w:val="000000"/>
-          <w:sz w:val="20"/>
-          <w:szCs w:val="20"/>
-          <w:shd w:fill="FFFFFE" w:val="clear"/>
-        </w:rPr>
-      </w:pPr>
-      <w:r>
-        <w:rPr>
-          <w:rFonts w:ascii="Calibri" w:hAnsi="Calibri"/>
-          <w:b/>
-          <w:bCs/>
-          <w:color w:val="000000"/>
-          <w:sz w:val="20"/>
-          <w:szCs w:val="20"/>
-          <w:shd w:fill="FFFFFE" w:val="clear"/>
-        </w:rPr>
-      </w:r>
-    </w:p>
-    <w:p>
-      <w:pPr>
-        <w:pStyle w:val="Normal"/>
-        <w:numPr>
-          <w:ilvl w:val="0"/>
-          <w:numId w:val="1"/>
-        </w:numPr>
-        <w:tabs>
-          <w:tab w:val="clear" w:pos="709"/>
-          <w:tab w:val="left" w:pos="0" w:leader="none"/>
-        </w:tabs>
-        <w:ind w:hanging="283" w:start="709" w:end="0"/>
-        <w:jc w:val="both"/>
-        <w:rPr>
-          <w:i w:val="false"/>
-          <w:i w:val="false"/>
-          <w:iCs w:val="false"/>
-          <w:u w:val="none"/>
-        </w:rPr>
-      </w:pPr>
-      <w:r>
-        <w:rPr>
-          <w:rStyle w:val="Strong"/>
-          <w:rFonts w:ascii="Calibri" w:hAnsi="Calibri"/>
-          <w:b/>
-          <w:bCs/>
-          <w:i w:val="false"/>
-          <w:iCs w:val="false"/>
-          <w:color w:val="0066CC"/>
-          <w:sz w:val="22"/>
-          <w:szCs w:val="22"/>
-          <w:u w:val="none"/>
-          <w:shd w:fill="FFFFFE" w:val="clear"/>
-        </w:rPr>
-        <w:t xml:space="preserve">En cuanto a las peticiones que se manden a MASTERCARD, el resquet que manda actualmente HST no será funcional en su totalidad, ya que el request requerido para el consumo de la nueva url de fiserv:  </w:t>
-      </w:r>
-    </w:p>
-    <w:p>
-      <w:pPr>
-        <w:pStyle w:val="Normal"/>
-        <w:ind w:hanging="0" w:start="709" w:end="0"/>
-        <w:rPr/>
-      </w:pPr>
-      <w:r>
-        <w:rPr>
-          <w:rStyle w:val="Hyperlink"/>
-          <w:rFonts w:ascii="Calibri" w:hAnsi="Calibri"/>
-          <w:b/>
-          <w:bCs/>
-          <w:color w:val="000000"/>
-          <w:sz w:val="20"/>
-          <w:szCs w:val="20"/>
-          <w:shd w:fill="FFFFFE" w:val="clear"/>
-        </w:rPr>
-        <w:t>https://connect-cert.fiservapps.com/fv-gfs-apis-tsp-mc-ca/v1/card-tokenization/eligibility/evaluate</w:t>
-      </w:r>
-    </w:p>
-    <w:p>
-      <w:pPr>
-        <w:pStyle w:val="Normal"/>
-        <w:tabs>
-          <w:tab w:val="clear" w:pos="709"/>
-          <w:tab w:val="left" w:pos="0" w:leader="none"/>
-        </w:tabs>
-        <w:ind w:hanging="0" w:start="709" w:end="0"/>
-        <w:jc w:val="both"/>
-        <w:rPr>
-          <w:i w:val="false"/>
-          <w:i w:val="false"/>
-          <w:iCs w:val="false"/>
-          <w:u w:val="none"/>
-        </w:rPr>
-      </w:pPr>
-      <w:r>
-        <w:rPr>
-          <w:rStyle w:val="Strong"/>
-          <w:rFonts w:ascii="Calibri" w:hAnsi="Calibri"/>
-          <w:b/>
-          <w:bCs/>
-          <w:i w:val="false"/>
-          <w:iCs w:val="false"/>
-          <w:color w:val="0066CC"/>
-          <w:sz w:val="22"/>
-          <w:szCs w:val="22"/>
-          <w:u w:val="none"/>
-          <w:shd w:fill="FFFFFE" w:val="clear"/>
-        </w:rPr>
-        <w:t>requiere mayor información y conocer como se realizará el mapeo de los siguientes campos:</w:t>
-      </w:r>
-    </w:p>
-    <w:p>
-      <w:pPr>
-        <w:pStyle w:val="Normal"/>
-        <w:tabs>
-          <w:tab w:val="clear" w:pos="709"/>
-          <w:tab w:val="left" w:pos="0" w:leader="none"/>
-        </w:tabs>
-        <w:ind w:hanging="0" w:start="709" w:end="0"/>
-        <w:jc w:val="both"/>
-        <w:rPr>
-          <w:i w:val="false"/>
-          <w:i w:val="false"/>
-          <w:iCs w:val="false"/>
-          <w:u w:val="none"/>
-        </w:rPr>
-      </w:pPr>
-      <w:r>
-        <w:rPr>
-          <w:i w:val="false"/>
-          <w:iCs w:val="false"/>
-          <w:u w:val="none"/>
-        </w:rPr>
-      </w:r>
-    </w:p>
-    <w:p>
-      <w:pPr>
-        <w:pStyle w:val="Normal"/>
-        <w:tabs>
-          <w:tab w:val="clear" w:pos="709"/>
-          <w:tab w:val="left" w:pos="0" w:leader="none"/>
-        </w:tabs>
-        <w:ind w:hanging="0" w:start="709" w:end="0"/>
-        <w:jc w:val="both"/>
-        <w:rPr>
-          <w:i w:val="false"/>
-          <w:i w:val="false"/>
-          <w:iCs w:val="false"/>
-          <w:u w:val="none"/>
-        </w:rPr>
-      </w:pPr>
-      <w:r>
-        <w:rPr>
-          <w:i w:val="false"/>
-          <w:iCs w:val="false"/>
-          <w:u w:val="none"/>
-        </w:rPr>
-      </w:r>
-    </w:p>
-    <w:p>
-      <w:pPr>
-        <w:pStyle w:val="Normal"/>
-        <w:tabs>
-          <w:tab w:val="clear" w:pos="709"/>
-          <w:tab w:val="left" w:pos="0" w:leader="none"/>
-        </w:tabs>
-        <w:ind w:hanging="0" w:start="709" w:end="0"/>
-        <w:jc w:val="both"/>
-        <w:rPr>
-          <w:i w:val="false"/>
-          <w:i w:val="false"/>
-          <w:iCs w:val="false"/>
-          <w:u w:val="none"/>
-        </w:rPr>
-      </w:pPr>
-      <w:r>
-        <w:rPr>
-          <w:i w:val="false"/>
-          <w:iCs w:val="false"/>
-          <w:u w:val="none"/>
-        </w:rPr>
+        <w:t>Se adiciona tabla con los campos adicionales que contiene el request para MasterCard así como dudas dentro de las observaciones de los mismos:</w:t>
       </w:r>
     </w:p>
     <w:p>
@@ -3335,8 +5766,8 @@
         </w:tblCellMar>
       </w:tblPr>
       <w:tblGrid>
-        <w:gridCol w:w="2489"/>
-        <w:gridCol w:w="3120"/>
+        <w:gridCol w:w="2488"/>
+        <w:gridCol w:w="3121"/>
         <w:gridCol w:w="2717"/>
         <w:gridCol w:w="1645"/>
       </w:tblGrid>
@@ -3344,7 +5775,7 @@
         <w:trPr/>
         <w:tc>
           <w:tcPr>
-            <w:tcW w:w="2489" w:type="dxa"/>
+            <w:tcW w:w="2488" w:type="dxa"/>
             <w:tcBorders>
               <w:top w:val="single" w:sz="4" w:space="0" w:color="000000"/>
               <w:start w:val="single" w:sz="4" w:space="0" w:color="000000"/>
@@ -3381,7 +5812,7 @@
         </w:tc>
         <w:tc>
           <w:tcPr>
-            <w:tcW w:w="3120" w:type="dxa"/>
+            <w:tcW w:w="3121" w:type="dxa"/>
             <w:tcBorders>
               <w:top w:val="single" w:sz="4" w:space="0" w:color="000000"/>
               <w:start w:val="single" w:sz="4" w:space="0" w:color="000000"/>
@@ -3496,7 +5927,7 @@
         <w:trPr/>
         <w:tc>
           <w:tcPr>
-            <w:tcW w:w="2489" w:type="dxa"/>
+            <w:tcW w:w="2488" w:type="dxa"/>
             <w:tcBorders>
               <w:start w:val="single" w:sz="4" w:space="0" w:color="000000"/>
               <w:bottom w:val="single" w:sz="4" w:space="0" w:color="000000"/>
@@ -3539,7 +5970,7 @@
         </w:tc>
         <w:tc>
           <w:tcPr>
-            <w:tcW w:w="3120" w:type="dxa"/>
+            <w:tcW w:w="3121" w:type="dxa"/>
             <w:tcBorders>
               <w:start w:val="single" w:sz="4" w:space="0" w:color="000000"/>
               <w:bottom w:val="single" w:sz="4" w:space="0" w:color="000000"/>
@@ -3671,7 +6102,7 @@
         <w:trPr/>
         <w:tc>
           <w:tcPr>
-            <w:tcW w:w="2489" w:type="dxa"/>
+            <w:tcW w:w="2488" w:type="dxa"/>
             <w:tcBorders>
               <w:start w:val="single" w:sz="4" w:space="0" w:color="000000"/>
               <w:bottom w:val="single" w:sz="4" w:space="0" w:color="000000"/>
@@ -3714,7 +6145,7 @@
         </w:tc>
         <w:tc>
           <w:tcPr>
-            <w:tcW w:w="3120" w:type="dxa"/>
+            <w:tcW w:w="3121" w:type="dxa"/>
             <w:tcBorders>
               <w:start w:val="single" w:sz="4" w:space="0" w:color="000000"/>
               <w:bottom w:val="single" w:sz="4" w:space="0" w:color="000000"/>
@@ -3846,7 +6277,7 @@
         <w:trPr/>
         <w:tc>
           <w:tcPr>
-            <w:tcW w:w="2489" w:type="dxa"/>
+            <w:tcW w:w="2488" w:type="dxa"/>
             <w:tcBorders>
               <w:start w:val="single" w:sz="4" w:space="0" w:color="000000"/>
               <w:bottom w:val="single" w:sz="4" w:space="0" w:color="000000"/>
@@ -3889,7 +6320,7 @@
         </w:tc>
         <w:tc>
           <w:tcPr>
-            <w:tcW w:w="3120" w:type="dxa"/>
+            <w:tcW w:w="3121" w:type="dxa"/>
             <w:tcBorders>
               <w:start w:val="single" w:sz="4" w:space="0" w:color="000000"/>
               <w:bottom w:val="single" w:sz="4" w:space="0" w:color="000000"/>
@@ -4021,7 +6452,7 @@
         <w:trPr/>
         <w:tc>
           <w:tcPr>
-            <w:tcW w:w="2489" w:type="dxa"/>
+            <w:tcW w:w="2488" w:type="dxa"/>
             <w:tcBorders>
               <w:start w:val="single" w:sz="4" w:space="0" w:color="000000"/>
               <w:bottom w:val="single" w:sz="4" w:space="0" w:color="000000"/>
@@ -4064,7 +6495,7 @@
         </w:tc>
         <w:tc>
           <w:tcPr>
-            <w:tcW w:w="3120" w:type="dxa"/>
+            <w:tcW w:w="3121" w:type="dxa"/>
             <w:tcBorders>
               <w:start w:val="single" w:sz="4" w:space="0" w:color="000000"/>
               <w:bottom w:val="single" w:sz="4" w:space="0" w:color="000000"/>
@@ -4196,7 +6627,7 @@
         <w:trPr/>
         <w:tc>
           <w:tcPr>
-            <w:tcW w:w="2489" w:type="dxa"/>
+            <w:tcW w:w="2488" w:type="dxa"/>
             <w:tcBorders>
               <w:start w:val="single" w:sz="4" w:space="0" w:color="000000"/>
               <w:bottom w:val="single" w:sz="4" w:space="0" w:color="000000"/>
@@ -4239,7 +6670,7 @@
         </w:tc>
         <w:tc>
           <w:tcPr>
-            <w:tcW w:w="3120" w:type="dxa"/>
+            <w:tcW w:w="3121" w:type="dxa"/>
             <w:tcBorders>
               <w:start w:val="single" w:sz="4" w:space="0" w:color="000000"/>
               <w:bottom w:val="single" w:sz="4" w:space="0" w:color="000000"/>
@@ -4371,7 +6802,7 @@
         <w:trPr/>
         <w:tc>
           <w:tcPr>
-            <w:tcW w:w="2489" w:type="dxa"/>
+            <w:tcW w:w="2488" w:type="dxa"/>
             <w:tcBorders>
               <w:start w:val="single" w:sz="4" w:space="0" w:color="000000"/>
               <w:bottom w:val="single" w:sz="4" w:space="0" w:color="000000"/>
@@ -4414,7 +6845,7 @@
         </w:tc>
         <w:tc>
           <w:tcPr>
-            <w:tcW w:w="3120" w:type="dxa"/>
+            <w:tcW w:w="3121" w:type="dxa"/>
             <w:tcBorders>
               <w:start w:val="single" w:sz="4" w:space="0" w:color="000000"/>
               <w:bottom w:val="single" w:sz="4" w:space="0" w:color="000000"/>
@@ -4546,7 +6977,7 @@
         <w:trPr/>
         <w:tc>
           <w:tcPr>
-            <w:tcW w:w="2489" w:type="dxa"/>
+            <w:tcW w:w="2488" w:type="dxa"/>
             <w:tcBorders>
               <w:start w:val="single" w:sz="4" w:space="0" w:color="000000"/>
               <w:bottom w:val="single" w:sz="4" w:space="0" w:color="000000"/>
@@ -4589,7 +7020,7 @@
         </w:tc>
         <w:tc>
           <w:tcPr>
-            <w:tcW w:w="3120" w:type="dxa"/>
+            <w:tcW w:w="3121" w:type="dxa"/>
             <w:tcBorders>
               <w:start w:val="single" w:sz="4" w:space="0" w:color="000000"/>
               <w:bottom w:val="single" w:sz="4" w:space="0" w:color="000000"/>
@@ -4721,7 +7152,7 @@
         <w:trPr/>
         <w:tc>
           <w:tcPr>
-            <w:tcW w:w="2489" w:type="dxa"/>
+            <w:tcW w:w="2488" w:type="dxa"/>
             <w:tcBorders>
               <w:start w:val="single" w:sz="4" w:space="0" w:color="000000"/>
               <w:bottom w:val="single" w:sz="4" w:space="0" w:color="000000"/>
@@ -4764,7 +7195,7 @@
         </w:tc>
         <w:tc>
           <w:tcPr>
-            <w:tcW w:w="3120" w:type="dxa"/>
+            <w:tcW w:w="3121" w:type="dxa"/>
             <w:tcBorders>
               <w:start w:val="single" w:sz="4" w:space="0" w:color="000000"/>
               <w:bottom w:val="single" w:sz="4" w:space="0" w:color="000000"/>
@@ -4896,7 +7327,7 @@
         <w:trPr/>
         <w:tc>
           <w:tcPr>
-            <w:tcW w:w="2489" w:type="dxa"/>
+            <w:tcW w:w="2488" w:type="dxa"/>
             <w:tcBorders>
               <w:start w:val="single" w:sz="4" w:space="0" w:color="000000"/>
               <w:bottom w:val="single" w:sz="4" w:space="0" w:color="000000"/>
@@ -4939,7 +7370,7 @@
         </w:tc>
         <w:tc>
           <w:tcPr>
-            <w:tcW w:w="3120" w:type="dxa"/>
+            <w:tcW w:w="3121" w:type="dxa"/>
             <w:tcBorders>
               <w:start w:val="single" w:sz="4" w:space="0" w:color="000000"/>
               <w:bottom w:val="single" w:sz="4" w:space="0" w:color="000000"/>
@@ -5071,7 +7502,7 @@
         <w:trPr/>
         <w:tc>
           <w:tcPr>
-            <w:tcW w:w="2489" w:type="dxa"/>
+            <w:tcW w:w="2488" w:type="dxa"/>
             <w:tcBorders>
               <w:start w:val="single" w:sz="4" w:space="0" w:color="000000"/>
               <w:bottom w:val="single" w:sz="4" w:space="0" w:color="000000"/>
@@ -5114,7 +7545,7 @@
         </w:tc>
         <w:tc>
           <w:tcPr>
-            <w:tcW w:w="3120" w:type="dxa"/>
+            <w:tcW w:w="3121" w:type="dxa"/>
             <w:tcBorders>
               <w:start w:val="single" w:sz="4" w:space="0" w:color="000000"/>
               <w:bottom w:val="single" w:sz="4" w:space="0" w:color="000000"/>
@@ -5246,7 +7677,7 @@
         <w:trPr/>
         <w:tc>
           <w:tcPr>
-            <w:tcW w:w="2489" w:type="dxa"/>
+            <w:tcW w:w="2488" w:type="dxa"/>
             <w:tcBorders>
               <w:start w:val="single" w:sz="4" w:space="0" w:color="000000"/>
               <w:bottom w:val="single" w:sz="4" w:space="0" w:color="000000"/>
@@ -5289,7 +7720,7 @@
         </w:tc>
         <w:tc>
           <w:tcPr>
-            <w:tcW w:w="3120" w:type="dxa"/>
+            <w:tcW w:w="3121" w:type="dxa"/>
             <w:tcBorders>
               <w:start w:val="single" w:sz="4" w:space="0" w:color="000000"/>
               <w:bottom w:val="single" w:sz="4" w:space="0" w:color="000000"/>
@@ -5421,7 +7852,7 @@
         <w:trPr/>
         <w:tc>
           <w:tcPr>
-            <w:tcW w:w="2489" w:type="dxa"/>
+            <w:tcW w:w="2488" w:type="dxa"/>
             <w:tcBorders>
               <w:start w:val="single" w:sz="4" w:space="0" w:color="000000"/>
               <w:bottom w:val="single" w:sz="4" w:space="0" w:color="000000"/>
@@ -5464,7 +7895,7 @@
         </w:tc>
         <w:tc>
           <w:tcPr>
-            <w:tcW w:w="3120" w:type="dxa"/>
+            <w:tcW w:w="3121" w:type="dxa"/>
             <w:tcBorders>
               <w:start w:val="single" w:sz="4" w:space="0" w:color="000000"/>
               <w:bottom w:val="single" w:sz="4" w:space="0" w:color="000000"/>
@@ -5596,7 +8027,7 @@
         <w:trPr/>
         <w:tc>
           <w:tcPr>
-            <w:tcW w:w="2489" w:type="dxa"/>
+            <w:tcW w:w="2488" w:type="dxa"/>
             <w:tcBorders>
               <w:start w:val="single" w:sz="4" w:space="0" w:color="000000"/>
               <w:bottom w:val="single" w:sz="4" w:space="0" w:color="000000"/>
@@ -5639,7 +8070,7 @@
         </w:tc>
         <w:tc>
           <w:tcPr>
-            <w:tcW w:w="3120" w:type="dxa"/>
+            <w:tcW w:w="3121" w:type="dxa"/>
             <w:tcBorders>
               <w:start w:val="single" w:sz="4" w:space="0" w:color="000000"/>
               <w:bottom w:val="single" w:sz="4" w:space="0" w:color="000000"/>
@@ -7170,7 +9601,7 @@
               <w:pStyle w:val="BodyText"/>
               <w:widowControl/>
               <w:suppressAutoHyphens w:val="true"/>
-              <w:overflowPunct w:val="false"/>
+              <w:overflowPunct w:val="true"/>
               <w:bidi w:val="0"/>
               <w:spacing w:lineRule="exact" w:line="198" w:before="0" w:after="0"/>
               <w:ind w:hanging="0" w:start="0" w:end="0"/>
@@ -8165,7 +10596,7 @@
               <w:pStyle w:val="BodyText"/>
               <w:widowControl/>
               <w:suppressAutoHyphens w:val="true"/>
-              <w:overflowPunct w:val="false"/>
+              <w:overflowPunct w:val="true"/>
               <w:bidi w:val="0"/>
               <w:spacing w:lineRule="exact" w:line="198" w:before="0" w:after="0"/>
               <w:ind w:hanging="0" w:start="0" w:end="0"/>
@@ -8815,7 +11246,7 @@
     <w:pPr>
       <w:widowControl/>
       <w:suppressAutoHyphens w:val="true"/>
-      <w:overflowPunct w:val="false"/>
+      <w:overflowPunct w:val="true"/>
       <w:bidi w:val="0"/>
       <w:spacing w:before="0" w:after="0"/>
       <w:jc w:val="start"/>
